--- a/5-人员管理/运行记录类文件/050202-人员管理总结报告（截止2025年8月）.docx
+++ b/5-人员管理/运行记录类文件/050202-人员管理总结报告（截止2025年8月）.docx
@@ -1785,8 +1785,6 @@
               <w:tab w:val="right" w:leader="dot" w:pos="8306"/>
             </w:tabs>
           </w:pPr>
-          <w:bookmarkStart w:id="15" w:name="_GoBack"/>
-          <w:bookmarkEnd w:id="15"/>
           <w:r>
             <w:rPr>
               <w:rFonts w:hint="eastAsia" w:ascii="宋体" w:hAnsi="宋体" w:eastAsia="宋体" w:cs="宋体"/>
@@ -4512,7 +4510,6 @@
             <w:insideH w:val="none" w:color="auto" w:sz="0" w:space="0"/>
             <w:insideV w:val="none" w:color="auto" w:sz="0" w:space="0"/>
           </w:tblBorders>
-          <w:shd w:val="clear" w:color="auto" w:fill="auto"/>
           <w:tblCellMar>
             <w:top w:w="0" w:type="dxa"/>
             <w:left w:w="108" w:type="dxa"/>
@@ -4807,657 +4804,6 @@
               <w:textAlignment w:val="center"/>
               <w:rPr>
                 <w:rFonts w:hint="default" w:ascii="宋体" w:hAnsi="宋体" w:eastAsia="宋体" w:cs="宋体"/>
-                <w:i w:val="0"/>
-                <w:iCs w:val="0"/>
-                <w:snapToGrid w:val="0"/>
-                <w:color w:val="000000"/>
-                <w:kern w:val="0"/>
-                <w:sz w:val="16"/>
-                <w:szCs w:val="16"/>
-                <w:u w:val="none"/>
-                <w:lang w:val="en-US" w:eastAsia="zh-CN"/>
-              </w:rPr>
-            </w:pPr>
-            <w:r>
-              <w:rPr>
-                <w:rFonts w:hint="eastAsia" w:ascii="宋体" w:hAnsi="宋体" w:eastAsia="宋体" w:cs="宋体"/>
-                <w:i w:val="0"/>
-                <w:iCs w:val="0"/>
-                <w:snapToGrid w:val="0"/>
-                <w:color w:val="000000"/>
-                <w:kern w:val="0"/>
-                <w:sz w:val="16"/>
-                <w:szCs w:val="16"/>
-                <w:u w:val="none"/>
-                <w:lang w:val="en-US" w:eastAsia="zh-CN"/>
-              </w:rPr>
-              <w:t>完成</w:t>
-            </w:r>
-          </w:p>
-        </w:tc>
-      </w:tr>
-      <w:tr>
-        <w:tblPrEx>
-          <w:tblBorders>
-            <w:top w:val="none" w:color="auto" w:sz="0" w:space="0"/>
-            <w:left w:val="none" w:color="auto" w:sz="0" w:space="0"/>
-            <w:bottom w:val="none" w:color="auto" w:sz="0" w:space="0"/>
-            <w:right w:val="none" w:color="auto" w:sz="0" w:space="0"/>
-            <w:insideH w:val="none" w:color="auto" w:sz="0" w:space="0"/>
-            <w:insideV w:val="none" w:color="auto" w:sz="0" w:space="0"/>
-          </w:tblBorders>
-          <w:tblCellMar>
-            <w:top w:w="0" w:type="dxa"/>
-            <w:left w:w="108" w:type="dxa"/>
-            <w:bottom w:w="0" w:type="dxa"/>
-            <w:right w:w="108" w:type="dxa"/>
-          </w:tblCellMar>
-        </w:tblPrEx>
-        <w:trPr>
-          <w:trHeight w:val="384" w:hRule="atLeast"/>
-          <w:jc w:val="center"/>
-        </w:trPr>
-        <w:tc>
-          <w:tcPr>
-            <w:tcW w:w="661" w:type="dxa"/>
-            <w:tcBorders>
-              <w:top w:val="single" w:color="000000" w:sz="4" w:space="0"/>
-              <w:left w:val="single" w:color="000000" w:sz="4" w:space="0"/>
-              <w:bottom w:val="single" w:color="000000" w:sz="4" w:space="0"/>
-              <w:right w:val="single" w:color="000000" w:sz="4" w:space="0"/>
-            </w:tcBorders>
-            <w:shd w:val="clear" w:color="auto" w:fill="auto"/>
-            <w:vAlign w:val="center"/>
-          </w:tcPr>
-          <w:p>
-            <w:pPr>
-              <w:keepNext w:val="0"/>
-              <w:keepLines w:val="0"/>
-              <w:pageBreakBefore w:val="0"/>
-              <w:widowControl w:val="0"/>
-              <w:numPr>
-                <w:ilvl w:val="0"/>
-                <w:numId w:val="2"/>
-              </w:numPr>
-              <w:suppressLineNumbers w:val="0"/>
-              <w:wordWrap/>
-              <w:overflowPunct/>
-              <w:bidi w:val="0"/>
-              <w:ind w:left="425" w:leftChars="0" w:hanging="425" w:firstLineChars="0"/>
-              <w:jc w:val="left"/>
-              <w:textAlignment w:val="center"/>
-              <w:rPr>
-                <w:rFonts w:hint="eastAsia" w:ascii="宋体" w:hAnsi="宋体" w:eastAsia="宋体" w:cs="宋体"/>
-                <w:i w:val="0"/>
-                <w:iCs w:val="0"/>
-                <w:snapToGrid w:val="0"/>
-                <w:color w:val="000000"/>
-                <w:kern w:val="0"/>
-                <w:sz w:val="16"/>
-                <w:szCs w:val="16"/>
-                <w:u w:val="none"/>
-                <w:lang w:val="en-US" w:eastAsia="zh-CN"/>
-              </w:rPr>
-            </w:pPr>
-          </w:p>
-        </w:tc>
-        <w:tc>
-          <w:tcPr>
-            <w:tcW w:w="2100" w:type="dxa"/>
-            <w:tcBorders>
-              <w:top w:val="single" w:color="000000" w:sz="4" w:space="0"/>
-              <w:left w:val="single" w:color="000000" w:sz="4" w:space="0"/>
-              <w:bottom w:val="single" w:color="000000" w:sz="4" w:space="0"/>
-              <w:right w:val="single" w:color="000000" w:sz="4" w:space="0"/>
-            </w:tcBorders>
-            <w:shd w:val="clear" w:color="auto" w:fill="auto"/>
-            <w:vAlign w:val="center"/>
-          </w:tcPr>
-          <w:p>
-            <w:pPr>
-              <w:keepNext w:val="0"/>
-              <w:keepLines w:val="0"/>
-              <w:pageBreakBefore w:val="0"/>
-              <w:widowControl w:val="0"/>
-              <w:suppressLineNumbers w:val="0"/>
-              <w:wordWrap/>
-              <w:overflowPunct/>
-              <w:bidi w:val="0"/>
-              <w:jc w:val="left"/>
-              <w:textAlignment w:val="center"/>
-              <w:rPr>
-                <w:rFonts w:hint="eastAsia" w:ascii="宋体" w:hAnsi="宋体" w:eastAsia="宋体" w:cs="宋体"/>
-                <w:i w:val="0"/>
-                <w:iCs w:val="0"/>
-                <w:color w:val="000000"/>
-                <w:sz w:val="16"/>
-                <w:szCs w:val="16"/>
-                <w:u w:val="none"/>
-              </w:rPr>
-            </w:pPr>
-            <w:r>
-              <w:rPr>
-                <w:rFonts w:hint="eastAsia" w:ascii="宋体" w:hAnsi="宋体" w:eastAsia="宋体" w:cs="宋体"/>
-                <w:i w:val="0"/>
-                <w:iCs w:val="0"/>
-                <w:snapToGrid w:val="0"/>
-                <w:color w:val="000000"/>
-                <w:kern w:val="0"/>
-                <w:sz w:val="16"/>
-                <w:szCs w:val="16"/>
-                <w:u w:val="none"/>
-                <w:lang w:val="en-US" w:eastAsia="zh-CN"/>
-              </w:rPr>
-              <w:t>运维服务工具使用</w:t>
-            </w:r>
-          </w:p>
-        </w:tc>
-        <w:tc>
-          <w:tcPr>
-            <w:tcW w:w="1850" w:type="dxa"/>
-            <w:tcBorders>
-              <w:top w:val="single" w:color="000000" w:sz="4" w:space="0"/>
-              <w:left w:val="single" w:color="000000" w:sz="4" w:space="0"/>
-              <w:bottom w:val="single" w:color="000000" w:sz="4" w:space="0"/>
-              <w:right w:val="single" w:color="000000" w:sz="4" w:space="0"/>
-            </w:tcBorders>
-            <w:shd w:val="clear" w:color="auto" w:fill="auto"/>
-            <w:vAlign w:val="center"/>
-          </w:tcPr>
-          <w:p>
-            <w:pPr>
-              <w:keepNext w:val="0"/>
-              <w:keepLines w:val="0"/>
-              <w:pageBreakBefore w:val="0"/>
-              <w:widowControl w:val="0"/>
-              <w:suppressLineNumbers w:val="0"/>
-              <w:wordWrap/>
-              <w:overflowPunct/>
-              <w:bidi w:val="0"/>
-              <w:jc w:val="left"/>
-              <w:textAlignment w:val="center"/>
-              <w:rPr>
-                <w:rFonts w:hint="eastAsia" w:ascii="宋体" w:hAnsi="宋体" w:eastAsia="宋体" w:cs="宋体"/>
-                <w:i w:val="0"/>
-                <w:iCs w:val="0"/>
-                <w:color w:val="000000"/>
-                <w:sz w:val="16"/>
-                <w:szCs w:val="16"/>
-                <w:u w:val="none"/>
-              </w:rPr>
-            </w:pPr>
-            <w:r>
-              <w:rPr>
-                <w:rFonts w:hint="eastAsia" w:ascii="宋体" w:hAnsi="宋体" w:eastAsia="宋体" w:cs="宋体"/>
-                <w:i w:val="0"/>
-                <w:iCs w:val="0"/>
-                <w:snapToGrid w:val="0"/>
-                <w:color w:val="000000"/>
-                <w:kern w:val="0"/>
-                <w:sz w:val="16"/>
-                <w:szCs w:val="16"/>
-                <w:u w:val="none"/>
-                <w:lang w:val="en-US" w:eastAsia="zh-CN"/>
-              </w:rPr>
-              <w:t>运维部全员</w:t>
-            </w:r>
-          </w:p>
-        </w:tc>
-        <w:tc>
-          <w:tcPr>
-            <w:tcW w:w="750" w:type="dxa"/>
-            <w:tcBorders>
-              <w:top w:val="single" w:color="000000" w:sz="4" w:space="0"/>
-              <w:left w:val="single" w:color="000000" w:sz="4" w:space="0"/>
-              <w:bottom w:val="single" w:color="000000" w:sz="4" w:space="0"/>
-              <w:right w:val="single" w:color="000000" w:sz="4" w:space="0"/>
-            </w:tcBorders>
-            <w:shd w:val="clear" w:color="auto" w:fill="auto"/>
-            <w:vAlign w:val="center"/>
-          </w:tcPr>
-          <w:p>
-            <w:pPr>
-              <w:keepNext w:val="0"/>
-              <w:keepLines w:val="0"/>
-              <w:pageBreakBefore w:val="0"/>
-              <w:widowControl w:val="0"/>
-              <w:suppressLineNumbers w:val="0"/>
-              <w:wordWrap/>
-              <w:overflowPunct/>
-              <w:bidi w:val="0"/>
-              <w:jc w:val="both"/>
-              <w:textAlignment w:val="center"/>
-              <w:rPr>
-                <w:rFonts w:hint="eastAsia" w:ascii="宋体" w:hAnsi="宋体" w:eastAsia="宋体" w:cs="宋体"/>
-                <w:i w:val="0"/>
-                <w:iCs w:val="0"/>
-                <w:color w:val="000000"/>
-                <w:sz w:val="16"/>
-                <w:szCs w:val="16"/>
-                <w:u w:val="none"/>
-              </w:rPr>
-            </w:pPr>
-            <w:r>
-              <w:rPr>
-                <w:rFonts w:hint="eastAsia" w:ascii="宋体" w:hAnsi="宋体" w:eastAsia="宋体" w:cs="宋体"/>
-                <w:i w:val="0"/>
-                <w:iCs w:val="0"/>
-                <w:snapToGrid w:val="0"/>
-                <w:color w:val="000000"/>
-                <w:kern w:val="0"/>
-                <w:sz w:val="16"/>
-                <w:szCs w:val="16"/>
-                <w:u w:val="none"/>
-                <w:lang w:val="en-US" w:eastAsia="zh-CN"/>
-              </w:rPr>
-              <w:t>毛彦超</w:t>
-            </w:r>
-          </w:p>
-        </w:tc>
-        <w:tc>
-          <w:tcPr>
-            <w:tcW w:w="1189" w:type="dxa"/>
-            <w:tcBorders>
-              <w:top w:val="single" w:color="000000" w:sz="4" w:space="0"/>
-              <w:left w:val="single" w:color="000000" w:sz="4" w:space="0"/>
-              <w:bottom w:val="single" w:color="000000" w:sz="4" w:space="0"/>
-              <w:right w:val="single" w:color="000000" w:sz="4" w:space="0"/>
-            </w:tcBorders>
-            <w:shd w:val="clear" w:color="auto" w:fill="auto"/>
-            <w:noWrap/>
-            <w:vAlign w:val="center"/>
-          </w:tcPr>
-          <w:p>
-            <w:pPr>
-              <w:keepNext w:val="0"/>
-              <w:keepLines w:val="0"/>
-              <w:pageBreakBefore w:val="0"/>
-              <w:widowControl w:val="0"/>
-              <w:suppressLineNumbers w:val="0"/>
-              <w:wordWrap/>
-              <w:overflowPunct/>
-              <w:bidi w:val="0"/>
-              <w:jc w:val="both"/>
-              <w:textAlignment w:val="center"/>
-              <w:rPr>
-                <w:rFonts w:hint="eastAsia" w:ascii="宋体" w:hAnsi="宋体" w:eastAsia="宋体" w:cs="宋体"/>
-                <w:i w:val="0"/>
-                <w:iCs w:val="0"/>
-                <w:color w:val="000000"/>
-                <w:sz w:val="16"/>
-                <w:szCs w:val="16"/>
-                <w:u w:val="none"/>
-              </w:rPr>
-            </w:pPr>
-            <w:r>
-              <w:rPr>
-                <w:rFonts w:hint="eastAsia" w:ascii="宋体" w:hAnsi="宋体" w:eastAsia="宋体" w:cs="宋体"/>
-                <w:i w:val="0"/>
-                <w:iCs w:val="0"/>
-                <w:snapToGrid w:val="0"/>
-                <w:color w:val="000000"/>
-                <w:kern w:val="0"/>
-                <w:sz w:val="16"/>
-                <w:szCs w:val="16"/>
-                <w:u w:val="none"/>
-                <w:lang w:val="en-US" w:eastAsia="zh-CN"/>
-              </w:rPr>
-              <w:t>1月</w:t>
-            </w:r>
-          </w:p>
-        </w:tc>
-        <w:tc>
-          <w:tcPr>
-            <w:tcW w:w="1189" w:type="dxa"/>
-            <w:tcBorders>
-              <w:top w:val="single" w:color="000000" w:sz="4" w:space="0"/>
-              <w:left w:val="single" w:color="000000" w:sz="4" w:space="0"/>
-              <w:bottom w:val="single" w:color="000000" w:sz="4" w:space="0"/>
-              <w:right w:val="single" w:color="000000" w:sz="4" w:space="0"/>
-            </w:tcBorders>
-            <w:shd w:val="clear" w:color="auto" w:fill="auto"/>
-            <w:noWrap/>
-            <w:vAlign w:val="center"/>
-          </w:tcPr>
-          <w:p>
-            <w:pPr>
-              <w:keepNext w:val="0"/>
-              <w:keepLines w:val="0"/>
-              <w:pageBreakBefore w:val="0"/>
-              <w:widowControl w:val="0"/>
-              <w:suppressLineNumbers w:val="0"/>
-              <w:wordWrap/>
-              <w:overflowPunct/>
-              <w:bidi w:val="0"/>
-              <w:jc w:val="both"/>
-              <w:textAlignment w:val="center"/>
-              <w:rPr>
-                <w:rFonts w:hint="eastAsia" w:ascii="宋体" w:hAnsi="宋体" w:eastAsia="宋体" w:cs="宋体"/>
-                <w:i w:val="0"/>
-                <w:iCs w:val="0"/>
-                <w:snapToGrid w:val="0"/>
-                <w:color w:val="000000"/>
-                <w:kern w:val="0"/>
-                <w:sz w:val="16"/>
-                <w:szCs w:val="16"/>
-                <w:u w:val="none"/>
-                <w:lang w:val="en-US" w:eastAsia="zh-CN"/>
-              </w:rPr>
-            </w:pPr>
-            <w:r>
-              <w:rPr>
-                <w:rFonts w:hint="eastAsia" w:ascii="宋体" w:hAnsi="宋体" w:eastAsia="宋体" w:cs="宋体"/>
-                <w:i w:val="0"/>
-                <w:iCs w:val="0"/>
-                <w:snapToGrid w:val="0"/>
-                <w:color w:val="000000"/>
-                <w:kern w:val="0"/>
-                <w:sz w:val="16"/>
-                <w:szCs w:val="16"/>
-                <w:u w:val="none"/>
-                <w:lang w:val="en-US" w:eastAsia="zh-CN"/>
-              </w:rPr>
-              <w:t>完成</w:t>
-            </w:r>
-          </w:p>
-        </w:tc>
-      </w:tr>
-      <w:tr>
-        <w:tblPrEx>
-          <w:tblBorders>
-            <w:top w:val="none" w:color="auto" w:sz="0" w:space="0"/>
-            <w:left w:val="none" w:color="auto" w:sz="0" w:space="0"/>
-            <w:bottom w:val="none" w:color="auto" w:sz="0" w:space="0"/>
-            <w:right w:val="none" w:color="auto" w:sz="0" w:space="0"/>
-            <w:insideH w:val="none" w:color="auto" w:sz="0" w:space="0"/>
-            <w:insideV w:val="none" w:color="auto" w:sz="0" w:space="0"/>
-          </w:tblBorders>
-          <w:tblCellMar>
-            <w:top w:w="0" w:type="dxa"/>
-            <w:left w:w="108" w:type="dxa"/>
-            <w:bottom w:w="0" w:type="dxa"/>
-            <w:right w:w="108" w:type="dxa"/>
-          </w:tblCellMar>
-        </w:tblPrEx>
-        <w:trPr>
-          <w:trHeight w:val="576" w:hRule="atLeast"/>
-          <w:jc w:val="center"/>
-        </w:trPr>
-        <w:tc>
-          <w:tcPr>
-            <w:tcW w:w="661" w:type="dxa"/>
-            <w:tcBorders>
-              <w:top w:val="single" w:color="000000" w:sz="4" w:space="0"/>
-              <w:left w:val="single" w:color="000000" w:sz="4" w:space="0"/>
-              <w:bottom w:val="single" w:color="000000" w:sz="4" w:space="0"/>
-              <w:right w:val="single" w:color="000000" w:sz="4" w:space="0"/>
-            </w:tcBorders>
-            <w:shd w:val="clear" w:color="auto" w:fill="auto"/>
-            <w:vAlign w:val="center"/>
-          </w:tcPr>
-          <w:p>
-            <w:pPr>
-              <w:keepNext w:val="0"/>
-              <w:keepLines w:val="0"/>
-              <w:pageBreakBefore w:val="0"/>
-              <w:widowControl w:val="0"/>
-              <w:numPr>
-                <w:ilvl w:val="0"/>
-                <w:numId w:val="2"/>
-              </w:numPr>
-              <w:suppressLineNumbers w:val="0"/>
-              <w:wordWrap/>
-              <w:overflowPunct/>
-              <w:bidi w:val="0"/>
-              <w:ind w:left="425" w:leftChars="0" w:hanging="425" w:firstLineChars="0"/>
-              <w:jc w:val="left"/>
-              <w:textAlignment w:val="center"/>
-              <w:rPr>
-                <w:rFonts w:hint="eastAsia" w:ascii="宋体" w:hAnsi="宋体" w:eastAsia="宋体" w:cs="宋体"/>
-                <w:i w:val="0"/>
-                <w:iCs w:val="0"/>
-                <w:snapToGrid w:val="0"/>
-                <w:color w:val="000000"/>
-                <w:kern w:val="0"/>
-                <w:sz w:val="16"/>
-                <w:szCs w:val="16"/>
-                <w:u w:val="none"/>
-                <w:lang w:val="en-US" w:eastAsia="zh-CN"/>
-              </w:rPr>
-            </w:pPr>
-          </w:p>
-        </w:tc>
-        <w:tc>
-          <w:tcPr>
-            <w:tcW w:w="2100" w:type="dxa"/>
-            <w:tcBorders>
-              <w:top w:val="single" w:color="000000" w:sz="4" w:space="0"/>
-              <w:left w:val="single" w:color="000000" w:sz="4" w:space="0"/>
-              <w:bottom w:val="single" w:color="000000" w:sz="4" w:space="0"/>
-              <w:right w:val="single" w:color="000000" w:sz="4" w:space="0"/>
-            </w:tcBorders>
-            <w:shd w:val="clear" w:color="auto" w:fill="auto"/>
-            <w:vAlign w:val="center"/>
-          </w:tcPr>
-          <w:p>
-            <w:pPr>
-              <w:keepNext w:val="0"/>
-              <w:keepLines w:val="0"/>
-              <w:pageBreakBefore w:val="0"/>
-              <w:widowControl w:val="0"/>
-              <w:suppressLineNumbers w:val="0"/>
-              <w:wordWrap/>
-              <w:overflowPunct/>
-              <w:bidi w:val="0"/>
-              <w:jc w:val="left"/>
-              <w:textAlignment w:val="center"/>
-              <w:rPr>
-                <w:rFonts w:hint="eastAsia" w:ascii="宋体" w:hAnsi="宋体" w:eastAsia="宋体" w:cs="宋体"/>
-                <w:i w:val="0"/>
-                <w:iCs w:val="0"/>
-                <w:color w:val="000000"/>
-                <w:sz w:val="16"/>
-                <w:szCs w:val="16"/>
-                <w:u w:val="none"/>
-              </w:rPr>
-            </w:pPr>
-            <w:r>
-              <w:rPr>
-                <w:rFonts w:hint="eastAsia" w:ascii="宋体" w:hAnsi="宋体" w:eastAsia="宋体" w:cs="宋体"/>
-                <w:i w:val="0"/>
-                <w:iCs w:val="0"/>
-                <w:snapToGrid w:val="0"/>
-                <w:color w:val="000000"/>
-                <w:kern w:val="0"/>
-                <w:sz w:val="16"/>
-                <w:szCs w:val="16"/>
-                <w:u w:val="none"/>
-                <w:lang w:val="en-US" w:eastAsia="zh-CN"/>
-              </w:rPr>
-              <w:t>入职培训（包括制度与企业文化</w:t>
-            </w:r>
-          </w:p>
-        </w:tc>
-        <w:tc>
-          <w:tcPr>
-            <w:tcW w:w="1850" w:type="dxa"/>
-            <w:tcBorders>
-              <w:top w:val="single" w:color="000000" w:sz="4" w:space="0"/>
-              <w:left w:val="single" w:color="000000" w:sz="4" w:space="0"/>
-              <w:bottom w:val="single" w:color="000000" w:sz="4" w:space="0"/>
-              <w:right w:val="single" w:color="000000" w:sz="4" w:space="0"/>
-            </w:tcBorders>
-            <w:shd w:val="clear" w:color="auto" w:fill="auto"/>
-            <w:vAlign w:val="center"/>
-          </w:tcPr>
-          <w:p>
-            <w:pPr>
-              <w:keepNext w:val="0"/>
-              <w:keepLines w:val="0"/>
-              <w:pageBreakBefore w:val="0"/>
-              <w:widowControl w:val="0"/>
-              <w:suppressLineNumbers w:val="0"/>
-              <w:wordWrap/>
-              <w:overflowPunct/>
-              <w:bidi w:val="0"/>
-              <w:jc w:val="left"/>
-              <w:textAlignment w:val="center"/>
-              <w:rPr>
-                <w:rFonts w:hint="eastAsia" w:ascii="宋体" w:hAnsi="宋体" w:eastAsia="宋体" w:cs="宋体"/>
-                <w:i w:val="0"/>
-                <w:iCs w:val="0"/>
-                <w:color w:val="000000"/>
-                <w:sz w:val="16"/>
-                <w:szCs w:val="16"/>
-                <w:u w:val="none"/>
-              </w:rPr>
-            </w:pPr>
-            <w:r>
-              <w:rPr>
-                <w:rFonts w:hint="eastAsia" w:ascii="宋体" w:hAnsi="宋体" w:eastAsia="宋体" w:cs="宋体"/>
-                <w:i w:val="0"/>
-                <w:iCs w:val="0"/>
-                <w:snapToGrid w:val="0"/>
-                <w:color w:val="000000"/>
-                <w:kern w:val="0"/>
-                <w:sz w:val="16"/>
-                <w:szCs w:val="16"/>
-                <w:u w:val="none"/>
-                <w:lang w:val="en-US" w:eastAsia="zh-CN"/>
-              </w:rPr>
-              <w:t>公司全员</w:t>
-            </w:r>
-          </w:p>
-        </w:tc>
-        <w:tc>
-          <w:tcPr>
-            <w:tcW w:w="750" w:type="dxa"/>
-            <w:tcBorders>
-              <w:top w:val="single" w:color="000000" w:sz="4" w:space="0"/>
-              <w:left w:val="single" w:color="000000" w:sz="4" w:space="0"/>
-              <w:bottom w:val="single" w:color="000000" w:sz="4" w:space="0"/>
-              <w:right w:val="single" w:color="000000" w:sz="4" w:space="0"/>
-            </w:tcBorders>
-            <w:shd w:val="clear" w:color="auto" w:fill="auto"/>
-            <w:vAlign w:val="center"/>
-          </w:tcPr>
-          <w:p>
-            <w:pPr>
-              <w:keepNext w:val="0"/>
-              <w:keepLines w:val="0"/>
-              <w:pageBreakBefore w:val="0"/>
-              <w:widowControl w:val="0"/>
-              <w:suppressLineNumbers w:val="0"/>
-              <w:wordWrap/>
-              <w:overflowPunct/>
-              <w:bidi w:val="0"/>
-              <w:jc w:val="both"/>
-              <w:textAlignment w:val="center"/>
-              <w:rPr>
-                <w:rFonts w:hint="default" w:ascii="宋体" w:hAnsi="宋体" w:eastAsia="宋体" w:cs="宋体"/>
-                <w:i w:val="0"/>
-                <w:iCs w:val="0"/>
-                <w:color w:val="000000"/>
-                <w:sz w:val="16"/>
-                <w:szCs w:val="16"/>
-                <w:u w:val="none"/>
-                <w:lang w:val="en-US"/>
-              </w:rPr>
-            </w:pPr>
-            <w:r>
-              <w:rPr>
-                <w:rFonts w:hint="eastAsia" w:ascii="宋体" w:hAnsi="宋体" w:eastAsia="宋体" w:cs="宋体"/>
-                <w:i w:val="0"/>
-                <w:iCs w:val="0"/>
-                <w:snapToGrid w:val="0"/>
-                <w:color w:val="000000"/>
-                <w:kern w:val="0"/>
-                <w:sz w:val="16"/>
-                <w:szCs w:val="16"/>
-                <w:u w:val="none"/>
-                <w:lang w:val="en-US" w:eastAsia="zh-CN"/>
-              </w:rPr>
-              <w:t>各模块负责人</w:t>
-            </w:r>
-          </w:p>
-        </w:tc>
-        <w:tc>
-          <w:tcPr>
-            <w:tcW w:w="1189" w:type="dxa"/>
-            <w:tcBorders>
-              <w:top w:val="single" w:color="000000" w:sz="4" w:space="0"/>
-              <w:left w:val="single" w:color="000000" w:sz="4" w:space="0"/>
-              <w:bottom w:val="single" w:color="000000" w:sz="4" w:space="0"/>
-              <w:right w:val="single" w:color="000000" w:sz="4" w:space="0"/>
-            </w:tcBorders>
-            <w:shd w:val="clear" w:color="auto" w:fill="auto"/>
-            <w:vAlign w:val="center"/>
-          </w:tcPr>
-          <w:p>
-            <w:pPr>
-              <w:keepNext w:val="0"/>
-              <w:keepLines w:val="0"/>
-              <w:pageBreakBefore w:val="0"/>
-              <w:widowControl w:val="0"/>
-              <w:suppressLineNumbers w:val="0"/>
-              <w:wordWrap/>
-              <w:overflowPunct/>
-              <w:bidi w:val="0"/>
-              <w:jc w:val="both"/>
-              <w:textAlignment w:val="center"/>
-              <w:rPr>
-                <w:rFonts w:hint="eastAsia" w:ascii="宋体" w:hAnsi="宋体" w:eastAsia="宋体" w:cs="宋体"/>
-                <w:i w:val="0"/>
-                <w:iCs w:val="0"/>
-                <w:color w:val="000000"/>
-                <w:sz w:val="16"/>
-                <w:szCs w:val="16"/>
-                <w:u w:val="none"/>
-              </w:rPr>
-            </w:pPr>
-            <w:r>
-              <w:rPr>
-                <w:rFonts w:hint="eastAsia" w:ascii="宋体" w:hAnsi="宋体" w:eastAsia="宋体" w:cs="宋体"/>
-                <w:i w:val="0"/>
-                <w:iCs w:val="0"/>
-                <w:snapToGrid w:val="0"/>
-                <w:color w:val="000000"/>
-                <w:kern w:val="0"/>
-                <w:sz w:val="16"/>
-                <w:szCs w:val="16"/>
-                <w:u w:val="none"/>
-                <w:lang w:val="en-US" w:eastAsia="zh-CN"/>
-              </w:rPr>
-              <w:t>3月</w:t>
-            </w:r>
-          </w:p>
-        </w:tc>
-        <w:tc>
-          <w:tcPr>
-            <w:tcW w:w="1189" w:type="dxa"/>
-            <w:tcBorders>
-              <w:top w:val="single" w:color="000000" w:sz="4" w:space="0"/>
-              <w:left w:val="single" w:color="000000" w:sz="4" w:space="0"/>
-              <w:bottom w:val="single" w:color="000000" w:sz="4" w:space="0"/>
-              <w:right w:val="single" w:color="000000" w:sz="4" w:space="0"/>
-            </w:tcBorders>
-            <w:shd w:val="clear" w:color="auto" w:fill="auto"/>
-            <w:vAlign w:val="center"/>
-          </w:tcPr>
-          <w:p>
-            <w:pPr>
-              <w:keepNext w:val="0"/>
-              <w:keepLines w:val="0"/>
-              <w:pageBreakBefore w:val="0"/>
-              <w:widowControl w:val="0"/>
-              <w:suppressLineNumbers w:val="0"/>
-              <w:wordWrap/>
-              <w:overflowPunct/>
-              <w:bidi w:val="0"/>
-              <w:jc w:val="both"/>
-              <w:textAlignment w:val="center"/>
-              <w:rPr>
-                <w:rFonts w:hint="eastAsia" w:ascii="宋体" w:hAnsi="宋体" w:eastAsia="宋体" w:cs="宋体"/>
                 <w:i w:val="0"/>
                 <w:iCs w:val="0"/>
                 <w:snapToGrid w:val="0"/>
@@ -5600,7 +4946,7 @@
                 <w:u w:val="none"/>
                 <w:lang w:val="en-US" w:eastAsia="zh-CN"/>
               </w:rPr>
-              <w:t>公司产品培训</w:t>
+              <w:t>运维服务工具使用</w:t>
             </w:r>
           </w:p>
         </w:tc>
@@ -5651,6 +4997,333 @@
                 <w:u w:val="none"/>
                 <w:lang w:val="en-US" w:eastAsia="zh-CN"/>
               </w:rPr>
+              <w:t>运维部全员</w:t>
+            </w:r>
+          </w:p>
+        </w:tc>
+        <w:tc>
+          <w:tcPr>
+            <w:tcW w:w="750" w:type="dxa"/>
+            <w:tcBorders>
+              <w:top w:val="single" w:color="000000" w:sz="4" w:space="0"/>
+              <w:left w:val="single" w:color="000000" w:sz="4" w:space="0"/>
+              <w:bottom w:val="single" w:color="000000" w:sz="4" w:space="0"/>
+              <w:right w:val="single" w:color="000000" w:sz="4" w:space="0"/>
+            </w:tcBorders>
+            <w:shd w:val="clear" w:color="auto" w:fill="auto"/>
+            <w:vAlign w:val="center"/>
+          </w:tcPr>
+          <w:p>
+            <w:pPr>
+              <w:keepNext w:val="0"/>
+              <w:keepLines w:val="0"/>
+              <w:pageBreakBefore w:val="0"/>
+              <w:widowControl w:val="0"/>
+              <w:suppressLineNumbers w:val="0"/>
+              <w:wordWrap/>
+              <w:overflowPunct/>
+              <w:bidi w:val="0"/>
+              <w:jc w:val="both"/>
+              <w:textAlignment w:val="center"/>
+              <w:rPr>
+                <w:rFonts w:hint="eastAsia" w:ascii="宋体" w:hAnsi="宋体" w:eastAsia="宋体" w:cs="宋体"/>
+                <w:i w:val="0"/>
+                <w:iCs w:val="0"/>
+                <w:color w:val="000000"/>
+                <w:sz w:val="16"/>
+                <w:szCs w:val="16"/>
+                <w:u w:val="none"/>
+              </w:rPr>
+            </w:pPr>
+            <w:r>
+              <w:rPr>
+                <w:rFonts w:hint="eastAsia" w:ascii="宋体" w:hAnsi="宋体" w:eastAsia="宋体" w:cs="宋体"/>
+                <w:i w:val="0"/>
+                <w:iCs w:val="0"/>
+                <w:snapToGrid w:val="0"/>
+                <w:color w:val="000000"/>
+                <w:kern w:val="0"/>
+                <w:sz w:val="16"/>
+                <w:szCs w:val="16"/>
+                <w:u w:val="none"/>
+                <w:lang w:val="en-US" w:eastAsia="zh-CN"/>
+              </w:rPr>
+              <w:t>毛彦超</w:t>
+            </w:r>
+          </w:p>
+        </w:tc>
+        <w:tc>
+          <w:tcPr>
+            <w:tcW w:w="1189" w:type="dxa"/>
+            <w:tcBorders>
+              <w:top w:val="single" w:color="000000" w:sz="4" w:space="0"/>
+              <w:left w:val="single" w:color="000000" w:sz="4" w:space="0"/>
+              <w:bottom w:val="single" w:color="000000" w:sz="4" w:space="0"/>
+              <w:right w:val="single" w:color="000000" w:sz="4" w:space="0"/>
+            </w:tcBorders>
+            <w:shd w:val="clear" w:color="auto" w:fill="auto"/>
+            <w:noWrap/>
+            <w:vAlign w:val="center"/>
+          </w:tcPr>
+          <w:p>
+            <w:pPr>
+              <w:keepNext w:val="0"/>
+              <w:keepLines w:val="0"/>
+              <w:pageBreakBefore w:val="0"/>
+              <w:widowControl w:val="0"/>
+              <w:suppressLineNumbers w:val="0"/>
+              <w:wordWrap/>
+              <w:overflowPunct/>
+              <w:bidi w:val="0"/>
+              <w:jc w:val="both"/>
+              <w:textAlignment w:val="center"/>
+              <w:rPr>
+                <w:rFonts w:hint="eastAsia" w:ascii="宋体" w:hAnsi="宋体" w:eastAsia="宋体" w:cs="宋体"/>
+                <w:i w:val="0"/>
+                <w:iCs w:val="0"/>
+                <w:color w:val="000000"/>
+                <w:sz w:val="16"/>
+                <w:szCs w:val="16"/>
+                <w:u w:val="none"/>
+              </w:rPr>
+            </w:pPr>
+            <w:r>
+              <w:rPr>
+                <w:rFonts w:hint="eastAsia" w:ascii="宋体" w:hAnsi="宋体" w:eastAsia="宋体" w:cs="宋体"/>
+                <w:i w:val="0"/>
+                <w:iCs w:val="0"/>
+                <w:snapToGrid w:val="0"/>
+                <w:color w:val="000000"/>
+                <w:kern w:val="0"/>
+                <w:sz w:val="16"/>
+                <w:szCs w:val="16"/>
+                <w:u w:val="none"/>
+                <w:lang w:val="en-US" w:eastAsia="zh-CN"/>
+              </w:rPr>
+              <w:t>1月</w:t>
+            </w:r>
+          </w:p>
+        </w:tc>
+        <w:tc>
+          <w:tcPr>
+            <w:tcW w:w="1189" w:type="dxa"/>
+            <w:tcBorders>
+              <w:top w:val="single" w:color="000000" w:sz="4" w:space="0"/>
+              <w:left w:val="single" w:color="000000" w:sz="4" w:space="0"/>
+              <w:bottom w:val="single" w:color="000000" w:sz="4" w:space="0"/>
+              <w:right w:val="single" w:color="000000" w:sz="4" w:space="0"/>
+            </w:tcBorders>
+            <w:shd w:val="clear" w:color="auto" w:fill="auto"/>
+            <w:noWrap/>
+            <w:vAlign w:val="center"/>
+          </w:tcPr>
+          <w:p>
+            <w:pPr>
+              <w:keepNext w:val="0"/>
+              <w:keepLines w:val="0"/>
+              <w:pageBreakBefore w:val="0"/>
+              <w:widowControl w:val="0"/>
+              <w:suppressLineNumbers w:val="0"/>
+              <w:wordWrap/>
+              <w:overflowPunct/>
+              <w:bidi w:val="0"/>
+              <w:jc w:val="both"/>
+              <w:textAlignment w:val="center"/>
+              <w:rPr>
+                <w:rFonts w:hint="eastAsia" w:ascii="宋体" w:hAnsi="宋体" w:eastAsia="宋体" w:cs="宋体"/>
+                <w:i w:val="0"/>
+                <w:iCs w:val="0"/>
+                <w:snapToGrid w:val="0"/>
+                <w:color w:val="000000"/>
+                <w:kern w:val="0"/>
+                <w:sz w:val="16"/>
+                <w:szCs w:val="16"/>
+                <w:u w:val="none"/>
+                <w:lang w:val="en-US" w:eastAsia="zh-CN"/>
+              </w:rPr>
+            </w:pPr>
+            <w:r>
+              <w:rPr>
+                <w:rFonts w:hint="eastAsia" w:ascii="宋体" w:hAnsi="宋体" w:eastAsia="宋体" w:cs="宋体"/>
+                <w:i w:val="0"/>
+                <w:iCs w:val="0"/>
+                <w:snapToGrid w:val="0"/>
+                <w:color w:val="000000"/>
+                <w:kern w:val="0"/>
+                <w:sz w:val="16"/>
+                <w:szCs w:val="16"/>
+                <w:u w:val="none"/>
+                <w:lang w:val="en-US" w:eastAsia="zh-CN"/>
+              </w:rPr>
+              <w:t>完成</w:t>
+            </w:r>
+          </w:p>
+        </w:tc>
+      </w:tr>
+      <w:tr>
+        <w:tblPrEx>
+          <w:tblBorders>
+            <w:top w:val="none" w:color="auto" w:sz="0" w:space="0"/>
+            <w:left w:val="none" w:color="auto" w:sz="0" w:space="0"/>
+            <w:bottom w:val="none" w:color="auto" w:sz="0" w:space="0"/>
+            <w:right w:val="none" w:color="auto" w:sz="0" w:space="0"/>
+            <w:insideH w:val="none" w:color="auto" w:sz="0" w:space="0"/>
+            <w:insideV w:val="none" w:color="auto" w:sz="0" w:space="0"/>
+          </w:tblBorders>
+          <w:shd w:val="clear" w:color="auto" w:fill="auto"/>
+          <w:tblCellMar>
+            <w:top w:w="0" w:type="dxa"/>
+            <w:left w:w="108" w:type="dxa"/>
+            <w:bottom w:w="0" w:type="dxa"/>
+            <w:right w:w="108" w:type="dxa"/>
+          </w:tblCellMar>
+        </w:tblPrEx>
+        <w:trPr>
+          <w:trHeight w:val="576" w:hRule="atLeast"/>
+          <w:jc w:val="center"/>
+        </w:trPr>
+        <w:tc>
+          <w:tcPr>
+            <w:tcW w:w="661" w:type="dxa"/>
+            <w:tcBorders>
+              <w:top w:val="single" w:color="000000" w:sz="4" w:space="0"/>
+              <w:left w:val="single" w:color="000000" w:sz="4" w:space="0"/>
+              <w:bottom w:val="single" w:color="000000" w:sz="4" w:space="0"/>
+              <w:right w:val="single" w:color="000000" w:sz="4" w:space="0"/>
+            </w:tcBorders>
+            <w:shd w:val="clear" w:color="auto" w:fill="auto"/>
+            <w:vAlign w:val="center"/>
+          </w:tcPr>
+          <w:p>
+            <w:pPr>
+              <w:keepNext w:val="0"/>
+              <w:keepLines w:val="0"/>
+              <w:pageBreakBefore w:val="0"/>
+              <w:widowControl w:val="0"/>
+              <w:numPr>
+                <w:ilvl w:val="0"/>
+                <w:numId w:val="2"/>
+              </w:numPr>
+              <w:suppressLineNumbers w:val="0"/>
+              <w:wordWrap/>
+              <w:overflowPunct/>
+              <w:bidi w:val="0"/>
+              <w:ind w:left="425" w:leftChars="0" w:hanging="425" w:firstLineChars="0"/>
+              <w:jc w:val="left"/>
+              <w:textAlignment w:val="center"/>
+              <w:rPr>
+                <w:rFonts w:hint="eastAsia" w:ascii="宋体" w:hAnsi="宋体" w:eastAsia="宋体" w:cs="宋体"/>
+                <w:i w:val="0"/>
+                <w:iCs w:val="0"/>
+                <w:snapToGrid w:val="0"/>
+                <w:color w:val="000000"/>
+                <w:kern w:val="0"/>
+                <w:sz w:val="16"/>
+                <w:szCs w:val="16"/>
+                <w:u w:val="none"/>
+                <w:lang w:val="en-US" w:eastAsia="zh-CN"/>
+              </w:rPr>
+            </w:pPr>
+          </w:p>
+        </w:tc>
+        <w:tc>
+          <w:tcPr>
+            <w:tcW w:w="2100" w:type="dxa"/>
+            <w:tcBorders>
+              <w:top w:val="single" w:color="000000" w:sz="4" w:space="0"/>
+              <w:left w:val="single" w:color="000000" w:sz="4" w:space="0"/>
+              <w:bottom w:val="single" w:color="000000" w:sz="4" w:space="0"/>
+              <w:right w:val="single" w:color="000000" w:sz="4" w:space="0"/>
+            </w:tcBorders>
+            <w:shd w:val="clear" w:color="auto" w:fill="auto"/>
+            <w:vAlign w:val="center"/>
+          </w:tcPr>
+          <w:p>
+            <w:pPr>
+              <w:keepNext w:val="0"/>
+              <w:keepLines w:val="0"/>
+              <w:pageBreakBefore w:val="0"/>
+              <w:widowControl w:val="0"/>
+              <w:suppressLineNumbers w:val="0"/>
+              <w:wordWrap/>
+              <w:overflowPunct/>
+              <w:bidi w:val="0"/>
+              <w:jc w:val="left"/>
+              <w:textAlignment w:val="center"/>
+              <w:rPr>
+                <w:rFonts w:hint="eastAsia" w:ascii="宋体" w:hAnsi="宋体" w:eastAsia="宋体" w:cs="宋体"/>
+                <w:i w:val="0"/>
+                <w:iCs w:val="0"/>
+                <w:color w:val="000000"/>
+                <w:sz w:val="16"/>
+                <w:szCs w:val="16"/>
+                <w:u w:val="none"/>
+              </w:rPr>
+            </w:pPr>
+            <w:r>
+              <w:rPr>
+                <w:rFonts w:hint="eastAsia" w:ascii="宋体" w:hAnsi="宋体" w:eastAsia="宋体" w:cs="宋体"/>
+                <w:i w:val="0"/>
+                <w:iCs w:val="0"/>
+                <w:snapToGrid w:val="0"/>
+                <w:color w:val="000000"/>
+                <w:kern w:val="0"/>
+                <w:sz w:val="16"/>
+                <w:szCs w:val="16"/>
+                <w:u w:val="none"/>
+                <w:lang w:val="en-US" w:eastAsia="zh-CN"/>
+              </w:rPr>
+              <w:t>入职培训（包括制度与企业文化</w:t>
+            </w:r>
+          </w:p>
+        </w:tc>
+        <w:tc>
+          <w:tcPr>
+            <w:tcW w:w="1850" w:type="dxa"/>
+            <w:tcBorders>
+              <w:top w:val="single" w:color="000000" w:sz="4" w:space="0"/>
+              <w:left w:val="single" w:color="000000" w:sz="4" w:space="0"/>
+              <w:bottom w:val="single" w:color="000000" w:sz="4" w:space="0"/>
+              <w:right w:val="single" w:color="000000" w:sz="4" w:space="0"/>
+            </w:tcBorders>
+            <w:shd w:val="clear" w:color="auto" w:fill="auto"/>
+            <w:vAlign w:val="center"/>
+          </w:tcPr>
+          <w:p>
+            <w:pPr>
+              <w:keepNext w:val="0"/>
+              <w:keepLines w:val="0"/>
+              <w:pageBreakBefore w:val="0"/>
+              <w:widowControl w:val="0"/>
+              <w:suppressLineNumbers w:val="0"/>
+              <w:wordWrap/>
+              <w:overflowPunct/>
+              <w:bidi w:val="0"/>
+              <w:jc w:val="left"/>
+              <w:textAlignment w:val="center"/>
+              <w:rPr>
+                <w:rFonts w:hint="eastAsia" w:ascii="宋体" w:hAnsi="宋体" w:eastAsia="宋体" w:cs="宋体"/>
+                <w:i w:val="0"/>
+                <w:iCs w:val="0"/>
+                <w:color w:val="000000"/>
+                <w:sz w:val="16"/>
+                <w:szCs w:val="16"/>
+                <w:u w:val="none"/>
+              </w:rPr>
+            </w:pPr>
+            <w:r>
+              <w:rPr>
+                <w:rFonts w:hint="eastAsia" w:ascii="宋体" w:hAnsi="宋体" w:eastAsia="宋体" w:cs="宋体"/>
+                <w:i w:val="0"/>
+                <w:iCs w:val="0"/>
+                <w:snapToGrid w:val="0"/>
+                <w:color w:val="000000"/>
+                <w:kern w:val="0"/>
+                <w:sz w:val="16"/>
+                <w:szCs w:val="16"/>
+                <w:u w:val="none"/>
+                <w:lang w:val="en-US" w:eastAsia="zh-CN"/>
+              </w:rPr>
               <w:t>公司全员</w:t>
             </w:r>
           </w:p>
@@ -5680,29 +5353,30 @@
               <w:jc w:val="both"/>
               <w:textAlignment w:val="center"/>
               <w:rPr>
-                <w:rFonts w:hint="eastAsia" w:ascii="宋体" w:hAnsi="宋体" w:eastAsia="宋体" w:cs="宋体"/>
-                <w:i w:val="0"/>
-                <w:iCs w:val="0"/>
-                <w:color w:val="000000"/>
-                <w:sz w:val="16"/>
-                <w:szCs w:val="16"/>
-                <w:u w:val="none"/>
-              </w:rPr>
-            </w:pPr>
-            <w:r>
-              <w:rPr>
-                <w:rFonts w:hint="eastAsia" w:ascii="宋体" w:hAnsi="宋体" w:eastAsia="宋体" w:cs="宋体"/>
-                <w:i w:val="0"/>
-                <w:iCs w:val="0"/>
-                <w:snapToGrid w:val="0"/>
-                <w:color w:val="000000"/>
-                <w:kern w:val="0"/>
-                <w:sz w:val="16"/>
-                <w:szCs w:val="16"/>
-                <w:u w:val="none"/>
-                <w:lang w:val="en-US" w:eastAsia="zh-CN"/>
-              </w:rPr>
-              <w:t>毛彦超</w:t>
+                <w:rFonts w:hint="default" w:ascii="宋体" w:hAnsi="宋体" w:eastAsia="宋体" w:cs="宋体"/>
+                <w:i w:val="0"/>
+                <w:iCs w:val="0"/>
+                <w:color w:val="000000"/>
+                <w:sz w:val="16"/>
+                <w:szCs w:val="16"/>
+                <w:u w:val="none"/>
+                <w:lang w:val="en-US"/>
+              </w:rPr>
+            </w:pPr>
+            <w:r>
+              <w:rPr>
+                <w:rFonts w:hint="eastAsia" w:ascii="宋体" w:hAnsi="宋体" w:eastAsia="宋体" w:cs="宋体"/>
+                <w:i w:val="0"/>
+                <w:iCs w:val="0"/>
+                <w:snapToGrid w:val="0"/>
+                <w:color w:val="000000"/>
+                <w:kern w:val="0"/>
+                <w:sz w:val="16"/>
+                <w:szCs w:val="16"/>
+                <w:u w:val="none"/>
+                <w:lang w:val="en-US" w:eastAsia="zh-CN"/>
+              </w:rPr>
+              <w:t>各模块负责人</w:t>
             </w:r>
           </w:p>
         </w:tc>
@@ -5896,9 +5570,6 @@
               <w:pageBreakBefore w:val="0"/>
               <w:widowControl w:val="0"/>
               <w:suppressLineNumbers w:val="0"/>
-              <w:tabs>
-                <w:tab w:val="center" w:pos="1320"/>
-              </w:tabs>
               <w:wordWrap/>
               <w:overflowPunct/>
               <w:bidi w:val="0"/>
@@ -5908,29 +5579,26 @@
                 <w:rFonts w:hint="eastAsia" w:ascii="宋体" w:hAnsi="宋体" w:eastAsia="宋体" w:cs="宋体"/>
                 <w:i w:val="0"/>
                 <w:iCs w:val="0"/>
-                <w:snapToGrid w:val="0"/>
-                <w:color w:val="000000"/>
-                <w:kern w:val="0"/>
-                <w:sz w:val="16"/>
-                <w:szCs w:val="16"/>
-                <w:u w:val="none"/>
-                <w:lang w:val="en-US" w:eastAsia="zh-CN"/>
-              </w:rPr>
-            </w:pPr>
-            <w:r>
-              <w:rPr>
-                <w:rFonts w:hint="eastAsia" w:ascii="宋体" w:hAnsi="宋体" w:eastAsia="宋体" w:cs="宋体"/>
-                <w:i w:val="0"/>
-                <w:iCs w:val="0"/>
-                <w:snapToGrid w:val="0"/>
-                <w:color w:val="000000"/>
-                <w:kern w:val="0"/>
-                <w:sz w:val="16"/>
-                <w:szCs w:val="16"/>
-                <w:u w:val="none"/>
-                <w:lang w:val="en-US" w:eastAsia="zh-CN"/>
-              </w:rPr>
-              <w:t>产品测试用例编写</w:t>
+                <w:color w:val="000000"/>
+                <w:sz w:val="16"/>
+                <w:szCs w:val="16"/>
+                <w:u w:val="none"/>
+              </w:rPr>
+            </w:pPr>
+            <w:r>
+              <w:rPr>
+                <w:rFonts w:hint="eastAsia" w:ascii="宋体" w:hAnsi="宋体" w:eastAsia="宋体" w:cs="宋体"/>
+                <w:i w:val="0"/>
+                <w:iCs w:val="0"/>
+                <w:snapToGrid w:val="0"/>
+                <w:color w:val="000000"/>
+                <w:kern w:val="0"/>
+                <w:sz w:val="16"/>
+                <w:szCs w:val="16"/>
+                <w:u w:val="none"/>
+                <w:lang w:val="en-US" w:eastAsia="zh-CN"/>
+              </w:rPr>
+              <w:t>公司产品培训</w:t>
             </w:r>
           </w:p>
         </w:tc>
@@ -5962,29 +5630,26 @@
                 <w:rFonts w:hint="eastAsia" w:ascii="宋体" w:hAnsi="宋体" w:eastAsia="宋体" w:cs="宋体"/>
                 <w:i w:val="0"/>
                 <w:iCs w:val="0"/>
-                <w:snapToGrid w:val="0"/>
-                <w:color w:val="000000"/>
-                <w:kern w:val="0"/>
-                <w:sz w:val="16"/>
-                <w:szCs w:val="16"/>
-                <w:u w:val="none"/>
-                <w:lang w:val="en-US" w:eastAsia="zh-CN"/>
-              </w:rPr>
-            </w:pPr>
-            <w:r>
-              <w:rPr>
-                <w:rFonts w:hint="eastAsia" w:ascii="宋体" w:hAnsi="宋体" w:eastAsia="宋体" w:cs="宋体"/>
-                <w:i w:val="0"/>
-                <w:iCs w:val="0"/>
-                <w:snapToGrid w:val="0"/>
-                <w:color w:val="000000"/>
-                <w:kern w:val="0"/>
-                <w:sz w:val="16"/>
-                <w:szCs w:val="16"/>
-                <w:u w:val="none"/>
-                <w:lang w:val="en-US" w:eastAsia="zh-CN"/>
-              </w:rPr>
-              <w:t>运维部、研发部</w:t>
+                <w:color w:val="000000"/>
+                <w:sz w:val="16"/>
+                <w:szCs w:val="16"/>
+                <w:u w:val="none"/>
+              </w:rPr>
+            </w:pPr>
+            <w:r>
+              <w:rPr>
+                <w:rFonts w:hint="eastAsia" w:ascii="宋体" w:hAnsi="宋体" w:eastAsia="宋体" w:cs="宋体"/>
+                <w:i w:val="0"/>
+                <w:iCs w:val="0"/>
+                <w:snapToGrid w:val="0"/>
+                <w:color w:val="000000"/>
+                <w:kern w:val="0"/>
+                <w:sz w:val="16"/>
+                <w:szCs w:val="16"/>
+                <w:u w:val="none"/>
+                <w:lang w:val="en-US" w:eastAsia="zh-CN"/>
+              </w:rPr>
+              <w:t>公司全员</w:t>
             </w:r>
           </w:p>
         </w:tc>
@@ -6016,13 +5681,10 @@
                 <w:rFonts w:hint="eastAsia" w:ascii="宋体" w:hAnsi="宋体" w:eastAsia="宋体" w:cs="宋体"/>
                 <w:i w:val="0"/>
                 <w:iCs w:val="0"/>
-                <w:snapToGrid w:val="0"/>
-                <w:color w:val="000000"/>
-                <w:kern w:val="0"/>
-                <w:sz w:val="16"/>
-                <w:szCs w:val="16"/>
-                <w:u w:val="none"/>
-                <w:lang w:val="en-US" w:eastAsia="zh-CN"/>
+                <w:color w:val="000000"/>
+                <w:sz w:val="16"/>
+                <w:szCs w:val="16"/>
+                <w:u w:val="none"/>
               </w:rPr>
             </w:pPr>
             <w:r>
@@ -6070,13 +5732,10 @@
                 <w:rFonts w:hint="eastAsia" w:ascii="宋体" w:hAnsi="宋体" w:eastAsia="宋体" w:cs="宋体"/>
                 <w:i w:val="0"/>
                 <w:iCs w:val="0"/>
-                <w:snapToGrid w:val="0"/>
-                <w:color w:val="000000"/>
-                <w:kern w:val="0"/>
-                <w:sz w:val="16"/>
-                <w:szCs w:val="16"/>
-                <w:u w:val="none"/>
-                <w:lang w:val="en-US" w:eastAsia="zh-CN"/>
+                <w:color w:val="000000"/>
+                <w:sz w:val="16"/>
+                <w:szCs w:val="16"/>
+                <w:u w:val="none"/>
               </w:rPr>
             </w:pPr>
             <w:r>
@@ -6195,13 +5854,52 @@
                 <w:numId w:val="2"/>
               </w:numPr>
               <w:suppressLineNumbers w:val="0"/>
+              <w:wordWrap/>
+              <w:overflowPunct/>
+              <w:bidi w:val="0"/>
+              <w:ind w:left="425" w:leftChars="0" w:hanging="425" w:firstLineChars="0"/>
+              <w:jc w:val="left"/>
+              <w:textAlignment w:val="center"/>
+              <w:rPr>
+                <w:rFonts w:hint="eastAsia" w:ascii="宋体" w:hAnsi="宋体" w:eastAsia="宋体" w:cs="宋体"/>
+                <w:i w:val="0"/>
+                <w:iCs w:val="0"/>
+                <w:snapToGrid w:val="0"/>
+                <w:color w:val="000000"/>
+                <w:kern w:val="0"/>
+                <w:sz w:val="16"/>
+                <w:szCs w:val="16"/>
+                <w:u w:val="none"/>
+                <w:lang w:val="en-US" w:eastAsia="zh-CN"/>
+              </w:rPr>
+            </w:pPr>
+          </w:p>
+        </w:tc>
+        <w:tc>
+          <w:tcPr>
+            <w:tcW w:w="2100" w:type="dxa"/>
+            <w:tcBorders>
+              <w:top w:val="single" w:color="000000" w:sz="4" w:space="0"/>
+              <w:left w:val="single" w:color="000000" w:sz="4" w:space="0"/>
+              <w:bottom w:val="single" w:color="000000" w:sz="4" w:space="0"/>
+              <w:right w:val="single" w:color="000000" w:sz="4" w:space="0"/>
+            </w:tcBorders>
+            <w:shd w:val="clear" w:color="auto" w:fill="auto"/>
+            <w:vAlign w:val="center"/>
+          </w:tcPr>
+          <w:p>
+            <w:pPr>
+              <w:keepNext w:val="0"/>
+              <w:keepLines w:val="0"/>
+              <w:pageBreakBefore w:val="0"/>
+              <w:widowControl w:val="0"/>
+              <w:suppressLineNumbers w:val="0"/>
               <w:tabs>
                 <w:tab w:val="center" w:pos="1320"/>
               </w:tabs>
               <w:wordWrap/>
               <w:overflowPunct/>
               <w:bidi w:val="0"/>
-              <w:ind w:left="425" w:leftChars="0" w:hanging="425" w:firstLineChars="0"/>
               <w:jc w:val="left"/>
               <w:textAlignment w:val="center"/>
               <w:rPr>
@@ -6217,108 +5915,74 @@
                 <w:lang w:val="en-US" w:eastAsia="zh-CN"/>
               </w:rPr>
             </w:pPr>
-          </w:p>
-        </w:tc>
-        <w:tc>
-          <w:tcPr>
-            <w:tcW w:w="2100" w:type="dxa"/>
-            <w:tcBorders>
-              <w:top w:val="single" w:color="000000" w:sz="4" w:space="0"/>
-              <w:left w:val="single" w:color="000000" w:sz="4" w:space="0"/>
-              <w:bottom w:val="single" w:color="000000" w:sz="4" w:space="0"/>
-              <w:right w:val="single" w:color="000000" w:sz="4" w:space="0"/>
-            </w:tcBorders>
-            <w:shd w:val="clear" w:color="auto" w:fill="auto"/>
-            <w:vAlign w:val="center"/>
-          </w:tcPr>
-          <w:p>
-            <w:pPr>
-              <w:keepNext w:val="0"/>
-              <w:keepLines w:val="0"/>
-              <w:pageBreakBefore w:val="0"/>
-              <w:widowControl w:val="0"/>
-              <w:suppressLineNumbers w:val="0"/>
-              <w:tabs>
-                <w:tab w:val="center" w:pos="1320"/>
-              </w:tabs>
+            <w:r>
+              <w:rPr>
+                <w:rFonts w:hint="eastAsia" w:ascii="宋体" w:hAnsi="宋体" w:eastAsia="宋体" w:cs="宋体"/>
+                <w:i w:val="0"/>
+                <w:iCs w:val="0"/>
+                <w:snapToGrid w:val="0"/>
+                <w:color w:val="000000"/>
+                <w:kern w:val="0"/>
+                <w:sz w:val="16"/>
+                <w:szCs w:val="16"/>
+                <w:u w:val="none"/>
+                <w:lang w:val="en-US" w:eastAsia="zh-CN"/>
+              </w:rPr>
+              <w:t>产品测试用例编写</w:t>
+            </w:r>
+          </w:p>
+        </w:tc>
+        <w:tc>
+          <w:tcPr>
+            <w:tcW w:w="1850" w:type="dxa"/>
+            <w:tcBorders>
+              <w:top w:val="single" w:color="000000" w:sz="4" w:space="0"/>
+              <w:left w:val="single" w:color="000000" w:sz="4" w:space="0"/>
+              <w:bottom w:val="single" w:color="000000" w:sz="4" w:space="0"/>
+              <w:right w:val="single" w:color="000000" w:sz="4" w:space="0"/>
+            </w:tcBorders>
+            <w:shd w:val="clear" w:color="auto" w:fill="auto"/>
+            <w:vAlign w:val="center"/>
+          </w:tcPr>
+          <w:p>
+            <w:pPr>
+              <w:keepNext w:val="0"/>
+              <w:keepLines w:val="0"/>
+              <w:pageBreakBefore w:val="0"/>
+              <w:widowControl w:val="0"/>
+              <w:suppressLineNumbers w:val="0"/>
               <w:wordWrap/>
               <w:overflowPunct/>
               <w:bidi w:val="0"/>
               <w:jc w:val="left"/>
               <w:textAlignment w:val="center"/>
               <w:rPr>
-                <w:rFonts w:hint="default" w:ascii="宋体" w:hAnsi="宋体" w:eastAsia="宋体" w:cs="宋体"/>
-                <w:i w:val="0"/>
-                <w:iCs w:val="0"/>
-                <w:color w:val="000000"/>
-                <w:sz w:val="16"/>
-                <w:szCs w:val="16"/>
-                <w:u w:val="none"/>
-                <w:lang w:val="en-US" w:eastAsia="zh-CN"/>
-              </w:rPr>
-            </w:pPr>
-            <w:r>
-              <w:rPr>
-                <w:rFonts w:hint="eastAsia" w:ascii="宋体" w:hAnsi="宋体" w:eastAsia="宋体" w:cs="宋体"/>
-                <w:i w:val="0"/>
-                <w:iCs w:val="0"/>
-                <w:color w:val="000000"/>
-                <w:sz w:val="16"/>
-                <w:szCs w:val="16"/>
-                <w:u w:val="none"/>
-                <w:lang w:val="en-US" w:eastAsia="zh-CN"/>
-              </w:rPr>
-              <w:t>运维服务服务知识</w:t>
-            </w:r>
-          </w:p>
-        </w:tc>
-        <w:tc>
-          <w:tcPr>
-            <w:tcW w:w="1850" w:type="dxa"/>
-            <w:tcBorders>
-              <w:top w:val="single" w:color="000000" w:sz="4" w:space="0"/>
-              <w:left w:val="single" w:color="000000" w:sz="4" w:space="0"/>
-              <w:bottom w:val="single" w:color="000000" w:sz="4" w:space="0"/>
-              <w:right w:val="single" w:color="000000" w:sz="4" w:space="0"/>
-            </w:tcBorders>
-            <w:shd w:val="clear" w:color="auto" w:fill="auto"/>
-            <w:vAlign w:val="center"/>
-          </w:tcPr>
-          <w:p>
-            <w:pPr>
-              <w:keepNext w:val="0"/>
-              <w:keepLines w:val="0"/>
-              <w:pageBreakBefore w:val="0"/>
-              <w:widowControl w:val="0"/>
-              <w:suppressLineNumbers w:val="0"/>
-              <w:wordWrap/>
-              <w:overflowPunct/>
-              <w:bidi w:val="0"/>
-              <w:jc w:val="left"/>
-              <w:textAlignment w:val="center"/>
-              <w:rPr>
-                <w:rFonts w:hint="default" w:ascii="宋体" w:hAnsi="宋体" w:eastAsia="宋体" w:cs="宋体"/>
-                <w:i w:val="0"/>
-                <w:iCs w:val="0"/>
-                <w:color w:val="000000"/>
-                <w:sz w:val="16"/>
-                <w:szCs w:val="16"/>
-                <w:u w:val="none"/>
-                <w:lang w:val="en-US" w:eastAsia="zh-CN"/>
-              </w:rPr>
-            </w:pPr>
-            <w:r>
-              <w:rPr>
-                <w:rFonts w:hint="eastAsia" w:ascii="宋体" w:hAnsi="宋体" w:eastAsia="宋体" w:cs="宋体"/>
-                <w:i w:val="0"/>
-                <w:iCs w:val="0"/>
-                <w:color w:val="000000"/>
-                <w:sz w:val="16"/>
-                <w:szCs w:val="16"/>
-                <w:u w:val="none"/>
-                <w:lang w:val="en-US" w:eastAsia="zh-CN"/>
-              </w:rPr>
-              <w:t>全体运维人员</w:t>
+                <w:rFonts w:hint="eastAsia" w:ascii="宋体" w:hAnsi="宋体" w:eastAsia="宋体" w:cs="宋体"/>
+                <w:i w:val="0"/>
+                <w:iCs w:val="0"/>
+                <w:snapToGrid w:val="0"/>
+                <w:color w:val="000000"/>
+                <w:kern w:val="0"/>
+                <w:sz w:val="16"/>
+                <w:szCs w:val="16"/>
+                <w:u w:val="none"/>
+                <w:lang w:val="en-US" w:eastAsia="zh-CN"/>
+              </w:rPr>
+            </w:pPr>
+            <w:r>
+              <w:rPr>
+                <w:rFonts w:hint="eastAsia" w:ascii="宋体" w:hAnsi="宋体" w:eastAsia="宋体" w:cs="宋体"/>
+                <w:i w:val="0"/>
+                <w:iCs w:val="0"/>
+                <w:snapToGrid w:val="0"/>
+                <w:color w:val="000000"/>
+                <w:kern w:val="0"/>
+                <w:sz w:val="16"/>
+                <w:szCs w:val="16"/>
+                <w:u w:val="none"/>
+                <w:lang w:val="en-US" w:eastAsia="zh-CN"/>
+              </w:rPr>
+              <w:t>运维部、研发部</w:t>
             </w:r>
           </w:p>
         </w:tc>
@@ -6350,10 +6014,13 @@
                 <w:rFonts w:hint="eastAsia" w:ascii="宋体" w:hAnsi="宋体" w:eastAsia="宋体" w:cs="宋体"/>
                 <w:i w:val="0"/>
                 <w:iCs w:val="0"/>
-                <w:color w:val="000000"/>
-                <w:sz w:val="16"/>
-                <w:szCs w:val="16"/>
-                <w:u w:val="none"/>
+                <w:snapToGrid w:val="0"/>
+                <w:color w:val="000000"/>
+                <w:kern w:val="0"/>
+                <w:sz w:val="16"/>
+                <w:szCs w:val="16"/>
+                <w:u w:val="none"/>
+                <w:lang w:val="en-US" w:eastAsia="zh-CN"/>
               </w:rPr>
             </w:pPr>
             <w:r>
@@ -6398,22 +6065,26 @@
               <w:jc w:val="both"/>
               <w:textAlignment w:val="center"/>
               <w:rPr>
-                <w:rFonts w:hint="default" w:ascii="宋体" w:hAnsi="宋体" w:eastAsia="宋体" w:cs="宋体"/>
-                <w:i w:val="0"/>
-                <w:iCs w:val="0"/>
-                <w:color w:val="000000"/>
-                <w:sz w:val="16"/>
-                <w:szCs w:val="16"/>
-                <w:u w:val="none"/>
-                <w:lang w:val="en-US" w:eastAsia="zh-CN"/>
-              </w:rPr>
-            </w:pPr>
-            <w:r>
-              <w:rPr>
-                <w:rFonts w:hint="eastAsia" w:ascii="宋体" w:hAnsi="宋体" w:eastAsia="宋体" w:cs="宋体"/>
-                <w:i w:val="0"/>
-                <w:iCs w:val="0"/>
-                <w:color w:val="000000"/>
+                <w:rFonts w:hint="eastAsia" w:ascii="宋体" w:hAnsi="宋体" w:eastAsia="宋体" w:cs="宋体"/>
+                <w:i w:val="0"/>
+                <w:iCs w:val="0"/>
+                <w:snapToGrid w:val="0"/>
+                <w:color w:val="000000"/>
+                <w:kern w:val="0"/>
+                <w:sz w:val="16"/>
+                <w:szCs w:val="16"/>
+                <w:u w:val="none"/>
+                <w:lang w:val="en-US" w:eastAsia="zh-CN"/>
+              </w:rPr>
+            </w:pPr>
+            <w:r>
+              <w:rPr>
+                <w:rFonts w:hint="eastAsia" w:ascii="宋体" w:hAnsi="宋体" w:eastAsia="宋体" w:cs="宋体"/>
+                <w:i w:val="0"/>
+                <w:iCs w:val="0"/>
+                <w:snapToGrid w:val="0"/>
+                <w:color w:val="000000"/>
+                <w:kern w:val="0"/>
                 <w:sz w:val="16"/>
                 <w:szCs w:val="16"/>
                 <w:u w:val="none"/>
@@ -6451,7 +6122,9 @@
                 <w:rFonts w:hint="eastAsia" w:ascii="宋体" w:hAnsi="宋体" w:eastAsia="宋体" w:cs="宋体"/>
                 <w:i w:val="0"/>
                 <w:iCs w:val="0"/>
-                <w:color w:val="000000"/>
+                <w:snapToGrid w:val="0"/>
+                <w:color w:val="000000"/>
+                <w:kern w:val="0"/>
                 <w:sz w:val="16"/>
                 <w:szCs w:val="16"/>
                 <w:u w:val="none"/>
@@ -6575,44 +6248,25 @@
                 <w:rFonts w:hint="default" w:ascii="宋体" w:hAnsi="宋体" w:eastAsia="宋体" w:cs="宋体"/>
                 <w:i w:val="0"/>
                 <w:iCs w:val="0"/>
-                <w:snapToGrid w:val="0"/>
-                <w:color w:val="000000"/>
-                <w:kern w:val="0"/>
-                <w:sz w:val="16"/>
-                <w:szCs w:val="16"/>
-                <w:u w:val="none"/>
-                <w:lang w:val="en-US" w:eastAsia="zh-CN" w:bidi="ar-SA"/>
-              </w:rPr>
-            </w:pPr>
-            <w:r>
-              <w:rPr>
-                <w:rFonts w:hint="eastAsia" w:ascii="宋体" w:hAnsi="宋体" w:eastAsia="宋体" w:cs="宋体"/>
-                <w:i w:val="0"/>
-                <w:iCs w:val="0"/>
-                <w:snapToGrid w:val="0"/>
-                <w:color w:val="000000"/>
-                <w:kern w:val="0"/>
-                <w:sz w:val="16"/>
-                <w:szCs w:val="16"/>
-                <w:u w:val="none"/>
-                <w:lang w:val="en-US" w:eastAsia="zh-CN"/>
-              </w:rPr>
-              <w:t>运维服务制度</w:t>
-            </w:r>
-            <w:r>
-              <w:rPr>
-                <w:rFonts w:hint="eastAsia" w:ascii="宋体" w:hAnsi="宋体" w:eastAsia="宋体" w:cs="宋体"/>
-                <w:i w:val="0"/>
-                <w:iCs w:val="0"/>
-                <w:snapToGrid w:val="0"/>
-                <w:color w:val="000000"/>
-                <w:kern w:val="0"/>
-                <w:sz w:val="16"/>
-                <w:szCs w:val="16"/>
-                <w:u w:val="none"/>
-                <w:lang w:val="en-US" w:eastAsia="zh-CN"/>
-              </w:rPr>
-              <w:tab/>
+                <w:color w:val="000000"/>
+                <w:sz w:val="16"/>
+                <w:szCs w:val="16"/>
+                <w:u w:val="none"/>
+                <w:lang w:val="en-US" w:eastAsia="zh-CN"/>
+              </w:rPr>
+            </w:pPr>
+            <w:r>
+              <w:rPr>
+                <w:rFonts w:hint="eastAsia" w:ascii="宋体" w:hAnsi="宋体" w:eastAsia="宋体" w:cs="宋体"/>
+                <w:i w:val="0"/>
+                <w:iCs w:val="0"/>
+                <w:color w:val="000000"/>
+                <w:sz w:val="16"/>
+                <w:szCs w:val="16"/>
+                <w:u w:val="none"/>
+                <w:lang w:val="en-US" w:eastAsia="zh-CN"/>
+              </w:rPr>
+              <w:t>运维服务服务知识</w:t>
             </w:r>
           </w:p>
         </w:tc>
@@ -6644,29 +6298,25 @@
                 <w:rFonts w:hint="default" w:ascii="宋体" w:hAnsi="宋体" w:eastAsia="宋体" w:cs="宋体"/>
                 <w:i w:val="0"/>
                 <w:iCs w:val="0"/>
-                <w:snapToGrid w:val="0"/>
-                <w:color w:val="000000"/>
-                <w:kern w:val="0"/>
-                <w:sz w:val="16"/>
-                <w:szCs w:val="16"/>
-                <w:u w:val="none"/>
-                <w:lang w:val="en-US" w:eastAsia="zh-CN" w:bidi="ar-SA"/>
-              </w:rPr>
-            </w:pPr>
-            <w:r>
-              <w:rPr>
-                <w:rFonts w:hint="eastAsia" w:ascii="宋体" w:hAnsi="宋体" w:eastAsia="宋体" w:cs="宋体"/>
-                <w:i w:val="0"/>
-                <w:iCs w:val="0"/>
-                <w:snapToGrid w:val="0"/>
-                <w:color w:val="000000"/>
-                <w:kern w:val="0"/>
-                <w:sz w:val="16"/>
-                <w:szCs w:val="16"/>
-                <w:u w:val="none"/>
-                <w:lang w:val="en-US" w:eastAsia="zh-CN"/>
-              </w:rPr>
-              <w:t>各相关部门</w:t>
+                <w:color w:val="000000"/>
+                <w:sz w:val="16"/>
+                <w:szCs w:val="16"/>
+                <w:u w:val="none"/>
+                <w:lang w:val="en-US" w:eastAsia="zh-CN"/>
+              </w:rPr>
+            </w:pPr>
+            <w:r>
+              <w:rPr>
+                <w:rFonts w:hint="eastAsia" w:ascii="宋体" w:hAnsi="宋体" w:eastAsia="宋体" w:cs="宋体"/>
+                <w:i w:val="0"/>
+                <w:iCs w:val="0"/>
+                <w:color w:val="000000"/>
+                <w:sz w:val="16"/>
+                <w:szCs w:val="16"/>
+                <w:u w:val="none"/>
+                <w:lang w:val="en-US" w:eastAsia="zh-CN"/>
+              </w:rPr>
+              <w:t>全体运维人员</w:t>
             </w:r>
           </w:p>
         </w:tc>
@@ -6695,32 +6345,79 @@
               <w:jc w:val="both"/>
               <w:textAlignment w:val="center"/>
               <w:rPr>
+                <w:rFonts w:hint="eastAsia" w:ascii="宋体" w:hAnsi="宋体" w:eastAsia="宋体" w:cs="宋体"/>
+                <w:i w:val="0"/>
+                <w:iCs w:val="0"/>
+                <w:color w:val="000000"/>
+                <w:sz w:val="16"/>
+                <w:szCs w:val="16"/>
+                <w:u w:val="none"/>
+              </w:rPr>
+            </w:pPr>
+            <w:r>
+              <w:rPr>
+                <w:rFonts w:hint="eastAsia" w:ascii="宋体" w:hAnsi="宋体" w:eastAsia="宋体" w:cs="宋体"/>
+                <w:i w:val="0"/>
+                <w:iCs w:val="0"/>
+                <w:snapToGrid w:val="0"/>
+                <w:color w:val="000000"/>
+                <w:kern w:val="0"/>
+                <w:sz w:val="16"/>
+                <w:szCs w:val="16"/>
+                <w:u w:val="none"/>
+                <w:lang w:val="en-US" w:eastAsia="zh-CN"/>
+              </w:rPr>
+              <w:t>毛彦超</w:t>
+            </w:r>
+          </w:p>
+        </w:tc>
+        <w:tc>
+          <w:tcPr>
+            <w:tcW w:w="1189" w:type="dxa"/>
+            <w:tcBorders>
+              <w:top w:val="single" w:color="000000" w:sz="4" w:space="0"/>
+              <w:left w:val="single" w:color="000000" w:sz="4" w:space="0"/>
+              <w:bottom w:val="single" w:color="000000" w:sz="4" w:space="0"/>
+              <w:right w:val="single" w:color="000000" w:sz="4" w:space="0"/>
+            </w:tcBorders>
+            <w:shd w:val="clear" w:color="auto" w:fill="auto"/>
+            <w:vAlign w:val="center"/>
+          </w:tcPr>
+          <w:p>
+            <w:pPr>
+              <w:keepNext w:val="0"/>
+              <w:keepLines w:val="0"/>
+              <w:pageBreakBefore w:val="0"/>
+              <w:widowControl w:val="0"/>
+              <w:suppressLineNumbers w:val="0"/>
+              <w:wordWrap/>
+              <w:overflowPunct/>
+              <w:bidi w:val="0"/>
+              <w:jc w:val="both"/>
+              <w:textAlignment w:val="center"/>
+              <w:rPr>
                 <w:rFonts w:hint="default" w:ascii="宋体" w:hAnsi="宋体" w:eastAsia="宋体" w:cs="宋体"/>
                 <w:i w:val="0"/>
                 <w:iCs w:val="0"/>
-                <w:snapToGrid w:val="0"/>
-                <w:color w:val="000000"/>
-                <w:kern w:val="0"/>
-                <w:sz w:val="16"/>
-                <w:szCs w:val="16"/>
-                <w:u w:val="none"/>
-                <w:lang w:val="en-US" w:eastAsia="zh-CN" w:bidi="ar-SA"/>
-              </w:rPr>
-            </w:pPr>
-            <w:r>
-              <w:rPr>
-                <w:rFonts w:hint="eastAsia" w:ascii="宋体" w:hAnsi="宋体" w:eastAsia="宋体" w:cs="宋体"/>
-                <w:i w:val="0"/>
-                <w:iCs w:val="0"/>
-                <w:snapToGrid w:val="0"/>
-                <w:color w:val="000000"/>
-                <w:kern w:val="0"/>
-                <w:sz w:val="16"/>
-                <w:szCs w:val="16"/>
-                <w:u w:val="none"/>
-                <w:lang w:val="en-US" w:eastAsia="zh-CN"/>
-              </w:rPr>
-              <w:t>毛彦超</w:t>
+                <w:color w:val="000000"/>
+                <w:sz w:val="16"/>
+                <w:szCs w:val="16"/>
+                <w:u w:val="none"/>
+                <w:lang w:val="en-US" w:eastAsia="zh-CN"/>
+              </w:rPr>
+            </w:pPr>
+            <w:r>
+              <w:rPr>
+                <w:rFonts w:hint="eastAsia" w:ascii="宋体" w:hAnsi="宋体" w:eastAsia="宋体" w:cs="宋体"/>
+                <w:i w:val="0"/>
+                <w:iCs w:val="0"/>
+                <w:color w:val="000000"/>
+                <w:sz w:val="16"/>
+                <w:szCs w:val="16"/>
+                <w:u w:val="none"/>
+                <w:lang w:val="en-US" w:eastAsia="zh-CN"/>
+              </w:rPr>
+              <w:t>3月</w:t>
             </w:r>
           </w:p>
         </w:tc>
@@ -6749,66 +6446,10 @@
               <w:jc w:val="both"/>
               <w:textAlignment w:val="center"/>
               <w:rPr>
-                <w:rFonts w:hint="default" w:ascii="宋体" w:hAnsi="宋体" w:eastAsia="宋体" w:cs="宋体"/>
-                <w:i w:val="0"/>
-                <w:iCs w:val="0"/>
-                <w:snapToGrid w:val="0"/>
-                <w:color w:val="000000"/>
-                <w:kern w:val="0"/>
-                <w:sz w:val="16"/>
-                <w:szCs w:val="16"/>
-                <w:u w:val="none"/>
-                <w:lang w:val="en-US" w:eastAsia="zh-CN" w:bidi="ar-SA"/>
-              </w:rPr>
-            </w:pPr>
-            <w:r>
-              <w:rPr>
-                <w:rFonts w:hint="eastAsia" w:ascii="宋体" w:hAnsi="宋体" w:eastAsia="宋体" w:cs="宋体"/>
-                <w:i w:val="0"/>
-                <w:iCs w:val="0"/>
-                <w:snapToGrid w:val="0"/>
-                <w:color w:val="000000"/>
-                <w:kern w:val="0"/>
-                <w:sz w:val="16"/>
-                <w:szCs w:val="16"/>
-                <w:u w:val="none"/>
-                <w:lang w:val="en-US" w:eastAsia="zh-CN"/>
-              </w:rPr>
-              <w:t>3月</w:t>
-            </w:r>
-          </w:p>
-        </w:tc>
-        <w:tc>
-          <w:tcPr>
-            <w:tcW w:w="1189" w:type="dxa"/>
-            <w:tcBorders>
-              <w:top w:val="single" w:color="000000" w:sz="4" w:space="0"/>
-              <w:left w:val="single" w:color="000000" w:sz="4" w:space="0"/>
-              <w:bottom w:val="single" w:color="000000" w:sz="4" w:space="0"/>
-              <w:right w:val="single" w:color="000000" w:sz="4" w:space="0"/>
-            </w:tcBorders>
-            <w:shd w:val="clear" w:color="auto" w:fill="auto"/>
-            <w:vAlign w:val="center"/>
-          </w:tcPr>
-          <w:p>
-            <w:pPr>
-              <w:keepNext w:val="0"/>
-              <w:keepLines w:val="0"/>
-              <w:pageBreakBefore w:val="0"/>
-              <w:widowControl w:val="0"/>
-              <w:suppressLineNumbers w:val="0"/>
-              <w:wordWrap/>
-              <w:overflowPunct/>
-              <w:bidi w:val="0"/>
-              <w:jc w:val="both"/>
-              <w:textAlignment w:val="center"/>
-              <w:rPr>
-                <w:rFonts w:hint="eastAsia" w:ascii="宋体" w:hAnsi="宋体" w:eastAsia="宋体" w:cs="宋体"/>
-                <w:i w:val="0"/>
-                <w:iCs w:val="0"/>
-                <w:snapToGrid w:val="0"/>
-                <w:color w:val="000000"/>
-                <w:kern w:val="0"/>
+                <w:rFonts w:hint="eastAsia" w:ascii="宋体" w:hAnsi="宋体" w:eastAsia="宋体" w:cs="宋体"/>
+                <w:i w:val="0"/>
+                <w:iCs w:val="0"/>
+                <w:color w:val="000000"/>
                 <w:sz w:val="16"/>
                 <w:szCs w:val="16"/>
                 <w:u w:val="none"/>
@@ -6877,6 +6518,363 @@
                 <w:numId w:val="2"/>
               </w:numPr>
               <w:suppressLineNumbers w:val="0"/>
+              <w:tabs>
+                <w:tab w:val="center" w:pos="1320"/>
+              </w:tabs>
+              <w:wordWrap/>
+              <w:overflowPunct/>
+              <w:bidi w:val="0"/>
+              <w:ind w:left="425" w:leftChars="0" w:hanging="425" w:firstLineChars="0"/>
+              <w:jc w:val="left"/>
+              <w:textAlignment w:val="center"/>
+              <w:rPr>
+                <w:rFonts w:hint="eastAsia" w:ascii="宋体" w:hAnsi="宋体" w:eastAsia="宋体" w:cs="宋体"/>
+                <w:i w:val="0"/>
+                <w:iCs w:val="0"/>
+                <w:snapToGrid w:val="0"/>
+                <w:color w:val="000000"/>
+                <w:kern w:val="0"/>
+                <w:sz w:val="16"/>
+                <w:szCs w:val="16"/>
+                <w:u w:val="none"/>
+                <w:lang w:val="en-US" w:eastAsia="zh-CN"/>
+              </w:rPr>
+            </w:pPr>
+          </w:p>
+        </w:tc>
+        <w:tc>
+          <w:tcPr>
+            <w:tcW w:w="2100" w:type="dxa"/>
+            <w:tcBorders>
+              <w:top w:val="single" w:color="000000" w:sz="4" w:space="0"/>
+              <w:left w:val="single" w:color="000000" w:sz="4" w:space="0"/>
+              <w:bottom w:val="single" w:color="000000" w:sz="4" w:space="0"/>
+              <w:right w:val="single" w:color="000000" w:sz="4" w:space="0"/>
+            </w:tcBorders>
+            <w:shd w:val="clear" w:color="auto" w:fill="auto"/>
+            <w:vAlign w:val="center"/>
+          </w:tcPr>
+          <w:p>
+            <w:pPr>
+              <w:keepNext w:val="0"/>
+              <w:keepLines w:val="0"/>
+              <w:pageBreakBefore w:val="0"/>
+              <w:widowControl w:val="0"/>
+              <w:suppressLineNumbers w:val="0"/>
+              <w:tabs>
+                <w:tab w:val="center" w:pos="1320"/>
+              </w:tabs>
+              <w:wordWrap/>
+              <w:overflowPunct/>
+              <w:bidi w:val="0"/>
+              <w:jc w:val="left"/>
+              <w:textAlignment w:val="center"/>
+              <w:rPr>
+                <w:rFonts w:hint="default" w:ascii="宋体" w:hAnsi="宋体" w:eastAsia="宋体" w:cs="宋体"/>
+                <w:i w:val="0"/>
+                <w:iCs w:val="0"/>
+                <w:snapToGrid w:val="0"/>
+                <w:color w:val="000000"/>
+                <w:kern w:val="0"/>
+                <w:sz w:val="16"/>
+                <w:szCs w:val="16"/>
+                <w:u w:val="none"/>
+                <w:lang w:val="en-US" w:eastAsia="zh-CN" w:bidi="ar-SA"/>
+              </w:rPr>
+            </w:pPr>
+            <w:r>
+              <w:rPr>
+                <w:rFonts w:hint="eastAsia" w:ascii="宋体" w:hAnsi="宋体" w:eastAsia="宋体" w:cs="宋体"/>
+                <w:i w:val="0"/>
+                <w:iCs w:val="0"/>
+                <w:snapToGrid w:val="0"/>
+                <w:color w:val="000000"/>
+                <w:kern w:val="0"/>
+                <w:sz w:val="16"/>
+                <w:szCs w:val="16"/>
+                <w:u w:val="none"/>
+                <w:lang w:val="en-US" w:eastAsia="zh-CN"/>
+              </w:rPr>
+              <w:t>运维服务制度</w:t>
+            </w:r>
+            <w:r>
+              <w:rPr>
+                <w:rFonts w:hint="eastAsia" w:ascii="宋体" w:hAnsi="宋体" w:eastAsia="宋体" w:cs="宋体"/>
+                <w:i w:val="0"/>
+                <w:iCs w:val="0"/>
+                <w:snapToGrid w:val="0"/>
+                <w:color w:val="000000"/>
+                <w:kern w:val="0"/>
+                <w:sz w:val="16"/>
+                <w:szCs w:val="16"/>
+                <w:u w:val="none"/>
+                <w:lang w:val="en-US" w:eastAsia="zh-CN"/>
+              </w:rPr>
+              <w:tab/>
+            </w:r>
+          </w:p>
+        </w:tc>
+        <w:tc>
+          <w:tcPr>
+            <w:tcW w:w="1850" w:type="dxa"/>
+            <w:tcBorders>
+              <w:top w:val="single" w:color="000000" w:sz="4" w:space="0"/>
+              <w:left w:val="single" w:color="000000" w:sz="4" w:space="0"/>
+              <w:bottom w:val="single" w:color="000000" w:sz="4" w:space="0"/>
+              <w:right w:val="single" w:color="000000" w:sz="4" w:space="0"/>
+            </w:tcBorders>
+            <w:shd w:val="clear" w:color="auto" w:fill="auto"/>
+            <w:vAlign w:val="center"/>
+          </w:tcPr>
+          <w:p>
+            <w:pPr>
+              <w:keepNext w:val="0"/>
+              <w:keepLines w:val="0"/>
+              <w:pageBreakBefore w:val="0"/>
+              <w:widowControl w:val="0"/>
+              <w:suppressLineNumbers w:val="0"/>
+              <w:wordWrap/>
+              <w:overflowPunct/>
+              <w:bidi w:val="0"/>
+              <w:jc w:val="left"/>
+              <w:textAlignment w:val="center"/>
+              <w:rPr>
+                <w:rFonts w:hint="default" w:ascii="宋体" w:hAnsi="宋体" w:eastAsia="宋体" w:cs="宋体"/>
+                <w:i w:val="0"/>
+                <w:iCs w:val="0"/>
+                <w:snapToGrid w:val="0"/>
+                <w:color w:val="000000"/>
+                <w:kern w:val="0"/>
+                <w:sz w:val="16"/>
+                <w:szCs w:val="16"/>
+                <w:u w:val="none"/>
+                <w:lang w:val="en-US" w:eastAsia="zh-CN" w:bidi="ar-SA"/>
+              </w:rPr>
+            </w:pPr>
+            <w:r>
+              <w:rPr>
+                <w:rFonts w:hint="eastAsia" w:ascii="宋体" w:hAnsi="宋体" w:eastAsia="宋体" w:cs="宋体"/>
+                <w:i w:val="0"/>
+                <w:iCs w:val="0"/>
+                <w:snapToGrid w:val="0"/>
+                <w:color w:val="000000"/>
+                <w:kern w:val="0"/>
+                <w:sz w:val="16"/>
+                <w:szCs w:val="16"/>
+                <w:u w:val="none"/>
+                <w:lang w:val="en-US" w:eastAsia="zh-CN"/>
+              </w:rPr>
+              <w:t>各相关部门</w:t>
+            </w:r>
+          </w:p>
+        </w:tc>
+        <w:tc>
+          <w:tcPr>
+            <w:tcW w:w="750" w:type="dxa"/>
+            <w:tcBorders>
+              <w:top w:val="single" w:color="000000" w:sz="4" w:space="0"/>
+              <w:left w:val="single" w:color="000000" w:sz="4" w:space="0"/>
+              <w:bottom w:val="single" w:color="000000" w:sz="4" w:space="0"/>
+              <w:right w:val="single" w:color="000000" w:sz="4" w:space="0"/>
+            </w:tcBorders>
+            <w:shd w:val="clear" w:color="auto" w:fill="auto"/>
+            <w:vAlign w:val="center"/>
+          </w:tcPr>
+          <w:p>
+            <w:pPr>
+              <w:keepNext w:val="0"/>
+              <w:keepLines w:val="0"/>
+              <w:pageBreakBefore w:val="0"/>
+              <w:widowControl w:val="0"/>
+              <w:suppressLineNumbers w:val="0"/>
+              <w:wordWrap/>
+              <w:overflowPunct/>
+              <w:bidi w:val="0"/>
+              <w:jc w:val="both"/>
+              <w:textAlignment w:val="center"/>
+              <w:rPr>
+                <w:rFonts w:hint="default" w:ascii="宋体" w:hAnsi="宋体" w:eastAsia="宋体" w:cs="宋体"/>
+                <w:i w:val="0"/>
+                <w:iCs w:val="0"/>
+                <w:snapToGrid w:val="0"/>
+                <w:color w:val="000000"/>
+                <w:kern w:val="0"/>
+                <w:sz w:val="16"/>
+                <w:szCs w:val="16"/>
+                <w:u w:val="none"/>
+                <w:lang w:val="en-US" w:eastAsia="zh-CN" w:bidi="ar-SA"/>
+              </w:rPr>
+            </w:pPr>
+            <w:r>
+              <w:rPr>
+                <w:rFonts w:hint="eastAsia" w:ascii="宋体" w:hAnsi="宋体" w:eastAsia="宋体" w:cs="宋体"/>
+                <w:i w:val="0"/>
+                <w:iCs w:val="0"/>
+                <w:snapToGrid w:val="0"/>
+                <w:color w:val="000000"/>
+                <w:kern w:val="0"/>
+                <w:sz w:val="16"/>
+                <w:szCs w:val="16"/>
+                <w:u w:val="none"/>
+                <w:lang w:val="en-US" w:eastAsia="zh-CN"/>
+              </w:rPr>
+              <w:t>毛彦超</w:t>
+            </w:r>
+          </w:p>
+        </w:tc>
+        <w:tc>
+          <w:tcPr>
+            <w:tcW w:w="1189" w:type="dxa"/>
+            <w:tcBorders>
+              <w:top w:val="single" w:color="000000" w:sz="4" w:space="0"/>
+              <w:left w:val="single" w:color="000000" w:sz="4" w:space="0"/>
+              <w:bottom w:val="single" w:color="000000" w:sz="4" w:space="0"/>
+              <w:right w:val="single" w:color="000000" w:sz="4" w:space="0"/>
+            </w:tcBorders>
+            <w:shd w:val="clear" w:color="auto" w:fill="auto"/>
+            <w:vAlign w:val="center"/>
+          </w:tcPr>
+          <w:p>
+            <w:pPr>
+              <w:keepNext w:val="0"/>
+              <w:keepLines w:val="0"/>
+              <w:pageBreakBefore w:val="0"/>
+              <w:widowControl w:val="0"/>
+              <w:suppressLineNumbers w:val="0"/>
+              <w:wordWrap/>
+              <w:overflowPunct/>
+              <w:bidi w:val="0"/>
+              <w:jc w:val="both"/>
+              <w:textAlignment w:val="center"/>
+              <w:rPr>
+                <w:rFonts w:hint="default" w:ascii="宋体" w:hAnsi="宋体" w:eastAsia="宋体" w:cs="宋体"/>
+                <w:i w:val="0"/>
+                <w:iCs w:val="0"/>
+                <w:snapToGrid w:val="0"/>
+                <w:color w:val="000000"/>
+                <w:kern w:val="0"/>
+                <w:sz w:val="16"/>
+                <w:szCs w:val="16"/>
+                <w:u w:val="none"/>
+                <w:lang w:val="en-US" w:eastAsia="zh-CN" w:bidi="ar-SA"/>
+              </w:rPr>
+            </w:pPr>
+            <w:r>
+              <w:rPr>
+                <w:rFonts w:hint="eastAsia" w:ascii="宋体" w:hAnsi="宋体" w:eastAsia="宋体" w:cs="宋体"/>
+                <w:i w:val="0"/>
+                <w:iCs w:val="0"/>
+                <w:snapToGrid w:val="0"/>
+                <w:color w:val="000000"/>
+                <w:kern w:val="0"/>
+                <w:sz w:val="16"/>
+                <w:szCs w:val="16"/>
+                <w:u w:val="none"/>
+                <w:lang w:val="en-US" w:eastAsia="zh-CN"/>
+              </w:rPr>
+              <w:t>3月</w:t>
+            </w:r>
+          </w:p>
+        </w:tc>
+        <w:tc>
+          <w:tcPr>
+            <w:tcW w:w="1189" w:type="dxa"/>
+            <w:tcBorders>
+              <w:top w:val="single" w:color="000000" w:sz="4" w:space="0"/>
+              <w:left w:val="single" w:color="000000" w:sz="4" w:space="0"/>
+              <w:bottom w:val="single" w:color="000000" w:sz="4" w:space="0"/>
+              <w:right w:val="single" w:color="000000" w:sz="4" w:space="0"/>
+            </w:tcBorders>
+            <w:shd w:val="clear" w:color="auto" w:fill="auto"/>
+            <w:vAlign w:val="center"/>
+          </w:tcPr>
+          <w:p>
+            <w:pPr>
+              <w:keepNext w:val="0"/>
+              <w:keepLines w:val="0"/>
+              <w:pageBreakBefore w:val="0"/>
+              <w:widowControl w:val="0"/>
+              <w:suppressLineNumbers w:val="0"/>
+              <w:wordWrap/>
+              <w:overflowPunct/>
+              <w:bidi w:val="0"/>
+              <w:jc w:val="both"/>
+              <w:textAlignment w:val="center"/>
+              <w:rPr>
+                <w:rFonts w:hint="eastAsia" w:ascii="宋体" w:hAnsi="宋体" w:eastAsia="宋体" w:cs="宋体"/>
+                <w:i w:val="0"/>
+                <w:iCs w:val="0"/>
+                <w:snapToGrid w:val="0"/>
+                <w:color w:val="000000"/>
+                <w:kern w:val="0"/>
+                <w:sz w:val="16"/>
+                <w:szCs w:val="16"/>
+                <w:u w:val="none"/>
+                <w:lang w:val="en-US" w:eastAsia="zh-CN"/>
+              </w:rPr>
+            </w:pPr>
+            <w:r>
+              <w:rPr>
+                <w:rFonts w:hint="eastAsia" w:ascii="宋体" w:hAnsi="宋体" w:eastAsia="宋体" w:cs="宋体"/>
+                <w:i w:val="0"/>
+                <w:iCs w:val="0"/>
+                <w:snapToGrid w:val="0"/>
+                <w:color w:val="000000"/>
+                <w:kern w:val="0"/>
+                <w:sz w:val="16"/>
+                <w:szCs w:val="16"/>
+                <w:u w:val="none"/>
+                <w:lang w:val="en-US" w:eastAsia="zh-CN"/>
+              </w:rPr>
+              <w:t>完成</w:t>
+            </w:r>
+          </w:p>
+        </w:tc>
+      </w:tr>
+      <w:tr>
+        <w:tblPrEx>
+          <w:tblBorders>
+            <w:top w:val="none" w:color="auto" w:sz="0" w:space="0"/>
+            <w:left w:val="none" w:color="auto" w:sz="0" w:space="0"/>
+            <w:bottom w:val="none" w:color="auto" w:sz="0" w:space="0"/>
+            <w:right w:val="none" w:color="auto" w:sz="0" w:space="0"/>
+            <w:insideH w:val="none" w:color="auto" w:sz="0" w:space="0"/>
+            <w:insideV w:val="none" w:color="auto" w:sz="0" w:space="0"/>
+          </w:tblBorders>
+          <w:tblCellMar>
+            <w:top w:w="0" w:type="dxa"/>
+            <w:left w:w="108" w:type="dxa"/>
+            <w:bottom w:w="0" w:type="dxa"/>
+            <w:right w:w="108" w:type="dxa"/>
+          </w:tblCellMar>
+        </w:tblPrEx>
+        <w:trPr>
+          <w:trHeight w:val="384" w:hRule="atLeast"/>
+          <w:jc w:val="center"/>
+        </w:trPr>
+        <w:tc>
+          <w:tcPr>
+            <w:tcW w:w="661" w:type="dxa"/>
+            <w:tcBorders>
+              <w:top w:val="single" w:color="000000" w:sz="4" w:space="0"/>
+              <w:left w:val="single" w:color="000000" w:sz="4" w:space="0"/>
+              <w:bottom w:val="single" w:color="000000" w:sz="4" w:space="0"/>
+              <w:right w:val="single" w:color="000000" w:sz="4" w:space="0"/>
+            </w:tcBorders>
+            <w:shd w:val="clear" w:color="auto" w:fill="auto"/>
+            <w:vAlign w:val="center"/>
+          </w:tcPr>
+          <w:p>
+            <w:pPr>
+              <w:keepNext w:val="0"/>
+              <w:keepLines w:val="0"/>
+              <w:pageBreakBefore w:val="0"/>
+              <w:widowControl w:val="0"/>
+              <w:numPr>
+                <w:ilvl w:val="0"/>
+                <w:numId w:val="2"/>
+              </w:numPr>
+              <w:suppressLineNumbers w:val="0"/>
               <w:wordWrap/>
               <w:overflowPunct/>
               <w:bidi w:val="0"/>
@@ -7500,6 +7498,7 @@
             <w:insideH w:val="none" w:color="auto" w:sz="0" w:space="0"/>
             <w:insideV w:val="none" w:color="auto" w:sz="0" w:space="0"/>
           </w:tblBorders>
+          <w:shd w:val="clear" w:color="auto" w:fill="auto"/>
           <w:tblCellMar>
             <w:top w:w="0" w:type="dxa"/>
             <w:left w:w="108" w:type="dxa"/>
@@ -8526,6 +8525,7 @@
             <w:insideH w:val="none" w:color="auto" w:sz="0" w:space="0"/>
             <w:insideV w:val="none" w:color="auto" w:sz="0" w:space="0"/>
           </w:tblBorders>
+          <w:shd w:val="clear" w:color="auto" w:fill="auto"/>
           <w:tblCellMar>
             <w:top w:w="0" w:type="dxa"/>
             <w:left w:w="108" w:type="dxa"/>
@@ -8803,6 +8803,2340 @@
                 <w:lang w:val="en-US" w:eastAsia="zh-CN"/>
               </w:rPr>
               <w:t>4月</w:t>
+            </w:r>
+          </w:p>
+        </w:tc>
+        <w:tc>
+          <w:tcPr>
+            <w:tcW w:w="1189" w:type="dxa"/>
+            <w:tcBorders>
+              <w:top w:val="single" w:color="000000" w:sz="4" w:space="0"/>
+              <w:left w:val="single" w:color="000000" w:sz="4" w:space="0"/>
+              <w:bottom w:val="single" w:color="000000" w:sz="4" w:space="0"/>
+              <w:right w:val="single" w:color="000000" w:sz="4" w:space="0"/>
+            </w:tcBorders>
+            <w:shd w:val="clear" w:color="auto" w:fill="auto"/>
+            <w:vAlign w:val="center"/>
+          </w:tcPr>
+          <w:p>
+            <w:pPr>
+              <w:keepNext w:val="0"/>
+              <w:keepLines w:val="0"/>
+              <w:pageBreakBefore w:val="0"/>
+              <w:widowControl w:val="0"/>
+              <w:suppressLineNumbers w:val="0"/>
+              <w:wordWrap/>
+              <w:overflowPunct/>
+              <w:bidi w:val="0"/>
+              <w:jc w:val="both"/>
+              <w:textAlignment w:val="center"/>
+              <w:rPr>
+                <w:rFonts w:hint="eastAsia" w:ascii="宋体" w:hAnsi="宋体" w:eastAsia="宋体" w:cs="宋体"/>
+                <w:i w:val="0"/>
+                <w:iCs w:val="0"/>
+                <w:snapToGrid w:val="0"/>
+                <w:color w:val="000000"/>
+                <w:kern w:val="0"/>
+                <w:sz w:val="16"/>
+                <w:szCs w:val="16"/>
+                <w:u w:val="none"/>
+                <w:lang w:val="en-US" w:eastAsia="zh-CN"/>
+              </w:rPr>
+            </w:pPr>
+            <w:r>
+              <w:rPr>
+                <w:rFonts w:hint="eastAsia" w:ascii="宋体" w:hAnsi="宋体" w:eastAsia="宋体" w:cs="宋体"/>
+                <w:i w:val="0"/>
+                <w:iCs w:val="0"/>
+                <w:snapToGrid w:val="0"/>
+                <w:color w:val="000000"/>
+                <w:kern w:val="0"/>
+                <w:sz w:val="16"/>
+                <w:szCs w:val="16"/>
+                <w:u w:val="none"/>
+                <w:lang w:val="en-US" w:eastAsia="zh-CN"/>
+              </w:rPr>
+              <w:t>完成</w:t>
+            </w:r>
+          </w:p>
+        </w:tc>
+      </w:tr>
+      <w:tr>
+        <w:tblPrEx>
+          <w:tblBorders>
+            <w:top w:val="none" w:color="auto" w:sz="0" w:space="0"/>
+            <w:left w:val="none" w:color="auto" w:sz="0" w:space="0"/>
+            <w:bottom w:val="none" w:color="auto" w:sz="0" w:space="0"/>
+            <w:right w:val="none" w:color="auto" w:sz="0" w:space="0"/>
+            <w:insideH w:val="none" w:color="auto" w:sz="0" w:space="0"/>
+            <w:insideV w:val="none" w:color="auto" w:sz="0" w:space="0"/>
+          </w:tblBorders>
+          <w:tblCellMar>
+            <w:top w:w="0" w:type="dxa"/>
+            <w:left w:w="108" w:type="dxa"/>
+            <w:bottom w:w="0" w:type="dxa"/>
+            <w:right w:w="108" w:type="dxa"/>
+          </w:tblCellMar>
+        </w:tblPrEx>
+        <w:trPr>
+          <w:trHeight w:val="384" w:hRule="atLeast"/>
+          <w:jc w:val="center"/>
+        </w:trPr>
+        <w:tc>
+          <w:tcPr>
+            <w:tcW w:w="661" w:type="dxa"/>
+            <w:tcBorders>
+              <w:top w:val="single" w:color="000000" w:sz="4" w:space="0"/>
+              <w:left w:val="single" w:color="000000" w:sz="4" w:space="0"/>
+              <w:bottom w:val="single" w:color="000000" w:sz="4" w:space="0"/>
+              <w:right w:val="single" w:color="000000" w:sz="4" w:space="0"/>
+            </w:tcBorders>
+            <w:shd w:val="clear" w:color="auto" w:fill="auto"/>
+            <w:vAlign w:val="center"/>
+          </w:tcPr>
+          <w:p>
+            <w:pPr>
+              <w:keepNext w:val="0"/>
+              <w:keepLines w:val="0"/>
+              <w:pageBreakBefore w:val="0"/>
+              <w:widowControl w:val="0"/>
+              <w:numPr>
+                <w:ilvl w:val="0"/>
+                <w:numId w:val="2"/>
+              </w:numPr>
+              <w:suppressLineNumbers w:val="0"/>
+              <w:wordWrap/>
+              <w:overflowPunct/>
+              <w:bidi w:val="0"/>
+              <w:ind w:left="425" w:leftChars="0" w:hanging="425" w:firstLineChars="0"/>
+              <w:jc w:val="left"/>
+              <w:textAlignment w:val="center"/>
+              <w:rPr>
+                <w:rFonts w:hint="eastAsia" w:ascii="宋体" w:hAnsi="宋体" w:eastAsia="宋体" w:cs="宋体"/>
+                <w:i w:val="0"/>
+                <w:iCs w:val="0"/>
+                <w:snapToGrid w:val="0"/>
+                <w:color w:val="000000"/>
+                <w:kern w:val="0"/>
+                <w:sz w:val="16"/>
+                <w:szCs w:val="16"/>
+                <w:u w:val="none"/>
+                <w:lang w:val="en-US" w:eastAsia="zh-CN"/>
+              </w:rPr>
+            </w:pPr>
+          </w:p>
+        </w:tc>
+        <w:tc>
+          <w:tcPr>
+            <w:tcW w:w="2100" w:type="dxa"/>
+            <w:tcBorders>
+              <w:top w:val="single" w:color="000000" w:sz="4" w:space="0"/>
+              <w:left w:val="single" w:color="000000" w:sz="4" w:space="0"/>
+              <w:bottom w:val="single" w:color="000000" w:sz="4" w:space="0"/>
+              <w:right w:val="single" w:color="000000" w:sz="4" w:space="0"/>
+            </w:tcBorders>
+            <w:shd w:val="clear" w:color="auto" w:fill="auto"/>
+            <w:vAlign w:val="center"/>
+          </w:tcPr>
+          <w:p>
+            <w:pPr>
+              <w:keepNext w:val="0"/>
+              <w:keepLines w:val="0"/>
+              <w:pageBreakBefore w:val="0"/>
+              <w:widowControl w:val="0"/>
+              <w:suppressLineNumbers w:val="0"/>
+              <w:wordWrap/>
+              <w:overflowPunct/>
+              <w:bidi w:val="0"/>
+              <w:jc w:val="left"/>
+              <w:textAlignment w:val="center"/>
+              <w:rPr>
+                <w:rFonts w:hint="eastAsia" w:ascii="宋体" w:hAnsi="宋体" w:eastAsia="宋体" w:cs="宋体"/>
+                <w:i w:val="0"/>
+                <w:iCs w:val="0"/>
+                <w:color w:val="000000"/>
+                <w:sz w:val="16"/>
+                <w:szCs w:val="16"/>
+                <w:u w:val="none"/>
+              </w:rPr>
+            </w:pPr>
+            <w:r>
+              <w:rPr>
+                <w:rFonts w:hint="eastAsia" w:ascii="宋体" w:hAnsi="宋体" w:eastAsia="宋体" w:cs="宋体"/>
+                <w:i w:val="0"/>
+                <w:iCs w:val="0"/>
+                <w:snapToGrid w:val="0"/>
+                <w:color w:val="000000"/>
+                <w:kern w:val="0"/>
+                <w:sz w:val="16"/>
+                <w:szCs w:val="16"/>
+                <w:u w:val="none"/>
+                <w:lang w:val="en-US" w:eastAsia="zh-CN"/>
+              </w:rPr>
+              <w:t>Antd</w:t>
+            </w:r>
+            <w:r>
+              <w:rPr>
+                <w:rStyle w:val="42"/>
+                <w:snapToGrid w:val="0"/>
+                <w:color w:val="000000"/>
+                <w:lang w:val="en-US" w:eastAsia="zh-CN"/>
+              </w:rPr>
+              <w:t>前端框架介绍</w:t>
+            </w:r>
+          </w:p>
+        </w:tc>
+        <w:tc>
+          <w:tcPr>
+            <w:tcW w:w="1850" w:type="dxa"/>
+            <w:tcBorders>
+              <w:top w:val="single" w:color="000000" w:sz="4" w:space="0"/>
+              <w:left w:val="single" w:color="000000" w:sz="4" w:space="0"/>
+              <w:bottom w:val="single" w:color="000000" w:sz="4" w:space="0"/>
+              <w:right w:val="single" w:color="000000" w:sz="4" w:space="0"/>
+            </w:tcBorders>
+            <w:shd w:val="clear" w:color="auto" w:fill="auto"/>
+            <w:vAlign w:val="center"/>
+          </w:tcPr>
+          <w:p>
+            <w:pPr>
+              <w:keepNext w:val="0"/>
+              <w:keepLines w:val="0"/>
+              <w:pageBreakBefore w:val="0"/>
+              <w:widowControl w:val="0"/>
+              <w:suppressLineNumbers w:val="0"/>
+              <w:wordWrap/>
+              <w:overflowPunct/>
+              <w:bidi w:val="0"/>
+              <w:jc w:val="left"/>
+              <w:textAlignment w:val="center"/>
+              <w:rPr>
+                <w:rFonts w:hint="eastAsia" w:ascii="宋体" w:hAnsi="宋体" w:eastAsia="宋体" w:cs="宋体"/>
+                <w:i w:val="0"/>
+                <w:iCs w:val="0"/>
+                <w:color w:val="000000"/>
+                <w:sz w:val="16"/>
+                <w:szCs w:val="16"/>
+                <w:u w:val="none"/>
+              </w:rPr>
+            </w:pPr>
+            <w:r>
+              <w:rPr>
+                <w:rFonts w:hint="eastAsia" w:ascii="宋体" w:hAnsi="宋体" w:eastAsia="宋体" w:cs="宋体"/>
+                <w:i w:val="0"/>
+                <w:iCs w:val="0"/>
+                <w:snapToGrid w:val="0"/>
+                <w:color w:val="000000"/>
+                <w:kern w:val="0"/>
+                <w:sz w:val="16"/>
+                <w:szCs w:val="16"/>
+                <w:u w:val="none"/>
+                <w:lang w:val="en-US" w:eastAsia="zh-CN"/>
+              </w:rPr>
+              <w:t>研发部全员</w:t>
+            </w:r>
+          </w:p>
+        </w:tc>
+        <w:tc>
+          <w:tcPr>
+            <w:tcW w:w="750" w:type="dxa"/>
+            <w:tcBorders>
+              <w:top w:val="single" w:color="000000" w:sz="4" w:space="0"/>
+              <w:left w:val="single" w:color="000000" w:sz="4" w:space="0"/>
+              <w:bottom w:val="single" w:color="000000" w:sz="4" w:space="0"/>
+              <w:right w:val="single" w:color="000000" w:sz="4" w:space="0"/>
+            </w:tcBorders>
+            <w:shd w:val="clear" w:color="auto" w:fill="auto"/>
+            <w:vAlign w:val="center"/>
+          </w:tcPr>
+          <w:p>
+            <w:pPr>
+              <w:keepNext w:val="0"/>
+              <w:keepLines w:val="0"/>
+              <w:pageBreakBefore w:val="0"/>
+              <w:widowControl w:val="0"/>
+              <w:suppressLineNumbers w:val="0"/>
+              <w:wordWrap/>
+              <w:overflowPunct/>
+              <w:bidi w:val="0"/>
+              <w:jc w:val="both"/>
+              <w:textAlignment w:val="center"/>
+              <w:rPr>
+                <w:rFonts w:hint="eastAsia" w:ascii="宋体" w:hAnsi="宋体" w:eastAsia="宋体" w:cs="宋体"/>
+                <w:i w:val="0"/>
+                <w:iCs w:val="0"/>
+                <w:color w:val="000000"/>
+                <w:sz w:val="16"/>
+                <w:szCs w:val="16"/>
+                <w:u w:val="none"/>
+              </w:rPr>
+            </w:pPr>
+            <w:r>
+              <w:rPr>
+                <w:rFonts w:hint="eastAsia" w:ascii="宋体" w:hAnsi="宋体" w:eastAsia="宋体" w:cs="宋体"/>
+                <w:i w:val="0"/>
+                <w:iCs w:val="0"/>
+                <w:snapToGrid w:val="0"/>
+                <w:color w:val="000000"/>
+                <w:kern w:val="0"/>
+                <w:sz w:val="16"/>
+                <w:szCs w:val="16"/>
+                <w:u w:val="none"/>
+                <w:lang w:val="en-US" w:eastAsia="zh-CN"/>
+              </w:rPr>
+              <w:t>毛彦超</w:t>
+            </w:r>
+          </w:p>
+        </w:tc>
+        <w:tc>
+          <w:tcPr>
+            <w:tcW w:w="1189" w:type="dxa"/>
+            <w:tcBorders>
+              <w:top w:val="single" w:color="000000" w:sz="4" w:space="0"/>
+              <w:left w:val="single" w:color="000000" w:sz="4" w:space="0"/>
+              <w:bottom w:val="single" w:color="000000" w:sz="4" w:space="0"/>
+              <w:right w:val="single" w:color="000000" w:sz="4" w:space="0"/>
+            </w:tcBorders>
+            <w:shd w:val="clear" w:color="auto" w:fill="auto"/>
+            <w:vAlign w:val="center"/>
+          </w:tcPr>
+          <w:p>
+            <w:pPr>
+              <w:keepNext w:val="0"/>
+              <w:keepLines w:val="0"/>
+              <w:pageBreakBefore w:val="0"/>
+              <w:widowControl w:val="0"/>
+              <w:suppressLineNumbers w:val="0"/>
+              <w:wordWrap/>
+              <w:overflowPunct/>
+              <w:bidi w:val="0"/>
+              <w:jc w:val="both"/>
+              <w:textAlignment w:val="center"/>
+              <w:rPr>
+                <w:rFonts w:hint="eastAsia" w:ascii="宋体" w:hAnsi="宋体" w:eastAsia="宋体" w:cs="宋体"/>
+                <w:i w:val="0"/>
+                <w:iCs w:val="0"/>
+                <w:color w:val="000000"/>
+                <w:sz w:val="16"/>
+                <w:szCs w:val="16"/>
+                <w:u w:val="none"/>
+              </w:rPr>
+            </w:pPr>
+            <w:r>
+              <w:rPr>
+                <w:rFonts w:hint="eastAsia" w:ascii="宋体" w:hAnsi="宋体" w:eastAsia="宋体" w:cs="宋体"/>
+                <w:i w:val="0"/>
+                <w:iCs w:val="0"/>
+                <w:snapToGrid w:val="0"/>
+                <w:color w:val="000000"/>
+                <w:kern w:val="0"/>
+                <w:sz w:val="16"/>
+                <w:szCs w:val="16"/>
+                <w:u w:val="none"/>
+                <w:lang w:val="en-US" w:eastAsia="zh-CN"/>
+              </w:rPr>
+              <w:t>5月</w:t>
+            </w:r>
+          </w:p>
+        </w:tc>
+        <w:tc>
+          <w:tcPr>
+            <w:tcW w:w="1189" w:type="dxa"/>
+            <w:tcBorders>
+              <w:top w:val="single" w:color="000000" w:sz="4" w:space="0"/>
+              <w:left w:val="single" w:color="000000" w:sz="4" w:space="0"/>
+              <w:bottom w:val="single" w:color="000000" w:sz="4" w:space="0"/>
+              <w:right w:val="single" w:color="000000" w:sz="4" w:space="0"/>
+            </w:tcBorders>
+            <w:shd w:val="clear" w:color="auto" w:fill="auto"/>
+            <w:vAlign w:val="center"/>
+          </w:tcPr>
+          <w:p>
+            <w:pPr>
+              <w:keepNext w:val="0"/>
+              <w:keepLines w:val="0"/>
+              <w:pageBreakBefore w:val="0"/>
+              <w:widowControl w:val="0"/>
+              <w:suppressLineNumbers w:val="0"/>
+              <w:wordWrap/>
+              <w:overflowPunct/>
+              <w:bidi w:val="0"/>
+              <w:jc w:val="both"/>
+              <w:textAlignment w:val="center"/>
+              <w:rPr>
+                <w:rFonts w:hint="eastAsia" w:ascii="宋体" w:hAnsi="宋体" w:eastAsia="宋体" w:cs="宋体"/>
+                <w:i w:val="0"/>
+                <w:iCs w:val="0"/>
+                <w:snapToGrid w:val="0"/>
+                <w:color w:val="000000"/>
+                <w:kern w:val="0"/>
+                <w:sz w:val="16"/>
+                <w:szCs w:val="16"/>
+                <w:u w:val="none"/>
+                <w:lang w:val="en-US" w:eastAsia="zh-CN"/>
+              </w:rPr>
+            </w:pPr>
+            <w:r>
+              <w:rPr>
+                <w:rFonts w:hint="eastAsia" w:ascii="宋体" w:hAnsi="宋体" w:eastAsia="宋体" w:cs="宋体"/>
+                <w:i w:val="0"/>
+                <w:iCs w:val="0"/>
+                <w:snapToGrid w:val="0"/>
+                <w:color w:val="000000"/>
+                <w:kern w:val="0"/>
+                <w:sz w:val="16"/>
+                <w:szCs w:val="16"/>
+                <w:u w:val="none"/>
+                <w:lang w:val="en-US" w:eastAsia="zh-CN"/>
+              </w:rPr>
+              <w:t>完成</w:t>
+            </w:r>
+          </w:p>
+        </w:tc>
+      </w:tr>
+      <w:tr>
+        <w:tblPrEx>
+          <w:tblBorders>
+            <w:top w:val="none" w:color="auto" w:sz="0" w:space="0"/>
+            <w:left w:val="none" w:color="auto" w:sz="0" w:space="0"/>
+            <w:bottom w:val="none" w:color="auto" w:sz="0" w:space="0"/>
+            <w:right w:val="none" w:color="auto" w:sz="0" w:space="0"/>
+            <w:insideH w:val="none" w:color="auto" w:sz="0" w:space="0"/>
+            <w:insideV w:val="none" w:color="auto" w:sz="0" w:space="0"/>
+          </w:tblBorders>
+          <w:tblCellMar>
+            <w:top w:w="0" w:type="dxa"/>
+            <w:left w:w="108" w:type="dxa"/>
+            <w:bottom w:w="0" w:type="dxa"/>
+            <w:right w:w="108" w:type="dxa"/>
+          </w:tblCellMar>
+        </w:tblPrEx>
+        <w:trPr>
+          <w:trHeight w:val="384" w:hRule="atLeast"/>
+          <w:jc w:val="center"/>
+        </w:trPr>
+        <w:tc>
+          <w:tcPr>
+            <w:tcW w:w="661" w:type="dxa"/>
+            <w:tcBorders>
+              <w:top w:val="single" w:color="000000" w:sz="4" w:space="0"/>
+              <w:left w:val="single" w:color="000000" w:sz="4" w:space="0"/>
+              <w:bottom w:val="single" w:color="000000" w:sz="4" w:space="0"/>
+              <w:right w:val="single" w:color="000000" w:sz="4" w:space="0"/>
+            </w:tcBorders>
+            <w:shd w:val="clear" w:color="auto" w:fill="auto"/>
+            <w:vAlign w:val="center"/>
+          </w:tcPr>
+          <w:p>
+            <w:pPr>
+              <w:keepNext w:val="0"/>
+              <w:keepLines w:val="0"/>
+              <w:pageBreakBefore w:val="0"/>
+              <w:widowControl w:val="0"/>
+              <w:numPr>
+                <w:ilvl w:val="0"/>
+                <w:numId w:val="2"/>
+              </w:numPr>
+              <w:suppressLineNumbers w:val="0"/>
+              <w:wordWrap/>
+              <w:overflowPunct/>
+              <w:bidi w:val="0"/>
+              <w:ind w:left="425" w:leftChars="0" w:hanging="425" w:firstLineChars="0"/>
+              <w:jc w:val="left"/>
+              <w:textAlignment w:val="center"/>
+              <w:rPr>
+                <w:rFonts w:hint="eastAsia" w:ascii="宋体" w:hAnsi="宋体" w:eastAsia="宋体" w:cs="宋体"/>
+                <w:i w:val="0"/>
+                <w:iCs w:val="0"/>
+                <w:snapToGrid w:val="0"/>
+                <w:color w:val="000000"/>
+                <w:kern w:val="0"/>
+                <w:sz w:val="16"/>
+                <w:szCs w:val="16"/>
+                <w:u w:val="none"/>
+                <w:lang w:val="en-US" w:eastAsia="zh-CN"/>
+              </w:rPr>
+            </w:pPr>
+          </w:p>
+        </w:tc>
+        <w:tc>
+          <w:tcPr>
+            <w:tcW w:w="2100" w:type="dxa"/>
+            <w:tcBorders>
+              <w:top w:val="single" w:color="000000" w:sz="4" w:space="0"/>
+              <w:left w:val="single" w:color="000000" w:sz="4" w:space="0"/>
+              <w:bottom w:val="single" w:color="000000" w:sz="4" w:space="0"/>
+              <w:right w:val="single" w:color="000000" w:sz="4" w:space="0"/>
+            </w:tcBorders>
+            <w:shd w:val="clear" w:color="auto" w:fill="auto"/>
+            <w:vAlign w:val="center"/>
+          </w:tcPr>
+          <w:p>
+            <w:pPr>
+              <w:keepNext w:val="0"/>
+              <w:keepLines w:val="0"/>
+              <w:pageBreakBefore w:val="0"/>
+              <w:widowControl w:val="0"/>
+              <w:suppressLineNumbers w:val="0"/>
+              <w:wordWrap/>
+              <w:overflowPunct/>
+              <w:bidi w:val="0"/>
+              <w:jc w:val="left"/>
+              <w:textAlignment w:val="center"/>
+              <w:rPr>
+                <w:rFonts w:hint="eastAsia" w:ascii="宋体" w:hAnsi="宋体" w:eastAsia="宋体" w:cs="宋体"/>
+                <w:i w:val="0"/>
+                <w:iCs w:val="0"/>
+                <w:snapToGrid w:val="0"/>
+                <w:color w:val="000000"/>
+                <w:kern w:val="0"/>
+                <w:sz w:val="16"/>
+                <w:szCs w:val="16"/>
+                <w:u w:val="none"/>
+                <w:lang w:val="en-US" w:eastAsia="zh-CN" w:bidi="ar-SA"/>
+              </w:rPr>
+            </w:pPr>
+            <w:r>
+              <w:rPr>
+                <w:rFonts w:hint="eastAsia" w:ascii="宋体" w:hAnsi="宋体" w:eastAsia="宋体" w:cs="宋体"/>
+                <w:i w:val="0"/>
+                <w:iCs w:val="0"/>
+                <w:snapToGrid w:val="0"/>
+                <w:color w:val="000000"/>
+                <w:kern w:val="0"/>
+                <w:sz w:val="16"/>
+                <w:szCs w:val="16"/>
+                <w:u w:val="none"/>
+                <w:lang w:val="en-US" w:eastAsia="zh-CN"/>
+              </w:rPr>
+              <w:t>入职培训（包括制度与企业文化</w:t>
+            </w:r>
+          </w:p>
+        </w:tc>
+        <w:tc>
+          <w:tcPr>
+            <w:tcW w:w="1850" w:type="dxa"/>
+            <w:tcBorders>
+              <w:top w:val="single" w:color="000000" w:sz="4" w:space="0"/>
+              <w:left w:val="single" w:color="000000" w:sz="4" w:space="0"/>
+              <w:bottom w:val="single" w:color="000000" w:sz="4" w:space="0"/>
+              <w:right w:val="single" w:color="000000" w:sz="4" w:space="0"/>
+            </w:tcBorders>
+            <w:shd w:val="clear" w:color="auto" w:fill="auto"/>
+            <w:vAlign w:val="center"/>
+          </w:tcPr>
+          <w:p>
+            <w:pPr>
+              <w:keepNext w:val="0"/>
+              <w:keepLines w:val="0"/>
+              <w:pageBreakBefore w:val="0"/>
+              <w:widowControl w:val="0"/>
+              <w:suppressLineNumbers w:val="0"/>
+              <w:wordWrap/>
+              <w:overflowPunct/>
+              <w:bidi w:val="0"/>
+              <w:jc w:val="left"/>
+              <w:textAlignment w:val="center"/>
+              <w:rPr>
+                <w:rFonts w:hint="eastAsia" w:ascii="宋体" w:hAnsi="宋体" w:eastAsia="宋体" w:cs="宋体"/>
+                <w:i w:val="0"/>
+                <w:iCs w:val="0"/>
+                <w:snapToGrid w:val="0"/>
+                <w:color w:val="000000"/>
+                <w:kern w:val="0"/>
+                <w:sz w:val="16"/>
+                <w:szCs w:val="16"/>
+                <w:u w:val="none"/>
+                <w:lang w:val="en-US" w:eastAsia="zh-CN" w:bidi="ar-SA"/>
+              </w:rPr>
+            </w:pPr>
+            <w:r>
+              <w:rPr>
+                <w:rFonts w:hint="eastAsia" w:ascii="宋体" w:hAnsi="宋体" w:eastAsia="宋体" w:cs="宋体"/>
+                <w:i w:val="0"/>
+                <w:iCs w:val="0"/>
+                <w:snapToGrid w:val="0"/>
+                <w:color w:val="000000"/>
+                <w:kern w:val="0"/>
+                <w:sz w:val="16"/>
+                <w:szCs w:val="16"/>
+                <w:u w:val="none"/>
+                <w:lang w:val="en-US" w:eastAsia="zh-CN"/>
+              </w:rPr>
+              <w:t>公司全员</w:t>
+            </w:r>
+          </w:p>
+        </w:tc>
+        <w:tc>
+          <w:tcPr>
+            <w:tcW w:w="750" w:type="dxa"/>
+            <w:tcBorders>
+              <w:top w:val="single" w:color="000000" w:sz="4" w:space="0"/>
+              <w:left w:val="single" w:color="000000" w:sz="4" w:space="0"/>
+              <w:bottom w:val="single" w:color="000000" w:sz="4" w:space="0"/>
+              <w:right w:val="single" w:color="000000" w:sz="4" w:space="0"/>
+            </w:tcBorders>
+            <w:shd w:val="clear" w:color="auto" w:fill="auto"/>
+            <w:vAlign w:val="center"/>
+          </w:tcPr>
+          <w:p>
+            <w:pPr>
+              <w:keepNext w:val="0"/>
+              <w:keepLines w:val="0"/>
+              <w:pageBreakBefore w:val="0"/>
+              <w:widowControl w:val="0"/>
+              <w:suppressLineNumbers w:val="0"/>
+              <w:wordWrap/>
+              <w:overflowPunct/>
+              <w:bidi w:val="0"/>
+              <w:jc w:val="both"/>
+              <w:textAlignment w:val="center"/>
+              <w:rPr>
+                <w:rFonts w:hint="eastAsia" w:ascii="宋体" w:hAnsi="宋体" w:eastAsia="宋体" w:cs="宋体"/>
+                <w:i w:val="0"/>
+                <w:iCs w:val="0"/>
+                <w:snapToGrid w:val="0"/>
+                <w:color w:val="000000"/>
+                <w:kern w:val="0"/>
+                <w:sz w:val="16"/>
+                <w:szCs w:val="16"/>
+                <w:u w:val="none"/>
+                <w:lang w:val="en-US" w:eastAsia="zh-CN" w:bidi="ar-SA"/>
+              </w:rPr>
+            </w:pPr>
+            <w:r>
+              <w:rPr>
+                <w:rFonts w:hint="eastAsia" w:ascii="宋体" w:hAnsi="宋体" w:eastAsia="宋体" w:cs="宋体"/>
+                <w:i w:val="0"/>
+                <w:iCs w:val="0"/>
+                <w:snapToGrid w:val="0"/>
+                <w:color w:val="000000"/>
+                <w:kern w:val="0"/>
+                <w:sz w:val="16"/>
+                <w:szCs w:val="16"/>
+                <w:u w:val="none"/>
+                <w:lang w:val="en-US" w:eastAsia="zh-CN"/>
+              </w:rPr>
+              <w:t>各模块</w:t>
+            </w:r>
+          </w:p>
+        </w:tc>
+        <w:tc>
+          <w:tcPr>
+            <w:tcW w:w="1189" w:type="dxa"/>
+            <w:tcBorders>
+              <w:top w:val="single" w:color="000000" w:sz="4" w:space="0"/>
+              <w:left w:val="single" w:color="000000" w:sz="4" w:space="0"/>
+              <w:bottom w:val="single" w:color="000000" w:sz="4" w:space="0"/>
+              <w:right w:val="single" w:color="000000" w:sz="4" w:space="0"/>
+            </w:tcBorders>
+            <w:shd w:val="clear" w:color="auto" w:fill="auto"/>
+            <w:vAlign w:val="center"/>
+          </w:tcPr>
+          <w:p>
+            <w:pPr>
+              <w:keepNext w:val="0"/>
+              <w:keepLines w:val="0"/>
+              <w:pageBreakBefore w:val="0"/>
+              <w:widowControl w:val="0"/>
+              <w:suppressLineNumbers w:val="0"/>
+              <w:wordWrap/>
+              <w:overflowPunct/>
+              <w:bidi w:val="0"/>
+              <w:jc w:val="both"/>
+              <w:textAlignment w:val="center"/>
+              <w:rPr>
+                <w:rFonts w:hint="default" w:ascii="宋体" w:hAnsi="宋体" w:eastAsia="宋体" w:cs="宋体"/>
+                <w:i w:val="0"/>
+                <w:iCs w:val="0"/>
+                <w:snapToGrid w:val="0"/>
+                <w:color w:val="000000"/>
+                <w:kern w:val="0"/>
+                <w:sz w:val="16"/>
+                <w:szCs w:val="16"/>
+                <w:u w:val="none"/>
+                <w:lang w:val="en-US" w:eastAsia="zh-CN"/>
+              </w:rPr>
+            </w:pPr>
+            <w:r>
+              <w:rPr>
+                <w:rFonts w:hint="eastAsia" w:ascii="宋体" w:hAnsi="宋体" w:eastAsia="宋体" w:cs="宋体"/>
+                <w:i w:val="0"/>
+                <w:iCs w:val="0"/>
+                <w:snapToGrid w:val="0"/>
+                <w:color w:val="000000"/>
+                <w:kern w:val="0"/>
+                <w:sz w:val="16"/>
+                <w:szCs w:val="16"/>
+                <w:u w:val="none"/>
+                <w:lang w:val="en-US" w:eastAsia="zh-CN"/>
+              </w:rPr>
+              <w:t>6月</w:t>
+            </w:r>
+          </w:p>
+        </w:tc>
+        <w:tc>
+          <w:tcPr>
+            <w:tcW w:w="1189" w:type="dxa"/>
+            <w:tcBorders>
+              <w:top w:val="single" w:color="000000" w:sz="4" w:space="0"/>
+              <w:left w:val="single" w:color="000000" w:sz="4" w:space="0"/>
+              <w:bottom w:val="single" w:color="000000" w:sz="4" w:space="0"/>
+              <w:right w:val="single" w:color="000000" w:sz="4" w:space="0"/>
+            </w:tcBorders>
+            <w:shd w:val="clear" w:color="auto" w:fill="auto"/>
+            <w:vAlign w:val="center"/>
+          </w:tcPr>
+          <w:p>
+            <w:pPr>
+              <w:keepNext w:val="0"/>
+              <w:keepLines w:val="0"/>
+              <w:pageBreakBefore w:val="0"/>
+              <w:widowControl w:val="0"/>
+              <w:suppressLineNumbers w:val="0"/>
+              <w:wordWrap/>
+              <w:overflowPunct/>
+              <w:bidi w:val="0"/>
+              <w:jc w:val="both"/>
+              <w:textAlignment w:val="center"/>
+              <w:rPr>
+                <w:rFonts w:hint="eastAsia" w:ascii="宋体" w:hAnsi="宋体" w:eastAsia="宋体" w:cs="宋体"/>
+                <w:i w:val="0"/>
+                <w:iCs w:val="0"/>
+                <w:snapToGrid w:val="0"/>
+                <w:color w:val="000000"/>
+                <w:kern w:val="0"/>
+                <w:sz w:val="16"/>
+                <w:szCs w:val="16"/>
+                <w:u w:val="none"/>
+                <w:lang w:val="en-US" w:eastAsia="zh-CN"/>
+              </w:rPr>
+            </w:pPr>
+            <w:r>
+              <w:rPr>
+                <w:rFonts w:hint="eastAsia" w:ascii="宋体" w:hAnsi="宋体" w:eastAsia="宋体" w:cs="宋体"/>
+                <w:i w:val="0"/>
+                <w:iCs w:val="0"/>
+                <w:snapToGrid w:val="0"/>
+                <w:color w:val="000000"/>
+                <w:kern w:val="0"/>
+                <w:sz w:val="16"/>
+                <w:szCs w:val="16"/>
+                <w:u w:val="none"/>
+                <w:lang w:val="en-US" w:eastAsia="zh-CN"/>
+              </w:rPr>
+              <w:t>完成</w:t>
+            </w:r>
+          </w:p>
+        </w:tc>
+      </w:tr>
+      <w:tr>
+        <w:tblPrEx>
+          <w:tblBorders>
+            <w:top w:val="none" w:color="auto" w:sz="0" w:space="0"/>
+            <w:left w:val="none" w:color="auto" w:sz="0" w:space="0"/>
+            <w:bottom w:val="none" w:color="auto" w:sz="0" w:space="0"/>
+            <w:right w:val="none" w:color="auto" w:sz="0" w:space="0"/>
+            <w:insideH w:val="none" w:color="auto" w:sz="0" w:space="0"/>
+            <w:insideV w:val="none" w:color="auto" w:sz="0" w:space="0"/>
+          </w:tblBorders>
+          <w:tblCellMar>
+            <w:top w:w="0" w:type="dxa"/>
+            <w:left w:w="108" w:type="dxa"/>
+            <w:bottom w:w="0" w:type="dxa"/>
+            <w:right w:w="108" w:type="dxa"/>
+          </w:tblCellMar>
+        </w:tblPrEx>
+        <w:trPr>
+          <w:trHeight w:val="384" w:hRule="atLeast"/>
+          <w:jc w:val="center"/>
+        </w:trPr>
+        <w:tc>
+          <w:tcPr>
+            <w:tcW w:w="661" w:type="dxa"/>
+            <w:tcBorders>
+              <w:top w:val="single" w:color="000000" w:sz="4" w:space="0"/>
+              <w:left w:val="single" w:color="000000" w:sz="4" w:space="0"/>
+              <w:bottom w:val="single" w:color="000000" w:sz="4" w:space="0"/>
+              <w:right w:val="single" w:color="000000" w:sz="4" w:space="0"/>
+            </w:tcBorders>
+            <w:shd w:val="clear" w:color="auto" w:fill="auto"/>
+            <w:vAlign w:val="center"/>
+          </w:tcPr>
+          <w:p>
+            <w:pPr>
+              <w:keepNext w:val="0"/>
+              <w:keepLines w:val="0"/>
+              <w:pageBreakBefore w:val="0"/>
+              <w:widowControl w:val="0"/>
+              <w:numPr>
+                <w:ilvl w:val="0"/>
+                <w:numId w:val="2"/>
+              </w:numPr>
+              <w:suppressLineNumbers w:val="0"/>
+              <w:wordWrap/>
+              <w:overflowPunct/>
+              <w:bidi w:val="0"/>
+              <w:ind w:left="425" w:leftChars="0" w:hanging="425" w:firstLineChars="0"/>
+              <w:jc w:val="left"/>
+              <w:textAlignment w:val="center"/>
+              <w:rPr>
+                <w:rFonts w:hint="eastAsia" w:ascii="宋体" w:hAnsi="宋体" w:eastAsia="宋体" w:cs="宋体"/>
+                <w:i w:val="0"/>
+                <w:iCs w:val="0"/>
+                <w:snapToGrid w:val="0"/>
+                <w:color w:val="000000"/>
+                <w:kern w:val="0"/>
+                <w:sz w:val="16"/>
+                <w:szCs w:val="16"/>
+                <w:u w:val="none"/>
+                <w:lang w:val="en-US" w:eastAsia="zh-CN"/>
+              </w:rPr>
+            </w:pPr>
+          </w:p>
+        </w:tc>
+        <w:tc>
+          <w:tcPr>
+            <w:tcW w:w="2100" w:type="dxa"/>
+            <w:tcBorders>
+              <w:top w:val="single" w:color="000000" w:sz="4" w:space="0"/>
+              <w:left w:val="single" w:color="000000" w:sz="4" w:space="0"/>
+              <w:bottom w:val="single" w:color="000000" w:sz="4" w:space="0"/>
+              <w:right w:val="single" w:color="000000" w:sz="4" w:space="0"/>
+            </w:tcBorders>
+            <w:shd w:val="clear" w:color="auto" w:fill="auto"/>
+            <w:vAlign w:val="center"/>
+          </w:tcPr>
+          <w:p>
+            <w:pPr>
+              <w:keepNext w:val="0"/>
+              <w:keepLines w:val="0"/>
+              <w:pageBreakBefore w:val="0"/>
+              <w:widowControl w:val="0"/>
+              <w:suppressLineNumbers w:val="0"/>
+              <w:wordWrap/>
+              <w:overflowPunct/>
+              <w:bidi w:val="0"/>
+              <w:jc w:val="left"/>
+              <w:textAlignment w:val="center"/>
+              <w:rPr>
+                <w:rFonts w:hint="eastAsia" w:ascii="宋体" w:hAnsi="宋体" w:eastAsia="宋体" w:cs="宋体"/>
+                <w:i w:val="0"/>
+                <w:iCs w:val="0"/>
+                <w:snapToGrid w:val="0"/>
+                <w:color w:val="000000"/>
+                <w:kern w:val="0"/>
+                <w:sz w:val="16"/>
+                <w:szCs w:val="16"/>
+                <w:u w:val="none"/>
+                <w:lang w:val="en-US" w:eastAsia="zh-CN" w:bidi="ar-SA"/>
+              </w:rPr>
+            </w:pPr>
+            <w:r>
+              <w:rPr>
+                <w:rFonts w:hint="eastAsia" w:ascii="宋体" w:hAnsi="宋体" w:eastAsia="宋体" w:cs="宋体"/>
+                <w:i w:val="0"/>
+                <w:iCs w:val="0"/>
+                <w:snapToGrid w:val="0"/>
+                <w:color w:val="000000"/>
+                <w:kern w:val="0"/>
+                <w:sz w:val="16"/>
+                <w:szCs w:val="16"/>
+                <w:u w:val="none"/>
+                <w:lang w:val="en-US" w:eastAsia="zh-CN"/>
+              </w:rPr>
+              <w:t>公司产品培训</w:t>
+            </w:r>
+          </w:p>
+        </w:tc>
+        <w:tc>
+          <w:tcPr>
+            <w:tcW w:w="1850" w:type="dxa"/>
+            <w:tcBorders>
+              <w:top w:val="single" w:color="000000" w:sz="4" w:space="0"/>
+              <w:left w:val="single" w:color="000000" w:sz="4" w:space="0"/>
+              <w:bottom w:val="single" w:color="000000" w:sz="4" w:space="0"/>
+              <w:right w:val="single" w:color="000000" w:sz="4" w:space="0"/>
+            </w:tcBorders>
+            <w:shd w:val="clear" w:color="auto" w:fill="auto"/>
+            <w:vAlign w:val="center"/>
+          </w:tcPr>
+          <w:p>
+            <w:pPr>
+              <w:keepNext w:val="0"/>
+              <w:keepLines w:val="0"/>
+              <w:pageBreakBefore w:val="0"/>
+              <w:widowControl w:val="0"/>
+              <w:suppressLineNumbers w:val="0"/>
+              <w:wordWrap/>
+              <w:overflowPunct/>
+              <w:bidi w:val="0"/>
+              <w:jc w:val="left"/>
+              <w:textAlignment w:val="center"/>
+              <w:rPr>
+                <w:rFonts w:hint="eastAsia" w:ascii="宋体" w:hAnsi="宋体" w:eastAsia="宋体" w:cs="宋体"/>
+                <w:i w:val="0"/>
+                <w:iCs w:val="0"/>
+                <w:snapToGrid w:val="0"/>
+                <w:color w:val="000000"/>
+                <w:kern w:val="0"/>
+                <w:sz w:val="16"/>
+                <w:szCs w:val="16"/>
+                <w:u w:val="none"/>
+                <w:lang w:val="en-US" w:eastAsia="zh-CN" w:bidi="ar-SA"/>
+              </w:rPr>
+            </w:pPr>
+            <w:r>
+              <w:rPr>
+                <w:rFonts w:hint="eastAsia" w:ascii="宋体" w:hAnsi="宋体" w:eastAsia="宋体" w:cs="宋体"/>
+                <w:i w:val="0"/>
+                <w:iCs w:val="0"/>
+                <w:snapToGrid w:val="0"/>
+                <w:color w:val="000000"/>
+                <w:kern w:val="0"/>
+                <w:sz w:val="16"/>
+                <w:szCs w:val="16"/>
+                <w:u w:val="none"/>
+                <w:lang w:val="en-US" w:eastAsia="zh-CN"/>
+              </w:rPr>
+              <w:t>公司全员</w:t>
+            </w:r>
+          </w:p>
+        </w:tc>
+        <w:tc>
+          <w:tcPr>
+            <w:tcW w:w="750" w:type="dxa"/>
+            <w:tcBorders>
+              <w:top w:val="single" w:color="000000" w:sz="4" w:space="0"/>
+              <w:left w:val="single" w:color="000000" w:sz="4" w:space="0"/>
+              <w:bottom w:val="single" w:color="000000" w:sz="4" w:space="0"/>
+              <w:right w:val="single" w:color="000000" w:sz="4" w:space="0"/>
+            </w:tcBorders>
+            <w:shd w:val="clear" w:color="auto" w:fill="auto"/>
+            <w:vAlign w:val="center"/>
+          </w:tcPr>
+          <w:p>
+            <w:pPr>
+              <w:keepNext w:val="0"/>
+              <w:keepLines w:val="0"/>
+              <w:pageBreakBefore w:val="0"/>
+              <w:widowControl w:val="0"/>
+              <w:suppressLineNumbers w:val="0"/>
+              <w:wordWrap/>
+              <w:overflowPunct/>
+              <w:bidi w:val="0"/>
+              <w:jc w:val="both"/>
+              <w:textAlignment w:val="center"/>
+              <w:rPr>
+                <w:rFonts w:hint="eastAsia" w:ascii="宋体" w:hAnsi="宋体" w:eastAsia="宋体" w:cs="宋体"/>
+                <w:i w:val="0"/>
+                <w:iCs w:val="0"/>
+                <w:snapToGrid w:val="0"/>
+                <w:color w:val="000000"/>
+                <w:kern w:val="0"/>
+                <w:sz w:val="16"/>
+                <w:szCs w:val="16"/>
+                <w:u w:val="none"/>
+                <w:lang w:val="en-US" w:eastAsia="zh-CN" w:bidi="ar-SA"/>
+              </w:rPr>
+            </w:pPr>
+            <w:r>
+              <w:rPr>
+                <w:rFonts w:hint="eastAsia" w:ascii="宋体" w:hAnsi="宋体" w:eastAsia="宋体" w:cs="宋体"/>
+                <w:i w:val="0"/>
+                <w:iCs w:val="0"/>
+                <w:snapToGrid w:val="0"/>
+                <w:color w:val="000000"/>
+                <w:kern w:val="0"/>
+                <w:sz w:val="16"/>
+                <w:szCs w:val="16"/>
+                <w:u w:val="none"/>
+                <w:lang w:val="en-US" w:eastAsia="zh-CN"/>
+              </w:rPr>
+              <w:t>毛彦超</w:t>
+            </w:r>
+          </w:p>
+        </w:tc>
+        <w:tc>
+          <w:tcPr>
+            <w:tcW w:w="1189" w:type="dxa"/>
+            <w:tcBorders>
+              <w:top w:val="single" w:color="000000" w:sz="4" w:space="0"/>
+              <w:left w:val="single" w:color="000000" w:sz="4" w:space="0"/>
+              <w:bottom w:val="single" w:color="000000" w:sz="4" w:space="0"/>
+              <w:right w:val="single" w:color="000000" w:sz="4" w:space="0"/>
+            </w:tcBorders>
+            <w:shd w:val="clear" w:color="auto" w:fill="auto"/>
+            <w:vAlign w:val="center"/>
+          </w:tcPr>
+          <w:p>
+            <w:pPr>
+              <w:keepNext w:val="0"/>
+              <w:keepLines w:val="0"/>
+              <w:pageBreakBefore w:val="0"/>
+              <w:widowControl w:val="0"/>
+              <w:suppressLineNumbers w:val="0"/>
+              <w:wordWrap/>
+              <w:overflowPunct/>
+              <w:bidi w:val="0"/>
+              <w:jc w:val="both"/>
+              <w:textAlignment w:val="center"/>
+              <w:rPr>
+                <w:rFonts w:hint="default" w:ascii="宋体" w:hAnsi="宋体" w:eastAsia="宋体" w:cs="宋体"/>
+                <w:i w:val="0"/>
+                <w:iCs w:val="0"/>
+                <w:snapToGrid w:val="0"/>
+                <w:color w:val="000000"/>
+                <w:kern w:val="0"/>
+                <w:sz w:val="16"/>
+                <w:szCs w:val="16"/>
+                <w:u w:val="none"/>
+                <w:lang w:val="en-US" w:eastAsia="zh-CN"/>
+              </w:rPr>
+            </w:pPr>
+            <w:r>
+              <w:rPr>
+                <w:rFonts w:hint="eastAsia" w:ascii="宋体" w:hAnsi="宋体" w:eastAsia="宋体" w:cs="宋体"/>
+                <w:i w:val="0"/>
+                <w:iCs w:val="0"/>
+                <w:snapToGrid w:val="0"/>
+                <w:color w:val="000000"/>
+                <w:kern w:val="0"/>
+                <w:sz w:val="16"/>
+                <w:szCs w:val="16"/>
+                <w:u w:val="none"/>
+                <w:lang w:val="en-US" w:eastAsia="zh-CN"/>
+              </w:rPr>
+              <w:t>6月</w:t>
+            </w:r>
+          </w:p>
+        </w:tc>
+        <w:tc>
+          <w:tcPr>
+            <w:tcW w:w="1189" w:type="dxa"/>
+            <w:tcBorders>
+              <w:top w:val="single" w:color="000000" w:sz="4" w:space="0"/>
+              <w:left w:val="single" w:color="000000" w:sz="4" w:space="0"/>
+              <w:bottom w:val="single" w:color="000000" w:sz="4" w:space="0"/>
+              <w:right w:val="single" w:color="000000" w:sz="4" w:space="0"/>
+            </w:tcBorders>
+            <w:shd w:val="clear" w:color="auto" w:fill="auto"/>
+            <w:vAlign w:val="center"/>
+          </w:tcPr>
+          <w:p>
+            <w:pPr>
+              <w:keepNext w:val="0"/>
+              <w:keepLines w:val="0"/>
+              <w:pageBreakBefore w:val="0"/>
+              <w:widowControl w:val="0"/>
+              <w:suppressLineNumbers w:val="0"/>
+              <w:wordWrap/>
+              <w:overflowPunct/>
+              <w:bidi w:val="0"/>
+              <w:jc w:val="both"/>
+              <w:textAlignment w:val="center"/>
+              <w:rPr>
+                <w:rFonts w:hint="eastAsia" w:ascii="宋体" w:hAnsi="宋体" w:eastAsia="宋体" w:cs="宋体"/>
+                <w:i w:val="0"/>
+                <w:iCs w:val="0"/>
+                <w:snapToGrid w:val="0"/>
+                <w:color w:val="000000"/>
+                <w:kern w:val="0"/>
+                <w:sz w:val="16"/>
+                <w:szCs w:val="16"/>
+                <w:u w:val="none"/>
+                <w:lang w:val="en-US" w:eastAsia="zh-CN"/>
+              </w:rPr>
+            </w:pPr>
+            <w:r>
+              <w:rPr>
+                <w:rFonts w:hint="eastAsia" w:ascii="宋体" w:hAnsi="宋体" w:eastAsia="宋体" w:cs="宋体"/>
+                <w:i w:val="0"/>
+                <w:iCs w:val="0"/>
+                <w:snapToGrid w:val="0"/>
+                <w:color w:val="000000"/>
+                <w:kern w:val="0"/>
+                <w:sz w:val="16"/>
+                <w:szCs w:val="16"/>
+                <w:u w:val="none"/>
+                <w:lang w:val="en-US" w:eastAsia="zh-CN"/>
+              </w:rPr>
+              <w:t>完成</w:t>
+            </w:r>
+          </w:p>
+        </w:tc>
+      </w:tr>
+      <w:tr>
+        <w:tblPrEx>
+          <w:tblBorders>
+            <w:top w:val="none" w:color="auto" w:sz="0" w:space="0"/>
+            <w:left w:val="none" w:color="auto" w:sz="0" w:space="0"/>
+            <w:bottom w:val="none" w:color="auto" w:sz="0" w:space="0"/>
+            <w:right w:val="none" w:color="auto" w:sz="0" w:space="0"/>
+            <w:insideH w:val="none" w:color="auto" w:sz="0" w:space="0"/>
+            <w:insideV w:val="none" w:color="auto" w:sz="0" w:space="0"/>
+          </w:tblBorders>
+          <w:tblCellMar>
+            <w:top w:w="0" w:type="dxa"/>
+            <w:left w:w="108" w:type="dxa"/>
+            <w:bottom w:w="0" w:type="dxa"/>
+            <w:right w:w="108" w:type="dxa"/>
+          </w:tblCellMar>
+        </w:tblPrEx>
+        <w:trPr>
+          <w:trHeight w:val="384" w:hRule="atLeast"/>
+          <w:jc w:val="center"/>
+        </w:trPr>
+        <w:tc>
+          <w:tcPr>
+            <w:tcW w:w="661" w:type="dxa"/>
+            <w:tcBorders>
+              <w:top w:val="single" w:color="000000" w:sz="4" w:space="0"/>
+              <w:left w:val="single" w:color="000000" w:sz="4" w:space="0"/>
+              <w:bottom w:val="single" w:color="000000" w:sz="4" w:space="0"/>
+              <w:right w:val="single" w:color="000000" w:sz="4" w:space="0"/>
+            </w:tcBorders>
+            <w:shd w:val="clear" w:color="auto" w:fill="auto"/>
+            <w:vAlign w:val="center"/>
+          </w:tcPr>
+          <w:p>
+            <w:pPr>
+              <w:keepNext w:val="0"/>
+              <w:keepLines w:val="0"/>
+              <w:pageBreakBefore w:val="0"/>
+              <w:widowControl w:val="0"/>
+              <w:numPr>
+                <w:ilvl w:val="0"/>
+                <w:numId w:val="2"/>
+              </w:numPr>
+              <w:suppressLineNumbers w:val="0"/>
+              <w:wordWrap/>
+              <w:overflowPunct/>
+              <w:bidi w:val="0"/>
+              <w:ind w:left="425" w:leftChars="0" w:hanging="425" w:firstLineChars="0"/>
+              <w:jc w:val="left"/>
+              <w:textAlignment w:val="center"/>
+              <w:rPr>
+                <w:rFonts w:hint="eastAsia" w:ascii="宋体" w:hAnsi="宋体" w:eastAsia="宋体" w:cs="宋体"/>
+                <w:i w:val="0"/>
+                <w:iCs w:val="0"/>
+                <w:snapToGrid w:val="0"/>
+                <w:color w:val="000000"/>
+                <w:kern w:val="0"/>
+                <w:sz w:val="16"/>
+                <w:szCs w:val="16"/>
+                <w:u w:val="none"/>
+                <w:lang w:val="en-US" w:eastAsia="zh-CN"/>
+              </w:rPr>
+            </w:pPr>
+          </w:p>
+        </w:tc>
+        <w:tc>
+          <w:tcPr>
+            <w:tcW w:w="2100" w:type="dxa"/>
+            <w:tcBorders>
+              <w:top w:val="single" w:color="000000" w:sz="4" w:space="0"/>
+              <w:left w:val="single" w:color="000000" w:sz="4" w:space="0"/>
+              <w:bottom w:val="single" w:color="000000" w:sz="4" w:space="0"/>
+              <w:right w:val="single" w:color="000000" w:sz="4" w:space="0"/>
+            </w:tcBorders>
+            <w:shd w:val="clear" w:color="auto" w:fill="auto"/>
+            <w:vAlign w:val="center"/>
+          </w:tcPr>
+          <w:p>
+            <w:pPr>
+              <w:keepNext w:val="0"/>
+              <w:keepLines w:val="0"/>
+              <w:pageBreakBefore w:val="0"/>
+              <w:widowControl w:val="0"/>
+              <w:suppressLineNumbers w:val="0"/>
+              <w:wordWrap/>
+              <w:overflowPunct/>
+              <w:bidi w:val="0"/>
+              <w:jc w:val="left"/>
+              <w:textAlignment w:val="center"/>
+              <w:rPr>
+                <w:rFonts w:hint="eastAsia" w:ascii="宋体" w:hAnsi="宋体" w:eastAsia="宋体" w:cs="宋体"/>
+                <w:i w:val="0"/>
+                <w:iCs w:val="0"/>
+                <w:color w:val="000000"/>
+                <w:sz w:val="16"/>
+                <w:szCs w:val="16"/>
+                <w:u w:val="none"/>
+              </w:rPr>
+            </w:pPr>
+            <w:r>
+              <w:rPr>
+                <w:rFonts w:hint="eastAsia" w:ascii="宋体" w:hAnsi="宋体" w:eastAsia="宋体" w:cs="宋体"/>
+                <w:i w:val="0"/>
+                <w:iCs w:val="0"/>
+                <w:snapToGrid w:val="0"/>
+                <w:color w:val="000000"/>
+                <w:kern w:val="0"/>
+                <w:sz w:val="16"/>
+                <w:szCs w:val="16"/>
+                <w:u w:val="none"/>
+                <w:lang w:val="en-US" w:eastAsia="zh-CN"/>
+              </w:rPr>
+              <w:t>数据库规范介绍</w:t>
+            </w:r>
+          </w:p>
+        </w:tc>
+        <w:tc>
+          <w:tcPr>
+            <w:tcW w:w="1850" w:type="dxa"/>
+            <w:tcBorders>
+              <w:top w:val="single" w:color="000000" w:sz="4" w:space="0"/>
+              <w:left w:val="single" w:color="000000" w:sz="4" w:space="0"/>
+              <w:bottom w:val="single" w:color="000000" w:sz="4" w:space="0"/>
+              <w:right w:val="single" w:color="000000" w:sz="4" w:space="0"/>
+            </w:tcBorders>
+            <w:shd w:val="clear" w:color="auto" w:fill="auto"/>
+            <w:vAlign w:val="center"/>
+          </w:tcPr>
+          <w:p>
+            <w:pPr>
+              <w:keepNext w:val="0"/>
+              <w:keepLines w:val="0"/>
+              <w:pageBreakBefore w:val="0"/>
+              <w:widowControl w:val="0"/>
+              <w:suppressLineNumbers w:val="0"/>
+              <w:wordWrap/>
+              <w:overflowPunct/>
+              <w:bidi w:val="0"/>
+              <w:jc w:val="left"/>
+              <w:textAlignment w:val="center"/>
+              <w:rPr>
+                <w:rFonts w:hint="eastAsia" w:ascii="宋体" w:hAnsi="宋体" w:eastAsia="宋体" w:cs="宋体"/>
+                <w:i w:val="0"/>
+                <w:iCs w:val="0"/>
+                <w:color w:val="000000"/>
+                <w:sz w:val="16"/>
+                <w:szCs w:val="16"/>
+                <w:u w:val="none"/>
+              </w:rPr>
+            </w:pPr>
+            <w:r>
+              <w:rPr>
+                <w:rFonts w:hint="eastAsia" w:ascii="宋体" w:hAnsi="宋体" w:eastAsia="宋体" w:cs="宋体"/>
+                <w:i w:val="0"/>
+                <w:iCs w:val="0"/>
+                <w:snapToGrid w:val="0"/>
+                <w:color w:val="000000"/>
+                <w:kern w:val="0"/>
+                <w:sz w:val="16"/>
+                <w:szCs w:val="16"/>
+                <w:u w:val="none"/>
+                <w:lang w:val="en-US" w:eastAsia="zh-CN"/>
+              </w:rPr>
+              <w:t>运维部、研发部</w:t>
+            </w:r>
+          </w:p>
+        </w:tc>
+        <w:tc>
+          <w:tcPr>
+            <w:tcW w:w="750" w:type="dxa"/>
+            <w:tcBorders>
+              <w:top w:val="single" w:color="000000" w:sz="4" w:space="0"/>
+              <w:left w:val="single" w:color="000000" w:sz="4" w:space="0"/>
+              <w:bottom w:val="single" w:color="000000" w:sz="4" w:space="0"/>
+              <w:right w:val="single" w:color="000000" w:sz="4" w:space="0"/>
+            </w:tcBorders>
+            <w:shd w:val="clear" w:color="auto" w:fill="auto"/>
+            <w:vAlign w:val="center"/>
+          </w:tcPr>
+          <w:p>
+            <w:pPr>
+              <w:keepNext w:val="0"/>
+              <w:keepLines w:val="0"/>
+              <w:pageBreakBefore w:val="0"/>
+              <w:widowControl w:val="0"/>
+              <w:suppressLineNumbers w:val="0"/>
+              <w:wordWrap/>
+              <w:overflowPunct/>
+              <w:bidi w:val="0"/>
+              <w:jc w:val="both"/>
+              <w:textAlignment w:val="center"/>
+              <w:rPr>
+                <w:rFonts w:hint="eastAsia" w:ascii="宋体" w:hAnsi="宋体" w:eastAsia="宋体" w:cs="宋体"/>
+                <w:i w:val="0"/>
+                <w:iCs w:val="0"/>
+                <w:color w:val="000000"/>
+                <w:sz w:val="16"/>
+                <w:szCs w:val="16"/>
+                <w:u w:val="none"/>
+              </w:rPr>
+            </w:pPr>
+            <w:r>
+              <w:rPr>
+                <w:rFonts w:hint="eastAsia" w:ascii="宋体" w:hAnsi="宋体" w:eastAsia="宋体" w:cs="宋体"/>
+                <w:i w:val="0"/>
+                <w:iCs w:val="0"/>
+                <w:snapToGrid w:val="0"/>
+                <w:color w:val="000000"/>
+                <w:kern w:val="0"/>
+                <w:sz w:val="16"/>
+                <w:szCs w:val="16"/>
+                <w:u w:val="none"/>
+                <w:lang w:val="en-US" w:eastAsia="zh-CN"/>
+              </w:rPr>
+              <w:t>毛彦超</w:t>
+            </w:r>
+          </w:p>
+        </w:tc>
+        <w:tc>
+          <w:tcPr>
+            <w:tcW w:w="1189" w:type="dxa"/>
+            <w:tcBorders>
+              <w:top w:val="single" w:color="000000" w:sz="4" w:space="0"/>
+              <w:left w:val="single" w:color="000000" w:sz="4" w:space="0"/>
+              <w:bottom w:val="single" w:color="000000" w:sz="4" w:space="0"/>
+              <w:right w:val="single" w:color="000000" w:sz="4" w:space="0"/>
+            </w:tcBorders>
+            <w:shd w:val="clear" w:color="auto" w:fill="auto"/>
+            <w:vAlign w:val="center"/>
+          </w:tcPr>
+          <w:p>
+            <w:pPr>
+              <w:keepNext w:val="0"/>
+              <w:keepLines w:val="0"/>
+              <w:pageBreakBefore w:val="0"/>
+              <w:widowControl w:val="0"/>
+              <w:suppressLineNumbers w:val="0"/>
+              <w:wordWrap/>
+              <w:overflowPunct/>
+              <w:bidi w:val="0"/>
+              <w:jc w:val="both"/>
+              <w:textAlignment w:val="center"/>
+              <w:rPr>
+                <w:rFonts w:hint="eastAsia" w:ascii="宋体" w:hAnsi="宋体" w:eastAsia="宋体" w:cs="宋体"/>
+                <w:i w:val="0"/>
+                <w:iCs w:val="0"/>
+                <w:color w:val="000000"/>
+                <w:sz w:val="16"/>
+                <w:szCs w:val="16"/>
+                <w:u w:val="none"/>
+              </w:rPr>
+            </w:pPr>
+            <w:r>
+              <w:rPr>
+                <w:rFonts w:hint="eastAsia" w:ascii="宋体" w:hAnsi="宋体" w:eastAsia="宋体" w:cs="宋体"/>
+                <w:i w:val="0"/>
+                <w:iCs w:val="0"/>
+                <w:snapToGrid w:val="0"/>
+                <w:color w:val="000000"/>
+                <w:kern w:val="0"/>
+                <w:sz w:val="16"/>
+                <w:szCs w:val="16"/>
+                <w:u w:val="none"/>
+                <w:lang w:val="en-US" w:eastAsia="zh-CN"/>
+              </w:rPr>
+              <w:t>6月</w:t>
+            </w:r>
+          </w:p>
+        </w:tc>
+        <w:tc>
+          <w:tcPr>
+            <w:tcW w:w="1189" w:type="dxa"/>
+            <w:tcBorders>
+              <w:top w:val="single" w:color="000000" w:sz="4" w:space="0"/>
+              <w:left w:val="single" w:color="000000" w:sz="4" w:space="0"/>
+              <w:bottom w:val="single" w:color="000000" w:sz="4" w:space="0"/>
+              <w:right w:val="single" w:color="000000" w:sz="4" w:space="0"/>
+            </w:tcBorders>
+            <w:shd w:val="clear" w:color="auto" w:fill="auto"/>
+            <w:vAlign w:val="center"/>
+          </w:tcPr>
+          <w:p>
+            <w:pPr>
+              <w:keepNext w:val="0"/>
+              <w:keepLines w:val="0"/>
+              <w:pageBreakBefore w:val="0"/>
+              <w:widowControl w:val="0"/>
+              <w:suppressLineNumbers w:val="0"/>
+              <w:wordWrap/>
+              <w:overflowPunct/>
+              <w:bidi w:val="0"/>
+              <w:jc w:val="both"/>
+              <w:textAlignment w:val="center"/>
+              <w:rPr>
+                <w:rFonts w:hint="eastAsia" w:ascii="宋体" w:hAnsi="宋体" w:eastAsia="宋体" w:cs="宋体"/>
+                <w:i w:val="0"/>
+                <w:iCs w:val="0"/>
+                <w:snapToGrid w:val="0"/>
+                <w:color w:val="000000"/>
+                <w:kern w:val="0"/>
+                <w:sz w:val="16"/>
+                <w:szCs w:val="16"/>
+                <w:u w:val="none"/>
+                <w:lang w:val="en-US" w:eastAsia="zh-CN"/>
+              </w:rPr>
+            </w:pPr>
+            <w:r>
+              <w:rPr>
+                <w:rFonts w:hint="eastAsia" w:ascii="宋体" w:hAnsi="宋体" w:eastAsia="宋体" w:cs="宋体"/>
+                <w:i w:val="0"/>
+                <w:iCs w:val="0"/>
+                <w:snapToGrid w:val="0"/>
+                <w:color w:val="000000"/>
+                <w:kern w:val="0"/>
+                <w:sz w:val="16"/>
+                <w:szCs w:val="16"/>
+                <w:u w:val="none"/>
+                <w:lang w:val="en-US" w:eastAsia="zh-CN"/>
+              </w:rPr>
+              <w:t>完成</w:t>
+            </w:r>
+          </w:p>
+        </w:tc>
+      </w:tr>
+      <w:tr>
+        <w:tblPrEx>
+          <w:tblBorders>
+            <w:top w:val="none" w:color="auto" w:sz="0" w:space="0"/>
+            <w:left w:val="none" w:color="auto" w:sz="0" w:space="0"/>
+            <w:bottom w:val="none" w:color="auto" w:sz="0" w:space="0"/>
+            <w:right w:val="none" w:color="auto" w:sz="0" w:space="0"/>
+            <w:insideH w:val="none" w:color="auto" w:sz="0" w:space="0"/>
+            <w:insideV w:val="none" w:color="auto" w:sz="0" w:space="0"/>
+          </w:tblBorders>
+          <w:tblCellMar>
+            <w:top w:w="0" w:type="dxa"/>
+            <w:left w:w="108" w:type="dxa"/>
+            <w:bottom w:w="0" w:type="dxa"/>
+            <w:right w:w="108" w:type="dxa"/>
+          </w:tblCellMar>
+        </w:tblPrEx>
+        <w:trPr>
+          <w:trHeight w:val="384" w:hRule="atLeast"/>
+          <w:jc w:val="center"/>
+        </w:trPr>
+        <w:tc>
+          <w:tcPr>
+            <w:tcW w:w="661" w:type="dxa"/>
+            <w:tcBorders>
+              <w:top w:val="single" w:color="000000" w:sz="4" w:space="0"/>
+              <w:left w:val="single" w:color="000000" w:sz="4" w:space="0"/>
+              <w:bottom w:val="single" w:color="000000" w:sz="4" w:space="0"/>
+              <w:right w:val="single" w:color="000000" w:sz="4" w:space="0"/>
+            </w:tcBorders>
+            <w:shd w:val="clear" w:color="auto" w:fill="auto"/>
+            <w:vAlign w:val="center"/>
+          </w:tcPr>
+          <w:p>
+            <w:pPr>
+              <w:keepNext w:val="0"/>
+              <w:keepLines w:val="0"/>
+              <w:pageBreakBefore w:val="0"/>
+              <w:widowControl w:val="0"/>
+              <w:numPr>
+                <w:ilvl w:val="0"/>
+                <w:numId w:val="2"/>
+              </w:numPr>
+              <w:suppressLineNumbers w:val="0"/>
+              <w:wordWrap/>
+              <w:overflowPunct/>
+              <w:bidi w:val="0"/>
+              <w:ind w:left="425" w:leftChars="0" w:hanging="425" w:firstLineChars="0"/>
+              <w:jc w:val="left"/>
+              <w:textAlignment w:val="center"/>
+              <w:rPr>
+                <w:rFonts w:hint="eastAsia" w:ascii="宋体" w:hAnsi="宋体" w:eastAsia="宋体" w:cs="宋体"/>
+                <w:i w:val="0"/>
+                <w:iCs w:val="0"/>
+                <w:snapToGrid w:val="0"/>
+                <w:color w:val="000000"/>
+                <w:kern w:val="0"/>
+                <w:sz w:val="16"/>
+                <w:szCs w:val="16"/>
+                <w:u w:val="none"/>
+                <w:lang w:val="en-US" w:eastAsia="zh-CN"/>
+              </w:rPr>
+            </w:pPr>
+          </w:p>
+        </w:tc>
+        <w:tc>
+          <w:tcPr>
+            <w:tcW w:w="2100" w:type="dxa"/>
+            <w:tcBorders>
+              <w:top w:val="single" w:color="000000" w:sz="4" w:space="0"/>
+              <w:left w:val="single" w:color="000000" w:sz="4" w:space="0"/>
+              <w:bottom w:val="single" w:color="000000" w:sz="4" w:space="0"/>
+              <w:right w:val="single" w:color="000000" w:sz="4" w:space="0"/>
+            </w:tcBorders>
+            <w:shd w:val="clear" w:color="auto" w:fill="auto"/>
+            <w:vAlign w:val="center"/>
+          </w:tcPr>
+          <w:p>
+            <w:pPr>
+              <w:keepNext w:val="0"/>
+              <w:keepLines w:val="0"/>
+              <w:pageBreakBefore w:val="0"/>
+              <w:widowControl w:val="0"/>
+              <w:suppressLineNumbers w:val="0"/>
+              <w:wordWrap/>
+              <w:overflowPunct/>
+              <w:bidi w:val="0"/>
+              <w:jc w:val="left"/>
+              <w:textAlignment w:val="center"/>
+              <w:rPr>
+                <w:rFonts w:hint="eastAsia" w:ascii="宋体" w:hAnsi="宋体" w:eastAsia="宋体" w:cs="宋体"/>
+                <w:i w:val="0"/>
+                <w:iCs w:val="0"/>
+                <w:color w:val="000000"/>
+                <w:sz w:val="16"/>
+                <w:szCs w:val="16"/>
+                <w:u w:val="none"/>
+              </w:rPr>
+            </w:pPr>
+            <w:r>
+              <w:rPr>
+                <w:rFonts w:hint="eastAsia" w:ascii="宋体" w:hAnsi="宋体" w:eastAsia="宋体" w:cs="宋体"/>
+                <w:i w:val="0"/>
+                <w:iCs w:val="0"/>
+                <w:snapToGrid w:val="0"/>
+                <w:color w:val="000000"/>
+                <w:kern w:val="0"/>
+                <w:sz w:val="16"/>
+                <w:szCs w:val="16"/>
+                <w:u w:val="none"/>
+                <w:lang w:val="en-US" w:eastAsia="zh-CN"/>
+              </w:rPr>
+              <w:t>IT</w:t>
+            </w:r>
+            <w:r>
+              <w:rPr>
+                <w:rStyle w:val="42"/>
+                <w:snapToGrid w:val="0"/>
+                <w:color w:val="000000"/>
+                <w:lang w:val="en-US" w:eastAsia="zh-CN"/>
+              </w:rPr>
+              <w:t>服务项目经理</w:t>
+            </w:r>
+          </w:p>
+        </w:tc>
+        <w:tc>
+          <w:tcPr>
+            <w:tcW w:w="1850" w:type="dxa"/>
+            <w:tcBorders>
+              <w:top w:val="single" w:color="000000" w:sz="4" w:space="0"/>
+              <w:left w:val="single" w:color="000000" w:sz="4" w:space="0"/>
+              <w:bottom w:val="single" w:color="000000" w:sz="4" w:space="0"/>
+              <w:right w:val="single" w:color="000000" w:sz="4" w:space="0"/>
+            </w:tcBorders>
+            <w:shd w:val="clear" w:color="auto" w:fill="auto"/>
+            <w:vAlign w:val="center"/>
+          </w:tcPr>
+          <w:p>
+            <w:pPr>
+              <w:keepNext w:val="0"/>
+              <w:keepLines w:val="0"/>
+              <w:pageBreakBefore w:val="0"/>
+              <w:widowControl w:val="0"/>
+              <w:suppressLineNumbers w:val="0"/>
+              <w:wordWrap/>
+              <w:overflowPunct/>
+              <w:bidi w:val="0"/>
+              <w:jc w:val="left"/>
+              <w:textAlignment w:val="center"/>
+              <w:rPr>
+                <w:rFonts w:hint="eastAsia" w:ascii="宋体" w:hAnsi="宋体" w:eastAsia="宋体" w:cs="宋体"/>
+                <w:i w:val="0"/>
+                <w:iCs w:val="0"/>
+                <w:color w:val="000000"/>
+                <w:sz w:val="16"/>
+                <w:szCs w:val="16"/>
+                <w:u w:val="none"/>
+              </w:rPr>
+            </w:pPr>
+            <w:r>
+              <w:rPr>
+                <w:rFonts w:hint="eastAsia" w:ascii="宋体" w:hAnsi="宋体" w:eastAsia="宋体" w:cs="宋体"/>
+                <w:i w:val="0"/>
+                <w:iCs w:val="0"/>
+                <w:snapToGrid w:val="0"/>
+                <w:color w:val="000000"/>
+                <w:kern w:val="0"/>
+                <w:sz w:val="16"/>
+                <w:szCs w:val="16"/>
+                <w:u w:val="none"/>
+                <w:lang w:val="en-US" w:eastAsia="zh-CN"/>
+              </w:rPr>
+              <w:t>部分人员</w:t>
+            </w:r>
+          </w:p>
+        </w:tc>
+        <w:tc>
+          <w:tcPr>
+            <w:tcW w:w="750" w:type="dxa"/>
+            <w:tcBorders>
+              <w:top w:val="single" w:color="000000" w:sz="4" w:space="0"/>
+              <w:left w:val="single" w:color="000000" w:sz="4" w:space="0"/>
+              <w:bottom w:val="single" w:color="000000" w:sz="4" w:space="0"/>
+              <w:right w:val="single" w:color="000000" w:sz="4" w:space="0"/>
+            </w:tcBorders>
+            <w:shd w:val="clear" w:color="auto" w:fill="auto"/>
+            <w:vAlign w:val="center"/>
+          </w:tcPr>
+          <w:p>
+            <w:pPr>
+              <w:keepNext w:val="0"/>
+              <w:keepLines w:val="0"/>
+              <w:pageBreakBefore w:val="0"/>
+              <w:widowControl w:val="0"/>
+              <w:suppressLineNumbers w:val="0"/>
+              <w:wordWrap/>
+              <w:overflowPunct/>
+              <w:bidi w:val="0"/>
+              <w:jc w:val="both"/>
+              <w:textAlignment w:val="center"/>
+              <w:rPr>
+                <w:rFonts w:hint="eastAsia" w:ascii="宋体" w:hAnsi="宋体" w:eastAsia="宋体" w:cs="宋体"/>
+                <w:i w:val="0"/>
+                <w:iCs w:val="0"/>
+                <w:color w:val="000000"/>
+                <w:sz w:val="16"/>
+                <w:szCs w:val="16"/>
+                <w:u w:val="none"/>
+              </w:rPr>
+            </w:pPr>
+            <w:r>
+              <w:rPr>
+                <w:rFonts w:hint="eastAsia" w:ascii="宋体" w:hAnsi="宋体" w:eastAsia="宋体" w:cs="宋体"/>
+                <w:i w:val="0"/>
+                <w:iCs w:val="0"/>
+                <w:snapToGrid w:val="0"/>
+                <w:color w:val="000000"/>
+                <w:kern w:val="0"/>
+                <w:sz w:val="16"/>
+                <w:szCs w:val="16"/>
+                <w:u w:val="none"/>
+                <w:lang w:val="en-US" w:eastAsia="zh-CN"/>
+              </w:rPr>
+              <w:t>外聘</w:t>
+            </w:r>
+          </w:p>
+        </w:tc>
+        <w:tc>
+          <w:tcPr>
+            <w:tcW w:w="1189" w:type="dxa"/>
+            <w:tcBorders>
+              <w:top w:val="single" w:color="000000" w:sz="4" w:space="0"/>
+              <w:left w:val="single" w:color="000000" w:sz="4" w:space="0"/>
+              <w:bottom w:val="single" w:color="000000" w:sz="4" w:space="0"/>
+              <w:right w:val="single" w:color="000000" w:sz="4" w:space="0"/>
+            </w:tcBorders>
+            <w:shd w:val="clear" w:color="auto" w:fill="auto"/>
+            <w:vAlign w:val="center"/>
+          </w:tcPr>
+          <w:p>
+            <w:pPr>
+              <w:keepNext w:val="0"/>
+              <w:keepLines w:val="0"/>
+              <w:pageBreakBefore w:val="0"/>
+              <w:widowControl w:val="0"/>
+              <w:suppressLineNumbers w:val="0"/>
+              <w:wordWrap/>
+              <w:overflowPunct/>
+              <w:bidi w:val="0"/>
+              <w:jc w:val="both"/>
+              <w:textAlignment w:val="center"/>
+              <w:rPr>
+                <w:rFonts w:hint="eastAsia" w:ascii="宋体" w:hAnsi="宋体" w:eastAsia="宋体" w:cs="宋体"/>
+                <w:i w:val="0"/>
+                <w:iCs w:val="0"/>
+                <w:color w:val="000000"/>
+                <w:sz w:val="16"/>
+                <w:szCs w:val="16"/>
+                <w:u w:val="none"/>
+              </w:rPr>
+            </w:pPr>
+            <w:r>
+              <w:rPr>
+                <w:rFonts w:hint="eastAsia" w:ascii="宋体" w:hAnsi="宋体" w:eastAsia="宋体" w:cs="宋体"/>
+                <w:i w:val="0"/>
+                <w:iCs w:val="0"/>
+                <w:snapToGrid w:val="0"/>
+                <w:color w:val="000000"/>
+                <w:kern w:val="0"/>
+                <w:sz w:val="16"/>
+                <w:szCs w:val="16"/>
+                <w:u w:val="none"/>
+                <w:lang w:val="en-US" w:eastAsia="zh-CN"/>
+              </w:rPr>
+              <w:t>6月</w:t>
+            </w:r>
+          </w:p>
+        </w:tc>
+        <w:tc>
+          <w:tcPr>
+            <w:tcW w:w="1189" w:type="dxa"/>
+            <w:tcBorders>
+              <w:top w:val="single" w:color="000000" w:sz="4" w:space="0"/>
+              <w:left w:val="single" w:color="000000" w:sz="4" w:space="0"/>
+              <w:bottom w:val="single" w:color="000000" w:sz="4" w:space="0"/>
+              <w:right w:val="single" w:color="000000" w:sz="4" w:space="0"/>
+            </w:tcBorders>
+            <w:shd w:val="clear" w:color="auto" w:fill="auto"/>
+            <w:vAlign w:val="center"/>
+          </w:tcPr>
+          <w:p>
+            <w:pPr>
+              <w:keepNext w:val="0"/>
+              <w:keepLines w:val="0"/>
+              <w:pageBreakBefore w:val="0"/>
+              <w:widowControl w:val="0"/>
+              <w:suppressLineNumbers w:val="0"/>
+              <w:wordWrap/>
+              <w:overflowPunct/>
+              <w:bidi w:val="0"/>
+              <w:jc w:val="both"/>
+              <w:textAlignment w:val="center"/>
+              <w:rPr>
+                <w:rFonts w:hint="eastAsia" w:ascii="宋体" w:hAnsi="宋体" w:eastAsia="宋体" w:cs="宋体"/>
+                <w:i w:val="0"/>
+                <w:iCs w:val="0"/>
+                <w:snapToGrid w:val="0"/>
+                <w:color w:val="000000"/>
+                <w:kern w:val="0"/>
+                <w:sz w:val="16"/>
+                <w:szCs w:val="16"/>
+                <w:u w:val="none"/>
+                <w:lang w:val="en-US" w:eastAsia="zh-CN"/>
+              </w:rPr>
+            </w:pPr>
+            <w:r>
+              <w:rPr>
+                <w:rFonts w:hint="eastAsia" w:ascii="宋体" w:hAnsi="宋体" w:eastAsia="宋体" w:cs="宋体"/>
+                <w:i w:val="0"/>
+                <w:iCs w:val="0"/>
+                <w:snapToGrid w:val="0"/>
+                <w:color w:val="000000"/>
+                <w:kern w:val="0"/>
+                <w:sz w:val="16"/>
+                <w:szCs w:val="16"/>
+                <w:u w:val="none"/>
+                <w:lang w:val="en-US" w:eastAsia="zh-CN"/>
+              </w:rPr>
+              <w:t>完成</w:t>
+            </w:r>
+          </w:p>
+        </w:tc>
+      </w:tr>
+      <w:tr>
+        <w:tblPrEx>
+          <w:tblBorders>
+            <w:top w:val="none" w:color="auto" w:sz="0" w:space="0"/>
+            <w:left w:val="none" w:color="auto" w:sz="0" w:space="0"/>
+            <w:bottom w:val="none" w:color="auto" w:sz="0" w:space="0"/>
+            <w:right w:val="none" w:color="auto" w:sz="0" w:space="0"/>
+            <w:insideH w:val="none" w:color="auto" w:sz="0" w:space="0"/>
+            <w:insideV w:val="none" w:color="auto" w:sz="0" w:space="0"/>
+          </w:tblBorders>
+          <w:tblCellMar>
+            <w:top w:w="0" w:type="dxa"/>
+            <w:left w:w="108" w:type="dxa"/>
+            <w:bottom w:w="0" w:type="dxa"/>
+            <w:right w:w="108" w:type="dxa"/>
+          </w:tblCellMar>
+        </w:tblPrEx>
+        <w:trPr>
+          <w:trHeight w:val="384" w:hRule="atLeast"/>
+          <w:jc w:val="center"/>
+        </w:trPr>
+        <w:tc>
+          <w:tcPr>
+            <w:tcW w:w="661" w:type="dxa"/>
+            <w:tcBorders>
+              <w:top w:val="single" w:color="000000" w:sz="4" w:space="0"/>
+              <w:left w:val="single" w:color="000000" w:sz="4" w:space="0"/>
+              <w:bottom w:val="single" w:color="000000" w:sz="4" w:space="0"/>
+              <w:right w:val="single" w:color="000000" w:sz="4" w:space="0"/>
+            </w:tcBorders>
+            <w:shd w:val="clear" w:color="auto" w:fill="auto"/>
+            <w:vAlign w:val="center"/>
+          </w:tcPr>
+          <w:p>
+            <w:pPr>
+              <w:keepNext w:val="0"/>
+              <w:keepLines w:val="0"/>
+              <w:pageBreakBefore w:val="0"/>
+              <w:widowControl w:val="0"/>
+              <w:numPr>
+                <w:ilvl w:val="0"/>
+                <w:numId w:val="2"/>
+              </w:numPr>
+              <w:suppressLineNumbers w:val="0"/>
+              <w:wordWrap/>
+              <w:overflowPunct/>
+              <w:bidi w:val="0"/>
+              <w:ind w:left="425" w:leftChars="0" w:hanging="425" w:firstLineChars="0"/>
+              <w:jc w:val="left"/>
+              <w:textAlignment w:val="center"/>
+              <w:rPr>
+                <w:rFonts w:hint="eastAsia" w:ascii="宋体" w:hAnsi="宋体" w:eastAsia="宋体" w:cs="宋体"/>
+                <w:i w:val="0"/>
+                <w:iCs w:val="0"/>
+                <w:snapToGrid w:val="0"/>
+                <w:color w:val="000000"/>
+                <w:kern w:val="0"/>
+                <w:sz w:val="16"/>
+                <w:szCs w:val="16"/>
+                <w:u w:val="none"/>
+                <w:lang w:val="en-US" w:eastAsia="zh-CN"/>
+              </w:rPr>
+            </w:pPr>
+          </w:p>
+        </w:tc>
+        <w:tc>
+          <w:tcPr>
+            <w:tcW w:w="2100" w:type="dxa"/>
+            <w:tcBorders>
+              <w:top w:val="single" w:color="000000" w:sz="4" w:space="0"/>
+              <w:left w:val="single" w:color="000000" w:sz="4" w:space="0"/>
+              <w:bottom w:val="single" w:color="000000" w:sz="4" w:space="0"/>
+              <w:right w:val="single" w:color="000000" w:sz="4" w:space="0"/>
+            </w:tcBorders>
+            <w:shd w:val="clear" w:color="auto" w:fill="auto"/>
+            <w:vAlign w:val="center"/>
+          </w:tcPr>
+          <w:p>
+            <w:pPr>
+              <w:keepNext w:val="0"/>
+              <w:keepLines w:val="0"/>
+              <w:pageBreakBefore w:val="0"/>
+              <w:widowControl w:val="0"/>
+              <w:suppressLineNumbers w:val="0"/>
+              <w:wordWrap/>
+              <w:overflowPunct/>
+              <w:bidi w:val="0"/>
+              <w:jc w:val="left"/>
+              <w:textAlignment w:val="center"/>
+              <w:rPr>
+                <w:rFonts w:hint="eastAsia" w:ascii="宋体" w:hAnsi="宋体" w:eastAsia="宋体" w:cs="宋体"/>
+                <w:i w:val="0"/>
+                <w:iCs w:val="0"/>
+                <w:snapToGrid w:val="0"/>
+                <w:color w:val="000000"/>
+                <w:kern w:val="0"/>
+                <w:sz w:val="16"/>
+                <w:szCs w:val="16"/>
+                <w:u w:val="none"/>
+                <w:lang w:val="en-US" w:eastAsia="zh-CN" w:bidi="ar-SA"/>
+              </w:rPr>
+            </w:pPr>
+            <w:r>
+              <w:rPr>
+                <w:rFonts w:hint="eastAsia" w:ascii="宋体" w:hAnsi="宋体" w:eastAsia="宋体" w:cs="宋体"/>
+                <w:i w:val="0"/>
+                <w:iCs w:val="0"/>
+                <w:snapToGrid w:val="0"/>
+                <w:color w:val="000000"/>
+                <w:kern w:val="0"/>
+                <w:sz w:val="16"/>
+                <w:szCs w:val="16"/>
+                <w:u w:val="none"/>
+                <w:lang w:val="en-US" w:eastAsia="zh-CN"/>
+              </w:rPr>
+              <w:t>运维服务工具使用</w:t>
+            </w:r>
+          </w:p>
+        </w:tc>
+        <w:tc>
+          <w:tcPr>
+            <w:tcW w:w="1850" w:type="dxa"/>
+            <w:tcBorders>
+              <w:top w:val="single" w:color="000000" w:sz="4" w:space="0"/>
+              <w:left w:val="single" w:color="000000" w:sz="4" w:space="0"/>
+              <w:bottom w:val="single" w:color="000000" w:sz="4" w:space="0"/>
+              <w:right w:val="single" w:color="000000" w:sz="4" w:space="0"/>
+            </w:tcBorders>
+            <w:shd w:val="clear" w:color="auto" w:fill="auto"/>
+            <w:vAlign w:val="center"/>
+          </w:tcPr>
+          <w:p>
+            <w:pPr>
+              <w:keepNext w:val="0"/>
+              <w:keepLines w:val="0"/>
+              <w:pageBreakBefore w:val="0"/>
+              <w:widowControl w:val="0"/>
+              <w:suppressLineNumbers w:val="0"/>
+              <w:wordWrap/>
+              <w:overflowPunct/>
+              <w:bidi w:val="0"/>
+              <w:jc w:val="left"/>
+              <w:textAlignment w:val="center"/>
+              <w:rPr>
+                <w:rFonts w:hint="eastAsia" w:ascii="宋体" w:hAnsi="宋体" w:eastAsia="宋体" w:cs="宋体"/>
+                <w:i w:val="0"/>
+                <w:iCs w:val="0"/>
+                <w:snapToGrid w:val="0"/>
+                <w:color w:val="000000"/>
+                <w:kern w:val="0"/>
+                <w:sz w:val="16"/>
+                <w:szCs w:val="16"/>
+                <w:u w:val="none"/>
+                <w:lang w:val="en-US" w:eastAsia="zh-CN" w:bidi="ar-SA"/>
+              </w:rPr>
+            </w:pPr>
+            <w:r>
+              <w:rPr>
+                <w:rFonts w:hint="eastAsia" w:ascii="宋体" w:hAnsi="宋体" w:eastAsia="宋体" w:cs="宋体"/>
+                <w:i w:val="0"/>
+                <w:iCs w:val="0"/>
+                <w:snapToGrid w:val="0"/>
+                <w:color w:val="000000"/>
+                <w:kern w:val="0"/>
+                <w:sz w:val="16"/>
+                <w:szCs w:val="16"/>
+                <w:u w:val="none"/>
+                <w:lang w:val="en-US" w:eastAsia="zh-CN"/>
+              </w:rPr>
+              <w:t>运维部全员</w:t>
+            </w:r>
+          </w:p>
+        </w:tc>
+        <w:tc>
+          <w:tcPr>
+            <w:tcW w:w="750" w:type="dxa"/>
+            <w:tcBorders>
+              <w:top w:val="single" w:color="000000" w:sz="4" w:space="0"/>
+              <w:left w:val="single" w:color="000000" w:sz="4" w:space="0"/>
+              <w:bottom w:val="single" w:color="000000" w:sz="4" w:space="0"/>
+              <w:right w:val="single" w:color="000000" w:sz="4" w:space="0"/>
+            </w:tcBorders>
+            <w:shd w:val="clear" w:color="auto" w:fill="auto"/>
+            <w:vAlign w:val="center"/>
+          </w:tcPr>
+          <w:p>
+            <w:pPr>
+              <w:keepNext w:val="0"/>
+              <w:keepLines w:val="0"/>
+              <w:pageBreakBefore w:val="0"/>
+              <w:widowControl w:val="0"/>
+              <w:suppressLineNumbers w:val="0"/>
+              <w:wordWrap/>
+              <w:overflowPunct/>
+              <w:bidi w:val="0"/>
+              <w:jc w:val="both"/>
+              <w:textAlignment w:val="center"/>
+              <w:rPr>
+                <w:rFonts w:hint="eastAsia" w:ascii="宋体" w:hAnsi="宋体" w:eastAsia="宋体" w:cs="宋体"/>
+                <w:i w:val="0"/>
+                <w:iCs w:val="0"/>
+                <w:snapToGrid w:val="0"/>
+                <w:color w:val="000000"/>
+                <w:kern w:val="0"/>
+                <w:sz w:val="16"/>
+                <w:szCs w:val="16"/>
+                <w:u w:val="none"/>
+                <w:lang w:val="en-US" w:eastAsia="zh-CN" w:bidi="ar-SA"/>
+              </w:rPr>
+            </w:pPr>
+            <w:r>
+              <w:rPr>
+                <w:rFonts w:hint="eastAsia" w:ascii="宋体" w:hAnsi="宋体" w:eastAsia="宋体" w:cs="宋体"/>
+                <w:i w:val="0"/>
+                <w:iCs w:val="0"/>
+                <w:snapToGrid w:val="0"/>
+                <w:color w:val="000000"/>
+                <w:kern w:val="0"/>
+                <w:sz w:val="16"/>
+                <w:szCs w:val="16"/>
+                <w:u w:val="none"/>
+                <w:lang w:val="en-US" w:eastAsia="zh-CN"/>
+              </w:rPr>
+              <w:t>毛彦超</w:t>
+            </w:r>
+          </w:p>
+        </w:tc>
+        <w:tc>
+          <w:tcPr>
+            <w:tcW w:w="1189" w:type="dxa"/>
+            <w:tcBorders>
+              <w:top w:val="single" w:color="000000" w:sz="4" w:space="0"/>
+              <w:left w:val="single" w:color="000000" w:sz="4" w:space="0"/>
+              <w:bottom w:val="single" w:color="000000" w:sz="4" w:space="0"/>
+              <w:right w:val="single" w:color="000000" w:sz="4" w:space="0"/>
+            </w:tcBorders>
+            <w:shd w:val="clear" w:color="auto" w:fill="auto"/>
+            <w:vAlign w:val="center"/>
+          </w:tcPr>
+          <w:p>
+            <w:pPr>
+              <w:keepNext w:val="0"/>
+              <w:keepLines w:val="0"/>
+              <w:pageBreakBefore w:val="0"/>
+              <w:widowControl w:val="0"/>
+              <w:suppressLineNumbers w:val="0"/>
+              <w:wordWrap/>
+              <w:overflowPunct/>
+              <w:bidi w:val="0"/>
+              <w:jc w:val="both"/>
+              <w:textAlignment w:val="center"/>
+              <w:rPr>
+                <w:rFonts w:hint="default" w:ascii="宋体" w:hAnsi="宋体" w:eastAsia="宋体" w:cs="宋体"/>
+                <w:i w:val="0"/>
+                <w:iCs w:val="0"/>
+                <w:snapToGrid w:val="0"/>
+                <w:color w:val="000000"/>
+                <w:kern w:val="0"/>
+                <w:sz w:val="16"/>
+                <w:szCs w:val="16"/>
+                <w:u w:val="none"/>
+                <w:lang w:val="en-US" w:eastAsia="zh-CN"/>
+              </w:rPr>
+            </w:pPr>
+            <w:r>
+              <w:rPr>
+                <w:rFonts w:hint="eastAsia" w:ascii="宋体" w:hAnsi="宋体" w:eastAsia="宋体" w:cs="宋体"/>
+                <w:i w:val="0"/>
+                <w:iCs w:val="0"/>
+                <w:snapToGrid w:val="0"/>
+                <w:color w:val="000000"/>
+                <w:kern w:val="0"/>
+                <w:sz w:val="16"/>
+                <w:szCs w:val="16"/>
+                <w:u w:val="none"/>
+                <w:lang w:val="en-US" w:eastAsia="zh-CN"/>
+              </w:rPr>
+              <w:t>6月</w:t>
+            </w:r>
+          </w:p>
+        </w:tc>
+        <w:tc>
+          <w:tcPr>
+            <w:tcW w:w="1189" w:type="dxa"/>
+            <w:tcBorders>
+              <w:top w:val="single" w:color="000000" w:sz="4" w:space="0"/>
+              <w:left w:val="single" w:color="000000" w:sz="4" w:space="0"/>
+              <w:bottom w:val="single" w:color="000000" w:sz="4" w:space="0"/>
+              <w:right w:val="single" w:color="000000" w:sz="4" w:space="0"/>
+            </w:tcBorders>
+            <w:shd w:val="clear" w:color="auto" w:fill="auto"/>
+            <w:vAlign w:val="center"/>
+          </w:tcPr>
+          <w:p>
+            <w:pPr>
+              <w:keepNext w:val="0"/>
+              <w:keepLines w:val="0"/>
+              <w:pageBreakBefore w:val="0"/>
+              <w:widowControl w:val="0"/>
+              <w:suppressLineNumbers w:val="0"/>
+              <w:wordWrap/>
+              <w:overflowPunct/>
+              <w:bidi w:val="0"/>
+              <w:jc w:val="both"/>
+              <w:textAlignment w:val="center"/>
+              <w:rPr>
+                <w:rFonts w:hint="eastAsia" w:ascii="宋体" w:hAnsi="宋体" w:eastAsia="宋体" w:cs="宋体"/>
+                <w:i w:val="0"/>
+                <w:iCs w:val="0"/>
+                <w:snapToGrid w:val="0"/>
+                <w:color w:val="000000"/>
+                <w:kern w:val="0"/>
+                <w:sz w:val="16"/>
+                <w:szCs w:val="16"/>
+                <w:u w:val="none"/>
+                <w:lang w:val="en-US" w:eastAsia="zh-CN"/>
+              </w:rPr>
+            </w:pPr>
+            <w:r>
+              <w:rPr>
+                <w:rFonts w:hint="eastAsia" w:ascii="宋体" w:hAnsi="宋体" w:eastAsia="宋体" w:cs="宋体"/>
+                <w:i w:val="0"/>
+                <w:iCs w:val="0"/>
+                <w:snapToGrid w:val="0"/>
+                <w:color w:val="000000"/>
+                <w:kern w:val="0"/>
+                <w:sz w:val="16"/>
+                <w:szCs w:val="16"/>
+                <w:u w:val="none"/>
+                <w:lang w:val="en-US" w:eastAsia="zh-CN"/>
+              </w:rPr>
+              <w:t>完成</w:t>
+            </w:r>
+          </w:p>
+        </w:tc>
+      </w:tr>
+      <w:tr>
+        <w:tblPrEx>
+          <w:tblBorders>
+            <w:top w:val="none" w:color="auto" w:sz="0" w:space="0"/>
+            <w:left w:val="none" w:color="auto" w:sz="0" w:space="0"/>
+            <w:bottom w:val="none" w:color="auto" w:sz="0" w:space="0"/>
+            <w:right w:val="none" w:color="auto" w:sz="0" w:space="0"/>
+            <w:insideH w:val="none" w:color="auto" w:sz="0" w:space="0"/>
+            <w:insideV w:val="none" w:color="auto" w:sz="0" w:space="0"/>
+          </w:tblBorders>
+          <w:tblCellMar>
+            <w:top w:w="0" w:type="dxa"/>
+            <w:left w:w="108" w:type="dxa"/>
+            <w:bottom w:w="0" w:type="dxa"/>
+            <w:right w:w="108" w:type="dxa"/>
+          </w:tblCellMar>
+        </w:tblPrEx>
+        <w:trPr>
+          <w:trHeight w:val="384" w:hRule="atLeast"/>
+          <w:jc w:val="center"/>
+        </w:trPr>
+        <w:tc>
+          <w:tcPr>
+            <w:tcW w:w="661" w:type="dxa"/>
+            <w:tcBorders>
+              <w:top w:val="single" w:color="000000" w:sz="4" w:space="0"/>
+              <w:left w:val="single" w:color="000000" w:sz="4" w:space="0"/>
+              <w:bottom w:val="single" w:color="000000" w:sz="4" w:space="0"/>
+              <w:right w:val="single" w:color="000000" w:sz="4" w:space="0"/>
+            </w:tcBorders>
+            <w:shd w:val="clear" w:color="auto" w:fill="auto"/>
+            <w:vAlign w:val="center"/>
+          </w:tcPr>
+          <w:p>
+            <w:pPr>
+              <w:keepNext w:val="0"/>
+              <w:keepLines w:val="0"/>
+              <w:pageBreakBefore w:val="0"/>
+              <w:widowControl w:val="0"/>
+              <w:numPr>
+                <w:ilvl w:val="0"/>
+                <w:numId w:val="2"/>
+              </w:numPr>
+              <w:suppressLineNumbers w:val="0"/>
+              <w:wordWrap/>
+              <w:overflowPunct/>
+              <w:bidi w:val="0"/>
+              <w:ind w:left="425" w:leftChars="0" w:hanging="425" w:firstLineChars="0"/>
+              <w:jc w:val="left"/>
+              <w:textAlignment w:val="center"/>
+              <w:rPr>
+                <w:rFonts w:hint="eastAsia" w:ascii="宋体" w:hAnsi="宋体" w:eastAsia="宋体" w:cs="宋体"/>
+                <w:i w:val="0"/>
+                <w:iCs w:val="0"/>
+                <w:snapToGrid w:val="0"/>
+                <w:color w:val="000000"/>
+                <w:kern w:val="0"/>
+                <w:sz w:val="16"/>
+                <w:szCs w:val="16"/>
+                <w:u w:val="none"/>
+                <w:lang w:val="en-US" w:eastAsia="zh-CN"/>
+              </w:rPr>
+            </w:pPr>
+          </w:p>
+        </w:tc>
+        <w:tc>
+          <w:tcPr>
+            <w:tcW w:w="2100" w:type="dxa"/>
+            <w:tcBorders>
+              <w:top w:val="single" w:color="000000" w:sz="4" w:space="0"/>
+              <w:left w:val="single" w:color="000000" w:sz="4" w:space="0"/>
+              <w:bottom w:val="single" w:color="000000" w:sz="4" w:space="0"/>
+              <w:right w:val="single" w:color="000000" w:sz="4" w:space="0"/>
+            </w:tcBorders>
+            <w:shd w:val="clear" w:color="auto" w:fill="auto"/>
+            <w:vAlign w:val="center"/>
+          </w:tcPr>
+          <w:p>
+            <w:pPr>
+              <w:keepNext w:val="0"/>
+              <w:keepLines w:val="0"/>
+              <w:pageBreakBefore w:val="0"/>
+              <w:widowControl w:val="0"/>
+              <w:suppressLineNumbers w:val="0"/>
+              <w:wordWrap/>
+              <w:overflowPunct/>
+              <w:bidi w:val="0"/>
+              <w:jc w:val="left"/>
+              <w:textAlignment w:val="center"/>
+              <w:rPr>
+                <w:rFonts w:hint="eastAsia" w:ascii="宋体" w:hAnsi="宋体" w:eastAsia="宋体" w:cs="宋体"/>
+                <w:i w:val="0"/>
+                <w:iCs w:val="0"/>
+                <w:snapToGrid w:val="0"/>
+                <w:color w:val="000000"/>
+                <w:kern w:val="0"/>
+                <w:sz w:val="16"/>
+                <w:szCs w:val="16"/>
+                <w:u w:val="none"/>
+                <w:lang w:val="en-US" w:eastAsia="zh-CN" w:bidi="ar-SA"/>
+              </w:rPr>
+            </w:pPr>
+            <w:r>
+              <w:rPr>
+                <w:rFonts w:hint="eastAsia" w:ascii="宋体" w:hAnsi="宋体" w:eastAsia="宋体" w:cs="宋体"/>
+                <w:i w:val="0"/>
+                <w:iCs w:val="0"/>
+                <w:snapToGrid w:val="0"/>
+                <w:color w:val="000000"/>
+                <w:kern w:val="0"/>
+                <w:sz w:val="16"/>
+                <w:szCs w:val="16"/>
+                <w:u w:val="none"/>
+                <w:lang w:val="en-US" w:eastAsia="zh-CN"/>
+              </w:rPr>
+              <w:t>产品服务化规范</w:t>
+            </w:r>
+          </w:p>
+        </w:tc>
+        <w:tc>
+          <w:tcPr>
+            <w:tcW w:w="1850" w:type="dxa"/>
+            <w:tcBorders>
+              <w:top w:val="single" w:color="000000" w:sz="4" w:space="0"/>
+              <w:left w:val="single" w:color="000000" w:sz="4" w:space="0"/>
+              <w:bottom w:val="single" w:color="000000" w:sz="4" w:space="0"/>
+              <w:right w:val="single" w:color="000000" w:sz="4" w:space="0"/>
+            </w:tcBorders>
+            <w:shd w:val="clear" w:color="auto" w:fill="auto"/>
+            <w:vAlign w:val="center"/>
+          </w:tcPr>
+          <w:p>
+            <w:pPr>
+              <w:keepNext w:val="0"/>
+              <w:keepLines w:val="0"/>
+              <w:pageBreakBefore w:val="0"/>
+              <w:widowControl w:val="0"/>
+              <w:suppressLineNumbers w:val="0"/>
+              <w:wordWrap/>
+              <w:overflowPunct/>
+              <w:bidi w:val="0"/>
+              <w:jc w:val="left"/>
+              <w:textAlignment w:val="center"/>
+              <w:rPr>
+                <w:rFonts w:hint="eastAsia" w:ascii="宋体" w:hAnsi="宋体" w:eastAsia="宋体" w:cs="宋体"/>
+                <w:i w:val="0"/>
+                <w:iCs w:val="0"/>
+                <w:snapToGrid w:val="0"/>
+                <w:color w:val="000000"/>
+                <w:kern w:val="0"/>
+                <w:sz w:val="16"/>
+                <w:szCs w:val="16"/>
+                <w:u w:val="none"/>
+                <w:lang w:val="en-US" w:eastAsia="zh-CN" w:bidi="ar-SA"/>
+              </w:rPr>
+            </w:pPr>
+            <w:r>
+              <w:rPr>
+                <w:rFonts w:hint="eastAsia" w:ascii="宋体" w:hAnsi="宋体" w:eastAsia="宋体" w:cs="宋体"/>
+                <w:i w:val="0"/>
+                <w:iCs w:val="0"/>
+                <w:snapToGrid w:val="0"/>
+                <w:color w:val="000000"/>
+                <w:kern w:val="0"/>
+                <w:sz w:val="16"/>
+                <w:szCs w:val="16"/>
+                <w:u w:val="none"/>
+                <w:lang w:val="en-US" w:eastAsia="zh-CN"/>
+              </w:rPr>
+              <w:t>运维部全员</w:t>
+            </w:r>
+          </w:p>
+        </w:tc>
+        <w:tc>
+          <w:tcPr>
+            <w:tcW w:w="750" w:type="dxa"/>
+            <w:tcBorders>
+              <w:top w:val="single" w:color="000000" w:sz="4" w:space="0"/>
+              <w:left w:val="single" w:color="000000" w:sz="4" w:space="0"/>
+              <w:bottom w:val="single" w:color="000000" w:sz="4" w:space="0"/>
+              <w:right w:val="single" w:color="000000" w:sz="4" w:space="0"/>
+            </w:tcBorders>
+            <w:shd w:val="clear" w:color="auto" w:fill="auto"/>
+            <w:vAlign w:val="center"/>
+          </w:tcPr>
+          <w:p>
+            <w:pPr>
+              <w:keepNext w:val="0"/>
+              <w:keepLines w:val="0"/>
+              <w:pageBreakBefore w:val="0"/>
+              <w:widowControl w:val="0"/>
+              <w:suppressLineNumbers w:val="0"/>
+              <w:wordWrap/>
+              <w:overflowPunct/>
+              <w:bidi w:val="0"/>
+              <w:jc w:val="both"/>
+              <w:textAlignment w:val="center"/>
+              <w:rPr>
+                <w:rFonts w:hint="default" w:ascii="宋体" w:hAnsi="宋体" w:eastAsia="宋体" w:cs="宋体"/>
+                <w:i w:val="0"/>
+                <w:iCs w:val="0"/>
+                <w:snapToGrid w:val="0"/>
+                <w:color w:val="000000"/>
+                <w:kern w:val="0"/>
+                <w:sz w:val="16"/>
+                <w:szCs w:val="16"/>
+                <w:u w:val="none"/>
+                <w:lang w:val="en-US" w:eastAsia="zh-CN" w:bidi="ar-SA"/>
+              </w:rPr>
+            </w:pPr>
+            <w:r>
+              <w:rPr>
+                <w:rFonts w:hint="eastAsia" w:ascii="宋体" w:hAnsi="宋体" w:eastAsia="宋体" w:cs="宋体"/>
+                <w:i w:val="0"/>
+                <w:iCs w:val="0"/>
+                <w:snapToGrid w:val="0"/>
+                <w:color w:val="000000"/>
+                <w:kern w:val="0"/>
+                <w:sz w:val="16"/>
+                <w:szCs w:val="16"/>
+                <w:u w:val="none"/>
+                <w:lang w:val="en-US" w:eastAsia="zh-CN" w:bidi="ar-SA"/>
+              </w:rPr>
+              <w:t>毛彦超</w:t>
+            </w:r>
+          </w:p>
+        </w:tc>
+        <w:tc>
+          <w:tcPr>
+            <w:tcW w:w="1189" w:type="dxa"/>
+            <w:tcBorders>
+              <w:top w:val="single" w:color="000000" w:sz="4" w:space="0"/>
+              <w:left w:val="single" w:color="000000" w:sz="4" w:space="0"/>
+              <w:bottom w:val="single" w:color="000000" w:sz="4" w:space="0"/>
+              <w:right w:val="single" w:color="000000" w:sz="4" w:space="0"/>
+            </w:tcBorders>
+            <w:shd w:val="clear" w:color="auto" w:fill="auto"/>
+            <w:vAlign w:val="center"/>
+          </w:tcPr>
+          <w:p>
+            <w:pPr>
+              <w:keepNext w:val="0"/>
+              <w:keepLines w:val="0"/>
+              <w:pageBreakBefore w:val="0"/>
+              <w:widowControl w:val="0"/>
+              <w:suppressLineNumbers w:val="0"/>
+              <w:wordWrap/>
+              <w:overflowPunct/>
+              <w:bidi w:val="0"/>
+              <w:jc w:val="both"/>
+              <w:textAlignment w:val="center"/>
+              <w:rPr>
+                <w:rFonts w:hint="eastAsia" w:ascii="宋体" w:hAnsi="宋体" w:eastAsia="宋体" w:cs="宋体"/>
+                <w:i w:val="0"/>
+                <w:iCs w:val="0"/>
+                <w:snapToGrid w:val="0"/>
+                <w:color w:val="000000"/>
+                <w:kern w:val="0"/>
+                <w:sz w:val="16"/>
+                <w:szCs w:val="16"/>
+                <w:u w:val="none"/>
+                <w:lang w:val="en-US" w:eastAsia="zh-CN" w:bidi="ar-SA"/>
+              </w:rPr>
+            </w:pPr>
+            <w:r>
+              <w:rPr>
+                <w:rFonts w:hint="eastAsia" w:ascii="宋体" w:hAnsi="宋体" w:eastAsia="宋体" w:cs="宋体"/>
+                <w:i w:val="0"/>
+                <w:iCs w:val="0"/>
+                <w:snapToGrid w:val="0"/>
+                <w:color w:val="000000"/>
+                <w:kern w:val="0"/>
+                <w:sz w:val="16"/>
+                <w:szCs w:val="16"/>
+                <w:u w:val="none"/>
+                <w:lang w:val="en-US" w:eastAsia="zh-CN"/>
+              </w:rPr>
+              <w:t>7月</w:t>
             </w:r>
           </w:p>
         </w:tc>
@@ -8955,35 +11289,29 @@
                 <w:rFonts w:hint="eastAsia" w:ascii="宋体" w:hAnsi="宋体" w:eastAsia="宋体" w:cs="宋体"/>
                 <w:i w:val="0"/>
                 <w:iCs w:val="0"/>
-                <w:color w:val="000000"/>
-                <w:sz w:val="16"/>
-                <w:szCs w:val="16"/>
-                <w:u w:val="none"/>
-              </w:rPr>
-            </w:pPr>
-            <w:r>
-              <w:rPr>
-                <w:rFonts w:hint="eastAsia" w:ascii="宋体" w:hAnsi="宋体" w:eastAsia="宋体" w:cs="宋体"/>
-                <w:i w:val="0"/>
-                <w:iCs w:val="0"/>
-                <w:snapToGrid w:val="0"/>
-                <w:color w:val="000000"/>
-                <w:kern w:val="0"/>
-                <w:sz w:val="16"/>
-                <w:szCs w:val="16"/>
-                <w:u w:val="none"/>
-                <w:lang w:val="en-US" w:eastAsia="zh-CN"/>
-              </w:rPr>
-              <w:t>Antd</w:t>
-            </w:r>
-            <w:r>
-              <w:rPr>
-                <w:rStyle w:val="42"/>
-                <w:snapToGrid w:val="0"/>
-                <w:color w:val="000000"/>
-                <w:lang w:val="en-US" w:eastAsia="zh-CN"/>
-              </w:rPr>
-              <w:t>前端框架介绍</w:t>
+                <w:snapToGrid w:val="0"/>
+                <w:color w:val="000000"/>
+                <w:kern w:val="0"/>
+                <w:sz w:val="16"/>
+                <w:szCs w:val="16"/>
+                <w:u w:val="none"/>
+                <w:lang w:val="en-US" w:eastAsia="en-US" w:bidi="ar-SA"/>
+              </w:rPr>
+            </w:pPr>
+            <w:r>
+              <w:rPr>
+                <w:rFonts w:hint="eastAsia" w:ascii="宋体" w:hAnsi="宋体" w:eastAsia="宋体" w:cs="宋体"/>
+                <w:i w:val="0"/>
+                <w:iCs w:val="0"/>
+                <w:snapToGrid w:val="0"/>
+                <w:color w:val="000000"/>
+                <w:kern w:val="0"/>
+                <w:sz w:val="16"/>
+                <w:szCs w:val="16"/>
+                <w:u w:val="none"/>
+                <w:lang w:val="en-US" w:eastAsia="zh-CN"/>
+              </w:rPr>
+              <w:t>云数据中心建设模式和网络安全</w:t>
             </w:r>
           </w:p>
         </w:tc>
@@ -9015,26 +11343,29 @@
                 <w:rFonts w:hint="eastAsia" w:ascii="宋体" w:hAnsi="宋体" w:eastAsia="宋体" w:cs="宋体"/>
                 <w:i w:val="0"/>
                 <w:iCs w:val="0"/>
-                <w:color w:val="000000"/>
-                <w:sz w:val="16"/>
-                <w:szCs w:val="16"/>
-                <w:u w:val="none"/>
-              </w:rPr>
-            </w:pPr>
-            <w:r>
-              <w:rPr>
-                <w:rFonts w:hint="eastAsia" w:ascii="宋体" w:hAnsi="宋体" w:eastAsia="宋体" w:cs="宋体"/>
-                <w:i w:val="0"/>
-                <w:iCs w:val="0"/>
-                <w:snapToGrid w:val="0"/>
-                <w:color w:val="000000"/>
-                <w:kern w:val="0"/>
-                <w:sz w:val="16"/>
-                <w:szCs w:val="16"/>
-                <w:u w:val="none"/>
-                <w:lang w:val="en-US" w:eastAsia="zh-CN"/>
-              </w:rPr>
-              <w:t>研发部全员</w:t>
+                <w:snapToGrid w:val="0"/>
+                <w:color w:val="000000"/>
+                <w:kern w:val="0"/>
+                <w:sz w:val="16"/>
+                <w:szCs w:val="16"/>
+                <w:u w:val="none"/>
+                <w:lang w:val="en-US" w:eastAsia="en-US" w:bidi="ar-SA"/>
+              </w:rPr>
+            </w:pPr>
+            <w:r>
+              <w:rPr>
+                <w:rFonts w:hint="eastAsia" w:ascii="宋体" w:hAnsi="宋体" w:eastAsia="宋体" w:cs="宋体"/>
+                <w:i w:val="0"/>
+                <w:iCs w:val="0"/>
+                <w:snapToGrid w:val="0"/>
+                <w:color w:val="000000"/>
+                <w:kern w:val="0"/>
+                <w:sz w:val="16"/>
+                <w:szCs w:val="16"/>
+                <w:u w:val="none"/>
+                <w:lang w:val="en-US" w:eastAsia="zh-CN"/>
+              </w:rPr>
+              <w:t>运维项目经理、网络工程师</w:t>
             </w:r>
           </w:p>
         </w:tc>
@@ -9066,10 +11397,13 @@
                 <w:rFonts w:hint="eastAsia" w:ascii="宋体" w:hAnsi="宋体" w:eastAsia="宋体" w:cs="宋体"/>
                 <w:i w:val="0"/>
                 <w:iCs w:val="0"/>
-                <w:color w:val="000000"/>
-                <w:sz w:val="16"/>
-                <w:szCs w:val="16"/>
-                <w:u w:val="none"/>
+                <w:snapToGrid w:val="0"/>
+                <w:color w:val="000000"/>
+                <w:kern w:val="0"/>
+                <w:sz w:val="16"/>
+                <w:szCs w:val="16"/>
+                <w:u w:val="none"/>
+                <w:lang w:val="en-US" w:eastAsia="en-US" w:bidi="ar-SA"/>
               </w:rPr>
             </w:pPr>
             <w:r>
@@ -9117,26 +11451,366 @@
                 <w:rFonts w:hint="eastAsia" w:ascii="宋体" w:hAnsi="宋体" w:eastAsia="宋体" w:cs="宋体"/>
                 <w:i w:val="0"/>
                 <w:iCs w:val="0"/>
-                <w:color w:val="000000"/>
-                <w:sz w:val="16"/>
-                <w:szCs w:val="16"/>
-                <w:u w:val="none"/>
-              </w:rPr>
-            </w:pPr>
-            <w:r>
-              <w:rPr>
-                <w:rFonts w:hint="eastAsia" w:ascii="宋体" w:hAnsi="宋体" w:eastAsia="宋体" w:cs="宋体"/>
-                <w:i w:val="0"/>
-                <w:iCs w:val="0"/>
-                <w:snapToGrid w:val="0"/>
-                <w:color w:val="000000"/>
-                <w:kern w:val="0"/>
-                <w:sz w:val="16"/>
-                <w:szCs w:val="16"/>
-                <w:u w:val="none"/>
-                <w:lang w:val="en-US" w:eastAsia="zh-CN"/>
-              </w:rPr>
-              <w:t>5月</w:t>
+                <w:snapToGrid w:val="0"/>
+                <w:color w:val="000000"/>
+                <w:kern w:val="0"/>
+                <w:sz w:val="16"/>
+                <w:szCs w:val="16"/>
+                <w:u w:val="none"/>
+                <w:lang w:val="en-US" w:eastAsia="en-US" w:bidi="ar-SA"/>
+              </w:rPr>
+            </w:pPr>
+            <w:r>
+              <w:rPr>
+                <w:rFonts w:hint="eastAsia" w:ascii="宋体" w:hAnsi="宋体" w:eastAsia="宋体" w:cs="宋体"/>
+                <w:i w:val="0"/>
+                <w:iCs w:val="0"/>
+                <w:snapToGrid w:val="0"/>
+                <w:color w:val="000000"/>
+                <w:kern w:val="0"/>
+                <w:sz w:val="16"/>
+                <w:szCs w:val="16"/>
+                <w:u w:val="none"/>
+                <w:lang w:val="en-US" w:eastAsia="zh-CN"/>
+              </w:rPr>
+              <w:t>7月</w:t>
+            </w:r>
+          </w:p>
+        </w:tc>
+        <w:tc>
+          <w:tcPr>
+            <w:tcW w:w="1189" w:type="dxa"/>
+            <w:tcBorders>
+              <w:top w:val="single" w:color="000000" w:sz="4" w:space="0"/>
+              <w:left w:val="single" w:color="000000" w:sz="4" w:space="0"/>
+              <w:bottom w:val="single" w:color="000000" w:sz="4" w:space="0"/>
+              <w:right w:val="single" w:color="000000" w:sz="4" w:space="0"/>
+            </w:tcBorders>
+            <w:shd w:val="clear" w:color="auto" w:fill="auto"/>
+            <w:vAlign w:val="center"/>
+          </w:tcPr>
+          <w:p>
+            <w:pPr>
+              <w:keepNext w:val="0"/>
+              <w:keepLines w:val="0"/>
+              <w:pageBreakBefore w:val="0"/>
+              <w:widowControl w:val="0"/>
+              <w:suppressLineNumbers w:val="0"/>
+              <w:wordWrap/>
+              <w:overflowPunct/>
+              <w:bidi w:val="0"/>
+              <w:jc w:val="both"/>
+              <w:textAlignment w:val="center"/>
+              <w:rPr>
+                <w:rFonts w:hint="eastAsia" w:ascii="宋体" w:hAnsi="宋体" w:eastAsia="宋体" w:cs="宋体"/>
+                <w:i w:val="0"/>
+                <w:iCs w:val="0"/>
+                <w:snapToGrid w:val="0"/>
+                <w:color w:val="000000"/>
+                <w:kern w:val="0"/>
+                <w:sz w:val="16"/>
+                <w:szCs w:val="16"/>
+                <w:u w:val="none"/>
+                <w:lang w:val="en-US" w:eastAsia="zh-CN"/>
+              </w:rPr>
+            </w:pPr>
+            <w:r>
+              <w:rPr>
+                <w:rFonts w:hint="eastAsia" w:ascii="宋体" w:hAnsi="宋体" w:eastAsia="宋体" w:cs="宋体"/>
+                <w:i w:val="0"/>
+                <w:iCs w:val="0"/>
+                <w:snapToGrid w:val="0"/>
+                <w:color w:val="000000"/>
+                <w:kern w:val="0"/>
+                <w:sz w:val="16"/>
+                <w:szCs w:val="16"/>
+                <w:u w:val="none"/>
+                <w:lang w:val="en-US" w:eastAsia="zh-CN"/>
+              </w:rPr>
+              <w:t>完成</w:t>
+            </w:r>
+          </w:p>
+        </w:tc>
+      </w:tr>
+      <w:tr>
+        <w:tblPrEx>
+          <w:tblBorders>
+            <w:top w:val="none" w:color="auto" w:sz="0" w:space="0"/>
+            <w:left w:val="none" w:color="auto" w:sz="0" w:space="0"/>
+            <w:bottom w:val="none" w:color="auto" w:sz="0" w:space="0"/>
+            <w:right w:val="none" w:color="auto" w:sz="0" w:space="0"/>
+            <w:insideH w:val="none" w:color="auto" w:sz="0" w:space="0"/>
+            <w:insideV w:val="none" w:color="auto" w:sz="0" w:space="0"/>
+          </w:tblBorders>
+          <w:shd w:val="clear" w:color="auto" w:fill="auto"/>
+          <w:tblCellMar>
+            <w:top w:w="0" w:type="dxa"/>
+            <w:left w:w="108" w:type="dxa"/>
+            <w:bottom w:w="0" w:type="dxa"/>
+            <w:right w:w="108" w:type="dxa"/>
+          </w:tblCellMar>
+        </w:tblPrEx>
+        <w:trPr>
+          <w:trHeight w:val="576" w:hRule="atLeast"/>
+          <w:jc w:val="center"/>
+        </w:trPr>
+        <w:tc>
+          <w:tcPr>
+            <w:tcW w:w="661" w:type="dxa"/>
+            <w:tcBorders>
+              <w:top w:val="single" w:color="000000" w:sz="4" w:space="0"/>
+              <w:left w:val="single" w:color="000000" w:sz="4" w:space="0"/>
+              <w:bottom w:val="single" w:color="000000" w:sz="4" w:space="0"/>
+              <w:right w:val="single" w:color="000000" w:sz="4" w:space="0"/>
+            </w:tcBorders>
+            <w:shd w:val="clear" w:color="auto" w:fill="auto"/>
+            <w:vAlign w:val="center"/>
+          </w:tcPr>
+          <w:p>
+            <w:pPr>
+              <w:keepNext w:val="0"/>
+              <w:keepLines w:val="0"/>
+              <w:pageBreakBefore w:val="0"/>
+              <w:widowControl w:val="0"/>
+              <w:numPr>
+                <w:ilvl w:val="0"/>
+                <w:numId w:val="2"/>
+              </w:numPr>
+              <w:suppressLineNumbers w:val="0"/>
+              <w:wordWrap/>
+              <w:overflowPunct/>
+              <w:bidi w:val="0"/>
+              <w:ind w:left="425" w:leftChars="0" w:hanging="425" w:firstLineChars="0"/>
+              <w:jc w:val="left"/>
+              <w:textAlignment w:val="center"/>
+              <w:rPr>
+                <w:rFonts w:hint="eastAsia" w:ascii="宋体" w:hAnsi="宋体" w:eastAsia="宋体" w:cs="宋体"/>
+                <w:i w:val="0"/>
+                <w:iCs w:val="0"/>
+                <w:snapToGrid w:val="0"/>
+                <w:color w:val="000000"/>
+                <w:kern w:val="0"/>
+                <w:sz w:val="16"/>
+                <w:szCs w:val="16"/>
+                <w:u w:val="none"/>
+                <w:lang w:val="en-US" w:eastAsia="zh-CN"/>
+              </w:rPr>
+            </w:pPr>
+          </w:p>
+        </w:tc>
+        <w:tc>
+          <w:tcPr>
+            <w:tcW w:w="2100" w:type="dxa"/>
+            <w:tcBorders>
+              <w:top w:val="single" w:color="000000" w:sz="4" w:space="0"/>
+              <w:left w:val="single" w:color="000000" w:sz="4" w:space="0"/>
+              <w:bottom w:val="single" w:color="000000" w:sz="4" w:space="0"/>
+              <w:right w:val="single" w:color="000000" w:sz="4" w:space="0"/>
+            </w:tcBorders>
+            <w:shd w:val="clear" w:color="auto" w:fill="auto"/>
+            <w:vAlign w:val="center"/>
+          </w:tcPr>
+          <w:p>
+            <w:pPr>
+              <w:keepNext w:val="0"/>
+              <w:keepLines w:val="0"/>
+              <w:pageBreakBefore w:val="0"/>
+              <w:widowControl w:val="0"/>
+              <w:suppressLineNumbers w:val="0"/>
+              <w:wordWrap/>
+              <w:overflowPunct/>
+              <w:bidi w:val="0"/>
+              <w:jc w:val="left"/>
+              <w:textAlignment w:val="center"/>
+              <w:rPr>
+                <w:rFonts w:hint="eastAsia" w:ascii="宋体" w:hAnsi="宋体" w:eastAsia="宋体" w:cs="宋体"/>
+                <w:i w:val="0"/>
+                <w:iCs w:val="0"/>
+                <w:snapToGrid w:val="0"/>
+                <w:color w:val="000000"/>
+                <w:kern w:val="0"/>
+                <w:sz w:val="16"/>
+                <w:szCs w:val="16"/>
+                <w:u w:val="none"/>
+                <w:lang w:val="en-US" w:eastAsia="en-US" w:bidi="ar-SA"/>
+              </w:rPr>
+            </w:pPr>
+            <w:r>
+              <w:rPr>
+                <w:rFonts w:hint="eastAsia" w:ascii="宋体" w:hAnsi="宋体" w:eastAsia="宋体" w:cs="宋体"/>
+                <w:i w:val="0"/>
+                <w:iCs w:val="0"/>
+                <w:snapToGrid w:val="0"/>
+                <w:color w:val="000000"/>
+                <w:kern w:val="0"/>
+                <w:sz w:val="16"/>
+                <w:szCs w:val="16"/>
+                <w:u w:val="none"/>
+                <w:lang w:val="en-US" w:eastAsia="zh-CN"/>
+              </w:rPr>
+              <w:t>交付规范</w:t>
+            </w:r>
+          </w:p>
+        </w:tc>
+        <w:tc>
+          <w:tcPr>
+            <w:tcW w:w="1850" w:type="dxa"/>
+            <w:tcBorders>
+              <w:top w:val="single" w:color="000000" w:sz="4" w:space="0"/>
+              <w:left w:val="single" w:color="000000" w:sz="4" w:space="0"/>
+              <w:bottom w:val="single" w:color="000000" w:sz="4" w:space="0"/>
+              <w:right w:val="single" w:color="000000" w:sz="4" w:space="0"/>
+            </w:tcBorders>
+            <w:shd w:val="clear" w:color="auto" w:fill="auto"/>
+            <w:vAlign w:val="center"/>
+          </w:tcPr>
+          <w:p>
+            <w:pPr>
+              <w:keepNext w:val="0"/>
+              <w:keepLines w:val="0"/>
+              <w:pageBreakBefore w:val="0"/>
+              <w:widowControl w:val="0"/>
+              <w:suppressLineNumbers w:val="0"/>
+              <w:wordWrap/>
+              <w:overflowPunct/>
+              <w:bidi w:val="0"/>
+              <w:jc w:val="left"/>
+              <w:textAlignment w:val="center"/>
+              <w:rPr>
+                <w:rFonts w:hint="eastAsia" w:ascii="宋体" w:hAnsi="宋体" w:eastAsia="宋体" w:cs="宋体"/>
+                <w:i w:val="0"/>
+                <w:iCs w:val="0"/>
+                <w:snapToGrid w:val="0"/>
+                <w:color w:val="000000"/>
+                <w:kern w:val="0"/>
+                <w:sz w:val="16"/>
+                <w:szCs w:val="16"/>
+                <w:u w:val="none"/>
+                <w:lang w:val="en-US" w:eastAsia="en-US" w:bidi="ar-SA"/>
+              </w:rPr>
+            </w:pPr>
+            <w:r>
+              <w:rPr>
+                <w:rFonts w:hint="eastAsia" w:ascii="宋体" w:hAnsi="宋体" w:eastAsia="宋体" w:cs="宋体"/>
+                <w:i w:val="0"/>
+                <w:iCs w:val="0"/>
+                <w:snapToGrid w:val="0"/>
+                <w:color w:val="000000"/>
+                <w:kern w:val="0"/>
+                <w:sz w:val="16"/>
+                <w:szCs w:val="16"/>
+                <w:u w:val="none"/>
+                <w:lang w:val="en-US" w:eastAsia="zh-CN"/>
+              </w:rPr>
+              <w:t>运维部全员</w:t>
+            </w:r>
+          </w:p>
+        </w:tc>
+        <w:tc>
+          <w:tcPr>
+            <w:tcW w:w="750" w:type="dxa"/>
+            <w:tcBorders>
+              <w:top w:val="single" w:color="000000" w:sz="4" w:space="0"/>
+              <w:left w:val="single" w:color="000000" w:sz="4" w:space="0"/>
+              <w:bottom w:val="single" w:color="000000" w:sz="4" w:space="0"/>
+              <w:right w:val="single" w:color="000000" w:sz="4" w:space="0"/>
+            </w:tcBorders>
+            <w:shd w:val="clear" w:color="auto" w:fill="auto"/>
+            <w:vAlign w:val="center"/>
+          </w:tcPr>
+          <w:p>
+            <w:pPr>
+              <w:keepNext w:val="0"/>
+              <w:keepLines w:val="0"/>
+              <w:pageBreakBefore w:val="0"/>
+              <w:widowControl w:val="0"/>
+              <w:suppressLineNumbers w:val="0"/>
+              <w:wordWrap/>
+              <w:overflowPunct/>
+              <w:bidi w:val="0"/>
+              <w:jc w:val="both"/>
+              <w:textAlignment w:val="center"/>
+              <w:rPr>
+                <w:rFonts w:hint="eastAsia" w:ascii="宋体" w:hAnsi="宋体" w:eastAsia="宋体" w:cs="宋体"/>
+                <w:i w:val="0"/>
+                <w:iCs w:val="0"/>
+                <w:snapToGrid w:val="0"/>
+                <w:color w:val="000000"/>
+                <w:kern w:val="0"/>
+                <w:sz w:val="16"/>
+                <w:szCs w:val="16"/>
+                <w:u w:val="none"/>
+                <w:lang w:val="en-US" w:eastAsia="en-US" w:bidi="ar-SA"/>
+              </w:rPr>
+            </w:pPr>
+            <w:r>
+              <w:rPr>
+                <w:rFonts w:hint="eastAsia" w:ascii="宋体" w:hAnsi="宋体" w:eastAsia="宋体" w:cs="宋体"/>
+                <w:i w:val="0"/>
+                <w:iCs w:val="0"/>
+                <w:snapToGrid w:val="0"/>
+                <w:color w:val="000000"/>
+                <w:kern w:val="0"/>
+                <w:sz w:val="16"/>
+                <w:szCs w:val="16"/>
+                <w:u w:val="none"/>
+                <w:lang w:val="en-US" w:eastAsia="zh-CN"/>
+              </w:rPr>
+              <w:t>毛彦超</w:t>
+            </w:r>
+          </w:p>
+        </w:tc>
+        <w:tc>
+          <w:tcPr>
+            <w:tcW w:w="1189" w:type="dxa"/>
+            <w:tcBorders>
+              <w:top w:val="single" w:color="000000" w:sz="4" w:space="0"/>
+              <w:left w:val="single" w:color="000000" w:sz="4" w:space="0"/>
+              <w:bottom w:val="single" w:color="000000" w:sz="4" w:space="0"/>
+              <w:right w:val="single" w:color="000000" w:sz="4" w:space="0"/>
+            </w:tcBorders>
+            <w:shd w:val="clear" w:color="auto" w:fill="auto"/>
+            <w:vAlign w:val="center"/>
+          </w:tcPr>
+          <w:p>
+            <w:pPr>
+              <w:keepNext w:val="0"/>
+              <w:keepLines w:val="0"/>
+              <w:pageBreakBefore w:val="0"/>
+              <w:widowControl w:val="0"/>
+              <w:suppressLineNumbers w:val="0"/>
+              <w:wordWrap/>
+              <w:overflowPunct/>
+              <w:bidi w:val="0"/>
+              <w:jc w:val="both"/>
+              <w:textAlignment w:val="center"/>
+              <w:rPr>
+                <w:rFonts w:hint="eastAsia" w:ascii="宋体" w:hAnsi="宋体" w:eastAsia="宋体" w:cs="宋体"/>
+                <w:i w:val="0"/>
+                <w:iCs w:val="0"/>
+                <w:snapToGrid w:val="0"/>
+                <w:color w:val="000000"/>
+                <w:kern w:val="0"/>
+                <w:sz w:val="16"/>
+                <w:szCs w:val="16"/>
+                <w:u w:val="none"/>
+                <w:lang w:val="en-US" w:eastAsia="en-US" w:bidi="ar-SA"/>
+              </w:rPr>
+            </w:pPr>
+            <w:r>
+              <w:rPr>
+                <w:rFonts w:hint="eastAsia" w:ascii="宋体" w:hAnsi="宋体" w:eastAsia="宋体" w:cs="宋体"/>
+                <w:i w:val="0"/>
+                <w:iCs w:val="0"/>
+                <w:snapToGrid w:val="0"/>
+                <w:color w:val="000000"/>
+                <w:kern w:val="0"/>
+                <w:sz w:val="16"/>
+                <w:szCs w:val="16"/>
+                <w:u w:val="none"/>
+                <w:lang w:val="en-US" w:eastAsia="zh-CN"/>
+              </w:rPr>
+              <w:t>7月</w:t>
             </w:r>
           </w:p>
         </w:tc>
@@ -9279,6 +11953,9 @@
               <w:pageBreakBefore w:val="0"/>
               <w:widowControl w:val="0"/>
               <w:suppressLineNumbers w:val="0"/>
+              <w:tabs>
+                <w:tab w:val="center" w:pos="1320"/>
+              </w:tabs>
               <w:wordWrap/>
               <w:overflowPunct/>
               <w:bidi w:val="0"/>
@@ -9310,7 +11987,22 @@
                 <w:u w:val="none"/>
                 <w:lang w:val="en-US" w:eastAsia="zh-CN"/>
               </w:rPr>
-              <w:t>入职培训（包括制度与企业文化</w:t>
+              <w:t>运维服务制度</w:t>
+            </w:r>
+            <w:r>
+              <w:rPr>
+                <w:rFonts w:hint="eastAsia" w:ascii="宋体" w:hAnsi="宋体" w:eastAsia="宋体" w:cs="宋体"/>
+                <w:i w:val="0"/>
+                <w:iCs w:val="0"/>
+                <w:snapToGrid w:val="0"/>
+                <w:color w:val="000000"/>
+                <w:kern w:val="0"/>
+                <w:sz w:val="16"/>
+                <w:szCs w:val="16"/>
+                <w:u w:val="none"/>
+                <w:lang w:val="en-US" w:eastAsia="zh-CN"/>
+              </w:rPr>
+              <w:tab/>
             </w:r>
           </w:p>
         </w:tc>
@@ -9364,7 +12056,7 @@
                 <w:u w:val="none"/>
                 <w:lang w:val="en-US" w:eastAsia="zh-CN"/>
               </w:rPr>
-              <w:t>公司全员</w:t>
+              <w:t>各相关部门</w:t>
             </w:r>
           </w:p>
         </w:tc>
@@ -9418,7 +12110,7 @@
                 <w:u w:val="none"/>
                 <w:lang w:val="en-US" w:eastAsia="zh-CN"/>
               </w:rPr>
-              <w:t>各模块</w:t>
+              <w:t>毛彦超</w:t>
             </w:r>
           </w:p>
         </w:tc>
@@ -9472,7 +12164,7 @@
                 <w:u w:val="none"/>
                 <w:lang w:val="en-US" w:eastAsia="zh-CN"/>
               </w:rPr>
-              <w:t>6月</w:t>
+              <w:t>7月</w:t>
             </w:r>
           </w:p>
         </w:tc>
@@ -9646,7 +12338,7 @@
                 <w:u w:val="none"/>
                 <w:lang w:val="en-US" w:eastAsia="zh-CN"/>
               </w:rPr>
-              <w:t>公司产品培训</w:t>
+              <w:t>高级开发培训</w:t>
             </w:r>
           </w:p>
         </w:tc>
@@ -9700,7 +12392,7 @@
                 <w:u w:val="none"/>
                 <w:lang w:val="en-US" w:eastAsia="zh-CN"/>
               </w:rPr>
-              <w:t>公司全员</w:t>
+              <w:t>研发部全员</w:t>
             </w:r>
           </w:p>
         </w:tc>
@@ -9754,7 +12446,7 @@
                 <w:u w:val="none"/>
                 <w:lang w:val="en-US" w:eastAsia="zh-CN"/>
               </w:rPr>
-              <w:t>毛彦超</w:t>
+              <w:t>田力</w:t>
             </w:r>
           </w:p>
         </w:tc>
@@ -9808,7 +12500,7 @@
                 <w:u w:val="none"/>
                 <w:lang w:val="en-US" w:eastAsia="zh-CN"/>
               </w:rPr>
-              <w:t>6月</w:t>
+              <w:t>8月</w:t>
             </w:r>
           </w:p>
         </w:tc>
@@ -9877,7 +12569,6 @@
             <w:insideH w:val="none" w:color="auto" w:sz="0" w:space="0"/>
             <w:insideV w:val="none" w:color="auto" w:sz="0" w:space="0"/>
           </w:tblBorders>
-          <w:shd w:val="clear" w:color="auto" w:fill="auto"/>
           <w:tblCellMar>
             <w:top w:w="0" w:type="dxa"/>
             <w:left w:w="108" w:type="dxa"/>
@@ -9886,7 +12577,7 @@
           </w:tblCellMar>
         </w:tblPrEx>
         <w:trPr>
-          <w:trHeight w:val="384" w:hRule="atLeast"/>
+          <w:trHeight w:val="440" w:hRule="atLeast"/>
           <w:jc w:val="center"/>
         </w:trPr>
         <w:tc>
@@ -9980,7 +12671,16 @@
                 <w:u w:val="none"/>
                 <w:lang w:val="en-US" w:eastAsia="zh-CN"/>
               </w:rPr>
-              <w:t>数据库规范介绍</w:t>
+              <w:t>开发规范及代码质量</w:t>
+            </w:r>
+            <w:r>
+              <w:rPr>
+                <w:rStyle w:val="42"/>
+                <w:snapToGrid w:val="0"/>
+                <w:color w:val="000000"/>
+                <w:lang w:val="en-US" w:eastAsia="zh-CN"/>
+              </w:rPr>
+              <w:t>介绍</w:t>
             </w:r>
           </w:p>
         </w:tc>
@@ -10031,7 +12731,7 @@
                 <w:u w:val="none"/>
                 <w:lang w:val="en-US" w:eastAsia="zh-CN"/>
               </w:rPr>
-              <w:t>运维部、研发部</w:t>
+              <w:t>研发部全员</w:t>
             </w:r>
           </w:p>
         </w:tc>
@@ -10082,7 +12782,7 @@
                 <w:u w:val="none"/>
                 <w:lang w:val="en-US" w:eastAsia="zh-CN"/>
               </w:rPr>
-              <w:t>毛彦超</w:t>
+              <w:t>田力</w:t>
             </w:r>
           </w:p>
         </w:tc>
@@ -10133,7 +12833,7 @@
                 <w:u w:val="none"/>
                 <w:lang w:val="en-US" w:eastAsia="zh-CN"/>
               </w:rPr>
-              <w:t>6月</w:t>
+              <w:t>8月</w:t>
             </w:r>
           </w:p>
         </w:tc>
@@ -10188,6 +12888,342 @@
                 <w:lang w:val="en-US" w:eastAsia="zh-CN"/>
               </w:rPr>
               <w:t>完成</w:t>
+            </w:r>
+          </w:p>
+        </w:tc>
+      </w:tr>
+      <w:tr>
+        <w:tblPrEx>
+          <w:tblBorders>
+            <w:top w:val="none" w:color="auto" w:sz="0" w:space="0"/>
+            <w:left w:val="none" w:color="auto" w:sz="0" w:space="0"/>
+            <w:bottom w:val="none" w:color="auto" w:sz="0" w:space="0"/>
+            <w:right w:val="none" w:color="auto" w:sz="0" w:space="0"/>
+            <w:insideH w:val="none" w:color="auto" w:sz="0" w:space="0"/>
+            <w:insideV w:val="none" w:color="auto" w:sz="0" w:space="0"/>
+          </w:tblBorders>
+          <w:tblCellMar>
+            <w:top w:w="0" w:type="dxa"/>
+            <w:left w:w="108" w:type="dxa"/>
+            <w:bottom w:w="0" w:type="dxa"/>
+            <w:right w:w="108" w:type="dxa"/>
+          </w:tblCellMar>
+        </w:tblPrEx>
+        <w:trPr>
+          <w:trHeight w:val="90" w:hRule="atLeast"/>
+          <w:jc w:val="center"/>
+        </w:trPr>
+        <w:tc>
+          <w:tcPr>
+            <w:tcW w:w="661" w:type="dxa"/>
+            <w:tcBorders>
+              <w:top w:val="single" w:color="000000" w:sz="4" w:space="0"/>
+              <w:left w:val="single" w:color="000000" w:sz="4" w:space="0"/>
+              <w:bottom w:val="single" w:color="000000" w:sz="4" w:space="0"/>
+              <w:right w:val="single" w:color="000000" w:sz="4" w:space="0"/>
+            </w:tcBorders>
+            <w:shd w:val="clear" w:color="auto" w:fill="auto"/>
+            <w:vAlign w:val="center"/>
+          </w:tcPr>
+          <w:p>
+            <w:pPr>
+              <w:keepNext w:val="0"/>
+              <w:keepLines w:val="0"/>
+              <w:pageBreakBefore w:val="0"/>
+              <w:widowControl w:val="0"/>
+              <w:numPr>
+                <w:ilvl w:val="0"/>
+                <w:numId w:val="2"/>
+              </w:numPr>
+              <w:suppressLineNumbers w:val="0"/>
+              <w:wordWrap/>
+              <w:overflowPunct/>
+              <w:bidi w:val="0"/>
+              <w:ind w:left="425" w:leftChars="0" w:hanging="425" w:firstLineChars="0"/>
+              <w:jc w:val="left"/>
+              <w:textAlignment w:val="center"/>
+              <w:rPr>
+                <w:rFonts w:hint="eastAsia" w:ascii="宋体" w:hAnsi="宋体" w:eastAsia="宋体" w:cs="宋体"/>
+                <w:i w:val="0"/>
+                <w:iCs w:val="0"/>
+                <w:snapToGrid w:val="0"/>
+                <w:color w:val="000000"/>
+                <w:kern w:val="0"/>
+                <w:sz w:val="16"/>
+                <w:szCs w:val="16"/>
+                <w:u w:val="none"/>
+                <w:lang w:val="en-US" w:eastAsia="zh-CN"/>
+              </w:rPr>
+            </w:pPr>
+          </w:p>
+        </w:tc>
+        <w:tc>
+          <w:tcPr>
+            <w:tcW w:w="2100" w:type="dxa"/>
+            <w:tcBorders>
+              <w:top w:val="single" w:color="000000" w:sz="4" w:space="0"/>
+              <w:left w:val="single" w:color="000000" w:sz="4" w:space="0"/>
+              <w:bottom w:val="single" w:color="000000" w:sz="4" w:space="0"/>
+              <w:right w:val="single" w:color="000000" w:sz="4" w:space="0"/>
+            </w:tcBorders>
+            <w:shd w:val="clear" w:color="auto" w:fill="auto"/>
+            <w:vAlign w:val="center"/>
+          </w:tcPr>
+          <w:p>
+            <w:pPr>
+              <w:keepNext w:val="0"/>
+              <w:keepLines w:val="0"/>
+              <w:pageBreakBefore w:val="0"/>
+              <w:widowControl w:val="0"/>
+              <w:suppressLineNumbers w:val="0"/>
+              <w:wordWrap/>
+              <w:overflowPunct/>
+              <w:bidi w:val="0"/>
+              <w:jc w:val="left"/>
+              <w:textAlignment w:val="center"/>
+              <w:rPr>
+                <w:rFonts w:hint="eastAsia" w:ascii="宋体" w:hAnsi="宋体" w:eastAsia="宋体" w:cs="宋体"/>
+                <w:i w:val="0"/>
+                <w:iCs w:val="0"/>
+                <w:snapToGrid w:val="0"/>
+                <w:color w:val="000000"/>
+                <w:kern w:val="0"/>
+                <w:sz w:val="16"/>
+                <w:szCs w:val="16"/>
+                <w:u w:val="none"/>
+                <w:lang w:val="en-US" w:eastAsia="en-US" w:bidi="ar-SA"/>
+              </w:rPr>
+            </w:pPr>
+            <w:r>
+              <w:rPr>
+                <w:rFonts w:hint="eastAsia" w:ascii="宋体" w:hAnsi="宋体" w:eastAsia="宋体" w:cs="宋体"/>
+                <w:i w:val="0"/>
+                <w:iCs w:val="0"/>
+                <w:snapToGrid w:val="0"/>
+                <w:color w:val="000000"/>
+                <w:kern w:val="0"/>
+                <w:sz w:val="16"/>
+                <w:szCs w:val="16"/>
+                <w:u w:val="none"/>
+                <w:lang w:val="en-US" w:eastAsia="zh-CN"/>
+              </w:rPr>
+              <w:t>入职培训（包括制度与企业文化</w:t>
+            </w:r>
+          </w:p>
+        </w:tc>
+        <w:tc>
+          <w:tcPr>
+            <w:tcW w:w="1850" w:type="dxa"/>
+            <w:tcBorders>
+              <w:top w:val="single" w:color="000000" w:sz="4" w:space="0"/>
+              <w:left w:val="single" w:color="000000" w:sz="4" w:space="0"/>
+              <w:bottom w:val="single" w:color="000000" w:sz="4" w:space="0"/>
+              <w:right w:val="single" w:color="000000" w:sz="4" w:space="0"/>
+            </w:tcBorders>
+            <w:shd w:val="clear" w:color="auto" w:fill="auto"/>
+            <w:vAlign w:val="center"/>
+          </w:tcPr>
+          <w:p>
+            <w:pPr>
+              <w:keepNext w:val="0"/>
+              <w:keepLines w:val="0"/>
+              <w:pageBreakBefore w:val="0"/>
+              <w:widowControl w:val="0"/>
+              <w:suppressLineNumbers w:val="0"/>
+              <w:wordWrap/>
+              <w:overflowPunct/>
+              <w:bidi w:val="0"/>
+              <w:jc w:val="left"/>
+              <w:textAlignment w:val="center"/>
+              <w:rPr>
+                <w:rFonts w:hint="eastAsia" w:ascii="宋体" w:hAnsi="宋体" w:eastAsia="宋体" w:cs="宋体"/>
+                <w:i w:val="0"/>
+                <w:iCs w:val="0"/>
+                <w:snapToGrid w:val="0"/>
+                <w:color w:val="000000"/>
+                <w:kern w:val="0"/>
+                <w:sz w:val="16"/>
+                <w:szCs w:val="16"/>
+                <w:u w:val="none"/>
+                <w:lang w:val="en-US" w:eastAsia="en-US" w:bidi="ar-SA"/>
+              </w:rPr>
+            </w:pPr>
+            <w:r>
+              <w:rPr>
+                <w:rFonts w:hint="eastAsia" w:ascii="宋体" w:hAnsi="宋体" w:eastAsia="宋体" w:cs="宋体"/>
+                <w:i w:val="0"/>
+                <w:iCs w:val="0"/>
+                <w:snapToGrid w:val="0"/>
+                <w:color w:val="000000"/>
+                <w:kern w:val="0"/>
+                <w:sz w:val="16"/>
+                <w:szCs w:val="16"/>
+                <w:u w:val="none"/>
+                <w:lang w:val="en-US" w:eastAsia="zh-CN"/>
+              </w:rPr>
+              <w:t>公司全员</w:t>
+            </w:r>
+          </w:p>
+        </w:tc>
+        <w:tc>
+          <w:tcPr>
+            <w:tcW w:w="750" w:type="dxa"/>
+            <w:tcBorders>
+              <w:top w:val="single" w:color="000000" w:sz="4" w:space="0"/>
+              <w:left w:val="single" w:color="000000" w:sz="4" w:space="0"/>
+              <w:bottom w:val="single" w:color="000000" w:sz="4" w:space="0"/>
+              <w:right w:val="single" w:color="000000" w:sz="4" w:space="0"/>
+            </w:tcBorders>
+            <w:shd w:val="clear" w:color="auto" w:fill="auto"/>
+            <w:vAlign w:val="center"/>
+          </w:tcPr>
+          <w:p>
+            <w:pPr>
+              <w:keepNext w:val="0"/>
+              <w:keepLines w:val="0"/>
+              <w:pageBreakBefore w:val="0"/>
+              <w:widowControl w:val="0"/>
+              <w:suppressLineNumbers w:val="0"/>
+              <w:wordWrap/>
+              <w:overflowPunct/>
+              <w:bidi w:val="0"/>
+              <w:jc w:val="both"/>
+              <w:textAlignment w:val="center"/>
+              <w:rPr>
+                <w:rFonts w:hint="default" w:ascii="宋体" w:hAnsi="宋体" w:eastAsia="宋体" w:cs="宋体"/>
+                <w:i w:val="0"/>
+                <w:iCs w:val="0"/>
+                <w:snapToGrid w:val="0"/>
+                <w:color w:val="000000"/>
+                <w:kern w:val="0"/>
+                <w:sz w:val="16"/>
+                <w:szCs w:val="16"/>
+                <w:u w:val="none"/>
+                <w:lang w:val="en-US" w:eastAsia="en-US" w:bidi="ar-SA"/>
+              </w:rPr>
+            </w:pPr>
+            <w:r>
+              <w:rPr>
+                <w:rFonts w:hint="eastAsia" w:ascii="宋体" w:hAnsi="宋体" w:eastAsia="宋体" w:cs="宋体"/>
+                <w:i w:val="0"/>
+                <w:iCs w:val="0"/>
+                <w:snapToGrid w:val="0"/>
+                <w:color w:val="000000"/>
+                <w:kern w:val="0"/>
+                <w:sz w:val="16"/>
+                <w:szCs w:val="16"/>
+                <w:u w:val="none"/>
+                <w:lang w:val="en-US" w:eastAsia="zh-CN"/>
+              </w:rPr>
+              <w:t>各模块负责人</w:t>
+            </w:r>
+          </w:p>
+        </w:tc>
+        <w:tc>
+          <w:tcPr>
+            <w:tcW w:w="1189" w:type="dxa"/>
+            <w:tcBorders>
+              <w:top w:val="single" w:color="000000" w:sz="4" w:space="0"/>
+              <w:left w:val="single" w:color="000000" w:sz="4" w:space="0"/>
+              <w:bottom w:val="single" w:color="000000" w:sz="4" w:space="0"/>
+              <w:right w:val="single" w:color="000000" w:sz="4" w:space="0"/>
+            </w:tcBorders>
+            <w:shd w:val="clear" w:color="auto" w:fill="auto"/>
+            <w:vAlign w:val="center"/>
+          </w:tcPr>
+          <w:p>
+            <w:pPr>
+              <w:keepNext w:val="0"/>
+              <w:keepLines w:val="0"/>
+              <w:pageBreakBefore w:val="0"/>
+              <w:widowControl w:val="0"/>
+              <w:suppressLineNumbers w:val="0"/>
+              <w:wordWrap/>
+              <w:overflowPunct/>
+              <w:bidi w:val="0"/>
+              <w:jc w:val="both"/>
+              <w:textAlignment w:val="center"/>
+              <w:rPr>
+                <w:rFonts w:hint="eastAsia" w:ascii="宋体" w:hAnsi="宋体" w:eastAsia="宋体" w:cs="宋体"/>
+                <w:i w:val="0"/>
+                <w:iCs w:val="0"/>
+                <w:snapToGrid w:val="0"/>
+                <w:color w:val="000000"/>
+                <w:kern w:val="0"/>
+                <w:sz w:val="16"/>
+                <w:szCs w:val="16"/>
+                <w:u w:val="none"/>
+                <w:lang w:val="en-US" w:eastAsia="en-US" w:bidi="ar-SA"/>
+              </w:rPr>
+            </w:pPr>
+            <w:r>
+              <w:rPr>
+                <w:rFonts w:hint="eastAsia" w:ascii="宋体" w:hAnsi="宋体" w:eastAsia="宋体" w:cs="宋体"/>
+                <w:i w:val="0"/>
+                <w:iCs w:val="0"/>
+                <w:snapToGrid w:val="0"/>
+                <w:color w:val="000000"/>
+                <w:kern w:val="0"/>
+                <w:sz w:val="16"/>
+                <w:szCs w:val="16"/>
+                <w:u w:val="none"/>
+                <w:lang w:val="en-US" w:eastAsia="zh-CN"/>
+              </w:rPr>
+              <w:t>9月</w:t>
+            </w:r>
+          </w:p>
+        </w:tc>
+        <w:tc>
+          <w:tcPr>
+            <w:tcW w:w="1189" w:type="dxa"/>
+            <w:tcBorders>
+              <w:top w:val="single" w:color="000000" w:sz="4" w:space="0"/>
+              <w:left w:val="single" w:color="000000" w:sz="4" w:space="0"/>
+              <w:bottom w:val="single" w:color="000000" w:sz="4" w:space="0"/>
+              <w:right w:val="single" w:color="000000" w:sz="4" w:space="0"/>
+            </w:tcBorders>
+            <w:shd w:val="clear" w:color="auto" w:fill="auto"/>
+            <w:vAlign w:val="center"/>
+          </w:tcPr>
+          <w:p>
+            <w:pPr>
+              <w:keepNext w:val="0"/>
+              <w:keepLines w:val="0"/>
+              <w:pageBreakBefore w:val="0"/>
+              <w:widowControl w:val="0"/>
+              <w:suppressLineNumbers w:val="0"/>
+              <w:wordWrap/>
+              <w:overflowPunct/>
+              <w:bidi w:val="0"/>
+              <w:jc w:val="both"/>
+              <w:textAlignment w:val="center"/>
+              <w:rPr>
+                <w:rFonts w:hint="default" w:ascii="宋体" w:hAnsi="宋体" w:eastAsia="宋体" w:cs="宋体"/>
+                <w:i w:val="0"/>
+                <w:iCs w:val="0"/>
+                <w:snapToGrid w:val="0"/>
+                <w:color w:val="000000"/>
+                <w:kern w:val="0"/>
+                <w:sz w:val="16"/>
+                <w:szCs w:val="16"/>
+                <w:u w:val="none"/>
+                <w:lang w:val="en-US" w:eastAsia="zh-CN"/>
+              </w:rPr>
+            </w:pPr>
+            <w:r>
+              <w:rPr>
+                <w:rFonts w:hint="eastAsia" w:ascii="宋体" w:hAnsi="宋体" w:eastAsia="宋体" w:cs="宋体"/>
+                <w:i w:val="0"/>
+                <w:iCs w:val="0"/>
+                <w:snapToGrid w:val="0"/>
+                <w:color w:val="000000"/>
+                <w:kern w:val="0"/>
+                <w:sz w:val="16"/>
+                <w:szCs w:val="16"/>
+                <w:u w:val="none"/>
+                <w:lang w:val="en-US" w:eastAsia="zh-CN"/>
+              </w:rPr>
+              <w:t>未开始</w:t>
             </w:r>
           </w:p>
         </w:tc>
@@ -10285,35 +13321,29 @@
                 <w:rFonts w:hint="eastAsia" w:ascii="宋体" w:hAnsi="宋体" w:eastAsia="宋体" w:cs="宋体"/>
                 <w:i w:val="0"/>
                 <w:iCs w:val="0"/>
-                <w:color w:val="000000"/>
-                <w:sz w:val="16"/>
-                <w:szCs w:val="16"/>
-                <w:u w:val="none"/>
-              </w:rPr>
-            </w:pPr>
-            <w:r>
-              <w:rPr>
-                <w:rFonts w:hint="eastAsia" w:ascii="宋体" w:hAnsi="宋体" w:eastAsia="宋体" w:cs="宋体"/>
-                <w:i w:val="0"/>
-                <w:iCs w:val="0"/>
-                <w:snapToGrid w:val="0"/>
-                <w:color w:val="000000"/>
-                <w:kern w:val="0"/>
-                <w:sz w:val="16"/>
-                <w:szCs w:val="16"/>
-                <w:u w:val="none"/>
-                <w:lang w:val="en-US" w:eastAsia="zh-CN"/>
-              </w:rPr>
-              <w:t>IT</w:t>
-            </w:r>
-            <w:r>
-              <w:rPr>
-                <w:rStyle w:val="42"/>
-                <w:snapToGrid w:val="0"/>
-                <w:color w:val="000000"/>
-                <w:lang w:val="en-US" w:eastAsia="zh-CN"/>
-              </w:rPr>
-              <w:t>服务项目经理</w:t>
+                <w:snapToGrid w:val="0"/>
+                <w:color w:val="000000"/>
+                <w:kern w:val="0"/>
+                <w:sz w:val="16"/>
+                <w:szCs w:val="16"/>
+                <w:u w:val="none"/>
+                <w:lang w:val="en-US" w:eastAsia="en-US" w:bidi="ar-SA"/>
+              </w:rPr>
+            </w:pPr>
+            <w:r>
+              <w:rPr>
+                <w:rFonts w:hint="eastAsia" w:ascii="宋体" w:hAnsi="宋体" w:eastAsia="宋体" w:cs="宋体"/>
+                <w:i w:val="0"/>
+                <w:iCs w:val="0"/>
+                <w:snapToGrid w:val="0"/>
+                <w:color w:val="000000"/>
+                <w:kern w:val="0"/>
+                <w:sz w:val="16"/>
+                <w:szCs w:val="16"/>
+                <w:u w:val="none"/>
+                <w:lang w:val="en-US" w:eastAsia="zh-CN"/>
+              </w:rPr>
+              <w:t>公司产品培训</w:t>
             </w:r>
           </w:p>
         </w:tc>
@@ -10345,26 +13375,29 @@
                 <w:rFonts w:hint="eastAsia" w:ascii="宋体" w:hAnsi="宋体" w:eastAsia="宋体" w:cs="宋体"/>
                 <w:i w:val="0"/>
                 <w:iCs w:val="0"/>
-                <w:color w:val="000000"/>
-                <w:sz w:val="16"/>
-                <w:szCs w:val="16"/>
-                <w:u w:val="none"/>
-              </w:rPr>
-            </w:pPr>
-            <w:r>
-              <w:rPr>
-                <w:rFonts w:hint="eastAsia" w:ascii="宋体" w:hAnsi="宋体" w:eastAsia="宋体" w:cs="宋体"/>
-                <w:i w:val="0"/>
-                <w:iCs w:val="0"/>
-                <w:snapToGrid w:val="0"/>
-                <w:color w:val="000000"/>
-                <w:kern w:val="0"/>
-                <w:sz w:val="16"/>
-                <w:szCs w:val="16"/>
-                <w:u w:val="none"/>
-                <w:lang w:val="en-US" w:eastAsia="zh-CN"/>
-              </w:rPr>
-              <w:t>部分人员</w:t>
+                <w:snapToGrid w:val="0"/>
+                <w:color w:val="000000"/>
+                <w:kern w:val="0"/>
+                <w:sz w:val="16"/>
+                <w:szCs w:val="16"/>
+                <w:u w:val="none"/>
+                <w:lang w:val="en-US" w:eastAsia="en-US" w:bidi="ar-SA"/>
+              </w:rPr>
+            </w:pPr>
+            <w:r>
+              <w:rPr>
+                <w:rFonts w:hint="eastAsia" w:ascii="宋体" w:hAnsi="宋体" w:eastAsia="宋体" w:cs="宋体"/>
+                <w:i w:val="0"/>
+                <w:iCs w:val="0"/>
+                <w:snapToGrid w:val="0"/>
+                <w:color w:val="000000"/>
+                <w:kern w:val="0"/>
+                <w:sz w:val="16"/>
+                <w:szCs w:val="16"/>
+                <w:u w:val="none"/>
+                <w:lang w:val="en-US" w:eastAsia="zh-CN"/>
+              </w:rPr>
+              <w:t>公司全员</w:t>
             </w:r>
           </w:p>
         </w:tc>
@@ -10396,26 +13429,29 @@
                 <w:rFonts w:hint="eastAsia" w:ascii="宋体" w:hAnsi="宋体" w:eastAsia="宋体" w:cs="宋体"/>
                 <w:i w:val="0"/>
                 <w:iCs w:val="0"/>
-                <w:color w:val="000000"/>
-                <w:sz w:val="16"/>
-                <w:szCs w:val="16"/>
-                <w:u w:val="none"/>
-              </w:rPr>
-            </w:pPr>
-            <w:r>
-              <w:rPr>
-                <w:rFonts w:hint="eastAsia" w:ascii="宋体" w:hAnsi="宋体" w:eastAsia="宋体" w:cs="宋体"/>
-                <w:i w:val="0"/>
-                <w:iCs w:val="0"/>
-                <w:snapToGrid w:val="0"/>
-                <w:color w:val="000000"/>
-                <w:kern w:val="0"/>
-                <w:sz w:val="16"/>
-                <w:szCs w:val="16"/>
-                <w:u w:val="none"/>
-                <w:lang w:val="en-US" w:eastAsia="zh-CN"/>
-              </w:rPr>
-              <w:t>外聘</w:t>
+                <w:snapToGrid w:val="0"/>
+                <w:color w:val="000000"/>
+                <w:kern w:val="0"/>
+                <w:sz w:val="16"/>
+                <w:szCs w:val="16"/>
+                <w:u w:val="none"/>
+                <w:lang w:val="en-US" w:eastAsia="en-US" w:bidi="ar-SA"/>
+              </w:rPr>
+            </w:pPr>
+            <w:r>
+              <w:rPr>
+                <w:rFonts w:hint="eastAsia" w:ascii="宋体" w:hAnsi="宋体" w:eastAsia="宋体" w:cs="宋体"/>
+                <w:i w:val="0"/>
+                <w:iCs w:val="0"/>
+                <w:snapToGrid w:val="0"/>
+                <w:color w:val="000000"/>
+                <w:kern w:val="0"/>
+                <w:sz w:val="16"/>
+                <w:szCs w:val="16"/>
+                <w:u w:val="none"/>
+                <w:lang w:val="en-US" w:eastAsia="zh-CN"/>
+              </w:rPr>
+              <w:t>毛彦超</w:t>
             </w:r>
           </w:p>
         </w:tc>
@@ -10447,26 +13483,29 @@
                 <w:rFonts w:hint="eastAsia" w:ascii="宋体" w:hAnsi="宋体" w:eastAsia="宋体" w:cs="宋体"/>
                 <w:i w:val="0"/>
                 <w:iCs w:val="0"/>
-                <w:color w:val="000000"/>
-                <w:sz w:val="16"/>
-                <w:szCs w:val="16"/>
-                <w:u w:val="none"/>
-              </w:rPr>
-            </w:pPr>
-            <w:r>
-              <w:rPr>
-                <w:rFonts w:hint="eastAsia" w:ascii="宋体" w:hAnsi="宋体" w:eastAsia="宋体" w:cs="宋体"/>
-                <w:i w:val="0"/>
-                <w:iCs w:val="0"/>
-                <w:snapToGrid w:val="0"/>
-                <w:color w:val="000000"/>
-                <w:kern w:val="0"/>
-                <w:sz w:val="16"/>
-                <w:szCs w:val="16"/>
-                <w:u w:val="none"/>
-                <w:lang w:val="en-US" w:eastAsia="zh-CN"/>
-              </w:rPr>
-              <w:t>6月</w:t>
+                <w:snapToGrid w:val="0"/>
+                <w:color w:val="000000"/>
+                <w:kern w:val="0"/>
+                <w:sz w:val="16"/>
+                <w:szCs w:val="16"/>
+                <w:u w:val="none"/>
+                <w:lang w:val="en-US" w:eastAsia="en-US" w:bidi="ar-SA"/>
+              </w:rPr>
+            </w:pPr>
+            <w:r>
+              <w:rPr>
+                <w:rFonts w:hint="eastAsia" w:ascii="宋体" w:hAnsi="宋体" w:eastAsia="宋体" w:cs="宋体"/>
+                <w:i w:val="0"/>
+                <w:iCs w:val="0"/>
+                <w:snapToGrid w:val="0"/>
+                <w:color w:val="000000"/>
+                <w:kern w:val="0"/>
+                <w:sz w:val="16"/>
+                <w:szCs w:val="16"/>
+                <w:u w:val="none"/>
+                <w:lang w:val="en-US" w:eastAsia="zh-CN"/>
+              </w:rPr>
+              <w:t>9月</w:t>
             </w:r>
           </w:p>
         </w:tc>
@@ -10520,7 +13559,7 @@
                 <w:u w:val="none"/>
                 <w:lang w:val="en-US" w:eastAsia="zh-CN"/>
               </w:rPr>
-              <w:t>完成</w:t>
+              <w:t>未开始</w:t>
             </w:r>
           </w:p>
         </w:tc>
@@ -10615,32 +13654,41 @@
               <w:jc w:val="left"/>
               <w:textAlignment w:val="center"/>
               <w:rPr>
-                <w:rFonts w:hint="eastAsia" w:ascii="宋体" w:hAnsi="宋体" w:eastAsia="宋体" w:cs="宋体"/>
-                <w:i w:val="0"/>
-                <w:iCs w:val="0"/>
-                <w:snapToGrid w:val="0"/>
-                <w:color w:val="000000"/>
-                <w:kern w:val="0"/>
-                <w:sz w:val="16"/>
-                <w:szCs w:val="16"/>
-                <w:u w:val="none"/>
-                <w:lang w:val="en-US" w:eastAsia="zh-CN" w:bidi="ar-SA"/>
-              </w:rPr>
-            </w:pPr>
-            <w:r>
-              <w:rPr>
-                <w:rFonts w:hint="eastAsia" w:ascii="宋体" w:hAnsi="宋体" w:eastAsia="宋体" w:cs="宋体"/>
-                <w:i w:val="0"/>
-                <w:iCs w:val="0"/>
-                <w:snapToGrid w:val="0"/>
-                <w:color w:val="000000"/>
-                <w:kern w:val="0"/>
-                <w:sz w:val="16"/>
-                <w:szCs w:val="16"/>
-                <w:u w:val="none"/>
-                <w:lang w:val="en-US" w:eastAsia="zh-CN"/>
-              </w:rPr>
-              <w:t>运维服务工具使用</w:t>
+                <w:rFonts w:hint="default" w:ascii="宋体" w:hAnsi="宋体" w:eastAsia="宋体" w:cs="宋体"/>
+                <w:i w:val="0"/>
+                <w:iCs w:val="0"/>
+                <w:snapToGrid w:val="0"/>
+                <w:color w:val="000000"/>
+                <w:kern w:val="0"/>
+                <w:sz w:val="16"/>
+                <w:szCs w:val="16"/>
+                <w:u w:val="none"/>
+                <w:lang w:val="en-US" w:eastAsia="en-US" w:bidi="ar-SA"/>
+              </w:rPr>
+            </w:pPr>
+            <w:r>
+              <w:rPr>
+                <w:rFonts w:hint="eastAsia" w:ascii="宋体" w:hAnsi="宋体" w:eastAsia="宋体" w:cs="宋体"/>
+                <w:i w:val="0"/>
+                <w:iCs w:val="0"/>
+                <w:snapToGrid w:val="0"/>
+                <w:color w:val="000000"/>
+                <w:kern w:val="0"/>
+                <w:sz w:val="16"/>
+                <w:szCs w:val="16"/>
+                <w:u w:val="none"/>
+                <w:lang w:val="en-US" w:eastAsia="zh-CN"/>
+              </w:rPr>
+              <w:t>信息、数据安全常识</w:t>
+            </w:r>
+            <w:r>
+              <w:rPr>
+                <w:rStyle w:val="42"/>
+                <w:snapToGrid w:val="0"/>
+                <w:color w:val="000000"/>
+                <w:lang w:val="en-US" w:eastAsia="zh-CN"/>
+              </w:rPr>
+              <w:t>及应对策略</w:t>
             </w:r>
           </w:p>
         </w:tc>
@@ -10678,23 +13726,32 @@
                 <w:sz w:val="16"/>
                 <w:szCs w:val="16"/>
                 <w:u w:val="none"/>
-                <w:lang w:val="en-US" w:eastAsia="zh-CN" w:bidi="ar-SA"/>
-              </w:rPr>
-            </w:pPr>
-            <w:r>
-              <w:rPr>
-                <w:rFonts w:hint="eastAsia" w:ascii="宋体" w:hAnsi="宋体" w:eastAsia="宋体" w:cs="宋体"/>
-                <w:i w:val="0"/>
-                <w:iCs w:val="0"/>
-                <w:snapToGrid w:val="0"/>
-                <w:color w:val="000000"/>
-                <w:kern w:val="0"/>
-                <w:sz w:val="16"/>
-                <w:szCs w:val="16"/>
-                <w:u w:val="none"/>
-                <w:lang w:val="en-US" w:eastAsia="zh-CN"/>
-              </w:rPr>
-              <w:t>运维部全员</w:t>
+                <w:lang w:val="en-US" w:eastAsia="en-US" w:bidi="ar-SA"/>
+              </w:rPr>
+            </w:pPr>
+            <w:r>
+              <w:rPr>
+                <w:rFonts w:hint="eastAsia" w:ascii="宋体" w:hAnsi="宋体" w:eastAsia="宋体" w:cs="宋体"/>
+                <w:i w:val="0"/>
+                <w:iCs w:val="0"/>
+                <w:snapToGrid w:val="0"/>
+                <w:color w:val="000000"/>
+                <w:kern w:val="0"/>
+                <w:sz w:val="16"/>
+                <w:szCs w:val="16"/>
+                <w:u w:val="none"/>
+                <w:lang w:val="en-US" w:eastAsia="zh-CN"/>
+              </w:rPr>
+              <w:t>运维项目经理、网络</w:t>
+            </w:r>
+            <w:r>
+              <w:rPr>
+                <w:rStyle w:val="42"/>
+                <w:snapToGrid w:val="0"/>
+                <w:color w:val="000000"/>
+                <w:lang w:val="en-US" w:eastAsia="zh-CN"/>
+              </w:rPr>
+              <w:t>工程师</w:t>
             </w:r>
           </w:p>
         </w:tc>
@@ -10732,7 +13789,7 @@
                 <w:sz w:val="16"/>
                 <w:szCs w:val="16"/>
                 <w:u w:val="none"/>
-                <w:lang w:val="en-US" w:eastAsia="zh-CN" w:bidi="ar-SA"/>
+                <w:lang w:val="en-US" w:eastAsia="en-US" w:bidi="ar-SA"/>
               </w:rPr>
             </w:pPr>
             <w:r>
@@ -10777,32 +13834,32 @@
               <w:jc w:val="both"/>
               <w:textAlignment w:val="center"/>
               <w:rPr>
-                <w:rFonts w:hint="default" w:ascii="宋体" w:hAnsi="宋体" w:eastAsia="宋体" w:cs="宋体"/>
-                <w:i w:val="0"/>
-                <w:iCs w:val="0"/>
-                <w:snapToGrid w:val="0"/>
-                <w:color w:val="000000"/>
-                <w:kern w:val="0"/>
-                <w:sz w:val="16"/>
-                <w:szCs w:val="16"/>
-                <w:u w:val="none"/>
-                <w:lang w:val="en-US" w:eastAsia="zh-CN"/>
-              </w:rPr>
-            </w:pPr>
-            <w:r>
-              <w:rPr>
-                <w:rFonts w:hint="eastAsia" w:ascii="宋体" w:hAnsi="宋体" w:eastAsia="宋体" w:cs="宋体"/>
-                <w:i w:val="0"/>
-                <w:iCs w:val="0"/>
-                <w:snapToGrid w:val="0"/>
-                <w:color w:val="000000"/>
-                <w:kern w:val="0"/>
-                <w:sz w:val="16"/>
-                <w:szCs w:val="16"/>
-                <w:u w:val="none"/>
-                <w:lang w:val="en-US" w:eastAsia="zh-CN"/>
-              </w:rPr>
-              <w:t>6月</w:t>
+                <w:rFonts w:hint="eastAsia" w:ascii="宋体" w:hAnsi="宋体" w:eastAsia="宋体" w:cs="宋体"/>
+                <w:i w:val="0"/>
+                <w:iCs w:val="0"/>
+                <w:snapToGrid w:val="0"/>
+                <w:color w:val="000000"/>
+                <w:kern w:val="0"/>
+                <w:sz w:val="16"/>
+                <w:szCs w:val="16"/>
+                <w:u w:val="none"/>
+                <w:lang w:val="en-US" w:eastAsia="en-US" w:bidi="ar-SA"/>
+              </w:rPr>
+            </w:pPr>
+            <w:r>
+              <w:rPr>
+                <w:rFonts w:hint="eastAsia" w:ascii="宋体" w:hAnsi="宋体" w:eastAsia="宋体" w:cs="宋体"/>
+                <w:i w:val="0"/>
+                <w:iCs w:val="0"/>
+                <w:snapToGrid w:val="0"/>
+                <w:color w:val="000000"/>
+                <w:kern w:val="0"/>
+                <w:sz w:val="16"/>
+                <w:szCs w:val="16"/>
+                <w:u w:val="none"/>
+                <w:lang w:val="en-US" w:eastAsia="zh-CN"/>
+              </w:rPr>
+              <w:t>9月</w:t>
             </w:r>
           </w:p>
         </w:tc>
@@ -10856,344 +13913,7 @@
                 <w:u w:val="none"/>
                 <w:lang w:val="en-US" w:eastAsia="zh-CN"/>
               </w:rPr>
-              <w:t>完成</w:t>
-            </w:r>
-          </w:p>
-        </w:tc>
-      </w:tr>
-      <w:tr>
-        <w:tblPrEx>
-          <w:tblBorders>
-            <w:top w:val="none" w:color="auto" w:sz="0" w:space="0"/>
-            <w:left w:val="none" w:color="auto" w:sz="0" w:space="0"/>
-            <w:bottom w:val="none" w:color="auto" w:sz="0" w:space="0"/>
-            <w:right w:val="none" w:color="auto" w:sz="0" w:space="0"/>
-            <w:insideH w:val="none" w:color="auto" w:sz="0" w:space="0"/>
-            <w:insideV w:val="none" w:color="auto" w:sz="0" w:space="0"/>
-          </w:tblBorders>
-          <w:shd w:val="clear" w:color="auto" w:fill="auto"/>
-          <w:tblCellMar>
-            <w:top w:w="0" w:type="dxa"/>
-            <w:left w:w="108" w:type="dxa"/>
-            <w:bottom w:w="0" w:type="dxa"/>
-            <w:right w:w="108" w:type="dxa"/>
-          </w:tblCellMar>
-        </w:tblPrEx>
-        <w:trPr>
-          <w:trHeight w:val="384" w:hRule="atLeast"/>
-          <w:jc w:val="center"/>
-        </w:trPr>
-        <w:tc>
-          <w:tcPr>
-            <w:tcW w:w="661" w:type="dxa"/>
-            <w:tcBorders>
-              <w:top w:val="single" w:color="000000" w:sz="4" w:space="0"/>
-              <w:left w:val="single" w:color="000000" w:sz="4" w:space="0"/>
-              <w:bottom w:val="single" w:color="000000" w:sz="4" w:space="0"/>
-              <w:right w:val="single" w:color="000000" w:sz="4" w:space="0"/>
-            </w:tcBorders>
-            <w:shd w:val="clear" w:color="auto" w:fill="auto"/>
-            <w:vAlign w:val="center"/>
-          </w:tcPr>
-          <w:p>
-            <w:pPr>
-              <w:keepNext w:val="0"/>
-              <w:keepLines w:val="0"/>
-              <w:pageBreakBefore w:val="0"/>
-              <w:widowControl w:val="0"/>
-              <w:numPr>
-                <w:ilvl w:val="0"/>
-                <w:numId w:val="2"/>
-              </w:numPr>
-              <w:suppressLineNumbers w:val="0"/>
-              <w:wordWrap/>
-              <w:overflowPunct/>
-              <w:bidi w:val="0"/>
-              <w:ind w:left="425" w:leftChars="0" w:hanging="425" w:firstLineChars="0"/>
-              <w:jc w:val="left"/>
-              <w:textAlignment w:val="center"/>
-              <w:rPr>
-                <w:rFonts w:hint="eastAsia" w:ascii="宋体" w:hAnsi="宋体" w:eastAsia="宋体" w:cs="宋体"/>
-                <w:i w:val="0"/>
-                <w:iCs w:val="0"/>
-                <w:snapToGrid w:val="0"/>
-                <w:color w:val="000000"/>
-                <w:kern w:val="0"/>
-                <w:sz w:val="16"/>
-                <w:szCs w:val="16"/>
-                <w:u w:val="none"/>
-                <w:lang w:val="en-US" w:eastAsia="zh-CN"/>
-              </w:rPr>
-            </w:pPr>
-          </w:p>
-        </w:tc>
-        <w:tc>
-          <w:tcPr>
-            <w:tcW w:w="2100" w:type="dxa"/>
-            <w:tcBorders>
-              <w:top w:val="single" w:color="000000" w:sz="4" w:space="0"/>
-              <w:left w:val="single" w:color="000000" w:sz="4" w:space="0"/>
-              <w:bottom w:val="single" w:color="000000" w:sz="4" w:space="0"/>
-              <w:right w:val="single" w:color="000000" w:sz="4" w:space="0"/>
-            </w:tcBorders>
-            <w:shd w:val="clear" w:color="auto" w:fill="auto"/>
-            <w:vAlign w:val="center"/>
-          </w:tcPr>
-          <w:p>
-            <w:pPr>
-              <w:keepNext w:val="0"/>
-              <w:keepLines w:val="0"/>
-              <w:pageBreakBefore w:val="0"/>
-              <w:widowControl w:val="0"/>
-              <w:suppressLineNumbers w:val="0"/>
-              <w:wordWrap/>
-              <w:overflowPunct/>
-              <w:bidi w:val="0"/>
-              <w:jc w:val="left"/>
-              <w:textAlignment w:val="center"/>
-              <w:rPr>
-                <w:rFonts w:hint="eastAsia" w:ascii="宋体" w:hAnsi="宋体" w:eastAsia="宋体" w:cs="宋体"/>
-                <w:i w:val="0"/>
-                <w:iCs w:val="0"/>
-                <w:snapToGrid w:val="0"/>
-                <w:color w:val="000000"/>
-                <w:kern w:val="0"/>
-                <w:sz w:val="16"/>
-                <w:szCs w:val="16"/>
-                <w:u w:val="none"/>
-                <w:lang w:val="en-US" w:eastAsia="zh-CN" w:bidi="ar-SA"/>
-              </w:rPr>
-            </w:pPr>
-            <w:r>
-              <w:rPr>
-                <w:rFonts w:hint="eastAsia" w:ascii="宋体" w:hAnsi="宋体" w:eastAsia="宋体" w:cs="宋体"/>
-                <w:i w:val="0"/>
-                <w:iCs w:val="0"/>
-                <w:snapToGrid w:val="0"/>
-                <w:color w:val="000000"/>
-                <w:kern w:val="0"/>
-                <w:sz w:val="16"/>
-                <w:szCs w:val="16"/>
-                <w:u w:val="none"/>
-                <w:lang w:val="en-US" w:eastAsia="zh-CN"/>
-              </w:rPr>
-              <w:t>产品服务化规范</w:t>
-            </w:r>
-          </w:p>
-        </w:tc>
-        <w:tc>
-          <w:tcPr>
-            <w:tcW w:w="1850" w:type="dxa"/>
-            <w:tcBorders>
-              <w:top w:val="single" w:color="000000" w:sz="4" w:space="0"/>
-              <w:left w:val="single" w:color="000000" w:sz="4" w:space="0"/>
-              <w:bottom w:val="single" w:color="000000" w:sz="4" w:space="0"/>
-              <w:right w:val="single" w:color="000000" w:sz="4" w:space="0"/>
-            </w:tcBorders>
-            <w:shd w:val="clear" w:color="auto" w:fill="auto"/>
-            <w:vAlign w:val="center"/>
-          </w:tcPr>
-          <w:p>
-            <w:pPr>
-              <w:keepNext w:val="0"/>
-              <w:keepLines w:val="0"/>
-              <w:pageBreakBefore w:val="0"/>
-              <w:widowControl w:val="0"/>
-              <w:suppressLineNumbers w:val="0"/>
-              <w:wordWrap/>
-              <w:overflowPunct/>
-              <w:bidi w:val="0"/>
-              <w:jc w:val="left"/>
-              <w:textAlignment w:val="center"/>
-              <w:rPr>
-                <w:rFonts w:hint="eastAsia" w:ascii="宋体" w:hAnsi="宋体" w:eastAsia="宋体" w:cs="宋体"/>
-                <w:i w:val="0"/>
-                <w:iCs w:val="0"/>
-                <w:snapToGrid w:val="0"/>
-                <w:color w:val="000000"/>
-                <w:kern w:val="0"/>
-                <w:sz w:val="16"/>
-                <w:szCs w:val="16"/>
-                <w:u w:val="none"/>
-                <w:lang w:val="en-US" w:eastAsia="zh-CN" w:bidi="ar-SA"/>
-              </w:rPr>
-            </w:pPr>
-            <w:r>
-              <w:rPr>
-                <w:rFonts w:hint="eastAsia" w:ascii="宋体" w:hAnsi="宋体" w:eastAsia="宋体" w:cs="宋体"/>
-                <w:i w:val="0"/>
-                <w:iCs w:val="0"/>
-                <w:snapToGrid w:val="0"/>
-                <w:color w:val="000000"/>
-                <w:kern w:val="0"/>
-                <w:sz w:val="16"/>
-                <w:szCs w:val="16"/>
-                <w:u w:val="none"/>
-                <w:lang w:val="en-US" w:eastAsia="zh-CN"/>
-              </w:rPr>
-              <w:t>运维部全员</w:t>
-            </w:r>
-          </w:p>
-        </w:tc>
-        <w:tc>
-          <w:tcPr>
-            <w:tcW w:w="750" w:type="dxa"/>
-            <w:tcBorders>
-              <w:top w:val="single" w:color="000000" w:sz="4" w:space="0"/>
-              <w:left w:val="single" w:color="000000" w:sz="4" w:space="0"/>
-              <w:bottom w:val="single" w:color="000000" w:sz="4" w:space="0"/>
-              <w:right w:val="single" w:color="000000" w:sz="4" w:space="0"/>
-            </w:tcBorders>
-            <w:shd w:val="clear" w:color="auto" w:fill="auto"/>
-            <w:vAlign w:val="center"/>
-          </w:tcPr>
-          <w:p>
-            <w:pPr>
-              <w:keepNext w:val="0"/>
-              <w:keepLines w:val="0"/>
-              <w:pageBreakBefore w:val="0"/>
-              <w:widowControl w:val="0"/>
-              <w:suppressLineNumbers w:val="0"/>
-              <w:wordWrap/>
-              <w:overflowPunct/>
-              <w:bidi w:val="0"/>
-              <w:jc w:val="both"/>
-              <w:textAlignment w:val="center"/>
-              <w:rPr>
-                <w:rFonts w:hint="default" w:ascii="宋体" w:hAnsi="宋体" w:eastAsia="宋体" w:cs="宋体"/>
-                <w:i w:val="0"/>
-                <w:iCs w:val="0"/>
-                <w:snapToGrid w:val="0"/>
-                <w:color w:val="000000"/>
-                <w:kern w:val="0"/>
-                <w:sz w:val="16"/>
-                <w:szCs w:val="16"/>
-                <w:u w:val="none"/>
-                <w:lang w:val="en-US" w:eastAsia="zh-CN" w:bidi="ar-SA"/>
-              </w:rPr>
-            </w:pPr>
-            <w:r>
-              <w:rPr>
-                <w:rFonts w:hint="eastAsia" w:ascii="宋体" w:hAnsi="宋体" w:eastAsia="宋体" w:cs="宋体"/>
-                <w:i w:val="0"/>
-                <w:iCs w:val="0"/>
-                <w:snapToGrid w:val="0"/>
-                <w:color w:val="000000"/>
-                <w:kern w:val="0"/>
-                <w:sz w:val="16"/>
-                <w:szCs w:val="16"/>
-                <w:u w:val="none"/>
-                <w:lang w:val="en-US" w:eastAsia="zh-CN" w:bidi="ar-SA"/>
-              </w:rPr>
-              <w:t>毛彦超</w:t>
-            </w:r>
-          </w:p>
-        </w:tc>
-        <w:tc>
-          <w:tcPr>
-            <w:tcW w:w="1189" w:type="dxa"/>
-            <w:tcBorders>
-              <w:top w:val="single" w:color="000000" w:sz="4" w:space="0"/>
-              <w:left w:val="single" w:color="000000" w:sz="4" w:space="0"/>
-              <w:bottom w:val="single" w:color="000000" w:sz="4" w:space="0"/>
-              <w:right w:val="single" w:color="000000" w:sz="4" w:space="0"/>
-            </w:tcBorders>
-            <w:shd w:val="clear" w:color="auto" w:fill="auto"/>
-            <w:vAlign w:val="center"/>
-          </w:tcPr>
-          <w:p>
-            <w:pPr>
-              <w:keepNext w:val="0"/>
-              <w:keepLines w:val="0"/>
-              <w:pageBreakBefore w:val="0"/>
-              <w:widowControl w:val="0"/>
-              <w:suppressLineNumbers w:val="0"/>
-              <w:wordWrap/>
-              <w:overflowPunct/>
-              <w:bidi w:val="0"/>
-              <w:jc w:val="both"/>
-              <w:textAlignment w:val="center"/>
-              <w:rPr>
-                <w:rFonts w:hint="eastAsia" w:ascii="宋体" w:hAnsi="宋体" w:eastAsia="宋体" w:cs="宋体"/>
-                <w:i w:val="0"/>
-                <w:iCs w:val="0"/>
-                <w:snapToGrid w:val="0"/>
-                <w:color w:val="000000"/>
-                <w:kern w:val="0"/>
-                <w:sz w:val="16"/>
-                <w:szCs w:val="16"/>
-                <w:u w:val="none"/>
-                <w:lang w:val="en-US" w:eastAsia="zh-CN" w:bidi="ar-SA"/>
-              </w:rPr>
-            </w:pPr>
-            <w:r>
-              <w:rPr>
-                <w:rFonts w:hint="eastAsia" w:ascii="宋体" w:hAnsi="宋体" w:eastAsia="宋体" w:cs="宋体"/>
-                <w:i w:val="0"/>
-                <w:iCs w:val="0"/>
-                <w:snapToGrid w:val="0"/>
-                <w:color w:val="000000"/>
-                <w:kern w:val="0"/>
-                <w:sz w:val="16"/>
-                <w:szCs w:val="16"/>
-                <w:u w:val="none"/>
-                <w:lang w:val="en-US" w:eastAsia="zh-CN"/>
-              </w:rPr>
-              <w:t>7月</w:t>
-            </w:r>
-          </w:p>
-        </w:tc>
-        <w:tc>
-          <w:tcPr>
-            <w:tcW w:w="1189" w:type="dxa"/>
-            <w:tcBorders>
-              <w:top w:val="single" w:color="000000" w:sz="4" w:space="0"/>
-              <w:left w:val="single" w:color="000000" w:sz="4" w:space="0"/>
-              <w:bottom w:val="single" w:color="000000" w:sz="4" w:space="0"/>
-              <w:right w:val="single" w:color="000000" w:sz="4" w:space="0"/>
-            </w:tcBorders>
-            <w:shd w:val="clear" w:color="auto" w:fill="auto"/>
-            <w:vAlign w:val="center"/>
-          </w:tcPr>
-          <w:p>
-            <w:pPr>
-              <w:keepNext w:val="0"/>
-              <w:keepLines w:val="0"/>
-              <w:pageBreakBefore w:val="0"/>
-              <w:widowControl w:val="0"/>
-              <w:suppressLineNumbers w:val="0"/>
-              <w:wordWrap/>
-              <w:overflowPunct/>
-              <w:bidi w:val="0"/>
-              <w:jc w:val="both"/>
-              <w:textAlignment w:val="center"/>
-              <w:rPr>
-                <w:rFonts w:hint="eastAsia" w:ascii="宋体" w:hAnsi="宋体" w:eastAsia="宋体" w:cs="宋体"/>
-                <w:i w:val="0"/>
-                <w:iCs w:val="0"/>
-                <w:snapToGrid w:val="0"/>
-                <w:color w:val="000000"/>
-                <w:kern w:val="0"/>
-                <w:sz w:val="16"/>
-                <w:szCs w:val="16"/>
-                <w:u w:val="none"/>
-                <w:lang w:val="en-US" w:eastAsia="zh-CN"/>
-              </w:rPr>
-            </w:pPr>
-            <w:r>
-              <w:rPr>
-                <w:rFonts w:hint="eastAsia" w:ascii="宋体" w:hAnsi="宋体" w:eastAsia="宋体" w:cs="宋体"/>
-                <w:i w:val="0"/>
-                <w:iCs w:val="0"/>
-                <w:snapToGrid w:val="0"/>
-                <w:color w:val="000000"/>
-                <w:kern w:val="0"/>
-                <w:sz w:val="16"/>
-                <w:szCs w:val="16"/>
-                <w:u w:val="none"/>
-                <w:lang w:val="en-US" w:eastAsia="zh-CN"/>
-              </w:rPr>
-              <w:t>完成</w:t>
+              <w:t>未开始</w:t>
             </w:r>
           </w:p>
         </w:tc>
@@ -11313,7 +14033,7 @@
                 <w:u w:val="none"/>
                 <w:lang w:val="en-US" w:eastAsia="zh-CN"/>
               </w:rPr>
-              <w:t>云数据中心建设模式和网络安全</w:t>
+              <w:t>产品测试用例编写</w:t>
             </w:r>
           </w:p>
         </w:tc>
@@ -11367,7 +14087,7 @@
                 <w:u w:val="none"/>
                 <w:lang w:val="en-US" w:eastAsia="zh-CN"/>
               </w:rPr>
-              <w:t>运维项目经理、网络工程师</w:t>
+              <w:t>运维部、研发部</w:t>
             </w:r>
           </w:p>
         </w:tc>
@@ -11475,7 +14195,7 @@
                 <w:u w:val="none"/>
                 <w:lang w:val="en-US" w:eastAsia="zh-CN"/>
               </w:rPr>
-              <w:t>7月</w:t>
+              <w:t>9月</w:t>
             </w:r>
           </w:p>
         </w:tc>
@@ -11529,7 +14249,344 @@
                 <w:u w:val="none"/>
                 <w:lang w:val="en-US" w:eastAsia="zh-CN"/>
               </w:rPr>
-              <w:t>完成</w:t>
+              <w:t>未开始</w:t>
+            </w:r>
+          </w:p>
+        </w:tc>
+      </w:tr>
+      <w:tr>
+        <w:tblPrEx>
+          <w:tblBorders>
+            <w:top w:val="none" w:color="auto" w:sz="0" w:space="0"/>
+            <w:left w:val="none" w:color="auto" w:sz="0" w:space="0"/>
+            <w:bottom w:val="none" w:color="auto" w:sz="0" w:space="0"/>
+            <w:right w:val="none" w:color="auto" w:sz="0" w:space="0"/>
+            <w:insideH w:val="none" w:color="auto" w:sz="0" w:space="0"/>
+            <w:insideV w:val="none" w:color="auto" w:sz="0" w:space="0"/>
+          </w:tblBorders>
+          <w:shd w:val="clear" w:color="auto" w:fill="auto"/>
+          <w:tblCellMar>
+            <w:top w:w="0" w:type="dxa"/>
+            <w:left w:w="108" w:type="dxa"/>
+            <w:bottom w:w="0" w:type="dxa"/>
+            <w:right w:w="108" w:type="dxa"/>
+          </w:tblCellMar>
+        </w:tblPrEx>
+        <w:trPr>
+          <w:trHeight w:val="576" w:hRule="atLeast"/>
+          <w:jc w:val="center"/>
+        </w:trPr>
+        <w:tc>
+          <w:tcPr>
+            <w:tcW w:w="661" w:type="dxa"/>
+            <w:tcBorders>
+              <w:top w:val="single" w:color="000000" w:sz="4" w:space="0"/>
+              <w:left w:val="single" w:color="000000" w:sz="4" w:space="0"/>
+              <w:bottom w:val="single" w:color="000000" w:sz="4" w:space="0"/>
+              <w:right w:val="single" w:color="000000" w:sz="4" w:space="0"/>
+            </w:tcBorders>
+            <w:shd w:val="clear" w:color="auto" w:fill="auto"/>
+            <w:vAlign w:val="center"/>
+          </w:tcPr>
+          <w:p>
+            <w:pPr>
+              <w:keepNext w:val="0"/>
+              <w:keepLines w:val="0"/>
+              <w:pageBreakBefore w:val="0"/>
+              <w:widowControl w:val="0"/>
+              <w:numPr>
+                <w:ilvl w:val="0"/>
+                <w:numId w:val="2"/>
+              </w:numPr>
+              <w:suppressLineNumbers w:val="0"/>
+              <w:wordWrap/>
+              <w:overflowPunct/>
+              <w:bidi w:val="0"/>
+              <w:ind w:left="425" w:leftChars="0" w:hanging="425" w:firstLineChars="0"/>
+              <w:jc w:val="left"/>
+              <w:textAlignment w:val="center"/>
+              <w:rPr>
+                <w:rFonts w:hint="eastAsia" w:ascii="宋体" w:hAnsi="宋体" w:eastAsia="宋体" w:cs="宋体"/>
+                <w:i w:val="0"/>
+                <w:iCs w:val="0"/>
+                <w:snapToGrid w:val="0"/>
+                <w:color w:val="000000"/>
+                <w:kern w:val="0"/>
+                <w:sz w:val="16"/>
+                <w:szCs w:val="16"/>
+                <w:u w:val="none"/>
+                <w:lang w:val="en-US" w:eastAsia="zh-CN"/>
+              </w:rPr>
+            </w:pPr>
+          </w:p>
+        </w:tc>
+        <w:tc>
+          <w:tcPr>
+            <w:tcW w:w="2100" w:type="dxa"/>
+            <w:tcBorders>
+              <w:top w:val="single" w:color="000000" w:sz="4" w:space="0"/>
+              <w:left w:val="single" w:color="000000" w:sz="4" w:space="0"/>
+              <w:bottom w:val="single" w:color="000000" w:sz="4" w:space="0"/>
+              <w:right w:val="single" w:color="000000" w:sz="4" w:space="0"/>
+            </w:tcBorders>
+            <w:shd w:val="clear" w:color="auto" w:fill="auto"/>
+            <w:vAlign w:val="center"/>
+          </w:tcPr>
+          <w:p>
+            <w:pPr>
+              <w:keepNext w:val="0"/>
+              <w:keepLines w:val="0"/>
+              <w:pageBreakBefore w:val="0"/>
+              <w:widowControl w:val="0"/>
+              <w:suppressLineNumbers w:val="0"/>
+              <w:wordWrap/>
+              <w:overflowPunct/>
+              <w:bidi w:val="0"/>
+              <w:jc w:val="left"/>
+              <w:textAlignment w:val="center"/>
+              <w:rPr>
+                <w:rFonts w:hint="eastAsia" w:ascii="宋体" w:hAnsi="宋体" w:eastAsia="宋体" w:cs="宋体"/>
+                <w:i w:val="0"/>
+                <w:iCs w:val="0"/>
+                <w:snapToGrid w:val="0"/>
+                <w:color w:val="000000"/>
+                <w:kern w:val="0"/>
+                <w:sz w:val="16"/>
+                <w:szCs w:val="16"/>
+                <w:u w:val="none"/>
+                <w:lang w:val="en-US" w:eastAsia="en-US" w:bidi="ar-SA"/>
+              </w:rPr>
+            </w:pPr>
+            <w:r>
+              <w:rPr>
+                <w:rFonts w:hint="eastAsia" w:ascii="宋体" w:hAnsi="宋体" w:eastAsia="宋体" w:cs="宋体"/>
+                <w:i w:val="0"/>
+                <w:iCs w:val="0"/>
+                <w:snapToGrid w:val="0"/>
+                <w:color w:val="000000"/>
+                <w:kern w:val="0"/>
+                <w:sz w:val="16"/>
+                <w:szCs w:val="16"/>
+                <w:u w:val="none"/>
+                <w:lang w:val="en-US" w:eastAsia="zh-CN"/>
+              </w:rPr>
+              <w:t>运维服务服务知识</w:t>
+            </w:r>
+          </w:p>
+        </w:tc>
+        <w:tc>
+          <w:tcPr>
+            <w:tcW w:w="1850" w:type="dxa"/>
+            <w:tcBorders>
+              <w:top w:val="single" w:color="000000" w:sz="4" w:space="0"/>
+              <w:left w:val="single" w:color="000000" w:sz="4" w:space="0"/>
+              <w:bottom w:val="single" w:color="000000" w:sz="4" w:space="0"/>
+              <w:right w:val="single" w:color="000000" w:sz="4" w:space="0"/>
+            </w:tcBorders>
+            <w:shd w:val="clear" w:color="auto" w:fill="auto"/>
+            <w:vAlign w:val="center"/>
+          </w:tcPr>
+          <w:p>
+            <w:pPr>
+              <w:keepNext w:val="0"/>
+              <w:keepLines w:val="0"/>
+              <w:pageBreakBefore w:val="0"/>
+              <w:widowControl w:val="0"/>
+              <w:suppressLineNumbers w:val="0"/>
+              <w:wordWrap/>
+              <w:overflowPunct/>
+              <w:bidi w:val="0"/>
+              <w:jc w:val="left"/>
+              <w:textAlignment w:val="center"/>
+              <w:rPr>
+                <w:rFonts w:hint="eastAsia" w:ascii="宋体" w:hAnsi="宋体" w:eastAsia="宋体" w:cs="宋体"/>
+                <w:i w:val="0"/>
+                <w:iCs w:val="0"/>
+                <w:snapToGrid w:val="0"/>
+                <w:color w:val="000000"/>
+                <w:kern w:val="0"/>
+                <w:sz w:val="16"/>
+                <w:szCs w:val="16"/>
+                <w:u w:val="none"/>
+                <w:lang w:val="en-US" w:eastAsia="en-US" w:bidi="ar-SA"/>
+              </w:rPr>
+            </w:pPr>
+            <w:r>
+              <w:rPr>
+                <w:rFonts w:hint="eastAsia" w:ascii="宋体" w:hAnsi="宋体" w:eastAsia="宋体" w:cs="宋体"/>
+                <w:i w:val="0"/>
+                <w:iCs w:val="0"/>
+                <w:snapToGrid w:val="0"/>
+                <w:color w:val="000000"/>
+                <w:kern w:val="0"/>
+                <w:sz w:val="16"/>
+                <w:szCs w:val="16"/>
+                <w:u w:val="none"/>
+                <w:lang w:val="en-US" w:eastAsia="zh-CN"/>
+              </w:rPr>
+              <w:t>全体运维人员</w:t>
+            </w:r>
+          </w:p>
+        </w:tc>
+        <w:tc>
+          <w:tcPr>
+            <w:tcW w:w="750" w:type="dxa"/>
+            <w:tcBorders>
+              <w:top w:val="single" w:color="000000" w:sz="4" w:space="0"/>
+              <w:left w:val="single" w:color="000000" w:sz="4" w:space="0"/>
+              <w:bottom w:val="single" w:color="000000" w:sz="4" w:space="0"/>
+              <w:right w:val="single" w:color="000000" w:sz="4" w:space="0"/>
+            </w:tcBorders>
+            <w:shd w:val="clear" w:color="auto" w:fill="auto"/>
+            <w:vAlign w:val="center"/>
+          </w:tcPr>
+          <w:p>
+            <w:pPr>
+              <w:keepNext w:val="0"/>
+              <w:keepLines w:val="0"/>
+              <w:pageBreakBefore w:val="0"/>
+              <w:widowControl w:val="0"/>
+              <w:suppressLineNumbers w:val="0"/>
+              <w:wordWrap/>
+              <w:overflowPunct/>
+              <w:bidi w:val="0"/>
+              <w:jc w:val="both"/>
+              <w:textAlignment w:val="center"/>
+              <w:rPr>
+                <w:rFonts w:hint="eastAsia" w:ascii="宋体" w:hAnsi="宋体" w:eastAsia="宋体" w:cs="宋体"/>
+                <w:i w:val="0"/>
+                <w:iCs w:val="0"/>
+                <w:snapToGrid w:val="0"/>
+                <w:color w:val="000000"/>
+                <w:kern w:val="0"/>
+                <w:sz w:val="16"/>
+                <w:szCs w:val="16"/>
+                <w:u w:val="none"/>
+                <w:lang w:val="en-US" w:eastAsia="en-US" w:bidi="ar-SA"/>
+              </w:rPr>
+            </w:pPr>
+            <w:r>
+              <w:rPr>
+                <w:rFonts w:hint="eastAsia" w:ascii="宋体" w:hAnsi="宋体" w:eastAsia="宋体" w:cs="宋体"/>
+                <w:i w:val="0"/>
+                <w:iCs w:val="0"/>
+                <w:snapToGrid w:val="0"/>
+                <w:color w:val="000000"/>
+                <w:kern w:val="0"/>
+                <w:sz w:val="16"/>
+                <w:szCs w:val="16"/>
+                <w:u w:val="none"/>
+                <w:lang w:val="en-US" w:eastAsia="zh-CN"/>
+              </w:rPr>
+              <w:t>毛彦超</w:t>
+            </w:r>
+          </w:p>
+        </w:tc>
+        <w:tc>
+          <w:tcPr>
+            <w:tcW w:w="1189" w:type="dxa"/>
+            <w:tcBorders>
+              <w:top w:val="single" w:color="000000" w:sz="4" w:space="0"/>
+              <w:left w:val="single" w:color="000000" w:sz="4" w:space="0"/>
+              <w:bottom w:val="single" w:color="000000" w:sz="4" w:space="0"/>
+              <w:right w:val="single" w:color="000000" w:sz="4" w:space="0"/>
+            </w:tcBorders>
+            <w:shd w:val="clear" w:color="auto" w:fill="auto"/>
+            <w:vAlign w:val="center"/>
+          </w:tcPr>
+          <w:p>
+            <w:pPr>
+              <w:keepNext w:val="0"/>
+              <w:keepLines w:val="0"/>
+              <w:pageBreakBefore w:val="0"/>
+              <w:widowControl w:val="0"/>
+              <w:suppressLineNumbers w:val="0"/>
+              <w:wordWrap/>
+              <w:overflowPunct/>
+              <w:bidi w:val="0"/>
+              <w:jc w:val="both"/>
+              <w:textAlignment w:val="center"/>
+              <w:rPr>
+                <w:rFonts w:hint="eastAsia" w:ascii="宋体" w:hAnsi="宋体" w:eastAsia="宋体" w:cs="宋体"/>
+                <w:i w:val="0"/>
+                <w:iCs w:val="0"/>
+                <w:snapToGrid w:val="0"/>
+                <w:color w:val="000000"/>
+                <w:kern w:val="0"/>
+                <w:sz w:val="16"/>
+                <w:szCs w:val="16"/>
+                <w:u w:val="none"/>
+                <w:lang w:val="en-US" w:eastAsia="en-US" w:bidi="ar-SA"/>
+              </w:rPr>
+            </w:pPr>
+            <w:r>
+              <w:rPr>
+                <w:rFonts w:hint="eastAsia" w:ascii="宋体" w:hAnsi="宋体" w:eastAsia="宋体" w:cs="宋体"/>
+                <w:i w:val="0"/>
+                <w:iCs w:val="0"/>
+                <w:snapToGrid w:val="0"/>
+                <w:color w:val="000000"/>
+                <w:kern w:val="0"/>
+                <w:sz w:val="16"/>
+                <w:szCs w:val="16"/>
+                <w:u w:val="none"/>
+                <w:lang w:val="en-US" w:eastAsia="zh-CN"/>
+              </w:rPr>
+              <w:t>9月</w:t>
+            </w:r>
+          </w:p>
+        </w:tc>
+        <w:tc>
+          <w:tcPr>
+            <w:tcW w:w="1189" w:type="dxa"/>
+            <w:tcBorders>
+              <w:top w:val="single" w:color="000000" w:sz="4" w:space="0"/>
+              <w:left w:val="single" w:color="000000" w:sz="4" w:space="0"/>
+              <w:bottom w:val="single" w:color="000000" w:sz="4" w:space="0"/>
+              <w:right w:val="single" w:color="000000" w:sz="4" w:space="0"/>
+            </w:tcBorders>
+            <w:shd w:val="clear" w:color="auto" w:fill="auto"/>
+            <w:vAlign w:val="center"/>
+          </w:tcPr>
+          <w:p>
+            <w:pPr>
+              <w:keepNext w:val="0"/>
+              <w:keepLines w:val="0"/>
+              <w:pageBreakBefore w:val="0"/>
+              <w:widowControl w:val="0"/>
+              <w:suppressLineNumbers w:val="0"/>
+              <w:wordWrap/>
+              <w:overflowPunct/>
+              <w:bidi w:val="0"/>
+              <w:jc w:val="both"/>
+              <w:textAlignment w:val="center"/>
+              <w:rPr>
+                <w:rFonts w:hint="eastAsia" w:ascii="宋体" w:hAnsi="宋体" w:eastAsia="宋体" w:cs="宋体"/>
+                <w:i w:val="0"/>
+                <w:iCs w:val="0"/>
+                <w:snapToGrid w:val="0"/>
+                <w:color w:val="000000"/>
+                <w:kern w:val="0"/>
+                <w:sz w:val="16"/>
+                <w:szCs w:val="16"/>
+                <w:u w:val="none"/>
+                <w:lang w:val="en-US" w:eastAsia="zh-CN"/>
+              </w:rPr>
+            </w:pPr>
+            <w:r>
+              <w:rPr>
+                <w:rFonts w:hint="eastAsia" w:ascii="宋体" w:hAnsi="宋体" w:eastAsia="宋体" w:cs="宋体"/>
+                <w:i w:val="0"/>
+                <w:iCs w:val="0"/>
+                <w:snapToGrid w:val="0"/>
+                <w:color w:val="000000"/>
+                <w:kern w:val="0"/>
+                <w:sz w:val="16"/>
+                <w:szCs w:val="16"/>
+                <w:u w:val="none"/>
+                <w:lang w:val="en-US" w:eastAsia="zh-CN"/>
+              </w:rPr>
+              <w:t>未开始</w:t>
             </w:r>
           </w:p>
         </w:tc>
@@ -11633,23 +14690,23 @@
                 <w:sz w:val="16"/>
                 <w:szCs w:val="16"/>
                 <w:u w:val="none"/>
-                <w:lang w:val="en-US" w:eastAsia="en-US" w:bidi="ar-SA"/>
-              </w:rPr>
-            </w:pPr>
-            <w:r>
-              <w:rPr>
-                <w:rFonts w:hint="eastAsia" w:ascii="宋体" w:hAnsi="宋体" w:eastAsia="宋体" w:cs="宋体"/>
-                <w:i w:val="0"/>
-                <w:iCs w:val="0"/>
-                <w:snapToGrid w:val="0"/>
-                <w:color w:val="000000"/>
-                <w:kern w:val="0"/>
-                <w:sz w:val="16"/>
-                <w:szCs w:val="16"/>
-                <w:u w:val="none"/>
-                <w:lang w:val="en-US" w:eastAsia="zh-CN"/>
-              </w:rPr>
-              <w:t>交付规范</w:t>
+                <w:lang w:val="en-US" w:eastAsia="zh-CN" w:bidi="ar-SA"/>
+              </w:rPr>
+            </w:pPr>
+            <w:r>
+              <w:rPr>
+                <w:rFonts w:hint="eastAsia" w:ascii="宋体" w:hAnsi="宋体" w:eastAsia="宋体" w:cs="宋体"/>
+                <w:i w:val="0"/>
+                <w:iCs w:val="0"/>
+                <w:snapToGrid w:val="0"/>
+                <w:color w:val="000000"/>
+                <w:kern w:val="0"/>
+                <w:sz w:val="16"/>
+                <w:szCs w:val="16"/>
+                <w:u w:val="none"/>
+                <w:lang w:val="en-US" w:eastAsia="zh-CN"/>
+              </w:rPr>
+              <w:t>服务台人员操作流程</w:t>
             </w:r>
           </w:p>
         </w:tc>
@@ -11687,23 +14744,23 @@
                 <w:sz w:val="16"/>
                 <w:szCs w:val="16"/>
                 <w:u w:val="none"/>
-                <w:lang w:val="en-US" w:eastAsia="en-US" w:bidi="ar-SA"/>
-              </w:rPr>
-            </w:pPr>
-            <w:r>
-              <w:rPr>
-                <w:rFonts w:hint="eastAsia" w:ascii="宋体" w:hAnsi="宋体" w:eastAsia="宋体" w:cs="宋体"/>
-                <w:i w:val="0"/>
-                <w:iCs w:val="0"/>
-                <w:snapToGrid w:val="0"/>
-                <w:color w:val="000000"/>
-                <w:kern w:val="0"/>
-                <w:sz w:val="16"/>
-                <w:szCs w:val="16"/>
-                <w:u w:val="none"/>
-                <w:lang w:val="en-US" w:eastAsia="zh-CN"/>
-              </w:rPr>
-              <w:t>运维部全员</w:t>
+                <w:lang w:val="en-US" w:eastAsia="zh-CN" w:bidi="ar-SA"/>
+              </w:rPr>
+            </w:pPr>
+            <w:r>
+              <w:rPr>
+                <w:rFonts w:hint="eastAsia" w:ascii="宋体" w:hAnsi="宋体" w:eastAsia="宋体" w:cs="宋体"/>
+                <w:i w:val="0"/>
+                <w:iCs w:val="0"/>
+                <w:snapToGrid w:val="0"/>
+                <w:color w:val="000000"/>
+                <w:kern w:val="0"/>
+                <w:sz w:val="16"/>
+                <w:szCs w:val="16"/>
+                <w:u w:val="none"/>
+                <w:lang w:val="en-US" w:eastAsia="zh-CN"/>
+              </w:rPr>
+              <w:t>服务台全员</w:t>
             </w:r>
           </w:p>
         </w:tc>
@@ -11741,7 +14798,7 @@
                 <w:sz w:val="16"/>
                 <w:szCs w:val="16"/>
                 <w:u w:val="none"/>
-                <w:lang w:val="en-US" w:eastAsia="en-US" w:bidi="ar-SA"/>
+                <w:lang w:val="en-US" w:eastAsia="zh-CN" w:bidi="ar-SA"/>
               </w:rPr>
             </w:pPr>
             <w:r>
@@ -11795,2393 +14852,7 @@
                 <w:sz w:val="16"/>
                 <w:szCs w:val="16"/>
                 <w:u w:val="none"/>
-                <w:lang w:val="en-US" w:eastAsia="en-US" w:bidi="ar-SA"/>
-              </w:rPr>
-            </w:pPr>
-            <w:r>
-              <w:rPr>
-                <w:rFonts w:hint="eastAsia" w:ascii="宋体" w:hAnsi="宋体" w:eastAsia="宋体" w:cs="宋体"/>
-                <w:i w:val="0"/>
-                <w:iCs w:val="0"/>
-                <w:snapToGrid w:val="0"/>
-                <w:color w:val="000000"/>
-                <w:kern w:val="0"/>
-                <w:sz w:val="16"/>
-                <w:szCs w:val="16"/>
-                <w:u w:val="none"/>
-                <w:lang w:val="en-US" w:eastAsia="zh-CN"/>
-              </w:rPr>
-              <w:t>7月</w:t>
-            </w:r>
-          </w:p>
-        </w:tc>
-        <w:tc>
-          <w:tcPr>
-            <w:tcW w:w="1189" w:type="dxa"/>
-            <w:tcBorders>
-              <w:top w:val="single" w:color="000000" w:sz="4" w:space="0"/>
-              <w:left w:val="single" w:color="000000" w:sz="4" w:space="0"/>
-              <w:bottom w:val="single" w:color="000000" w:sz="4" w:space="0"/>
-              <w:right w:val="single" w:color="000000" w:sz="4" w:space="0"/>
-            </w:tcBorders>
-            <w:shd w:val="clear" w:color="auto" w:fill="auto"/>
-            <w:vAlign w:val="center"/>
-          </w:tcPr>
-          <w:p>
-            <w:pPr>
-              <w:keepNext w:val="0"/>
-              <w:keepLines w:val="0"/>
-              <w:pageBreakBefore w:val="0"/>
-              <w:widowControl w:val="0"/>
-              <w:suppressLineNumbers w:val="0"/>
-              <w:wordWrap/>
-              <w:overflowPunct/>
-              <w:bidi w:val="0"/>
-              <w:jc w:val="both"/>
-              <w:textAlignment w:val="center"/>
-              <w:rPr>
-                <w:rFonts w:hint="eastAsia" w:ascii="宋体" w:hAnsi="宋体" w:eastAsia="宋体" w:cs="宋体"/>
-                <w:i w:val="0"/>
-                <w:iCs w:val="0"/>
-                <w:snapToGrid w:val="0"/>
-                <w:color w:val="000000"/>
-                <w:kern w:val="0"/>
-                <w:sz w:val="16"/>
-                <w:szCs w:val="16"/>
-                <w:u w:val="none"/>
-                <w:lang w:val="en-US" w:eastAsia="zh-CN"/>
-              </w:rPr>
-            </w:pPr>
-            <w:r>
-              <w:rPr>
-                <w:rFonts w:hint="eastAsia" w:ascii="宋体" w:hAnsi="宋体" w:eastAsia="宋体" w:cs="宋体"/>
-                <w:i w:val="0"/>
-                <w:iCs w:val="0"/>
-                <w:snapToGrid w:val="0"/>
-                <w:color w:val="000000"/>
-                <w:kern w:val="0"/>
-                <w:sz w:val="16"/>
-                <w:szCs w:val="16"/>
-                <w:u w:val="none"/>
-                <w:lang w:val="en-US" w:eastAsia="zh-CN"/>
-              </w:rPr>
-              <w:t>完成</w:t>
-            </w:r>
-          </w:p>
-        </w:tc>
-      </w:tr>
-      <w:tr>
-        <w:tblPrEx>
-          <w:tblBorders>
-            <w:top w:val="none" w:color="auto" w:sz="0" w:space="0"/>
-            <w:left w:val="none" w:color="auto" w:sz="0" w:space="0"/>
-            <w:bottom w:val="none" w:color="auto" w:sz="0" w:space="0"/>
-            <w:right w:val="none" w:color="auto" w:sz="0" w:space="0"/>
-            <w:insideH w:val="none" w:color="auto" w:sz="0" w:space="0"/>
-            <w:insideV w:val="none" w:color="auto" w:sz="0" w:space="0"/>
-          </w:tblBorders>
-          <w:tblCellMar>
-            <w:top w:w="0" w:type="dxa"/>
-            <w:left w:w="108" w:type="dxa"/>
-            <w:bottom w:w="0" w:type="dxa"/>
-            <w:right w:w="108" w:type="dxa"/>
-          </w:tblCellMar>
-        </w:tblPrEx>
-        <w:trPr>
-          <w:trHeight w:val="384" w:hRule="atLeast"/>
-          <w:jc w:val="center"/>
-        </w:trPr>
-        <w:tc>
-          <w:tcPr>
-            <w:tcW w:w="661" w:type="dxa"/>
-            <w:tcBorders>
-              <w:top w:val="single" w:color="000000" w:sz="4" w:space="0"/>
-              <w:left w:val="single" w:color="000000" w:sz="4" w:space="0"/>
-              <w:bottom w:val="single" w:color="000000" w:sz="4" w:space="0"/>
-              <w:right w:val="single" w:color="000000" w:sz="4" w:space="0"/>
-            </w:tcBorders>
-            <w:shd w:val="clear" w:color="auto" w:fill="auto"/>
-            <w:vAlign w:val="center"/>
-          </w:tcPr>
-          <w:p>
-            <w:pPr>
-              <w:keepNext w:val="0"/>
-              <w:keepLines w:val="0"/>
-              <w:pageBreakBefore w:val="0"/>
-              <w:widowControl w:val="0"/>
-              <w:numPr>
-                <w:ilvl w:val="0"/>
-                <w:numId w:val="2"/>
-              </w:numPr>
-              <w:suppressLineNumbers w:val="0"/>
-              <w:wordWrap/>
-              <w:overflowPunct/>
-              <w:bidi w:val="0"/>
-              <w:ind w:left="425" w:leftChars="0" w:hanging="425" w:firstLineChars="0"/>
-              <w:jc w:val="left"/>
-              <w:textAlignment w:val="center"/>
-              <w:rPr>
-                <w:rFonts w:hint="eastAsia" w:ascii="宋体" w:hAnsi="宋体" w:eastAsia="宋体" w:cs="宋体"/>
-                <w:i w:val="0"/>
-                <w:iCs w:val="0"/>
-                <w:snapToGrid w:val="0"/>
-                <w:color w:val="000000"/>
-                <w:kern w:val="0"/>
-                <w:sz w:val="16"/>
-                <w:szCs w:val="16"/>
-                <w:u w:val="none"/>
-                <w:lang w:val="en-US" w:eastAsia="zh-CN"/>
-              </w:rPr>
-            </w:pPr>
-          </w:p>
-        </w:tc>
-        <w:tc>
-          <w:tcPr>
-            <w:tcW w:w="2100" w:type="dxa"/>
-            <w:tcBorders>
-              <w:top w:val="single" w:color="000000" w:sz="4" w:space="0"/>
-              <w:left w:val="single" w:color="000000" w:sz="4" w:space="0"/>
-              <w:bottom w:val="single" w:color="000000" w:sz="4" w:space="0"/>
-              <w:right w:val="single" w:color="000000" w:sz="4" w:space="0"/>
-            </w:tcBorders>
-            <w:shd w:val="clear" w:color="auto" w:fill="auto"/>
-            <w:vAlign w:val="center"/>
-          </w:tcPr>
-          <w:p>
-            <w:pPr>
-              <w:keepNext w:val="0"/>
-              <w:keepLines w:val="0"/>
-              <w:pageBreakBefore w:val="0"/>
-              <w:widowControl w:val="0"/>
-              <w:suppressLineNumbers w:val="0"/>
-              <w:tabs>
-                <w:tab w:val="center" w:pos="1320"/>
-              </w:tabs>
-              <w:wordWrap/>
-              <w:overflowPunct/>
-              <w:bidi w:val="0"/>
-              <w:jc w:val="left"/>
-              <w:textAlignment w:val="center"/>
-              <w:rPr>
-                <w:rFonts w:hint="eastAsia" w:ascii="宋体" w:hAnsi="宋体" w:eastAsia="宋体" w:cs="宋体"/>
-                <w:i w:val="0"/>
-                <w:iCs w:val="0"/>
-                <w:snapToGrid w:val="0"/>
-                <w:color w:val="000000"/>
-                <w:kern w:val="0"/>
-                <w:sz w:val="16"/>
-                <w:szCs w:val="16"/>
-                <w:u w:val="none"/>
                 <w:lang w:val="en-US" w:eastAsia="zh-CN" w:bidi="ar-SA"/>
-              </w:rPr>
-            </w:pPr>
-            <w:r>
-              <w:rPr>
-                <w:rFonts w:hint="eastAsia" w:ascii="宋体" w:hAnsi="宋体" w:eastAsia="宋体" w:cs="宋体"/>
-                <w:i w:val="0"/>
-                <w:iCs w:val="0"/>
-                <w:snapToGrid w:val="0"/>
-                <w:color w:val="000000"/>
-                <w:kern w:val="0"/>
-                <w:sz w:val="16"/>
-                <w:szCs w:val="16"/>
-                <w:u w:val="none"/>
-                <w:lang w:val="en-US" w:eastAsia="zh-CN"/>
-              </w:rPr>
-              <w:t>运维服务制度</w:t>
-            </w:r>
-            <w:r>
-              <w:rPr>
-                <w:rFonts w:hint="eastAsia" w:ascii="宋体" w:hAnsi="宋体" w:eastAsia="宋体" w:cs="宋体"/>
-                <w:i w:val="0"/>
-                <w:iCs w:val="0"/>
-                <w:snapToGrid w:val="0"/>
-                <w:color w:val="000000"/>
-                <w:kern w:val="0"/>
-                <w:sz w:val="16"/>
-                <w:szCs w:val="16"/>
-                <w:u w:val="none"/>
-                <w:lang w:val="en-US" w:eastAsia="zh-CN"/>
-              </w:rPr>
-              <w:tab/>
-            </w:r>
-          </w:p>
-        </w:tc>
-        <w:tc>
-          <w:tcPr>
-            <w:tcW w:w="1850" w:type="dxa"/>
-            <w:tcBorders>
-              <w:top w:val="single" w:color="000000" w:sz="4" w:space="0"/>
-              <w:left w:val="single" w:color="000000" w:sz="4" w:space="0"/>
-              <w:bottom w:val="single" w:color="000000" w:sz="4" w:space="0"/>
-              <w:right w:val="single" w:color="000000" w:sz="4" w:space="0"/>
-            </w:tcBorders>
-            <w:shd w:val="clear" w:color="auto" w:fill="auto"/>
-            <w:vAlign w:val="center"/>
-          </w:tcPr>
-          <w:p>
-            <w:pPr>
-              <w:keepNext w:val="0"/>
-              <w:keepLines w:val="0"/>
-              <w:pageBreakBefore w:val="0"/>
-              <w:widowControl w:val="0"/>
-              <w:suppressLineNumbers w:val="0"/>
-              <w:wordWrap/>
-              <w:overflowPunct/>
-              <w:bidi w:val="0"/>
-              <w:jc w:val="left"/>
-              <w:textAlignment w:val="center"/>
-              <w:rPr>
-                <w:rFonts w:hint="eastAsia" w:ascii="宋体" w:hAnsi="宋体" w:eastAsia="宋体" w:cs="宋体"/>
-                <w:i w:val="0"/>
-                <w:iCs w:val="0"/>
-                <w:snapToGrid w:val="0"/>
-                <w:color w:val="000000"/>
-                <w:kern w:val="0"/>
-                <w:sz w:val="16"/>
-                <w:szCs w:val="16"/>
-                <w:u w:val="none"/>
-                <w:lang w:val="en-US" w:eastAsia="zh-CN" w:bidi="ar-SA"/>
-              </w:rPr>
-            </w:pPr>
-            <w:r>
-              <w:rPr>
-                <w:rFonts w:hint="eastAsia" w:ascii="宋体" w:hAnsi="宋体" w:eastAsia="宋体" w:cs="宋体"/>
-                <w:i w:val="0"/>
-                <w:iCs w:val="0"/>
-                <w:snapToGrid w:val="0"/>
-                <w:color w:val="000000"/>
-                <w:kern w:val="0"/>
-                <w:sz w:val="16"/>
-                <w:szCs w:val="16"/>
-                <w:u w:val="none"/>
-                <w:lang w:val="en-US" w:eastAsia="zh-CN"/>
-              </w:rPr>
-              <w:t>各相关部门</w:t>
-            </w:r>
-          </w:p>
-        </w:tc>
-        <w:tc>
-          <w:tcPr>
-            <w:tcW w:w="750" w:type="dxa"/>
-            <w:tcBorders>
-              <w:top w:val="single" w:color="000000" w:sz="4" w:space="0"/>
-              <w:left w:val="single" w:color="000000" w:sz="4" w:space="0"/>
-              <w:bottom w:val="single" w:color="000000" w:sz="4" w:space="0"/>
-              <w:right w:val="single" w:color="000000" w:sz="4" w:space="0"/>
-            </w:tcBorders>
-            <w:shd w:val="clear" w:color="auto" w:fill="auto"/>
-            <w:vAlign w:val="center"/>
-          </w:tcPr>
-          <w:p>
-            <w:pPr>
-              <w:keepNext w:val="0"/>
-              <w:keepLines w:val="0"/>
-              <w:pageBreakBefore w:val="0"/>
-              <w:widowControl w:val="0"/>
-              <w:suppressLineNumbers w:val="0"/>
-              <w:wordWrap/>
-              <w:overflowPunct/>
-              <w:bidi w:val="0"/>
-              <w:jc w:val="both"/>
-              <w:textAlignment w:val="center"/>
-              <w:rPr>
-                <w:rFonts w:hint="eastAsia" w:ascii="宋体" w:hAnsi="宋体" w:eastAsia="宋体" w:cs="宋体"/>
-                <w:i w:val="0"/>
-                <w:iCs w:val="0"/>
-                <w:snapToGrid w:val="0"/>
-                <w:color w:val="000000"/>
-                <w:kern w:val="0"/>
-                <w:sz w:val="16"/>
-                <w:szCs w:val="16"/>
-                <w:u w:val="none"/>
-                <w:lang w:val="en-US" w:eastAsia="zh-CN" w:bidi="ar-SA"/>
-              </w:rPr>
-            </w:pPr>
-            <w:r>
-              <w:rPr>
-                <w:rFonts w:hint="eastAsia" w:ascii="宋体" w:hAnsi="宋体" w:eastAsia="宋体" w:cs="宋体"/>
-                <w:i w:val="0"/>
-                <w:iCs w:val="0"/>
-                <w:snapToGrid w:val="0"/>
-                <w:color w:val="000000"/>
-                <w:kern w:val="0"/>
-                <w:sz w:val="16"/>
-                <w:szCs w:val="16"/>
-                <w:u w:val="none"/>
-                <w:lang w:val="en-US" w:eastAsia="zh-CN"/>
-              </w:rPr>
-              <w:t>毛彦超</w:t>
-            </w:r>
-          </w:p>
-        </w:tc>
-        <w:tc>
-          <w:tcPr>
-            <w:tcW w:w="1189" w:type="dxa"/>
-            <w:tcBorders>
-              <w:top w:val="single" w:color="000000" w:sz="4" w:space="0"/>
-              <w:left w:val="single" w:color="000000" w:sz="4" w:space="0"/>
-              <w:bottom w:val="single" w:color="000000" w:sz="4" w:space="0"/>
-              <w:right w:val="single" w:color="000000" w:sz="4" w:space="0"/>
-            </w:tcBorders>
-            <w:shd w:val="clear" w:color="auto" w:fill="auto"/>
-            <w:vAlign w:val="center"/>
-          </w:tcPr>
-          <w:p>
-            <w:pPr>
-              <w:keepNext w:val="0"/>
-              <w:keepLines w:val="0"/>
-              <w:pageBreakBefore w:val="0"/>
-              <w:widowControl w:val="0"/>
-              <w:suppressLineNumbers w:val="0"/>
-              <w:wordWrap/>
-              <w:overflowPunct/>
-              <w:bidi w:val="0"/>
-              <w:jc w:val="both"/>
-              <w:textAlignment w:val="center"/>
-              <w:rPr>
-                <w:rFonts w:hint="default" w:ascii="宋体" w:hAnsi="宋体" w:eastAsia="宋体" w:cs="宋体"/>
-                <w:i w:val="0"/>
-                <w:iCs w:val="0"/>
-                <w:snapToGrid w:val="0"/>
-                <w:color w:val="000000"/>
-                <w:kern w:val="0"/>
-                <w:sz w:val="16"/>
-                <w:szCs w:val="16"/>
-                <w:u w:val="none"/>
-                <w:lang w:val="en-US" w:eastAsia="zh-CN"/>
-              </w:rPr>
-            </w:pPr>
-            <w:r>
-              <w:rPr>
-                <w:rFonts w:hint="eastAsia" w:ascii="宋体" w:hAnsi="宋体" w:eastAsia="宋体" w:cs="宋体"/>
-                <w:i w:val="0"/>
-                <w:iCs w:val="0"/>
-                <w:snapToGrid w:val="0"/>
-                <w:color w:val="000000"/>
-                <w:kern w:val="0"/>
-                <w:sz w:val="16"/>
-                <w:szCs w:val="16"/>
-                <w:u w:val="none"/>
-                <w:lang w:val="en-US" w:eastAsia="zh-CN"/>
-              </w:rPr>
-              <w:t>7月</w:t>
-            </w:r>
-          </w:p>
-        </w:tc>
-        <w:tc>
-          <w:tcPr>
-            <w:tcW w:w="1189" w:type="dxa"/>
-            <w:tcBorders>
-              <w:top w:val="single" w:color="000000" w:sz="4" w:space="0"/>
-              <w:left w:val="single" w:color="000000" w:sz="4" w:space="0"/>
-              <w:bottom w:val="single" w:color="000000" w:sz="4" w:space="0"/>
-              <w:right w:val="single" w:color="000000" w:sz="4" w:space="0"/>
-            </w:tcBorders>
-            <w:shd w:val="clear" w:color="auto" w:fill="auto"/>
-            <w:vAlign w:val="center"/>
-          </w:tcPr>
-          <w:p>
-            <w:pPr>
-              <w:keepNext w:val="0"/>
-              <w:keepLines w:val="0"/>
-              <w:pageBreakBefore w:val="0"/>
-              <w:widowControl w:val="0"/>
-              <w:suppressLineNumbers w:val="0"/>
-              <w:wordWrap/>
-              <w:overflowPunct/>
-              <w:bidi w:val="0"/>
-              <w:jc w:val="both"/>
-              <w:textAlignment w:val="center"/>
-              <w:rPr>
-                <w:rFonts w:hint="eastAsia" w:ascii="宋体" w:hAnsi="宋体" w:eastAsia="宋体" w:cs="宋体"/>
-                <w:i w:val="0"/>
-                <w:iCs w:val="0"/>
-                <w:snapToGrid w:val="0"/>
-                <w:color w:val="000000"/>
-                <w:kern w:val="0"/>
-                <w:sz w:val="16"/>
-                <w:szCs w:val="16"/>
-                <w:u w:val="none"/>
-                <w:lang w:val="en-US" w:eastAsia="zh-CN"/>
-              </w:rPr>
-            </w:pPr>
-            <w:r>
-              <w:rPr>
-                <w:rFonts w:hint="eastAsia" w:ascii="宋体" w:hAnsi="宋体" w:eastAsia="宋体" w:cs="宋体"/>
-                <w:i w:val="0"/>
-                <w:iCs w:val="0"/>
-                <w:snapToGrid w:val="0"/>
-                <w:color w:val="000000"/>
-                <w:kern w:val="0"/>
-                <w:sz w:val="16"/>
-                <w:szCs w:val="16"/>
-                <w:u w:val="none"/>
-                <w:lang w:val="en-US" w:eastAsia="zh-CN"/>
-              </w:rPr>
-              <w:t>完成</w:t>
-            </w:r>
-          </w:p>
-        </w:tc>
-      </w:tr>
-      <w:tr>
-        <w:tblPrEx>
-          <w:tblBorders>
-            <w:top w:val="none" w:color="auto" w:sz="0" w:space="0"/>
-            <w:left w:val="none" w:color="auto" w:sz="0" w:space="0"/>
-            <w:bottom w:val="none" w:color="auto" w:sz="0" w:space="0"/>
-            <w:right w:val="none" w:color="auto" w:sz="0" w:space="0"/>
-            <w:insideH w:val="none" w:color="auto" w:sz="0" w:space="0"/>
-            <w:insideV w:val="none" w:color="auto" w:sz="0" w:space="0"/>
-          </w:tblBorders>
-          <w:tblCellMar>
-            <w:top w:w="0" w:type="dxa"/>
-            <w:left w:w="108" w:type="dxa"/>
-            <w:bottom w:w="0" w:type="dxa"/>
-            <w:right w:w="108" w:type="dxa"/>
-          </w:tblCellMar>
-        </w:tblPrEx>
-        <w:trPr>
-          <w:trHeight w:val="384" w:hRule="atLeast"/>
-          <w:jc w:val="center"/>
-        </w:trPr>
-        <w:tc>
-          <w:tcPr>
-            <w:tcW w:w="661" w:type="dxa"/>
-            <w:tcBorders>
-              <w:top w:val="single" w:color="000000" w:sz="4" w:space="0"/>
-              <w:left w:val="single" w:color="000000" w:sz="4" w:space="0"/>
-              <w:bottom w:val="single" w:color="000000" w:sz="4" w:space="0"/>
-              <w:right w:val="single" w:color="000000" w:sz="4" w:space="0"/>
-            </w:tcBorders>
-            <w:shd w:val="clear" w:color="auto" w:fill="auto"/>
-            <w:vAlign w:val="center"/>
-          </w:tcPr>
-          <w:p>
-            <w:pPr>
-              <w:keepNext w:val="0"/>
-              <w:keepLines w:val="0"/>
-              <w:pageBreakBefore w:val="0"/>
-              <w:widowControl w:val="0"/>
-              <w:numPr>
-                <w:ilvl w:val="0"/>
-                <w:numId w:val="2"/>
-              </w:numPr>
-              <w:suppressLineNumbers w:val="0"/>
-              <w:wordWrap/>
-              <w:overflowPunct/>
-              <w:bidi w:val="0"/>
-              <w:ind w:left="425" w:leftChars="0" w:hanging="425" w:firstLineChars="0"/>
-              <w:jc w:val="left"/>
-              <w:textAlignment w:val="center"/>
-              <w:rPr>
-                <w:rFonts w:hint="eastAsia" w:ascii="宋体" w:hAnsi="宋体" w:eastAsia="宋体" w:cs="宋体"/>
-                <w:i w:val="0"/>
-                <w:iCs w:val="0"/>
-                <w:snapToGrid w:val="0"/>
-                <w:color w:val="000000"/>
-                <w:kern w:val="0"/>
-                <w:sz w:val="16"/>
-                <w:szCs w:val="16"/>
-                <w:u w:val="none"/>
-                <w:lang w:val="en-US" w:eastAsia="zh-CN"/>
-              </w:rPr>
-            </w:pPr>
-          </w:p>
-        </w:tc>
-        <w:tc>
-          <w:tcPr>
-            <w:tcW w:w="2100" w:type="dxa"/>
-            <w:tcBorders>
-              <w:top w:val="single" w:color="000000" w:sz="4" w:space="0"/>
-              <w:left w:val="single" w:color="000000" w:sz="4" w:space="0"/>
-              <w:bottom w:val="single" w:color="000000" w:sz="4" w:space="0"/>
-              <w:right w:val="single" w:color="000000" w:sz="4" w:space="0"/>
-            </w:tcBorders>
-            <w:shd w:val="clear" w:color="auto" w:fill="auto"/>
-            <w:vAlign w:val="center"/>
-          </w:tcPr>
-          <w:p>
-            <w:pPr>
-              <w:keepNext w:val="0"/>
-              <w:keepLines w:val="0"/>
-              <w:pageBreakBefore w:val="0"/>
-              <w:widowControl w:val="0"/>
-              <w:suppressLineNumbers w:val="0"/>
-              <w:wordWrap/>
-              <w:overflowPunct/>
-              <w:bidi w:val="0"/>
-              <w:jc w:val="left"/>
-              <w:textAlignment w:val="center"/>
-              <w:rPr>
-                <w:rFonts w:hint="eastAsia" w:ascii="宋体" w:hAnsi="宋体" w:eastAsia="宋体" w:cs="宋体"/>
-                <w:i w:val="0"/>
-                <w:iCs w:val="0"/>
-                <w:snapToGrid w:val="0"/>
-                <w:color w:val="000000"/>
-                <w:kern w:val="0"/>
-                <w:sz w:val="16"/>
-                <w:szCs w:val="16"/>
-                <w:u w:val="none"/>
-                <w:lang w:val="en-US" w:eastAsia="zh-CN" w:bidi="ar-SA"/>
-              </w:rPr>
-            </w:pPr>
-            <w:r>
-              <w:rPr>
-                <w:rFonts w:hint="eastAsia" w:ascii="宋体" w:hAnsi="宋体" w:eastAsia="宋体" w:cs="宋体"/>
-                <w:i w:val="0"/>
-                <w:iCs w:val="0"/>
-                <w:snapToGrid w:val="0"/>
-                <w:color w:val="000000"/>
-                <w:kern w:val="0"/>
-                <w:sz w:val="16"/>
-                <w:szCs w:val="16"/>
-                <w:u w:val="none"/>
-                <w:lang w:val="en-US" w:eastAsia="zh-CN"/>
-              </w:rPr>
-              <w:t>高级开发培训</w:t>
-            </w:r>
-          </w:p>
-        </w:tc>
-        <w:tc>
-          <w:tcPr>
-            <w:tcW w:w="1850" w:type="dxa"/>
-            <w:tcBorders>
-              <w:top w:val="single" w:color="000000" w:sz="4" w:space="0"/>
-              <w:left w:val="single" w:color="000000" w:sz="4" w:space="0"/>
-              <w:bottom w:val="single" w:color="000000" w:sz="4" w:space="0"/>
-              <w:right w:val="single" w:color="000000" w:sz="4" w:space="0"/>
-            </w:tcBorders>
-            <w:shd w:val="clear" w:color="auto" w:fill="auto"/>
-            <w:vAlign w:val="center"/>
-          </w:tcPr>
-          <w:p>
-            <w:pPr>
-              <w:keepNext w:val="0"/>
-              <w:keepLines w:val="0"/>
-              <w:pageBreakBefore w:val="0"/>
-              <w:widowControl w:val="0"/>
-              <w:suppressLineNumbers w:val="0"/>
-              <w:wordWrap/>
-              <w:overflowPunct/>
-              <w:bidi w:val="0"/>
-              <w:jc w:val="left"/>
-              <w:textAlignment w:val="center"/>
-              <w:rPr>
-                <w:rFonts w:hint="eastAsia" w:ascii="宋体" w:hAnsi="宋体" w:eastAsia="宋体" w:cs="宋体"/>
-                <w:i w:val="0"/>
-                <w:iCs w:val="0"/>
-                <w:snapToGrid w:val="0"/>
-                <w:color w:val="000000"/>
-                <w:kern w:val="0"/>
-                <w:sz w:val="16"/>
-                <w:szCs w:val="16"/>
-                <w:u w:val="none"/>
-                <w:lang w:val="en-US" w:eastAsia="zh-CN" w:bidi="ar-SA"/>
-              </w:rPr>
-            </w:pPr>
-            <w:r>
-              <w:rPr>
-                <w:rFonts w:hint="eastAsia" w:ascii="宋体" w:hAnsi="宋体" w:eastAsia="宋体" w:cs="宋体"/>
-                <w:i w:val="0"/>
-                <w:iCs w:val="0"/>
-                <w:snapToGrid w:val="0"/>
-                <w:color w:val="000000"/>
-                <w:kern w:val="0"/>
-                <w:sz w:val="16"/>
-                <w:szCs w:val="16"/>
-                <w:u w:val="none"/>
-                <w:lang w:val="en-US" w:eastAsia="zh-CN"/>
-              </w:rPr>
-              <w:t>研发部全员</w:t>
-            </w:r>
-          </w:p>
-        </w:tc>
-        <w:tc>
-          <w:tcPr>
-            <w:tcW w:w="750" w:type="dxa"/>
-            <w:tcBorders>
-              <w:top w:val="single" w:color="000000" w:sz="4" w:space="0"/>
-              <w:left w:val="single" w:color="000000" w:sz="4" w:space="0"/>
-              <w:bottom w:val="single" w:color="000000" w:sz="4" w:space="0"/>
-              <w:right w:val="single" w:color="000000" w:sz="4" w:space="0"/>
-            </w:tcBorders>
-            <w:shd w:val="clear" w:color="auto" w:fill="auto"/>
-            <w:vAlign w:val="center"/>
-          </w:tcPr>
-          <w:p>
-            <w:pPr>
-              <w:keepNext w:val="0"/>
-              <w:keepLines w:val="0"/>
-              <w:pageBreakBefore w:val="0"/>
-              <w:widowControl w:val="0"/>
-              <w:suppressLineNumbers w:val="0"/>
-              <w:wordWrap/>
-              <w:overflowPunct/>
-              <w:bidi w:val="0"/>
-              <w:jc w:val="both"/>
-              <w:textAlignment w:val="center"/>
-              <w:rPr>
-                <w:rFonts w:hint="eastAsia" w:ascii="宋体" w:hAnsi="宋体" w:eastAsia="宋体" w:cs="宋体"/>
-                <w:i w:val="0"/>
-                <w:iCs w:val="0"/>
-                <w:snapToGrid w:val="0"/>
-                <w:color w:val="000000"/>
-                <w:kern w:val="0"/>
-                <w:sz w:val="16"/>
-                <w:szCs w:val="16"/>
-                <w:u w:val="none"/>
-                <w:lang w:val="en-US" w:eastAsia="zh-CN" w:bidi="ar-SA"/>
-              </w:rPr>
-            </w:pPr>
-            <w:r>
-              <w:rPr>
-                <w:rFonts w:hint="eastAsia" w:ascii="宋体" w:hAnsi="宋体" w:eastAsia="宋体" w:cs="宋体"/>
-                <w:i w:val="0"/>
-                <w:iCs w:val="0"/>
-                <w:snapToGrid w:val="0"/>
-                <w:color w:val="000000"/>
-                <w:kern w:val="0"/>
-                <w:sz w:val="16"/>
-                <w:szCs w:val="16"/>
-                <w:u w:val="none"/>
-                <w:lang w:val="en-US" w:eastAsia="zh-CN"/>
-              </w:rPr>
-              <w:t>田力</w:t>
-            </w:r>
-          </w:p>
-        </w:tc>
-        <w:tc>
-          <w:tcPr>
-            <w:tcW w:w="1189" w:type="dxa"/>
-            <w:tcBorders>
-              <w:top w:val="single" w:color="000000" w:sz="4" w:space="0"/>
-              <w:left w:val="single" w:color="000000" w:sz="4" w:space="0"/>
-              <w:bottom w:val="single" w:color="000000" w:sz="4" w:space="0"/>
-              <w:right w:val="single" w:color="000000" w:sz="4" w:space="0"/>
-            </w:tcBorders>
-            <w:shd w:val="clear" w:color="auto" w:fill="auto"/>
-            <w:vAlign w:val="center"/>
-          </w:tcPr>
-          <w:p>
-            <w:pPr>
-              <w:keepNext w:val="0"/>
-              <w:keepLines w:val="0"/>
-              <w:pageBreakBefore w:val="0"/>
-              <w:widowControl w:val="0"/>
-              <w:suppressLineNumbers w:val="0"/>
-              <w:wordWrap/>
-              <w:overflowPunct/>
-              <w:bidi w:val="0"/>
-              <w:jc w:val="both"/>
-              <w:textAlignment w:val="center"/>
-              <w:rPr>
-                <w:rFonts w:hint="default" w:ascii="宋体" w:hAnsi="宋体" w:eastAsia="宋体" w:cs="宋体"/>
-                <w:i w:val="0"/>
-                <w:iCs w:val="0"/>
-                <w:snapToGrid w:val="0"/>
-                <w:color w:val="000000"/>
-                <w:kern w:val="0"/>
-                <w:sz w:val="16"/>
-                <w:szCs w:val="16"/>
-                <w:u w:val="none"/>
-                <w:lang w:val="en-US" w:eastAsia="zh-CN"/>
-              </w:rPr>
-            </w:pPr>
-            <w:r>
-              <w:rPr>
-                <w:rFonts w:hint="eastAsia" w:ascii="宋体" w:hAnsi="宋体" w:eastAsia="宋体" w:cs="宋体"/>
-                <w:i w:val="0"/>
-                <w:iCs w:val="0"/>
-                <w:snapToGrid w:val="0"/>
-                <w:color w:val="000000"/>
-                <w:kern w:val="0"/>
-                <w:sz w:val="16"/>
-                <w:szCs w:val="16"/>
-                <w:u w:val="none"/>
-                <w:lang w:val="en-US" w:eastAsia="zh-CN"/>
-              </w:rPr>
-              <w:t>8月</w:t>
-            </w:r>
-          </w:p>
-        </w:tc>
-        <w:tc>
-          <w:tcPr>
-            <w:tcW w:w="1189" w:type="dxa"/>
-            <w:tcBorders>
-              <w:top w:val="single" w:color="000000" w:sz="4" w:space="0"/>
-              <w:left w:val="single" w:color="000000" w:sz="4" w:space="0"/>
-              <w:bottom w:val="single" w:color="000000" w:sz="4" w:space="0"/>
-              <w:right w:val="single" w:color="000000" w:sz="4" w:space="0"/>
-            </w:tcBorders>
-            <w:shd w:val="clear" w:color="auto" w:fill="auto"/>
-            <w:vAlign w:val="center"/>
-          </w:tcPr>
-          <w:p>
-            <w:pPr>
-              <w:keepNext w:val="0"/>
-              <w:keepLines w:val="0"/>
-              <w:pageBreakBefore w:val="0"/>
-              <w:widowControl w:val="0"/>
-              <w:suppressLineNumbers w:val="0"/>
-              <w:wordWrap/>
-              <w:overflowPunct/>
-              <w:bidi w:val="0"/>
-              <w:jc w:val="both"/>
-              <w:textAlignment w:val="center"/>
-              <w:rPr>
-                <w:rFonts w:hint="eastAsia" w:ascii="宋体" w:hAnsi="宋体" w:eastAsia="宋体" w:cs="宋体"/>
-                <w:i w:val="0"/>
-                <w:iCs w:val="0"/>
-                <w:snapToGrid w:val="0"/>
-                <w:color w:val="000000"/>
-                <w:kern w:val="0"/>
-                <w:sz w:val="16"/>
-                <w:szCs w:val="16"/>
-                <w:u w:val="none"/>
-                <w:lang w:val="en-US" w:eastAsia="zh-CN"/>
-              </w:rPr>
-            </w:pPr>
-            <w:r>
-              <w:rPr>
-                <w:rFonts w:hint="eastAsia" w:ascii="宋体" w:hAnsi="宋体" w:eastAsia="宋体" w:cs="宋体"/>
-                <w:i w:val="0"/>
-                <w:iCs w:val="0"/>
-                <w:snapToGrid w:val="0"/>
-                <w:color w:val="000000"/>
-                <w:kern w:val="0"/>
-                <w:sz w:val="16"/>
-                <w:szCs w:val="16"/>
-                <w:u w:val="none"/>
-                <w:lang w:val="en-US" w:eastAsia="zh-CN"/>
-              </w:rPr>
-              <w:t>完成</w:t>
-            </w:r>
-          </w:p>
-        </w:tc>
-      </w:tr>
-      <w:tr>
-        <w:tblPrEx>
-          <w:tblBorders>
-            <w:top w:val="none" w:color="auto" w:sz="0" w:space="0"/>
-            <w:left w:val="none" w:color="auto" w:sz="0" w:space="0"/>
-            <w:bottom w:val="none" w:color="auto" w:sz="0" w:space="0"/>
-            <w:right w:val="none" w:color="auto" w:sz="0" w:space="0"/>
-            <w:insideH w:val="none" w:color="auto" w:sz="0" w:space="0"/>
-            <w:insideV w:val="none" w:color="auto" w:sz="0" w:space="0"/>
-          </w:tblBorders>
-          <w:tblCellMar>
-            <w:top w:w="0" w:type="dxa"/>
-            <w:left w:w="108" w:type="dxa"/>
-            <w:bottom w:w="0" w:type="dxa"/>
-            <w:right w:w="108" w:type="dxa"/>
-          </w:tblCellMar>
-        </w:tblPrEx>
-        <w:trPr>
-          <w:trHeight w:val="440" w:hRule="atLeast"/>
-          <w:jc w:val="center"/>
-        </w:trPr>
-        <w:tc>
-          <w:tcPr>
-            <w:tcW w:w="661" w:type="dxa"/>
-            <w:tcBorders>
-              <w:top w:val="single" w:color="000000" w:sz="4" w:space="0"/>
-              <w:left w:val="single" w:color="000000" w:sz="4" w:space="0"/>
-              <w:bottom w:val="single" w:color="000000" w:sz="4" w:space="0"/>
-              <w:right w:val="single" w:color="000000" w:sz="4" w:space="0"/>
-            </w:tcBorders>
-            <w:shd w:val="clear" w:color="auto" w:fill="auto"/>
-            <w:vAlign w:val="center"/>
-          </w:tcPr>
-          <w:p>
-            <w:pPr>
-              <w:keepNext w:val="0"/>
-              <w:keepLines w:val="0"/>
-              <w:pageBreakBefore w:val="0"/>
-              <w:widowControl w:val="0"/>
-              <w:numPr>
-                <w:ilvl w:val="0"/>
-                <w:numId w:val="2"/>
-              </w:numPr>
-              <w:suppressLineNumbers w:val="0"/>
-              <w:wordWrap/>
-              <w:overflowPunct/>
-              <w:bidi w:val="0"/>
-              <w:ind w:left="425" w:leftChars="0" w:hanging="425" w:firstLineChars="0"/>
-              <w:jc w:val="left"/>
-              <w:textAlignment w:val="center"/>
-              <w:rPr>
-                <w:rFonts w:hint="eastAsia" w:ascii="宋体" w:hAnsi="宋体" w:eastAsia="宋体" w:cs="宋体"/>
-                <w:i w:val="0"/>
-                <w:iCs w:val="0"/>
-                <w:snapToGrid w:val="0"/>
-                <w:color w:val="000000"/>
-                <w:kern w:val="0"/>
-                <w:sz w:val="16"/>
-                <w:szCs w:val="16"/>
-                <w:u w:val="none"/>
-                <w:lang w:val="en-US" w:eastAsia="zh-CN"/>
-              </w:rPr>
-            </w:pPr>
-          </w:p>
-        </w:tc>
-        <w:tc>
-          <w:tcPr>
-            <w:tcW w:w="2100" w:type="dxa"/>
-            <w:tcBorders>
-              <w:top w:val="single" w:color="000000" w:sz="4" w:space="0"/>
-              <w:left w:val="single" w:color="000000" w:sz="4" w:space="0"/>
-              <w:bottom w:val="single" w:color="000000" w:sz="4" w:space="0"/>
-              <w:right w:val="single" w:color="000000" w:sz="4" w:space="0"/>
-            </w:tcBorders>
-            <w:shd w:val="clear" w:color="auto" w:fill="auto"/>
-            <w:vAlign w:val="center"/>
-          </w:tcPr>
-          <w:p>
-            <w:pPr>
-              <w:keepNext w:val="0"/>
-              <w:keepLines w:val="0"/>
-              <w:pageBreakBefore w:val="0"/>
-              <w:widowControl w:val="0"/>
-              <w:suppressLineNumbers w:val="0"/>
-              <w:wordWrap/>
-              <w:overflowPunct/>
-              <w:bidi w:val="0"/>
-              <w:jc w:val="left"/>
-              <w:textAlignment w:val="center"/>
-              <w:rPr>
-                <w:rFonts w:hint="eastAsia" w:ascii="宋体" w:hAnsi="宋体" w:eastAsia="宋体" w:cs="宋体"/>
-                <w:i w:val="0"/>
-                <w:iCs w:val="0"/>
-                <w:color w:val="000000"/>
-                <w:sz w:val="16"/>
-                <w:szCs w:val="16"/>
-                <w:u w:val="none"/>
-              </w:rPr>
-            </w:pPr>
-            <w:r>
-              <w:rPr>
-                <w:rFonts w:hint="eastAsia" w:ascii="宋体" w:hAnsi="宋体" w:eastAsia="宋体" w:cs="宋体"/>
-                <w:i w:val="0"/>
-                <w:iCs w:val="0"/>
-                <w:snapToGrid w:val="0"/>
-                <w:color w:val="000000"/>
-                <w:kern w:val="0"/>
-                <w:sz w:val="16"/>
-                <w:szCs w:val="16"/>
-                <w:u w:val="none"/>
-                <w:lang w:val="en-US" w:eastAsia="zh-CN"/>
-              </w:rPr>
-              <w:t>开发规范及代码质量</w:t>
-            </w:r>
-            <w:r>
-              <w:rPr>
-                <w:rStyle w:val="42"/>
-                <w:snapToGrid w:val="0"/>
-                <w:color w:val="000000"/>
-                <w:lang w:val="en-US" w:eastAsia="zh-CN"/>
-              </w:rPr>
-              <w:t>介绍</w:t>
-            </w:r>
-          </w:p>
-        </w:tc>
-        <w:tc>
-          <w:tcPr>
-            <w:tcW w:w="1850" w:type="dxa"/>
-            <w:tcBorders>
-              <w:top w:val="single" w:color="000000" w:sz="4" w:space="0"/>
-              <w:left w:val="single" w:color="000000" w:sz="4" w:space="0"/>
-              <w:bottom w:val="single" w:color="000000" w:sz="4" w:space="0"/>
-              <w:right w:val="single" w:color="000000" w:sz="4" w:space="0"/>
-            </w:tcBorders>
-            <w:shd w:val="clear" w:color="auto" w:fill="auto"/>
-            <w:vAlign w:val="center"/>
-          </w:tcPr>
-          <w:p>
-            <w:pPr>
-              <w:keepNext w:val="0"/>
-              <w:keepLines w:val="0"/>
-              <w:pageBreakBefore w:val="0"/>
-              <w:widowControl w:val="0"/>
-              <w:suppressLineNumbers w:val="0"/>
-              <w:wordWrap/>
-              <w:overflowPunct/>
-              <w:bidi w:val="0"/>
-              <w:jc w:val="left"/>
-              <w:textAlignment w:val="center"/>
-              <w:rPr>
-                <w:rFonts w:hint="eastAsia" w:ascii="宋体" w:hAnsi="宋体" w:eastAsia="宋体" w:cs="宋体"/>
-                <w:i w:val="0"/>
-                <w:iCs w:val="0"/>
-                <w:color w:val="000000"/>
-                <w:sz w:val="16"/>
-                <w:szCs w:val="16"/>
-                <w:u w:val="none"/>
-              </w:rPr>
-            </w:pPr>
-            <w:r>
-              <w:rPr>
-                <w:rFonts w:hint="eastAsia" w:ascii="宋体" w:hAnsi="宋体" w:eastAsia="宋体" w:cs="宋体"/>
-                <w:i w:val="0"/>
-                <w:iCs w:val="0"/>
-                <w:snapToGrid w:val="0"/>
-                <w:color w:val="000000"/>
-                <w:kern w:val="0"/>
-                <w:sz w:val="16"/>
-                <w:szCs w:val="16"/>
-                <w:u w:val="none"/>
-                <w:lang w:val="en-US" w:eastAsia="zh-CN"/>
-              </w:rPr>
-              <w:t>研发部全员</w:t>
-            </w:r>
-          </w:p>
-        </w:tc>
-        <w:tc>
-          <w:tcPr>
-            <w:tcW w:w="750" w:type="dxa"/>
-            <w:tcBorders>
-              <w:top w:val="single" w:color="000000" w:sz="4" w:space="0"/>
-              <w:left w:val="single" w:color="000000" w:sz="4" w:space="0"/>
-              <w:bottom w:val="single" w:color="000000" w:sz="4" w:space="0"/>
-              <w:right w:val="single" w:color="000000" w:sz="4" w:space="0"/>
-            </w:tcBorders>
-            <w:shd w:val="clear" w:color="auto" w:fill="auto"/>
-            <w:vAlign w:val="center"/>
-          </w:tcPr>
-          <w:p>
-            <w:pPr>
-              <w:keepNext w:val="0"/>
-              <w:keepLines w:val="0"/>
-              <w:pageBreakBefore w:val="0"/>
-              <w:widowControl w:val="0"/>
-              <w:suppressLineNumbers w:val="0"/>
-              <w:wordWrap/>
-              <w:overflowPunct/>
-              <w:bidi w:val="0"/>
-              <w:jc w:val="both"/>
-              <w:textAlignment w:val="center"/>
-              <w:rPr>
-                <w:rFonts w:hint="eastAsia" w:ascii="宋体" w:hAnsi="宋体" w:eastAsia="宋体" w:cs="宋体"/>
-                <w:i w:val="0"/>
-                <w:iCs w:val="0"/>
-                <w:color w:val="000000"/>
-                <w:sz w:val="16"/>
-                <w:szCs w:val="16"/>
-                <w:u w:val="none"/>
-              </w:rPr>
-            </w:pPr>
-            <w:r>
-              <w:rPr>
-                <w:rFonts w:hint="eastAsia" w:ascii="宋体" w:hAnsi="宋体" w:eastAsia="宋体" w:cs="宋体"/>
-                <w:i w:val="0"/>
-                <w:iCs w:val="0"/>
-                <w:snapToGrid w:val="0"/>
-                <w:color w:val="000000"/>
-                <w:kern w:val="0"/>
-                <w:sz w:val="16"/>
-                <w:szCs w:val="16"/>
-                <w:u w:val="none"/>
-                <w:lang w:val="en-US" w:eastAsia="zh-CN"/>
-              </w:rPr>
-              <w:t>田力</w:t>
-            </w:r>
-          </w:p>
-        </w:tc>
-        <w:tc>
-          <w:tcPr>
-            <w:tcW w:w="1189" w:type="dxa"/>
-            <w:tcBorders>
-              <w:top w:val="single" w:color="000000" w:sz="4" w:space="0"/>
-              <w:left w:val="single" w:color="000000" w:sz="4" w:space="0"/>
-              <w:bottom w:val="single" w:color="000000" w:sz="4" w:space="0"/>
-              <w:right w:val="single" w:color="000000" w:sz="4" w:space="0"/>
-            </w:tcBorders>
-            <w:shd w:val="clear" w:color="auto" w:fill="auto"/>
-            <w:vAlign w:val="center"/>
-          </w:tcPr>
-          <w:p>
-            <w:pPr>
-              <w:keepNext w:val="0"/>
-              <w:keepLines w:val="0"/>
-              <w:pageBreakBefore w:val="0"/>
-              <w:widowControl w:val="0"/>
-              <w:suppressLineNumbers w:val="0"/>
-              <w:wordWrap/>
-              <w:overflowPunct/>
-              <w:bidi w:val="0"/>
-              <w:jc w:val="both"/>
-              <w:textAlignment w:val="center"/>
-              <w:rPr>
-                <w:rFonts w:hint="eastAsia" w:ascii="宋体" w:hAnsi="宋体" w:eastAsia="宋体" w:cs="宋体"/>
-                <w:i w:val="0"/>
-                <w:iCs w:val="0"/>
-                <w:color w:val="000000"/>
-                <w:sz w:val="16"/>
-                <w:szCs w:val="16"/>
-                <w:u w:val="none"/>
-              </w:rPr>
-            </w:pPr>
-            <w:r>
-              <w:rPr>
-                <w:rFonts w:hint="eastAsia" w:ascii="宋体" w:hAnsi="宋体" w:eastAsia="宋体" w:cs="宋体"/>
-                <w:i w:val="0"/>
-                <w:iCs w:val="0"/>
-                <w:snapToGrid w:val="0"/>
-                <w:color w:val="000000"/>
-                <w:kern w:val="0"/>
-                <w:sz w:val="16"/>
-                <w:szCs w:val="16"/>
-                <w:u w:val="none"/>
-                <w:lang w:val="en-US" w:eastAsia="zh-CN"/>
-              </w:rPr>
-              <w:t>8月</w:t>
-            </w:r>
-          </w:p>
-        </w:tc>
-        <w:tc>
-          <w:tcPr>
-            <w:tcW w:w="1189" w:type="dxa"/>
-            <w:tcBorders>
-              <w:top w:val="single" w:color="000000" w:sz="4" w:space="0"/>
-              <w:left w:val="single" w:color="000000" w:sz="4" w:space="0"/>
-              <w:bottom w:val="single" w:color="000000" w:sz="4" w:space="0"/>
-              <w:right w:val="single" w:color="000000" w:sz="4" w:space="0"/>
-            </w:tcBorders>
-            <w:shd w:val="clear" w:color="auto" w:fill="auto"/>
-            <w:vAlign w:val="center"/>
-          </w:tcPr>
-          <w:p>
-            <w:pPr>
-              <w:keepNext w:val="0"/>
-              <w:keepLines w:val="0"/>
-              <w:pageBreakBefore w:val="0"/>
-              <w:widowControl w:val="0"/>
-              <w:suppressLineNumbers w:val="0"/>
-              <w:wordWrap/>
-              <w:overflowPunct/>
-              <w:bidi w:val="0"/>
-              <w:jc w:val="both"/>
-              <w:textAlignment w:val="center"/>
-              <w:rPr>
-                <w:rFonts w:hint="eastAsia" w:ascii="宋体" w:hAnsi="宋体" w:eastAsia="宋体" w:cs="宋体"/>
-                <w:i w:val="0"/>
-                <w:iCs w:val="0"/>
-                <w:snapToGrid w:val="0"/>
-                <w:color w:val="000000"/>
-                <w:kern w:val="0"/>
-                <w:sz w:val="16"/>
-                <w:szCs w:val="16"/>
-                <w:u w:val="none"/>
-                <w:lang w:val="en-US" w:eastAsia="zh-CN"/>
-              </w:rPr>
-            </w:pPr>
-            <w:r>
-              <w:rPr>
-                <w:rFonts w:hint="eastAsia" w:ascii="宋体" w:hAnsi="宋体" w:eastAsia="宋体" w:cs="宋体"/>
-                <w:i w:val="0"/>
-                <w:iCs w:val="0"/>
-                <w:snapToGrid w:val="0"/>
-                <w:color w:val="000000"/>
-                <w:kern w:val="0"/>
-                <w:sz w:val="16"/>
-                <w:szCs w:val="16"/>
-                <w:u w:val="none"/>
-                <w:lang w:val="en-US" w:eastAsia="zh-CN"/>
-              </w:rPr>
-              <w:t>完成</w:t>
-            </w:r>
-          </w:p>
-        </w:tc>
-      </w:tr>
-      <w:tr>
-        <w:tblPrEx>
-          <w:tblBorders>
-            <w:top w:val="none" w:color="auto" w:sz="0" w:space="0"/>
-            <w:left w:val="none" w:color="auto" w:sz="0" w:space="0"/>
-            <w:bottom w:val="none" w:color="auto" w:sz="0" w:space="0"/>
-            <w:right w:val="none" w:color="auto" w:sz="0" w:space="0"/>
-            <w:insideH w:val="none" w:color="auto" w:sz="0" w:space="0"/>
-            <w:insideV w:val="none" w:color="auto" w:sz="0" w:space="0"/>
-          </w:tblBorders>
-          <w:tblCellMar>
-            <w:top w:w="0" w:type="dxa"/>
-            <w:left w:w="108" w:type="dxa"/>
-            <w:bottom w:w="0" w:type="dxa"/>
-            <w:right w:w="108" w:type="dxa"/>
-          </w:tblCellMar>
-        </w:tblPrEx>
-        <w:trPr>
-          <w:trHeight w:val="90" w:hRule="atLeast"/>
-          <w:jc w:val="center"/>
-        </w:trPr>
-        <w:tc>
-          <w:tcPr>
-            <w:tcW w:w="661" w:type="dxa"/>
-            <w:tcBorders>
-              <w:top w:val="single" w:color="000000" w:sz="4" w:space="0"/>
-              <w:left w:val="single" w:color="000000" w:sz="4" w:space="0"/>
-              <w:bottom w:val="single" w:color="000000" w:sz="4" w:space="0"/>
-              <w:right w:val="single" w:color="000000" w:sz="4" w:space="0"/>
-            </w:tcBorders>
-            <w:shd w:val="clear" w:color="auto" w:fill="auto"/>
-            <w:vAlign w:val="center"/>
-          </w:tcPr>
-          <w:p>
-            <w:pPr>
-              <w:keepNext w:val="0"/>
-              <w:keepLines w:val="0"/>
-              <w:pageBreakBefore w:val="0"/>
-              <w:widowControl w:val="0"/>
-              <w:numPr>
-                <w:ilvl w:val="0"/>
-                <w:numId w:val="2"/>
-              </w:numPr>
-              <w:suppressLineNumbers w:val="0"/>
-              <w:wordWrap/>
-              <w:overflowPunct/>
-              <w:bidi w:val="0"/>
-              <w:ind w:left="425" w:leftChars="0" w:hanging="425" w:firstLineChars="0"/>
-              <w:jc w:val="left"/>
-              <w:textAlignment w:val="center"/>
-              <w:rPr>
-                <w:rFonts w:hint="eastAsia" w:ascii="宋体" w:hAnsi="宋体" w:eastAsia="宋体" w:cs="宋体"/>
-                <w:i w:val="0"/>
-                <w:iCs w:val="0"/>
-                <w:snapToGrid w:val="0"/>
-                <w:color w:val="000000"/>
-                <w:kern w:val="0"/>
-                <w:sz w:val="16"/>
-                <w:szCs w:val="16"/>
-                <w:u w:val="none"/>
-                <w:lang w:val="en-US" w:eastAsia="zh-CN"/>
-              </w:rPr>
-            </w:pPr>
-          </w:p>
-        </w:tc>
-        <w:tc>
-          <w:tcPr>
-            <w:tcW w:w="2100" w:type="dxa"/>
-            <w:tcBorders>
-              <w:top w:val="single" w:color="000000" w:sz="4" w:space="0"/>
-              <w:left w:val="single" w:color="000000" w:sz="4" w:space="0"/>
-              <w:bottom w:val="single" w:color="000000" w:sz="4" w:space="0"/>
-              <w:right w:val="single" w:color="000000" w:sz="4" w:space="0"/>
-            </w:tcBorders>
-            <w:shd w:val="clear" w:color="auto" w:fill="auto"/>
-            <w:vAlign w:val="center"/>
-          </w:tcPr>
-          <w:p>
-            <w:pPr>
-              <w:keepNext w:val="0"/>
-              <w:keepLines w:val="0"/>
-              <w:pageBreakBefore w:val="0"/>
-              <w:widowControl w:val="0"/>
-              <w:suppressLineNumbers w:val="0"/>
-              <w:wordWrap/>
-              <w:overflowPunct/>
-              <w:bidi w:val="0"/>
-              <w:jc w:val="left"/>
-              <w:textAlignment w:val="center"/>
-              <w:rPr>
-                <w:rFonts w:hint="eastAsia" w:ascii="宋体" w:hAnsi="宋体" w:eastAsia="宋体" w:cs="宋体"/>
-                <w:i w:val="0"/>
-                <w:iCs w:val="0"/>
-                <w:snapToGrid w:val="0"/>
-                <w:color w:val="000000"/>
-                <w:kern w:val="0"/>
-                <w:sz w:val="16"/>
-                <w:szCs w:val="16"/>
-                <w:u w:val="none"/>
-                <w:lang w:val="en-US" w:eastAsia="en-US" w:bidi="ar-SA"/>
-              </w:rPr>
-            </w:pPr>
-            <w:r>
-              <w:rPr>
-                <w:rFonts w:hint="eastAsia" w:ascii="宋体" w:hAnsi="宋体" w:eastAsia="宋体" w:cs="宋体"/>
-                <w:i w:val="0"/>
-                <w:iCs w:val="0"/>
-                <w:snapToGrid w:val="0"/>
-                <w:color w:val="000000"/>
-                <w:kern w:val="0"/>
-                <w:sz w:val="16"/>
-                <w:szCs w:val="16"/>
-                <w:u w:val="none"/>
-                <w:lang w:val="en-US" w:eastAsia="zh-CN"/>
-              </w:rPr>
-              <w:t>入职培训（包括制度与企业文化</w:t>
-            </w:r>
-          </w:p>
-        </w:tc>
-        <w:tc>
-          <w:tcPr>
-            <w:tcW w:w="1850" w:type="dxa"/>
-            <w:tcBorders>
-              <w:top w:val="single" w:color="000000" w:sz="4" w:space="0"/>
-              <w:left w:val="single" w:color="000000" w:sz="4" w:space="0"/>
-              <w:bottom w:val="single" w:color="000000" w:sz="4" w:space="0"/>
-              <w:right w:val="single" w:color="000000" w:sz="4" w:space="0"/>
-            </w:tcBorders>
-            <w:shd w:val="clear" w:color="auto" w:fill="auto"/>
-            <w:vAlign w:val="center"/>
-          </w:tcPr>
-          <w:p>
-            <w:pPr>
-              <w:keepNext w:val="0"/>
-              <w:keepLines w:val="0"/>
-              <w:pageBreakBefore w:val="0"/>
-              <w:widowControl w:val="0"/>
-              <w:suppressLineNumbers w:val="0"/>
-              <w:wordWrap/>
-              <w:overflowPunct/>
-              <w:bidi w:val="0"/>
-              <w:jc w:val="left"/>
-              <w:textAlignment w:val="center"/>
-              <w:rPr>
-                <w:rFonts w:hint="eastAsia" w:ascii="宋体" w:hAnsi="宋体" w:eastAsia="宋体" w:cs="宋体"/>
-                <w:i w:val="0"/>
-                <w:iCs w:val="0"/>
-                <w:snapToGrid w:val="0"/>
-                <w:color w:val="000000"/>
-                <w:kern w:val="0"/>
-                <w:sz w:val="16"/>
-                <w:szCs w:val="16"/>
-                <w:u w:val="none"/>
-                <w:lang w:val="en-US" w:eastAsia="en-US" w:bidi="ar-SA"/>
-              </w:rPr>
-            </w:pPr>
-            <w:r>
-              <w:rPr>
-                <w:rFonts w:hint="eastAsia" w:ascii="宋体" w:hAnsi="宋体" w:eastAsia="宋体" w:cs="宋体"/>
-                <w:i w:val="0"/>
-                <w:iCs w:val="0"/>
-                <w:snapToGrid w:val="0"/>
-                <w:color w:val="000000"/>
-                <w:kern w:val="0"/>
-                <w:sz w:val="16"/>
-                <w:szCs w:val="16"/>
-                <w:u w:val="none"/>
-                <w:lang w:val="en-US" w:eastAsia="zh-CN"/>
-              </w:rPr>
-              <w:t>公司全员</w:t>
-            </w:r>
-          </w:p>
-        </w:tc>
-        <w:tc>
-          <w:tcPr>
-            <w:tcW w:w="750" w:type="dxa"/>
-            <w:tcBorders>
-              <w:top w:val="single" w:color="000000" w:sz="4" w:space="0"/>
-              <w:left w:val="single" w:color="000000" w:sz="4" w:space="0"/>
-              <w:bottom w:val="single" w:color="000000" w:sz="4" w:space="0"/>
-              <w:right w:val="single" w:color="000000" w:sz="4" w:space="0"/>
-            </w:tcBorders>
-            <w:shd w:val="clear" w:color="auto" w:fill="auto"/>
-            <w:vAlign w:val="center"/>
-          </w:tcPr>
-          <w:p>
-            <w:pPr>
-              <w:keepNext w:val="0"/>
-              <w:keepLines w:val="0"/>
-              <w:pageBreakBefore w:val="0"/>
-              <w:widowControl w:val="0"/>
-              <w:suppressLineNumbers w:val="0"/>
-              <w:wordWrap/>
-              <w:overflowPunct/>
-              <w:bidi w:val="0"/>
-              <w:jc w:val="both"/>
-              <w:textAlignment w:val="center"/>
-              <w:rPr>
-                <w:rFonts w:hint="default" w:ascii="宋体" w:hAnsi="宋体" w:eastAsia="宋体" w:cs="宋体"/>
-                <w:i w:val="0"/>
-                <w:iCs w:val="0"/>
-                <w:snapToGrid w:val="0"/>
-                <w:color w:val="000000"/>
-                <w:kern w:val="0"/>
-                <w:sz w:val="16"/>
-                <w:szCs w:val="16"/>
-                <w:u w:val="none"/>
-                <w:lang w:val="en-US" w:eastAsia="en-US" w:bidi="ar-SA"/>
-              </w:rPr>
-            </w:pPr>
-            <w:r>
-              <w:rPr>
-                <w:rFonts w:hint="eastAsia" w:ascii="宋体" w:hAnsi="宋体" w:eastAsia="宋体" w:cs="宋体"/>
-                <w:i w:val="0"/>
-                <w:iCs w:val="0"/>
-                <w:snapToGrid w:val="0"/>
-                <w:color w:val="000000"/>
-                <w:kern w:val="0"/>
-                <w:sz w:val="16"/>
-                <w:szCs w:val="16"/>
-                <w:u w:val="none"/>
-                <w:lang w:val="en-US" w:eastAsia="zh-CN"/>
-              </w:rPr>
-              <w:t>各模块负责人</w:t>
-            </w:r>
-          </w:p>
-        </w:tc>
-        <w:tc>
-          <w:tcPr>
-            <w:tcW w:w="1189" w:type="dxa"/>
-            <w:tcBorders>
-              <w:top w:val="single" w:color="000000" w:sz="4" w:space="0"/>
-              <w:left w:val="single" w:color="000000" w:sz="4" w:space="0"/>
-              <w:bottom w:val="single" w:color="000000" w:sz="4" w:space="0"/>
-              <w:right w:val="single" w:color="000000" w:sz="4" w:space="0"/>
-            </w:tcBorders>
-            <w:shd w:val="clear" w:color="auto" w:fill="auto"/>
-            <w:vAlign w:val="center"/>
-          </w:tcPr>
-          <w:p>
-            <w:pPr>
-              <w:keepNext w:val="0"/>
-              <w:keepLines w:val="0"/>
-              <w:pageBreakBefore w:val="0"/>
-              <w:widowControl w:val="0"/>
-              <w:suppressLineNumbers w:val="0"/>
-              <w:wordWrap/>
-              <w:overflowPunct/>
-              <w:bidi w:val="0"/>
-              <w:jc w:val="both"/>
-              <w:textAlignment w:val="center"/>
-              <w:rPr>
-                <w:rFonts w:hint="eastAsia" w:ascii="宋体" w:hAnsi="宋体" w:eastAsia="宋体" w:cs="宋体"/>
-                <w:i w:val="0"/>
-                <w:iCs w:val="0"/>
-                <w:snapToGrid w:val="0"/>
-                <w:color w:val="000000"/>
-                <w:kern w:val="0"/>
-                <w:sz w:val="16"/>
-                <w:szCs w:val="16"/>
-                <w:u w:val="none"/>
-                <w:lang w:val="en-US" w:eastAsia="en-US" w:bidi="ar-SA"/>
-              </w:rPr>
-            </w:pPr>
-            <w:r>
-              <w:rPr>
-                <w:rFonts w:hint="eastAsia" w:ascii="宋体" w:hAnsi="宋体" w:eastAsia="宋体" w:cs="宋体"/>
-                <w:i w:val="0"/>
-                <w:iCs w:val="0"/>
-                <w:snapToGrid w:val="0"/>
-                <w:color w:val="000000"/>
-                <w:kern w:val="0"/>
-                <w:sz w:val="16"/>
-                <w:szCs w:val="16"/>
-                <w:u w:val="none"/>
-                <w:lang w:val="en-US" w:eastAsia="zh-CN"/>
-              </w:rPr>
-              <w:t>9月</w:t>
-            </w:r>
-          </w:p>
-        </w:tc>
-        <w:tc>
-          <w:tcPr>
-            <w:tcW w:w="1189" w:type="dxa"/>
-            <w:tcBorders>
-              <w:top w:val="single" w:color="000000" w:sz="4" w:space="0"/>
-              <w:left w:val="single" w:color="000000" w:sz="4" w:space="0"/>
-              <w:bottom w:val="single" w:color="000000" w:sz="4" w:space="0"/>
-              <w:right w:val="single" w:color="000000" w:sz="4" w:space="0"/>
-            </w:tcBorders>
-            <w:shd w:val="clear" w:color="auto" w:fill="auto"/>
-            <w:vAlign w:val="center"/>
-          </w:tcPr>
-          <w:p>
-            <w:pPr>
-              <w:keepNext w:val="0"/>
-              <w:keepLines w:val="0"/>
-              <w:pageBreakBefore w:val="0"/>
-              <w:widowControl w:val="0"/>
-              <w:suppressLineNumbers w:val="0"/>
-              <w:wordWrap/>
-              <w:overflowPunct/>
-              <w:bidi w:val="0"/>
-              <w:jc w:val="both"/>
-              <w:textAlignment w:val="center"/>
-              <w:rPr>
-                <w:rFonts w:hint="default" w:ascii="宋体" w:hAnsi="宋体" w:eastAsia="宋体" w:cs="宋体"/>
-                <w:i w:val="0"/>
-                <w:iCs w:val="0"/>
-                <w:snapToGrid w:val="0"/>
-                <w:color w:val="000000"/>
-                <w:kern w:val="0"/>
-                <w:sz w:val="16"/>
-                <w:szCs w:val="16"/>
-                <w:u w:val="none"/>
-                <w:lang w:val="en-US" w:eastAsia="zh-CN"/>
-              </w:rPr>
-            </w:pPr>
-            <w:r>
-              <w:rPr>
-                <w:rFonts w:hint="eastAsia" w:ascii="宋体" w:hAnsi="宋体" w:eastAsia="宋体" w:cs="宋体"/>
-                <w:i w:val="0"/>
-                <w:iCs w:val="0"/>
-                <w:snapToGrid w:val="0"/>
-                <w:color w:val="000000"/>
-                <w:kern w:val="0"/>
-                <w:sz w:val="16"/>
-                <w:szCs w:val="16"/>
-                <w:u w:val="none"/>
-                <w:lang w:val="en-US" w:eastAsia="zh-CN"/>
-              </w:rPr>
-              <w:t>未开始</w:t>
-            </w:r>
-          </w:p>
-        </w:tc>
-      </w:tr>
-      <w:tr>
-        <w:tblPrEx>
-          <w:tblBorders>
-            <w:top w:val="none" w:color="auto" w:sz="0" w:space="0"/>
-            <w:left w:val="none" w:color="auto" w:sz="0" w:space="0"/>
-            <w:bottom w:val="none" w:color="auto" w:sz="0" w:space="0"/>
-            <w:right w:val="none" w:color="auto" w:sz="0" w:space="0"/>
-            <w:insideH w:val="none" w:color="auto" w:sz="0" w:space="0"/>
-            <w:insideV w:val="none" w:color="auto" w:sz="0" w:space="0"/>
-          </w:tblBorders>
-          <w:shd w:val="clear" w:color="auto" w:fill="auto"/>
-          <w:tblCellMar>
-            <w:top w:w="0" w:type="dxa"/>
-            <w:left w:w="108" w:type="dxa"/>
-            <w:bottom w:w="0" w:type="dxa"/>
-            <w:right w:w="108" w:type="dxa"/>
-          </w:tblCellMar>
-        </w:tblPrEx>
-        <w:trPr>
-          <w:trHeight w:val="384" w:hRule="atLeast"/>
-          <w:jc w:val="center"/>
-        </w:trPr>
-        <w:tc>
-          <w:tcPr>
-            <w:tcW w:w="661" w:type="dxa"/>
-            <w:tcBorders>
-              <w:top w:val="single" w:color="000000" w:sz="4" w:space="0"/>
-              <w:left w:val="single" w:color="000000" w:sz="4" w:space="0"/>
-              <w:bottom w:val="single" w:color="000000" w:sz="4" w:space="0"/>
-              <w:right w:val="single" w:color="000000" w:sz="4" w:space="0"/>
-            </w:tcBorders>
-            <w:shd w:val="clear" w:color="auto" w:fill="auto"/>
-            <w:vAlign w:val="center"/>
-          </w:tcPr>
-          <w:p>
-            <w:pPr>
-              <w:keepNext w:val="0"/>
-              <w:keepLines w:val="0"/>
-              <w:pageBreakBefore w:val="0"/>
-              <w:widowControl w:val="0"/>
-              <w:numPr>
-                <w:ilvl w:val="0"/>
-                <w:numId w:val="2"/>
-              </w:numPr>
-              <w:suppressLineNumbers w:val="0"/>
-              <w:wordWrap/>
-              <w:overflowPunct/>
-              <w:bidi w:val="0"/>
-              <w:ind w:left="425" w:leftChars="0" w:hanging="425" w:firstLineChars="0"/>
-              <w:jc w:val="left"/>
-              <w:textAlignment w:val="center"/>
-              <w:rPr>
-                <w:rFonts w:hint="eastAsia" w:ascii="宋体" w:hAnsi="宋体" w:eastAsia="宋体" w:cs="宋体"/>
-                <w:i w:val="0"/>
-                <w:iCs w:val="0"/>
-                <w:snapToGrid w:val="0"/>
-                <w:color w:val="000000"/>
-                <w:kern w:val="0"/>
-                <w:sz w:val="16"/>
-                <w:szCs w:val="16"/>
-                <w:u w:val="none"/>
-                <w:lang w:val="en-US" w:eastAsia="zh-CN"/>
-              </w:rPr>
-            </w:pPr>
-          </w:p>
-        </w:tc>
-        <w:tc>
-          <w:tcPr>
-            <w:tcW w:w="2100" w:type="dxa"/>
-            <w:tcBorders>
-              <w:top w:val="single" w:color="000000" w:sz="4" w:space="0"/>
-              <w:left w:val="single" w:color="000000" w:sz="4" w:space="0"/>
-              <w:bottom w:val="single" w:color="000000" w:sz="4" w:space="0"/>
-              <w:right w:val="single" w:color="000000" w:sz="4" w:space="0"/>
-            </w:tcBorders>
-            <w:shd w:val="clear" w:color="auto" w:fill="auto"/>
-            <w:vAlign w:val="center"/>
-          </w:tcPr>
-          <w:p>
-            <w:pPr>
-              <w:keepNext w:val="0"/>
-              <w:keepLines w:val="0"/>
-              <w:pageBreakBefore w:val="0"/>
-              <w:widowControl w:val="0"/>
-              <w:suppressLineNumbers w:val="0"/>
-              <w:wordWrap/>
-              <w:overflowPunct/>
-              <w:bidi w:val="0"/>
-              <w:jc w:val="left"/>
-              <w:textAlignment w:val="center"/>
-              <w:rPr>
-                <w:rFonts w:hint="eastAsia" w:ascii="宋体" w:hAnsi="宋体" w:eastAsia="宋体" w:cs="宋体"/>
-                <w:i w:val="0"/>
-                <w:iCs w:val="0"/>
-                <w:snapToGrid w:val="0"/>
-                <w:color w:val="000000"/>
-                <w:kern w:val="0"/>
-                <w:sz w:val="16"/>
-                <w:szCs w:val="16"/>
-                <w:u w:val="none"/>
-                <w:lang w:val="en-US" w:eastAsia="en-US" w:bidi="ar-SA"/>
-              </w:rPr>
-            </w:pPr>
-            <w:r>
-              <w:rPr>
-                <w:rFonts w:hint="eastAsia" w:ascii="宋体" w:hAnsi="宋体" w:eastAsia="宋体" w:cs="宋体"/>
-                <w:i w:val="0"/>
-                <w:iCs w:val="0"/>
-                <w:snapToGrid w:val="0"/>
-                <w:color w:val="000000"/>
-                <w:kern w:val="0"/>
-                <w:sz w:val="16"/>
-                <w:szCs w:val="16"/>
-                <w:u w:val="none"/>
-                <w:lang w:val="en-US" w:eastAsia="zh-CN"/>
-              </w:rPr>
-              <w:t>公司产品培训</w:t>
-            </w:r>
-          </w:p>
-        </w:tc>
-        <w:tc>
-          <w:tcPr>
-            <w:tcW w:w="1850" w:type="dxa"/>
-            <w:tcBorders>
-              <w:top w:val="single" w:color="000000" w:sz="4" w:space="0"/>
-              <w:left w:val="single" w:color="000000" w:sz="4" w:space="0"/>
-              <w:bottom w:val="single" w:color="000000" w:sz="4" w:space="0"/>
-              <w:right w:val="single" w:color="000000" w:sz="4" w:space="0"/>
-            </w:tcBorders>
-            <w:shd w:val="clear" w:color="auto" w:fill="auto"/>
-            <w:vAlign w:val="center"/>
-          </w:tcPr>
-          <w:p>
-            <w:pPr>
-              <w:keepNext w:val="0"/>
-              <w:keepLines w:val="0"/>
-              <w:pageBreakBefore w:val="0"/>
-              <w:widowControl w:val="0"/>
-              <w:suppressLineNumbers w:val="0"/>
-              <w:wordWrap/>
-              <w:overflowPunct/>
-              <w:bidi w:val="0"/>
-              <w:jc w:val="left"/>
-              <w:textAlignment w:val="center"/>
-              <w:rPr>
-                <w:rFonts w:hint="eastAsia" w:ascii="宋体" w:hAnsi="宋体" w:eastAsia="宋体" w:cs="宋体"/>
-                <w:i w:val="0"/>
-                <w:iCs w:val="0"/>
-                <w:snapToGrid w:val="0"/>
-                <w:color w:val="000000"/>
-                <w:kern w:val="0"/>
-                <w:sz w:val="16"/>
-                <w:szCs w:val="16"/>
-                <w:u w:val="none"/>
-                <w:lang w:val="en-US" w:eastAsia="en-US" w:bidi="ar-SA"/>
-              </w:rPr>
-            </w:pPr>
-            <w:r>
-              <w:rPr>
-                <w:rFonts w:hint="eastAsia" w:ascii="宋体" w:hAnsi="宋体" w:eastAsia="宋体" w:cs="宋体"/>
-                <w:i w:val="0"/>
-                <w:iCs w:val="0"/>
-                <w:snapToGrid w:val="0"/>
-                <w:color w:val="000000"/>
-                <w:kern w:val="0"/>
-                <w:sz w:val="16"/>
-                <w:szCs w:val="16"/>
-                <w:u w:val="none"/>
-                <w:lang w:val="en-US" w:eastAsia="zh-CN"/>
-              </w:rPr>
-              <w:t>公司全员</w:t>
-            </w:r>
-          </w:p>
-        </w:tc>
-        <w:tc>
-          <w:tcPr>
-            <w:tcW w:w="750" w:type="dxa"/>
-            <w:tcBorders>
-              <w:top w:val="single" w:color="000000" w:sz="4" w:space="0"/>
-              <w:left w:val="single" w:color="000000" w:sz="4" w:space="0"/>
-              <w:bottom w:val="single" w:color="000000" w:sz="4" w:space="0"/>
-              <w:right w:val="single" w:color="000000" w:sz="4" w:space="0"/>
-            </w:tcBorders>
-            <w:shd w:val="clear" w:color="auto" w:fill="auto"/>
-            <w:vAlign w:val="center"/>
-          </w:tcPr>
-          <w:p>
-            <w:pPr>
-              <w:keepNext w:val="0"/>
-              <w:keepLines w:val="0"/>
-              <w:pageBreakBefore w:val="0"/>
-              <w:widowControl w:val="0"/>
-              <w:suppressLineNumbers w:val="0"/>
-              <w:wordWrap/>
-              <w:overflowPunct/>
-              <w:bidi w:val="0"/>
-              <w:jc w:val="both"/>
-              <w:textAlignment w:val="center"/>
-              <w:rPr>
-                <w:rFonts w:hint="eastAsia" w:ascii="宋体" w:hAnsi="宋体" w:eastAsia="宋体" w:cs="宋体"/>
-                <w:i w:val="0"/>
-                <w:iCs w:val="0"/>
-                <w:snapToGrid w:val="0"/>
-                <w:color w:val="000000"/>
-                <w:kern w:val="0"/>
-                <w:sz w:val="16"/>
-                <w:szCs w:val="16"/>
-                <w:u w:val="none"/>
-                <w:lang w:val="en-US" w:eastAsia="en-US" w:bidi="ar-SA"/>
-              </w:rPr>
-            </w:pPr>
-            <w:r>
-              <w:rPr>
-                <w:rFonts w:hint="eastAsia" w:ascii="宋体" w:hAnsi="宋体" w:eastAsia="宋体" w:cs="宋体"/>
-                <w:i w:val="0"/>
-                <w:iCs w:val="0"/>
-                <w:snapToGrid w:val="0"/>
-                <w:color w:val="000000"/>
-                <w:kern w:val="0"/>
-                <w:sz w:val="16"/>
-                <w:szCs w:val="16"/>
-                <w:u w:val="none"/>
-                <w:lang w:val="en-US" w:eastAsia="zh-CN"/>
-              </w:rPr>
-              <w:t>毛彦超</w:t>
-            </w:r>
-          </w:p>
-        </w:tc>
-        <w:tc>
-          <w:tcPr>
-            <w:tcW w:w="1189" w:type="dxa"/>
-            <w:tcBorders>
-              <w:top w:val="single" w:color="000000" w:sz="4" w:space="0"/>
-              <w:left w:val="single" w:color="000000" w:sz="4" w:space="0"/>
-              <w:bottom w:val="single" w:color="000000" w:sz="4" w:space="0"/>
-              <w:right w:val="single" w:color="000000" w:sz="4" w:space="0"/>
-            </w:tcBorders>
-            <w:shd w:val="clear" w:color="auto" w:fill="auto"/>
-            <w:vAlign w:val="center"/>
-          </w:tcPr>
-          <w:p>
-            <w:pPr>
-              <w:keepNext w:val="0"/>
-              <w:keepLines w:val="0"/>
-              <w:pageBreakBefore w:val="0"/>
-              <w:widowControl w:val="0"/>
-              <w:suppressLineNumbers w:val="0"/>
-              <w:wordWrap/>
-              <w:overflowPunct/>
-              <w:bidi w:val="0"/>
-              <w:jc w:val="both"/>
-              <w:textAlignment w:val="center"/>
-              <w:rPr>
-                <w:rFonts w:hint="eastAsia" w:ascii="宋体" w:hAnsi="宋体" w:eastAsia="宋体" w:cs="宋体"/>
-                <w:i w:val="0"/>
-                <w:iCs w:val="0"/>
-                <w:snapToGrid w:val="0"/>
-                <w:color w:val="000000"/>
-                <w:kern w:val="0"/>
-                <w:sz w:val="16"/>
-                <w:szCs w:val="16"/>
-                <w:u w:val="none"/>
-                <w:lang w:val="en-US" w:eastAsia="en-US" w:bidi="ar-SA"/>
-              </w:rPr>
-            </w:pPr>
-            <w:r>
-              <w:rPr>
-                <w:rFonts w:hint="eastAsia" w:ascii="宋体" w:hAnsi="宋体" w:eastAsia="宋体" w:cs="宋体"/>
-                <w:i w:val="0"/>
-                <w:iCs w:val="0"/>
-                <w:snapToGrid w:val="0"/>
-                <w:color w:val="000000"/>
-                <w:kern w:val="0"/>
-                <w:sz w:val="16"/>
-                <w:szCs w:val="16"/>
-                <w:u w:val="none"/>
-                <w:lang w:val="en-US" w:eastAsia="zh-CN"/>
-              </w:rPr>
-              <w:t>9月</w:t>
-            </w:r>
-          </w:p>
-        </w:tc>
-        <w:tc>
-          <w:tcPr>
-            <w:tcW w:w="1189" w:type="dxa"/>
-            <w:tcBorders>
-              <w:top w:val="single" w:color="000000" w:sz="4" w:space="0"/>
-              <w:left w:val="single" w:color="000000" w:sz="4" w:space="0"/>
-              <w:bottom w:val="single" w:color="000000" w:sz="4" w:space="0"/>
-              <w:right w:val="single" w:color="000000" w:sz="4" w:space="0"/>
-            </w:tcBorders>
-            <w:shd w:val="clear" w:color="auto" w:fill="auto"/>
-            <w:vAlign w:val="center"/>
-          </w:tcPr>
-          <w:p>
-            <w:pPr>
-              <w:keepNext w:val="0"/>
-              <w:keepLines w:val="0"/>
-              <w:pageBreakBefore w:val="0"/>
-              <w:widowControl w:val="0"/>
-              <w:suppressLineNumbers w:val="0"/>
-              <w:wordWrap/>
-              <w:overflowPunct/>
-              <w:bidi w:val="0"/>
-              <w:jc w:val="both"/>
-              <w:textAlignment w:val="center"/>
-              <w:rPr>
-                <w:rFonts w:hint="eastAsia" w:ascii="宋体" w:hAnsi="宋体" w:eastAsia="宋体" w:cs="宋体"/>
-                <w:i w:val="0"/>
-                <w:iCs w:val="0"/>
-                <w:snapToGrid w:val="0"/>
-                <w:color w:val="000000"/>
-                <w:kern w:val="0"/>
-                <w:sz w:val="16"/>
-                <w:szCs w:val="16"/>
-                <w:u w:val="none"/>
-                <w:lang w:val="en-US" w:eastAsia="zh-CN"/>
-              </w:rPr>
-            </w:pPr>
-            <w:r>
-              <w:rPr>
-                <w:rFonts w:hint="eastAsia" w:ascii="宋体" w:hAnsi="宋体" w:eastAsia="宋体" w:cs="宋体"/>
-                <w:i w:val="0"/>
-                <w:iCs w:val="0"/>
-                <w:snapToGrid w:val="0"/>
-                <w:color w:val="000000"/>
-                <w:kern w:val="0"/>
-                <w:sz w:val="16"/>
-                <w:szCs w:val="16"/>
-                <w:u w:val="none"/>
-                <w:lang w:val="en-US" w:eastAsia="zh-CN"/>
-              </w:rPr>
-              <w:t>未开始</w:t>
-            </w:r>
-          </w:p>
-        </w:tc>
-      </w:tr>
-      <w:tr>
-        <w:tblPrEx>
-          <w:tblBorders>
-            <w:top w:val="none" w:color="auto" w:sz="0" w:space="0"/>
-            <w:left w:val="none" w:color="auto" w:sz="0" w:space="0"/>
-            <w:bottom w:val="none" w:color="auto" w:sz="0" w:space="0"/>
-            <w:right w:val="none" w:color="auto" w:sz="0" w:space="0"/>
-            <w:insideH w:val="none" w:color="auto" w:sz="0" w:space="0"/>
-            <w:insideV w:val="none" w:color="auto" w:sz="0" w:space="0"/>
-          </w:tblBorders>
-          <w:tblCellMar>
-            <w:top w:w="0" w:type="dxa"/>
-            <w:left w:w="108" w:type="dxa"/>
-            <w:bottom w:w="0" w:type="dxa"/>
-            <w:right w:w="108" w:type="dxa"/>
-          </w:tblCellMar>
-        </w:tblPrEx>
-        <w:trPr>
-          <w:trHeight w:val="384" w:hRule="atLeast"/>
-          <w:jc w:val="center"/>
-        </w:trPr>
-        <w:tc>
-          <w:tcPr>
-            <w:tcW w:w="661" w:type="dxa"/>
-            <w:tcBorders>
-              <w:top w:val="single" w:color="000000" w:sz="4" w:space="0"/>
-              <w:left w:val="single" w:color="000000" w:sz="4" w:space="0"/>
-              <w:bottom w:val="single" w:color="000000" w:sz="4" w:space="0"/>
-              <w:right w:val="single" w:color="000000" w:sz="4" w:space="0"/>
-            </w:tcBorders>
-            <w:shd w:val="clear" w:color="auto" w:fill="auto"/>
-            <w:vAlign w:val="center"/>
-          </w:tcPr>
-          <w:p>
-            <w:pPr>
-              <w:keepNext w:val="0"/>
-              <w:keepLines w:val="0"/>
-              <w:pageBreakBefore w:val="0"/>
-              <w:widowControl w:val="0"/>
-              <w:numPr>
-                <w:ilvl w:val="0"/>
-                <w:numId w:val="2"/>
-              </w:numPr>
-              <w:suppressLineNumbers w:val="0"/>
-              <w:wordWrap/>
-              <w:overflowPunct/>
-              <w:bidi w:val="0"/>
-              <w:ind w:left="425" w:leftChars="0" w:hanging="425" w:firstLineChars="0"/>
-              <w:jc w:val="left"/>
-              <w:textAlignment w:val="center"/>
-              <w:rPr>
-                <w:rFonts w:hint="eastAsia" w:ascii="宋体" w:hAnsi="宋体" w:eastAsia="宋体" w:cs="宋体"/>
-                <w:i w:val="0"/>
-                <w:iCs w:val="0"/>
-                <w:snapToGrid w:val="0"/>
-                <w:color w:val="000000"/>
-                <w:kern w:val="0"/>
-                <w:sz w:val="16"/>
-                <w:szCs w:val="16"/>
-                <w:u w:val="none"/>
-                <w:lang w:val="en-US" w:eastAsia="zh-CN"/>
-              </w:rPr>
-            </w:pPr>
-          </w:p>
-        </w:tc>
-        <w:tc>
-          <w:tcPr>
-            <w:tcW w:w="2100" w:type="dxa"/>
-            <w:tcBorders>
-              <w:top w:val="single" w:color="000000" w:sz="4" w:space="0"/>
-              <w:left w:val="single" w:color="000000" w:sz="4" w:space="0"/>
-              <w:bottom w:val="single" w:color="000000" w:sz="4" w:space="0"/>
-              <w:right w:val="single" w:color="000000" w:sz="4" w:space="0"/>
-            </w:tcBorders>
-            <w:shd w:val="clear" w:color="auto" w:fill="auto"/>
-            <w:vAlign w:val="center"/>
-          </w:tcPr>
-          <w:p>
-            <w:pPr>
-              <w:keepNext w:val="0"/>
-              <w:keepLines w:val="0"/>
-              <w:pageBreakBefore w:val="0"/>
-              <w:widowControl w:val="0"/>
-              <w:suppressLineNumbers w:val="0"/>
-              <w:wordWrap/>
-              <w:overflowPunct/>
-              <w:bidi w:val="0"/>
-              <w:jc w:val="left"/>
-              <w:textAlignment w:val="center"/>
-              <w:rPr>
-                <w:rFonts w:hint="default" w:ascii="宋体" w:hAnsi="宋体" w:eastAsia="宋体" w:cs="宋体"/>
-                <w:i w:val="0"/>
-                <w:iCs w:val="0"/>
-                <w:snapToGrid w:val="0"/>
-                <w:color w:val="000000"/>
-                <w:kern w:val="0"/>
-                <w:sz w:val="16"/>
-                <w:szCs w:val="16"/>
-                <w:u w:val="none"/>
-                <w:lang w:val="en-US" w:eastAsia="en-US" w:bidi="ar-SA"/>
-              </w:rPr>
-            </w:pPr>
-            <w:r>
-              <w:rPr>
-                <w:rFonts w:hint="eastAsia" w:ascii="宋体" w:hAnsi="宋体" w:eastAsia="宋体" w:cs="宋体"/>
-                <w:i w:val="0"/>
-                <w:iCs w:val="0"/>
-                <w:snapToGrid w:val="0"/>
-                <w:color w:val="000000"/>
-                <w:kern w:val="0"/>
-                <w:sz w:val="16"/>
-                <w:szCs w:val="16"/>
-                <w:u w:val="none"/>
-                <w:lang w:val="en-US" w:eastAsia="zh-CN"/>
-              </w:rPr>
-              <w:t>信息、数据安全常识</w:t>
-            </w:r>
-            <w:r>
-              <w:rPr>
-                <w:rStyle w:val="42"/>
-                <w:snapToGrid w:val="0"/>
-                <w:color w:val="000000"/>
-                <w:lang w:val="en-US" w:eastAsia="zh-CN"/>
-              </w:rPr>
-              <w:t>及应对策略</w:t>
-            </w:r>
-          </w:p>
-        </w:tc>
-        <w:tc>
-          <w:tcPr>
-            <w:tcW w:w="1850" w:type="dxa"/>
-            <w:tcBorders>
-              <w:top w:val="single" w:color="000000" w:sz="4" w:space="0"/>
-              <w:left w:val="single" w:color="000000" w:sz="4" w:space="0"/>
-              <w:bottom w:val="single" w:color="000000" w:sz="4" w:space="0"/>
-              <w:right w:val="single" w:color="000000" w:sz="4" w:space="0"/>
-            </w:tcBorders>
-            <w:shd w:val="clear" w:color="auto" w:fill="auto"/>
-            <w:vAlign w:val="center"/>
-          </w:tcPr>
-          <w:p>
-            <w:pPr>
-              <w:keepNext w:val="0"/>
-              <w:keepLines w:val="0"/>
-              <w:pageBreakBefore w:val="0"/>
-              <w:widowControl w:val="0"/>
-              <w:suppressLineNumbers w:val="0"/>
-              <w:wordWrap/>
-              <w:overflowPunct/>
-              <w:bidi w:val="0"/>
-              <w:jc w:val="left"/>
-              <w:textAlignment w:val="center"/>
-              <w:rPr>
-                <w:rFonts w:hint="eastAsia" w:ascii="宋体" w:hAnsi="宋体" w:eastAsia="宋体" w:cs="宋体"/>
-                <w:i w:val="0"/>
-                <w:iCs w:val="0"/>
-                <w:snapToGrid w:val="0"/>
-                <w:color w:val="000000"/>
-                <w:kern w:val="0"/>
-                <w:sz w:val="16"/>
-                <w:szCs w:val="16"/>
-                <w:u w:val="none"/>
-                <w:lang w:val="en-US" w:eastAsia="en-US" w:bidi="ar-SA"/>
-              </w:rPr>
-            </w:pPr>
-            <w:r>
-              <w:rPr>
-                <w:rFonts w:hint="eastAsia" w:ascii="宋体" w:hAnsi="宋体" w:eastAsia="宋体" w:cs="宋体"/>
-                <w:i w:val="0"/>
-                <w:iCs w:val="0"/>
-                <w:snapToGrid w:val="0"/>
-                <w:color w:val="000000"/>
-                <w:kern w:val="0"/>
-                <w:sz w:val="16"/>
-                <w:szCs w:val="16"/>
-                <w:u w:val="none"/>
-                <w:lang w:val="en-US" w:eastAsia="zh-CN"/>
-              </w:rPr>
-              <w:t>运维项目经理、网络</w:t>
-            </w:r>
-            <w:r>
-              <w:rPr>
-                <w:rStyle w:val="42"/>
-                <w:snapToGrid w:val="0"/>
-                <w:color w:val="000000"/>
-                <w:lang w:val="en-US" w:eastAsia="zh-CN"/>
-              </w:rPr>
-              <w:t>工程师</w:t>
-            </w:r>
-          </w:p>
-        </w:tc>
-        <w:tc>
-          <w:tcPr>
-            <w:tcW w:w="750" w:type="dxa"/>
-            <w:tcBorders>
-              <w:top w:val="single" w:color="000000" w:sz="4" w:space="0"/>
-              <w:left w:val="single" w:color="000000" w:sz="4" w:space="0"/>
-              <w:bottom w:val="single" w:color="000000" w:sz="4" w:space="0"/>
-              <w:right w:val="single" w:color="000000" w:sz="4" w:space="0"/>
-            </w:tcBorders>
-            <w:shd w:val="clear" w:color="auto" w:fill="auto"/>
-            <w:vAlign w:val="center"/>
-          </w:tcPr>
-          <w:p>
-            <w:pPr>
-              <w:keepNext w:val="0"/>
-              <w:keepLines w:val="0"/>
-              <w:pageBreakBefore w:val="0"/>
-              <w:widowControl w:val="0"/>
-              <w:suppressLineNumbers w:val="0"/>
-              <w:wordWrap/>
-              <w:overflowPunct/>
-              <w:bidi w:val="0"/>
-              <w:jc w:val="both"/>
-              <w:textAlignment w:val="center"/>
-              <w:rPr>
-                <w:rFonts w:hint="eastAsia" w:ascii="宋体" w:hAnsi="宋体" w:eastAsia="宋体" w:cs="宋体"/>
-                <w:i w:val="0"/>
-                <w:iCs w:val="0"/>
-                <w:snapToGrid w:val="0"/>
-                <w:color w:val="000000"/>
-                <w:kern w:val="0"/>
-                <w:sz w:val="16"/>
-                <w:szCs w:val="16"/>
-                <w:u w:val="none"/>
-                <w:lang w:val="en-US" w:eastAsia="en-US" w:bidi="ar-SA"/>
-              </w:rPr>
-            </w:pPr>
-            <w:r>
-              <w:rPr>
-                <w:rFonts w:hint="eastAsia" w:ascii="宋体" w:hAnsi="宋体" w:eastAsia="宋体" w:cs="宋体"/>
-                <w:i w:val="0"/>
-                <w:iCs w:val="0"/>
-                <w:snapToGrid w:val="0"/>
-                <w:color w:val="000000"/>
-                <w:kern w:val="0"/>
-                <w:sz w:val="16"/>
-                <w:szCs w:val="16"/>
-                <w:u w:val="none"/>
-                <w:lang w:val="en-US" w:eastAsia="zh-CN"/>
-              </w:rPr>
-              <w:t>毛彦超</w:t>
-            </w:r>
-          </w:p>
-        </w:tc>
-        <w:tc>
-          <w:tcPr>
-            <w:tcW w:w="1189" w:type="dxa"/>
-            <w:tcBorders>
-              <w:top w:val="single" w:color="000000" w:sz="4" w:space="0"/>
-              <w:left w:val="single" w:color="000000" w:sz="4" w:space="0"/>
-              <w:bottom w:val="single" w:color="000000" w:sz="4" w:space="0"/>
-              <w:right w:val="single" w:color="000000" w:sz="4" w:space="0"/>
-            </w:tcBorders>
-            <w:shd w:val="clear" w:color="auto" w:fill="auto"/>
-            <w:vAlign w:val="center"/>
-          </w:tcPr>
-          <w:p>
-            <w:pPr>
-              <w:keepNext w:val="0"/>
-              <w:keepLines w:val="0"/>
-              <w:pageBreakBefore w:val="0"/>
-              <w:widowControl w:val="0"/>
-              <w:suppressLineNumbers w:val="0"/>
-              <w:wordWrap/>
-              <w:overflowPunct/>
-              <w:bidi w:val="0"/>
-              <w:jc w:val="both"/>
-              <w:textAlignment w:val="center"/>
-              <w:rPr>
-                <w:rFonts w:hint="eastAsia" w:ascii="宋体" w:hAnsi="宋体" w:eastAsia="宋体" w:cs="宋体"/>
-                <w:i w:val="0"/>
-                <w:iCs w:val="0"/>
-                <w:snapToGrid w:val="0"/>
-                <w:color w:val="000000"/>
-                <w:kern w:val="0"/>
-                <w:sz w:val="16"/>
-                <w:szCs w:val="16"/>
-                <w:u w:val="none"/>
-                <w:lang w:val="en-US" w:eastAsia="en-US" w:bidi="ar-SA"/>
-              </w:rPr>
-            </w:pPr>
-            <w:r>
-              <w:rPr>
-                <w:rFonts w:hint="eastAsia" w:ascii="宋体" w:hAnsi="宋体" w:eastAsia="宋体" w:cs="宋体"/>
-                <w:i w:val="0"/>
-                <w:iCs w:val="0"/>
-                <w:snapToGrid w:val="0"/>
-                <w:color w:val="000000"/>
-                <w:kern w:val="0"/>
-                <w:sz w:val="16"/>
-                <w:szCs w:val="16"/>
-                <w:u w:val="none"/>
-                <w:lang w:val="en-US" w:eastAsia="zh-CN"/>
-              </w:rPr>
-              <w:t>9月</w:t>
-            </w:r>
-          </w:p>
-        </w:tc>
-        <w:tc>
-          <w:tcPr>
-            <w:tcW w:w="1189" w:type="dxa"/>
-            <w:tcBorders>
-              <w:top w:val="single" w:color="000000" w:sz="4" w:space="0"/>
-              <w:left w:val="single" w:color="000000" w:sz="4" w:space="0"/>
-              <w:bottom w:val="single" w:color="000000" w:sz="4" w:space="0"/>
-              <w:right w:val="single" w:color="000000" w:sz="4" w:space="0"/>
-            </w:tcBorders>
-            <w:shd w:val="clear" w:color="auto" w:fill="auto"/>
-            <w:vAlign w:val="center"/>
-          </w:tcPr>
-          <w:p>
-            <w:pPr>
-              <w:keepNext w:val="0"/>
-              <w:keepLines w:val="0"/>
-              <w:pageBreakBefore w:val="0"/>
-              <w:widowControl w:val="0"/>
-              <w:suppressLineNumbers w:val="0"/>
-              <w:wordWrap/>
-              <w:overflowPunct/>
-              <w:bidi w:val="0"/>
-              <w:jc w:val="both"/>
-              <w:textAlignment w:val="center"/>
-              <w:rPr>
-                <w:rFonts w:hint="eastAsia" w:ascii="宋体" w:hAnsi="宋体" w:eastAsia="宋体" w:cs="宋体"/>
-                <w:i w:val="0"/>
-                <w:iCs w:val="0"/>
-                <w:snapToGrid w:val="0"/>
-                <w:color w:val="000000"/>
-                <w:kern w:val="0"/>
-                <w:sz w:val="16"/>
-                <w:szCs w:val="16"/>
-                <w:u w:val="none"/>
-                <w:lang w:val="en-US" w:eastAsia="zh-CN"/>
-              </w:rPr>
-            </w:pPr>
-            <w:r>
-              <w:rPr>
-                <w:rFonts w:hint="eastAsia" w:ascii="宋体" w:hAnsi="宋体" w:eastAsia="宋体" w:cs="宋体"/>
-                <w:i w:val="0"/>
-                <w:iCs w:val="0"/>
-                <w:snapToGrid w:val="0"/>
-                <w:color w:val="000000"/>
-                <w:kern w:val="0"/>
-                <w:sz w:val="16"/>
-                <w:szCs w:val="16"/>
-                <w:u w:val="none"/>
-                <w:lang w:val="en-US" w:eastAsia="zh-CN"/>
-              </w:rPr>
-              <w:t>未开始</w:t>
-            </w:r>
-          </w:p>
-        </w:tc>
-      </w:tr>
-      <w:tr>
-        <w:tblPrEx>
-          <w:tblBorders>
-            <w:top w:val="none" w:color="auto" w:sz="0" w:space="0"/>
-            <w:left w:val="none" w:color="auto" w:sz="0" w:space="0"/>
-            <w:bottom w:val="none" w:color="auto" w:sz="0" w:space="0"/>
-            <w:right w:val="none" w:color="auto" w:sz="0" w:space="0"/>
-            <w:insideH w:val="none" w:color="auto" w:sz="0" w:space="0"/>
-            <w:insideV w:val="none" w:color="auto" w:sz="0" w:space="0"/>
-          </w:tblBorders>
-          <w:tblCellMar>
-            <w:top w:w="0" w:type="dxa"/>
-            <w:left w:w="108" w:type="dxa"/>
-            <w:bottom w:w="0" w:type="dxa"/>
-            <w:right w:w="108" w:type="dxa"/>
-          </w:tblCellMar>
-        </w:tblPrEx>
-        <w:trPr>
-          <w:trHeight w:val="384" w:hRule="atLeast"/>
-          <w:jc w:val="center"/>
-        </w:trPr>
-        <w:tc>
-          <w:tcPr>
-            <w:tcW w:w="661" w:type="dxa"/>
-            <w:tcBorders>
-              <w:top w:val="single" w:color="000000" w:sz="4" w:space="0"/>
-              <w:left w:val="single" w:color="000000" w:sz="4" w:space="0"/>
-              <w:bottom w:val="single" w:color="000000" w:sz="4" w:space="0"/>
-              <w:right w:val="single" w:color="000000" w:sz="4" w:space="0"/>
-            </w:tcBorders>
-            <w:shd w:val="clear" w:color="auto" w:fill="auto"/>
-            <w:vAlign w:val="center"/>
-          </w:tcPr>
-          <w:p>
-            <w:pPr>
-              <w:keepNext w:val="0"/>
-              <w:keepLines w:val="0"/>
-              <w:pageBreakBefore w:val="0"/>
-              <w:widowControl w:val="0"/>
-              <w:numPr>
-                <w:ilvl w:val="0"/>
-                <w:numId w:val="2"/>
-              </w:numPr>
-              <w:suppressLineNumbers w:val="0"/>
-              <w:wordWrap/>
-              <w:overflowPunct/>
-              <w:bidi w:val="0"/>
-              <w:ind w:left="425" w:leftChars="0" w:hanging="425" w:firstLineChars="0"/>
-              <w:jc w:val="left"/>
-              <w:textAlignment w:val="center"/>
-              <w:rPr>
-                <w:rFonts w:hint="eastAsia" w:ascii="宋体" w:hAnsi="宋体" w:eastAsia="宋体" w:cs="宋体"/>
-                <w:i w:val="0"/>
-                <w:iCs w:val="0"/>
-                <w:snapToGrid w:val="0"/>
-                <w:color w:val="000000"/>
-                <w:kern w:val="0"/>
-                <w:sz w:val="16"/>
-                <w:szCs w:val="16"/>
-                <w:u w:val="none"/>
-                <w:lang w:val="en-US" w:eastAsia="zh-CN"/>
-              </w:rPr>
-            </w:pPr>
-          </w:p>
-        </w:tc>
-        <w:tc>
-          <w:tcPr>
-            <w:tcW w:w="2100" w:type="dxa"/>
-            <w:tcBorders>
-              <w:top w:val="single" w:color="000000" w:sz="4" w:space="0"/>
-              <w:left w:val="single" w:color="000000" w:sz="4" w:space="0"/>
-              <w:bottom w:val="single" w:color="000000" w:sz="4" w:space="0"/>
-              <w:right w:val="single" w:color="000000" w:sz="4" w:space="0"/>
-            </w:tcBorders>
-            <w:shd w:val="clear" w:color="auto" w:fill="auto"/>
-            <w:vAlign w:val="center"/>
-          </w:tcPr>
-          <w:p>
-            <w:pPr>
-              <w:keepNext w:val="0"/>
-              <w:keepLines w:val="0"/>
-              <w:pageBreakBefore w:val="0"/>
-              <w:widowControl w:val="0"/>
-              <w:suppressLineNumbers w:val="0"/>
-              <w:wordWrap/>
-              <w:overflowPunct/>
-              <w:bidi w:val="0"/>
-              <w:jc w:val="left"/>
-              <w:textAlignment w:val="center"/>
-              <w:rPr>
-                <w:rFonts w:hint="eastAsia" w:ascii="宋体" w:hAnsi="宋体" w:eastAsia="宋体" w:cs="宋体"/>
-                <w:i w:val="0"/>
-                <w:iCs w:val="0"/>
-                <w:snapToGrid w:val="0"/>
-                <w:color w:val="000000"/>
-                <w:kern w:val="0"/>
-                <w:sz w:val="16"/>
-                <w:szCs w:val="16"/>
-                <w:u w:val="none"/>
-                <w:lang w:val="en-US" w:eastAsia="en-US" w:bidi="ar-SA"/>
-              </w:rPr>
-            </w:pPr>
-            <w:r>
-              <w:rPr>
-                <w:rFonts w:hint="eastAsia" w:ascii="宋体" w:hAnsi="宋体" w:eastAsia="宋体" w:cs="宋体"/>
-                <w:i w:val="0"/>
-                <w:iCs w:val="0"/>
-                <w:snapToGrid w:val="0"/>
-                <w:color w:val="000000"/>
-                <w:kern w:val="0"/>
-                <w:sz w:val="16"/>
-                <w:szCs w:val="16"/>
-                <w:u w:val="none"/>
-                <w:lang w:val="en-US" w:eastAsia="zh-CN"/>
-              </w:rPr>
-              <w:t>产品测试用例编写</w:t>
-            </w:r>
-          </w:p>
-        </w:tc>
-        <w:tc>
-          <w:tcPr>
-            <w:tcW w:w="1850" w:type="dxa"/>
-            <w:tcBorders>
-              <w:top w:val="single" w:color="000000" w:sz="4" w:space="0"/>
-              <w:left w:val="single" w:color="000000" w:sz="4" w:space="0"/>
-              <w:bottom w:val="single" w:color="000000" w:sz="4" w:space="0"/>
-              <w:right w:val="single" w:color="000000" w:sz="4" w:space="0"/>
-            </w:tcBorders>
-            <w:shd w:val="clear" w:color="auto" w:fill="auto"/>
-            <w:vAlign w:val="center"/>
-          </w:tcPr>
-          <w:p>
-            <w:pPr>
-              <w:keepNext w:val="0"/>
-              <w:keepLines w:val="0"/>
-              <w:pageBreakBefore w:val="0"/>
-              <w:widowControl w:val="0"/>
-              <w:suppressLineNumbers w:val="0"/>
-              <w:wordWrap/>
-              <w:overflowPunct/>
-              <w:bidi w:val="0"/>
-              <w:jc w:val="left"/>
-              <w:textAlignment w:val="center"/>
-              <w:rPr>
-                <w:rFonts w:hint="eastAsia" w:ascii="宋体" w:hAnsi="宋体" w:eastAsia="宋体" w:cs="宋体"/>
-                <w:i w:val="0"/>
-                <w:iCs w:val="0"/>
-                <w:snapToGrid w:val="0"/>
-                <w:color w:val="000000"/>
-                <w:kern w:val="0"/>
-                <w:sz w:val="16"/>
-                <w:szCs w:val="16"/>
-                <w:u w:val="none"/>
-                <w:lang w:val="en-US" w:eastAsia="en-US" w:bidi="ar-SA"/>
-              </w:rPr>
-            </w:pPr>
-            <w:r>
-              <w:rPr>
-                <w:rFonts w:hint="eastAsia" w:ascii="宋体" w:hAnsi="宋体" w:eastAsia="宋体" w:cs="宋体"/>
-                <w:i w:val="0"/>
-                <w:iCs w:val="0"/>
-                <w:snapToGrid w:val="0"/>
-                <w:color w:val="000000"/>
-                <w:kern w:val="0"/>
-                <w:sz w:val="16"/>
-                <w:szCs w:val="16"/>
-                <w:u w:val="none"/>
-                <w:lang w:val="en-US" w:eastAsia="zh-CN"/>
-              </w:rPr>
-              <w:t>运维部、研发部</w:t>
-            </w:r>
-          </w:p>
-        </w:tc>
-        <w:tc>
-          <w:tcPr>
-            <w:tcW w:w="750" w:type="dxa"/>
-            <w:tcBorders>
-              <w:top w:val="single" w:color="000000" w:sz="4" w:space="0"/>
-              <w:left w:val="single" w:color="000000" w:sz="4" w:space="0"/>
-              <w:bottom w:val="single" w:color="000000" w:sz="4" w:space="0"/>
-              <w:right w:val="single" w:color="000000" w:sz="4" w:space="0"/>
-            </w:tcBorders>
-            <w:shd w:val="clear" w:color="auto" w:fill="auto"/>
-            <w:vAlign w:val="center"/>
-          </w:tcPr>
-          <w:p>
-            <w:pPr>
-              <w:keepNext w:val="0"/>
-              <w:keepLines w:val="0"/>
-              <w:pageBreakBefore w:val="0"/>
-              <w:widowControl w:val="0"/>
-              <w:suppressLineNumbers w:val="0"/>
-              <w:wordWrap/>
-              <w:overflowPunct/>
-              <w:bidi w:val="0"/>
-              <w:jc w:val="both"/>
-              <w:textAlignment w:val="center"/>
-              <w:rPr>
-                <w:rFonts w:hint="eastAsia" w:ascii="宋体" w:hAnsi="宋体" w:eastAsia="宋体" w:cs="宋体"/>
-                <w:i w:val="0"/>
-                <w:iCs w:val="0"/>
-                <w:snapToGrid w:val="0"/>
-                <w:color w:val="000000"/>
-                <w:kern w:val="0"/>
-                <w:sz w:val="16"/>
-                <w:szCs w:val="16"/>
-                <w:u w:val="none"/>
-                <w:lang w:val="en-US" w:eastAsia="en-US" w:bidi="ar-SA"/>
-              </w:rPr>
-            </w:pPr>
-            <w:r>
-              <w:rPr>
-                <w:rFonts w:hint="eastAsia" w:ascii="宋体" w:hAnsi="宋体" w:eastAsia="宋体" w:cs="宋体"/>
-                <w:i w:val="0"/>
-                <w:iCs w:val="0"/>
-                <w:snapToGrid w:val="0"/>
-                <w:color w:val="000000"/>
-                <w:kern w:val="0"/>
-                <w:sz w:val="16"/>
-                <w:szCs w:val="16"/>
-                <w:u w:val="none"/>
-                <w:lang w:val="en-US" w:eastAsia="zh-CN"/>
-              </w:rPr>
-              <w:t>毛彦超</w:t>
-            </w:r>
-          </w:p>
-        </w:tc>
-        <w:tc>
-          <w:tcPr>
-            <w:tcW w:w="1189" w:type="dxa"/>
-            <w:tcBorders>
-              <w:top w:val="single" w:color="000000" w:sz="4" w:space="0"/>
-              <w:left w:val="single" w:color="000000" w:sz="4" w:space="0"/>
-              <w:bottom w:val="single" w:color="000000" w:sz="4" w:space="0"/>
-              <w:right w:val="single" w:color="000000" w:sz="4" w:space="0"/>
-            </w:tcBorders>
-            <w:shd w:val="clear" w:color="auto" w:fill="auto"/>
-            <w:vAlign w:val="center"/>
-          </w:tcPr>
-          <w:p>
-            <w:pPr>
-              <w:keepNext w:val="0"/>
-              <w:keepLines w:val="0"/>
-              <w:pageBreakBefore w:val="0"/>
-              <w:widowControl w:val="0"/>
-              <w:suppressLineNumbers w:val="0"/>
-              <w:wordWrap/>
-              <w:overflowPunct/>
-              <w:bidi w:val="0"/>
-              <w:jc w:val="both"/>
-              <w:textAlignment w:val="center"/>
-              <w:rPr>
-                <w:rFonts w:hint="eastAsia" w:ascii="宋体" w:hAnsi="宋体" w:eastAsia="宋体" w:cs="宋体"/>
-                <w:i w:val="0"/>
-                <w:iCs w:val="0"/>
-                <w:snapToGrid w:val="0"/>
-                <w:color w:val="000000"/>
-                <w:kern w:val="0"/>
-                <w:sz w:val="16"/>
-                <w:szCs w:val="16"/>
-                <w:u w:val="none"/>
-                <w:lang w:val="en-US" w:eastAsia="en-US" w:bidi="ar-SA"/>
               </w:rPr>
             </w:pPr>
             <w:r>
@@ -14355,678 +15026,6 @@
                 <w:sz w:val="16"/>
                 <w:szCs w:val="16"/>
                 <w:u w:val="none"/>
-                <w:lang w:val="en-US" w:eastAsia="en-US" w:bidi="ar-SA"/>
-              </w:rPr>
-            </w:pPr>
-            <w:r>
-              <w:rPr>
-                <w:rFonts w:hint="eastAsia" w:ascii="宋体" w:hAnsi="宋体" w:eastAsia="宋体" w:cs="宋体"/>
-                <w:i w:val="0"/>
-                <w:iCs w:val="0"/>
-                <w:snapToGrid w:val="0"/>
-                <w:color w:val="000000"/>
-                <w:kern w:val="0"/>
-                <w:sz w:val="16"/>
-                <w:szCs w:val="16"/>
-                <w:u w:val="none"/>
-                <w:lang w:val="en-US" w:eastAsia="zh-CN"/>
-              </w:rPr>
-              <w:t>运维服务服务知识</w:t>
-            </w:r>
-          </w:p>
-        </w:tc>
-        <w:tc>
-          <w:tcPr>
-            <w:tcW w:w="1850" w:type="dxa"/>
-            <w:tcBorders>
-              <w:top w:val="single" w:color="000000" w:sz="4" w:space="0"/>
-              <w:left w:val="single" w:color="000000" w:sz="4" w:space="0"/>
-              <w:bottom w:val="single" w:color="000000" w:sz="4" w:space="0"/>
-              <w:right w:val="single" w:color="000000" w:sz="4" w:space="0"/>
-            </w:tcBorders>
-            <w:shd w:val="clear" w:color="auto" w:fill="auto"/>
-            <w:vAlign w:val="center"/>
-          </w:tcPr>
-          <w:p>
-            <w:pPr>
-              <w:keepNext w:val="0"/>
-              <w:keepLines w:val="0"/>
-              <w:pageBreakBefore w:val="0"/>
-              <w:widowControl w:val="0"/>
-              <w:suppressLineNumbers w:val="0"/>
-              <w:wordWrap/>
-              <w:overflowPunct/>
-              <w:bidi w:val="0"/>
-              <w:jc w:val="left"/>
-              <w:textAlignment w:val="center"/>
-              <w:rPr>
-                <w:rFonts w:hint="eastAsia" w:ascii="宋体" w:hAnsi="宋体" w:eastAsia="宋体" w:cs="宋体"/>
-                <w:i w:val="0"/>
-                <w:iCs w:val="0"/>
-                <w:snapToGrid w:val="0"/>
-                <w:color w:val="000000"/>
-                <w:kern w:val="0"/>
-                <w:sz w:val="16"/>
-                <w:szCs w:val="16"/>
-                <w:u w:val="none"/>
-                <w:lang w:val="en-US" w:eastAsia="en-US" w:bidi="ar-SA"/>
-              </w:rPr>
-            </w:pPr>
-            <w:r>
-              <w:rPr>
-                <w:rFonts w:hint="eastAsia" w:ascii="宋体" w:hAnsi="宋体" w:eastAsia="宋体" w:cs="宋体"/>
-                <w:i w:val="0"/>
-                <w:iCs w:val="0"/>
-                <w:snapToGrid w:val="0"/>
-                <w:color w:val="000000"/>
-                <w:kern w:val="0"/>
-                <w:sz w:val="16"/>
-                <w:szCs w:val="16"/>
-                <w:u w:val="none"/>
-                <w:lang w:val="en-US" w:eastAsia="zh-CN"/>
-              </w:rPr>
-              <w:t>全体运维人员</w:t>
-            </w:r>
-          </w:p>
-        </w:tc>
-        <w:tc>
-          <w:tcPr>
-            <w:tcW w:w="750" w:type="dxa"/>
-            <w:tcBorders>
-              <w:top w:val="single" w:color="000000" w:sz="4" w:space="0"/>
-              <w:left w:val="single" w:color="000000" w:sz="4" w:space="0"/>
-              <w:bottom w:val="single" w:color="000000" w:sz="4" w:space="0"/>
-              <w:right w:val="single" w:color="000000" w:sz="4" w:space="0"/>
-            </w:tcBorders>
-            <w:shd w:val="clear" w:color="auto" w:fill="auto"/>
-            <w:vAlign w:val="center"/>
-          </w:tcPr>
-          <w:p>
-            <w:pPr>
-              <w:keepNext w:val="0"/>
-              <w:keepLines w:val="0"/>
-              <w:pageBreakBefore w:val="0"/>
-              <w:widowControl w:val="0"/>
-              <w:suppressLineNumbers w:val="0"/>
-              <w:wordWrap/>
-              <w:overflowPunct/>
-              <w:bidi w:val="0"/>
-              <w:jc w:val="both"/>
-              <w:textAlignment w:val="center"/>
-              <w:rPr>
-                <w:rFonts w:hint="eastAsia" w:ascii="宋体" w:hAnsi="宋体" w:eastAsia="宋体" w:cs="宋体"/>
-                <w:i w:val="0"/>
-                <w:iCs w:val="0"/>
-                <w:snapToGrid w:val="0"/>
-                <w:color w:val="000000"/>
-                <w:kern w:val="0"/>
-                <w:sz w:val="16"/>
-                <w:szCs w:val="16"/>
-                <w:u w:val="none"/>
-                <w:lang w:val="en-US" w:eastAsia="en-US" w:bidi="ar-SA"/>
-              </w:rPr>
-            </w:pPr>
-            <w:r>
-              <w:rPr>
-                <w:rFonts w:hint="eastAsia" w:ascii="宋体" w:hAnsi="宋体" w:eastAsia="宋体" w:cs="宋体"/>
-                <w:i w:val="0"/>
-                <w:iCs w:val="0"/>
-                <w:snapToGrid w:val="0"/>
-                <w:color w:val="000000"/>
-                <w:kern w:val="0"/>
-                <w:sz w:val="16"/>
-                <w:szCs w:val="16"/>
-                <w:u w:val="none"/>
-                <w:lang w:val="en-US" w:eastAsia="zh-CN"/>
-              </w:rPr>
-              <w:t>毛彦超</w:t>
-            </w:r>
-          </w:p>
-        </w:tc>
-        <w:tc>
-          <w:tcPr>
-            <w:tcW w:w="1189" w:type="dxa"/>
-            <w:tcBorders>
-              <w:top w:val="single" w:color="000000" w:sz="4" w:space="0"/>
-              <w:left w:val="single" w:color="000000" w:sz="4" w:space="0"/>
-              <w:bottom w:val="single" w:color="000000" w:sz="4" w:space="0"/>
-              <w:right w:val="single" w:color="000000" w:sz="4" w:space="0"/>
-            </w:tcBorders>
-            <w:shd w:val="clear" w:color="auto" w:fill="auto"/>
-            <w:vAlign w:val="center"/>
-          </w:tcPr>
-          <w:p>
-            <w:pPr>
-              <w:keepNext w:val="0"/>
-              <w:keepLines w:val="0"/>
-              <w:pageBreakBefore w:val="0"/>
-              <w:widowControl w:val="0"/>
-              <w:suppressLineNumbers w:val="0"/>
-              <w:wordWrap/>
-              <w:overflowPunct/>
-              <w:bidi w:val="0"/>
-              <w:jc w:val="both"/>
-              <w:textAlignment w:val="center"/>
-              <w:rPr>
-                <w:rFonts w:hint="eastAsia" w:ascii="宋体" w:hAnsi="宋体" w:eastAsia="宋体" w:cs="宋体"/>
-                <w:i w:val="0"/>
-                <w:iCs w:val="0"/>
-                <w:snapToGrid w:val="0"/>
-                <w:color w:val="000000"/>
-                <w:kern w:val="0"/>
-                <w:sz w:val="16"/>
-                <w:szCs w:val="16"/>
-                <w:u w:val="none"/>
-                <w:lang w:val="en-US" w:eastAsia="en-US" w:bidi="ar-SA"/>
-              </w:rPr>
-            </w:pPr>
-            <w:r>
-              <w:rPr>
-                <w:rFonts w:hint="eastAsia" w:ascii="宋体" w:hAnsi="宋体" w:eastAsia="宋体" w:cs="宋体"/>
-                <w:i w:val="0"/>
-                <w:iCs w:val="0"/>
-                <w:snapToGrid w:val="0"/>
-                <w:color w:val="000000"/>
-                <w:kern w:val="0"/>
-                <w:sz w:val="16"/>
-                <w:szCs w:val="16"/>
-                <w:u w:val="none"/>
-                <w:lang w:val="en-US" w:eastAsia="zh-CN"/>
-              </w:rPr>
-              <w:t>9月</w:t>
-            </w:r>
-          </w:p>
-        </w:tc>
-        <w:tc>
-          <w:tcPr>
-            <w:tcW w:w="1189" w:type="dxa"/>
-            <w:tcBorders>
-              <w:top w:val="single" w:color="000000" w:sz="4" w:space="0"/>
-              <w:left w:val="single" w:color="000000" w:sz="4" w:space="0"/>
-              <w:bottom w:val="single" w:color="000000" w:sz="4" w:space="0"/>
-              <w:right w:val="single" w:color="000000" w:sz="4" w:space="0"/>
-            </w:tcBorders>
-            <w:shd w:val="clear" w:color="auto" w:fill="auto"/>
-            <w:vAlign w:val="center"/>
-          </w:tcPr>
-          <w:p>
-            <w:pPr>
-              <w:keepNext w:val="0"/>
-              <w:keepLines w:val="0"/>
-              <w:pageBreakBefore w:val="0"/>
-              <w:widowControl w:val="0"/>
-              <w:suppressLineNumbers w:val="0"/>
-              <w:wordWrap/>
-              <w:overflowPunct/>
-              <w:bidi w:val="0"/>
-              <w:jc w:val="both"/>
-              <w:textAlignment w:val="center"/>
-              <w:rPr>
-                <w:rFonts w:hint="eastAsia" w:ascii="宋体" w:hAnsi="宋体" w:eastAsia="宋体" w:cs="宋体"/>
-                <w:i w:val="0"/>
-                <w:iCs w:val="0"/>
-                <w:snapToGrid w:val="0"/>
-                <w:color w:val="000000"/>
-                <w:kern w:val="0"/>
-                <w:sz w:val="16"/>
-                <w:szCs w:val="16"/>
-                <w:u w:val="none"/>
-                <w:lang w:val="en-US" w:eastAsia="zh-CN"/>
-              </w:rPr>
-            </w:pPr>
-            <w:r>
-              <w:rPr>
-                <w:rFonts w:hint="eastAsia" w:ascii="宋体" w:hAnsi="宋体" w:eastAsia="宋体" w:cs="宋体"/>
-                <w:i w:val="0"/>
-                <w:iCs w:val="0"/>
-                <w:snapToGrid w:val="0"/>
-                <w:color w:val="000000"/>
-                <w:kern w:val="0"/>
-                <w:sz w:val="16"/>
-                <w:szCs w:val="16"/>
-                <w:u w:val="none"/>
-                <w:lang w:val="en-US" w:eastAsia="zh-CN"/>
-              </w:rPr>
-              <w:t>未开始</w:t>
-            </w:r>
-          </w:p>
-        </w:tc>
-      </w:tr>
-      <w:tr>
-        <w:tblPrEx>
-          <w:tblBorders>
-            <w:top w:val="none" w:color="auto" w:sz="0" w:space="0"/>
-            <w:left w:val="none" w:color="auto" w:sz="0" w:space="0"/>
-            <w:bottom w:val="none" w:color="auto" w:sz="0" w:space="0"/>
-            <w:right w:val="none" w:color="auto" w:sz="0" w:space="0"/>
-            <w:insideH w:val="none" w:color="auto" w:sz="0" w:space="0"/>
-            <w:insideV w:val="none" w:color="auto" w:sz="0" w:space="0"/>
-          </w:tblBorders>
-          <w:tblCellMar>
-            <w:top w:w="0" w:type="dxa"/>
-            <w:left w:w="108" w:type="dxa"/>
-            <w:bottom w:w="0" w:type="dxa"/>
-            <w:right w:w="108" w:type="dxa"/>
-          </w:tblCellMar>
-        </w:tblPrEx>
-        <w:trPr>
-          <w:trHeight w:val="576" w:hRule="atLeast"/>
-          <w:jc w:val="center"/>
-        </w:trPr>
-        <w:tc>
-          <w:tcPr>
-            <w:tcW w:w="661" w:type="dxa"/>
-            <w:tcBorders>
-              <w:top w:val="single" w:color="000000" w:sz="4" w:space="0"/>
-              <w:left w:val="single" w:color="000000" w:sz="4" w:space="0"/>
-              <w:bottom w:val="single" w:color="000000" w:sz="4" w:space="0"/>
-              <w:right w:val="single" w:color="000000" w:sz="4" w:space="0"/>
-            </w:tcBorders>
-            <w:shd w:val="clear" w:color="auto" w:fill="auto"/>
-            <w:vAlign w:val="center"/>
-          </w:tcPr>
-          <w:p>
-            <w:pPr>
-              <w:keepNext w:val="0"/>
-              <w:keepLines w:val="0"/>
-              <w:pageBreakBefore w:val="0"/>
-              <w:widowControl w:val="0"/>
-              <w:numPr>
-                <w:ilvl w:val="0"/>
-                <w:numId w:val="2"/>
-              </w:numPr>
-              <w:suppressLineNumbers w:val="0"/>
-              <w:wordWrap/>
-              <w:overflowPunct/>
-              <w:bidi w:val="0"/>
-              <w:ind w:left="425" w:leftChars="0" w:hanging="425" w:firstLineChars="0"/>
-              <w:jc w:val="left"/>
-              <w:textAlignment w:val="center"/>
-              <w:rPr>
-                <w:rFonts w:hint="eastAsia" w:ascii="宋体" w:hAnsi="宋体" w:eastAsia="宋体" w:cs="宋体"/>
-                <w:i w:val="0"/>
-                <w:iCs w:val="0"/>
-                <w:snapToGrid w:val="0"/>
-                <w:color w:val="000000"/>
-                <w:kern w:val="0"/>
-                <w:sz w:val="16"/>
-                <w:szCs w:val="16"/>
-                <w:u w:val="none"/>
-                <w:lang w:val="en-US" w:eastAsia="zh-CN"/>
-              </w:rPr>
-            </w:pPr>
-          </w:p>
-        </w:tc>
-        <w:tc>
-          <w:tcPr>
-            <w:tcW w:w="2100" w:type="dxa"/>
-            <w:tcBorders>
-              <w:top w:val="single" w:color="000000" w:sz="4" w:space="0"/>
-              <w:left w:val="single" w:color="000000" w:sz="4" w:space="0"/>
-              <w:bottom w:val="single" w:color="000000" w:sz="4" w:space="0"/>
-              <w:right w:val="single" w:color="000000" w:sz="4" w:space="0"/>
-            </w:tcBorders>
-            <w:shd w:val="clear" w:color="auto" w:fill="auto"/>
-            <w:vAlign w:val="center"/>
-          </w:tcPr>
-          <w:p>
-            <w:pPr>
-              <w:keepNext w:val="0"/>
-              <w:keepLines w:val="0"/>
-              <w:pageBreakBefore w:val="0"/>
-              <w:widowControl w:val="0"/>
-              <w:suppressLineNumbers w:val="0"/>
-              <w:wordWrap/>
-              <w:overflowPunct/>
-              <w:bidi w:val="0"/>
-              <w:jc w:val="left"/>
-              <w:textAlignment w:val="center"/>
-              <w:rPr>
-                <w:rFonts w:hint="eastAsia" w:ascii="宋体" w:hAnsi="宋体" w:eastAsia="宋体" w:cs="宋体"/>
-                <w:i w:val="0"/>
-                <w:iCs w:val="0"/>
-                <w:snapToGrid w:val="0"/>
-                <w:color w:val="000000"/>
-                <w:kern w:val="0"/>
-                <w:sz w:val="16"/>
-                <w:szCs w:val="16"/>
-                <w:u w:val="none"/>
-                <w:lang w:val="en-US" w:eastAsia="zh-CN" w:bidi="ar-SA"/>
-              </w:rPr>
-            </w:pPr>
-            <w:r>
-              <w:rPr>
-                <w:rFonts w:hint="eastAsia" w:ascii="宋体" w:hAnsi="宋体" w:eastAsia="宋体" w:cs="宋体"/>
-                <w:i w:val="0"/>
-                <w:iCs w:val="0"/>
-                <w:snapToGrid w:val="0"/>
-                <w:color w:val="000000"/>
-                <w:kern w:val="0"/>
-                <w:sz w:val="16"/>
-                <w:szCs w:val="16"/>
-                <w:u w:val="none"/>
-                <w:lang w:val="en-US" w:eastAsia="zh-CN"/>
-              </w:rPr>
-              <w:t>服务台人员操作流程</w:t>
-            </w:r>
-          </w:p>
-        </w:tc>
-        <w:tc>
-          <w:tcPr>
-            <w:tcW w:w="1850" w:type="dxa"/>
-            <w:tcBorders>
-              <w:top w:val="single" w:color="000000" w:sz="4" w:space="0"/>
-              <w:left w:val="single" w:color="000000" w:sz="4" w:space="0"/>
-              <w:bottom w:val="single" w:color="000000" w:sz="4" w:space="0"/>
-              <w:right w:val="single" w:color="000000" w:sz="4" w:space="0"/>
-            </w:tcBorders>
-            <w:shd w:val="clear" w:color="auto" w:fill="auto"/>
-            <w:vAlign w:val="center"/>
-          </w:tcPr>
-          <w:p>
-            <w:pPr>
-              <w:keepNext w:val="0"/>
-              <w:keepLines w:val="0"/>
-              <w:pageBreakBefore w:val="0"/>
-              <w:widowControl w:val="0"/>
-              <w:suppressLineNumbers w:val="0"/>
-              <w:wordWrap/>
-              <w:overflowPunct/>
-              <w:bidi w:val="0"/>
-              <w:jc w:val="left"/>
-              <w:textAlignment w:val="center"/>
-              <w:rPr>
-                <w:rFonts w:hint="eastAsia" w:ascii="宋体" w:hAnsi="宋体" w:eastAsia="宋体" w:cs="宋体"/>
-                <w:i w:val="0"/>
-                <w:iCs w:val="0"/>
-                <w:snapToGrid w:val="0"/>
-                <w:color w:val="000000"/>
-                <w:kern w:val="0"/>
-                <w:sz w:val="16"/>
-                <w:szCs w:val="16"/>
-                <w:u w:val="none"/>
-                <w:lang w:val="en-US" w:eastAsia="zh-CN" w:bidi="ar-SA"/>
-              </w:rPr>
-            </w:pPr>
-            <w:r>
-              <w:rPr>
-                <w:rFonts w:hint="eastAsia" w:ascii="宋体" w:hAnsi="宋体" w:eastAsia="宋体" w:cs="宋体"/>
-                <w:i w:val="0"/>
-                <w:iCs w:val="0"/>
-                <w:snapToGrid w:val="0"/>
-                <w:color w:val="000000"/>
-                <w:kern w:val="0"/>
-                <w:sz w:val="16"/>
-                <w:szCs w:val="16"/>
-                <w:u w:val="none"/>
-                <w:lang w:val="en-US" w:eastAsia="zh-CN"/>
-              </w:rPr>
-              <w:t>服务台全员</w:t>
-            </w:r>
-          </w:p>
-        </w:tc>
-        <w:tc>
-          <w:tcPr>
-            <w:tcW w:w="750" w:type="dxa"/>
-            <w:tcBorders>
-              <w:top w:val="single" w:color="000000" w:sz="4" w:space="0"/>
-              <w:left w:val="single" w:color="000000" w:sz="4" w:space="0"/>
-              <w:bottom w:val="single" w:color="000000" w:sz="4" w:space="0"/>
-              <w:right w:val="single" w:color="000000" w:sz="4" w:space="0"/>
-            </w:tcBorders>
-            <w:shd w:val="clear" w:color="auto" w:fill="auto"/>
-            <w:vAlign w:val="center"/>
-          </w:tcPr>
-          <w:p>
-            <w:pPr>
-              <w:keepNext w:val="0"/>
-              <w:keepLines w:val="0"/>
-              <w:pageBreakBefore w:val="0"/>
-              <w:widowControl w:val="0"/>
-              <w:suppressLineNumbers w:val="0"/>
-              <w:wordWrap/>
-              <w:overflowPunct/>
-              <w:bidi w:val="0"/>
-              <w:jc w:val="both"/>
-              <w:textAlignment w:val="center"/>
-              <w:rPr>
-                <w:rFonts w:hint="eastAsia" w:ascii="宋体" w:hAnsi="宋体" w:eastAsia="宋体" w:cs="宋体"/>
-                <w:i w:val="0"/>
-                <w:iCs w:val="0"/>
-                <w:snapToGrid w:val="0"/>
-                <w:color w:val="000000"/>
-                <w:kern w:val="0"/>
-                <w:sz w:val="16"/>
-                <w:szCs w:val="16"/>
-                <w:u w:val="none"/>
-                <w:lang w:val="en-US" w:eastAsia="zh-CN" w:bidi="ar-SA"/>
-              </w:rPr>
-            </w:pPr>
-            <w:r>
-              <w:rPr>
-                <w:rFonts w:hint="eastAsia" w:ascii="宋体" w:hAnsi="宋体" w:eastAsia="宋体" w:cs="宋体"/>
-                <w:i w:val="0"/>
-                <w:iCs w:val="0"/>
-                <w:snapToGrid w:val="0"/>
-                <w:color w:val="000000"/>
-                <w:kern w:val="0"/>
-                <w:sz w:val="16"/>
-                <w:szCs w:val="16"/>
-                <w:u w:val="none"/>
-                <w:lang w:val="en-US" w:eastAsia="zh-CN"/>
-              </w:rPr>
-              <w:t>毛彦超</w:t>
-            </w:r>
-          </w:p>
-        </w:tc>
-        <w:tc>
-          <w:tcPr>
-            <w:tcW w:w="1189" w:type="dxa"/>
-            <w:tcBorders>
-              <w:top w:val="single" w:color="000000" w:sz="4" w:space="0"/>
-              <w:left w:val="single" w:color="000000" w:sz="4" w:space="0"/>
-              <w:bottom w:val="single" w:color="000000" w:sz="4" w:space="0"/>
-              <w:right w:val="single" w:color="000000" w:sz="4" w:space="0"/>
-            </w:tcBorders>
-            <w:shd w:val="clear" w:color="auto" w:fill="auto"/>
-            <w:vAlign w:val="center"/>
-          </w:tcPr>
-          <w:p>
-            <w:pPr>
-              <w:keepNext w:val="0"/>
-              <w:keepLines w:val="0"/>
-              <w:pageBreakBefore w:val="0"/>
-              <w:widowControl w:val="0"/>
-              <w:suppressLineNumbers w:val="0"/>
-              <w:wordWrap/>
-              <w:overflowPunct/>
-              <w:bidi w:val="0"/>
-              <w:jc w:val="both"/>
-              <w:textAlignment w:val="center"/>
-              <w:rPr>
-                <w:rFonts w:hint="eastAsia" w:ascii="宋体" w:hAnsi="宋体" w:eastAsia="宋体" w:cs="宋体"/>
-                <w:i w:val="0"/>
-                <w:iCs w:val="0"/>
-                <w:snapToGrid w:val="0"/>
-                <w:color w:val="000000"/>
-                <w:kern w:val="0"/>
-                <w:sz w:val="16"/>
-                <w:szCs w:val="16"/>
-                <w:u w:val="none"/>
-                <w:lang w:val="en-US" w:eastAsia="zh-CN" w:bidi="ar-SA"/>
-              </w:rPr>
-            </w:pPr>
-            <w:r>
-              <w:rPr>
-                <w:rFonts w:hint="eastAsia" w:ascii="宋体" w:hAnsi="宋体" w:eastAsia="宋体" w:cs="宋体"/>
-                <w:i w:val="0"/>
-                <w:iCs w:val="0"/>
-                <w:snapToGrid w:val="0"/>
-                <w:color w:val="000000"/>
-                <w:kern w:val="0"/>
-                <w:sz w:val="16"/>
-                <w:szCs w:val="16"/>
-                <w:u w:val="none"/>
-                <w:lang w:val="en-US" w:eastAsia="zh-CN"/>
-              </w:rPr>
-              <w:t>9月</w:t>
-            </w:r>
-          </w:p>
-        </w:tc>
-        <w:tc>
-          <w:tcPr>
-            <w:tcW w:w="1189" w:type="dxa"/>
-            <w:tcBorders>
-              <w:top w:val="single" w:color="000000" w:sz="4" w:space="0"/>
-              <w:left w:val="single" w:color="000000" w:sz="4" w:space="0"/>
-              <w:bottom w:val="single" w:color="000000" w:sz="4" w:space="0"/>
-              <w:right w:val="single" w:color="000000" w:sz="4" w:space="0"/>
-            </w:tcBorders>
-            <w:shd w:val="clear" w:color="auto" w:fill="auto"/>
-            <w:vAlign w:val="center"/>
-          </w:tcPr>
-          <w:p>
-            <w:pPr>
-              <w:keepNext w:val="0"/>
-              <w:keepLines w:val="0"/>
-              <w:pageBreakBefore w:val="0"/>
-              <w:widowControl w:val="0"/>
-              <w:suppressLineNumbers w:val="0"/>
-              <w:wordWrap/>
-              <w:overflowPunct/>
-              <w:bidi w:val="0"/>
-              <w:jc w:val="both"/>
-              <w:textAlignment w:val="center"/>
-              <w:rPr>
-                <w:rFonts w:hint="eastAsia" w:ascii="宋体" w:hAnsi="宋体" w:eastAsia="宋体" w:cs="宋体"/>
-                <w:i w:val="0"/>
-                <w:iCs w:val="0"/>
-                <w:snapToGrid w:val="0"/>
-                <w:color w:val="000000"/>
-                <w:kern w:val="0"/>
-                <w:sz w:val="16"/>
-                <w:szCs w:val="16"/>
-                <w:u w:val="none"/>
-                <w:lang w:val="en-US" w:eastAsia="zh-CN"/>
-              </w:rPr>
-            </w:pPr>
-            <w:r>
-              <w:rPr>
-                <w:rFonts w:hint="eastAsia" w:ascii="宋体" w:hAnsi="宋体" w:eastAsia="宋体" w:cs="宋体"/>
-                <w:i w:val="0"/>
-                <w:iCs w:val="0"/>
-                <w:snapToGrid w:val="0"/>
-                <w:color w:val="000000"/>
-                <w:kern w:val="0"/>
-                <w:sz w:val="16"/>
-                <w:szCs w:val="16"/>
-                <w:u w:val="none"/>
-                <w:lang w:val="en-US" w:eastAsia="zh-CN"/>
-              </w:rPr>
-              <w:t>未开始</w:t>
-            </w:r>
-          </w:p>
-        </w:tc>
-      </w:tr>
-      <w:tr>
-        <w:tblPrEx>
-          <w:tblBorders>
-            <w:top w:val="none" w:color="auto" w:sz="0" w:space="0"/>
-            <w:left w:val="none" w:color="auto" w:sz="0" w:space="0"/>
-            <w:bottom w:val="none" w:color="auto" w:sz="0" w:space="0"/>
-            <w:right w:val="none" w:color="auto" w:sz="0" w:space="0"/>
-            <w:insideH w:val="none" w:color="auto" w:sz="0" w:space="0"/>
-            <w:insideV w:val="none" w:color="auto" w:sz="0" w:space="0"/>
-          </w:tblBorders>
-          <w:tblCellMar>
-            <w:top w:w="0" w:type="dxa"/>
-            <w:left w:w="108" w:type="dxa"/>
-            <w:bottom w:w="0" w:type="dxa"/>
-            <w:right w:w="108" w:type="dxa"/>
-          </w:tblCellMar>
-        </w:tblPrEx>
-        <w:trPr>
-          <w:trHeight w:val="576" w:hRule="atLeast"/>
-          <w:jc w:val="center"/>
-        </w:trPr>
-        <w:tc>
-          <w:tcPr>
-            <w:tcW w:w="661" w:type="dxa"/>
-            <w:tcBorders>
-              <w:top w:val="single" w:color="000000" w:sz="4" w:space="0"/>
-              <w:left w:val="single" w:color="000000" w:sz="4" w:space="0"/>
-              <w:bottom w:val="single" w:color="000000" w:sz="4" w:space="0"/>
-              <w:right w:val="single" w:color="000000" w:sz="4" w:space="0"/>
-            </w:tcBorders>
-            <w:shd w:val="clear" w:color="auto" w:fill="auto"/>
-            <w:vAlign w:val="center"/>
-          </w:tcPr>
-          <w:p>
-            <w:pPr>
-              <w:keepNext w:val="0"/>
-              <w:keepLines w:val="0"/>
-              <w:pageBreakBefore w:val="0"/>
-              <w:widowControl w:val="0"/>
-              <w:numPr>
-                <w:ilvl w:val="0"/>
-                <w:numId w:val="2"/>
-              </w:numPr>
-              <w:suppressLineNumbers w:val="0"/>
-              <w:wordWrap/>
-              <w:overflowPunct/>
-              <w:bidi w:val="0"/>
-              <w:ind w:left="425" w:leftChars="0" w:hanging="425" w:firstLineChars="0"/>
-              <w:jc w:val="left"/>
-              <w:textAlignment w:val="center"/>
-              <w:rPr>
-                <w:rFonts w:hint="eastAsia" w:ascii="宋体" w:hAnsi="宋体" w:eastAsia="宋体" w:cs="宋体"/>
-                <w:i w:val="0"/>
-                <w:iCs w:val="0"/>
-                <w:snapToGrid w:val="0"/>
-                <w:color w:val="000000"/>
-                <w:kern w:val="0"/>
-                <w:sz w:val="16"/>
-                <w:szCs w:val="16"/>
-                <w:u w:val="none"/>
-                <w:lang w:val="en-US" w:eastAsia="zh-CN"/>
-              </w:rPr>
-            </w:pPr>
-          </w:p>
-        </w:tc>
-        <w:tc>
-          <w:tcPr>
-            <w:tcW w:w="2100" w:type="dxa"/>
-            <w:tcBorders>
-              <w:top w:val="single" w:color="000000" w:sz="4" w:space="0"/>
-              <w:left w:val="single" w:color="000000" w:sz="4" w:space="0"/>
-              <w:bottom w:val="single" w:color="000000" w:sz="4" w:space="0"/>
-              <w:right w:val="single" w:color="000000" w:sz="4" w:space="0"/>
-            </w:tcBorders>
-            <w:shd w:val="clear" w:color="auto" w:fill="auto"/>
-            <w:vAlign w:val="center"/>
-          </w:tcPr>
-          <w:p>
-            <w:pPr>
-              <w:keepNext w:val="0"/>
-              <w:keepLines w:val="0"/>
-              <w:pageBreakBefore w:val="0"/>
-              <w:widowControl w:val="0"/>
-              <w:suppressLineNumbers w:val="0"/>
-              <w:wordWrap/>
-              <w:overflowPunct/>
-              <w:bidi w:val="0"/>
-              <w:jc w:val="left"/>
-              <w:textAlignment w:val="center"/>
-              <w:rPr>
-                <w:rFonts w:hint="eastAsia" w:ascii="宋体" w:hAnsi="宋体" w:eastAsia="宋体" w:cs="宋体"/>
-                <w:i w:val="0"/>
-                <w:iCs w:val="0"/>
-                <w:snapToGrid w:val="0"/>
-                <w:color w:val="000000"/>
-                <w:kern w:val="0"/>
-                <w:sz w:val="16"/>
-                <w:szCs w:val="16"/>
-                <w:u w:val="none"/>
                 <w:lang w:val="en-US" w:eastAsia="zh-CN" w:bidi="ar-SA"/>
               </w:rPr>
             </w:pPr>
@@ -15964,6 +15963,7 @@
             <w:insideH w:val="none" w:color="auto" w:sz="0" w:space="0"/>
             <w:insideV w:val="none" w:color="auto" w:sz="0" w:space="0"/>
           </w:tblBorders>
+          <w:shd w:val="clear" w:color="auto" w:fill="auto"/>
           <w:tblCellMar>
             <w:top w:w="0" w:type="dxa"/>
             <w:left w:w="108" w:type="dxa"/>
@@ -17547,7 +17547,15 @@
         <w:rPr>
           <w:rFonts w:hint="default"/>
         </w:rPr>
-        <w:t>关键岗位全面推行AB岗备份机制，有效保障A岗员工因休假、请假等原因离岗时，其职责由具备相应业务能力的B岗员工承接，确保业务连续性与稳定性。</w:t>
+        <w:t>关键岗位全面推行AB岗备份机制，有效保障A岗员工因休假、请假等原因离岗时，其职责由具备相应业务能力的B岗员工承接</w:t>
+      </w:r>
+      <w:bookmarkStart w:id="15" w:name="_GoBack"/>
+      <w:bookmarkEnd w:id="15"/>
+      <w:r>
+        <w:rPr>
+          <w:rFonts w:hint="default"/>
+        </w:rPr>
+        <w:t>，确保业务连续性与稳定性。</w:t>
       </w:r>
     </w:p>
     <w:p>
